--- a/3_Documentazione (word e pdf)/Documentazione Backup e Disaster Recovery.docx
+++ b/3_Documentazione (word e pdf)/Documentazione Backup e Disaster Recovery.docx
@@ -9,9 +9,6 @@
           <w:tab w:val="left" w:pos="351"/>
           <w:tab w:val="right" w:leader="dot" w:pos="9628"/>
         </w:tabs>
-        <w:rPr>
-          <w:lang w:val="it-IT"/>
-        </w:rPr>
       </w:pPr>
     </w:p>
     <w:p>
@@ -3298,15 +3295,7 @@
                 <w:sz w:val="16"/>
                 <w:szCs w:val="16"/>
               </w:rPr>
-              <w:t>0</w:t>
-            </w:r>
-            <w:r>
-              <w:rPr>
-                <w:b/>
-                <w:sz w:val="16"/>
-                <w:szCs w:val="16"/>
-              </w:rPr>
-              <w:t>1</w:t>
+              <w:t>01</w:t>
             </w:r>
           </w:p>
         </w:tc>
@@ -3365,7 +3354,7 @@
                 <w:sz w:val="16"/>
                 <w:szCs w:val="16"/>
               </w:rPr>
-              <w:t>Creazione macchine virtuali</w:t>
+              <w:t>Infrastruttura Virtuale</w:t>
             </w:r>
           </w:p>
         </w:tc>
@@ -3542,104 +3531,7 @@
                 <w:sz w:val="16"/>
                 <w:szCs w:val="16"/>
               </w:rPr>
-              <w:t>-</w:t>
-            </w:r>
-          </w:p>
-        </w:tc>
-      </w:tr>
-    </w:tbl>
-    <w:p>
-      <w:pPr>
-        <w:rPr>
-          <w:lang w:val="it-IT"/>
-        </w:rPr>
-      </w:pPr>
-    </w:p>
-    <w:p>
-      <w:pPr>
-        <w:rPr>
-          <w:lang w:val="it-IT"/>
-        </w:rPr>
-      </w:pPr>
-    </w:p>
-    <w:tbl>
-      <w:tblPr>
-        <w:tblW w:w="9580" w:type="dxa"/>
-        <w:tblCellSpacing w:w="0" w:type="dxa"/>
-        <w:tblInd w:w="-8" w:type="dxa"/>
-        <w:tblBorders>
-          <w:top w:val="outset" w:sz="6" w:space="0" w:color="000000"/>
-          <w:left w:val="outset" w:sz="6" w:space="0" w:color="000000"/>
-          <w:bottom w:val="outset" w:sz="6" w:space="0" w:color="000000"/>
-          <w:right w:val="outset" w:sz="6" w:space="0" w:color="000000"/>
-        </w:tblBorders>
-        <w:tblCellMar>
-          <w:top w:w="60" w:type="dxa"/>
-          <w:left w:w="60" w:type="dxa"/>
-          <w:bottom w:w="60" w:type="dxa"/>
-          <w:right w:w="60" w:type="dxa"/>
-        </w:tblCellMar>
-        <w:tblLook w:val="00A0" w:firstRow="1" w:lastRow="0" w:firstColumn="1" w:lastColumn="0" w:noHBand="0" w:noVBand="0"/>
-      </w:tblPr>
-      <w:tblGrid>
-        <w:gridCol w:w="1895"/>
-        <w:gridCol w:w="7685"/>
-      </w:tblGrid>
-      <w:tr>
-        <w:trPr>
-          <w:trHeight w:val="251"/>
-          <w:tblCellSpacing w:w="0" w:type="dxa"/>
-        </w:trPr>
-        <w:tc>
-          <w:tcPr>
-            <w:tcW w:w="9580" w:type="dxa"/>
-            <w:gridSpan w:val="2"/>
-            <w:tcBorders>
-              <w:top w:val="outset" w:sz="6" w:space="0" w:color="000000"/>
-              <w:bottom w:val="outset" w:sz="6" w:space="0" w:color="000000"/>
-            </w:tcBorders>
-          </w:tcPr>
-          <w:p>
-            <w:pPr>
-              <w:spacing w:before="100" w:beforeAutospacing="1"/>
-              <w:jc w:val="center"/>
-              <w:rPr>
-                <w:b/>
-                <w:sz w:val="16"/>
-                <w:szCs w:val="16"/>
-              </w:rPr>
-            </w:pPr>
-            <w:r>
-              <w:rPr>
-                <w:b/>
-                <w:sz w:val="16"/>
-                <w:szCs w:val="16"/>
-              </w:rPr>
-              <w:t xml:space="preserve">ID: </w:t>
-            </w:r>
-            <w:r>
-              <w:rPr>
-                <w:b/>
-                <w:sz w:val="16"/>
-                <w:szCs w:val="16"/>
-              </w:rPr>
-              <w:t>REQ-0</w:t>
-            </w:r>
-            <w:r>
-              <w:rPr>
-                <w:b/>
-                <w:sz w:val="16"/>
-                <w:szCs w:val="16"/>
-              </w:rPr>
-              <w:t>0</w:t>
-            </w:r>
-            <w:r>
-              <w:rPr>
-                <w:b/>
-                <w:sz w:val="16"/>
-                <w:szCs w:val="16"/>
-              </w:rPr>
-              <w:t>2</w:t>
+              <w:t>Creazione di tutte le macchine virtuali necessarie</w:t>
             </w:r>
           </w:p>
         </w:tc>
@@ -3650,55 +3542,30 @@
         </w:trPr>
         <w:tc>
           <w:tcPr>
-            <w:tcW w:w="1895" w:type="dxa"/>
+            <w:tcW w:w="9580" w:type="dxa"/>
+            <w:gridSpan w:val="2"/>
             <w:tcBorders>
               <w:top w:val="outset" w:sz="6" w:space="0" w:color="000000"/>
               <w:bottom w:val="outset" w:sz="6" w:space="0" w:color="000000"/>
-              <w:right w:val="outset" w:sz="6" w:space="0" w:color="000000"/>
             </w:tcBorders>
           </w:tcPr>
           <w:p>
             <w:pPr>
               <w:spacing w:before="100" w:beforeAutospacing="1"/>
-              <w:rPr>
-                <w:b/>
-                <w:sz w:val="16"/>
-                <w:szCs w:val="16"/>
-              </w:rPr>
-            </w:pPr>
-            <w:r>
-              <w:rPr>
-                <w:b/>
-                <w:sz w:val="16"/>
-                <w:szCs w:val="16"/>
-              </w:rPr>
-              <w:t>Nome</w:t>
-            </w:r>
-          </w:p>
-        </w:tc>
-        <w:tc>
-          <w:tcPr>
-            <w:tcW w:w="7685" w:type="dxa"/>
-            <w:tcBorders>
-              <w:top w:val="outset" w:sz="6" w:space="0" w:color="000000"/>
-              <w:left w:val="outset" w:sz="6" w:space="0" w:color="000000"/>
-              <w:bottom w:val="outset" w:sz="6" w:space="0" w:color="000000"/>
-            </w:tcBorders>
-          </w:tcPr>
-          <w:p>
-            <w:pPr>
-              <w:spacing w:before="100" w:beforeAutospacing="1"/>
-              <w:rPr>
-                <w:sz w:val="16"/>
-                <w:szCs w:val="16"/>
-              </w:rPr>
-            </w:pPr>
-            <w:r>
-              <w:rPr>
-                <w:sz w:val="16"/>
-                <w:szCs w:val="16"/>
-              </w:rPr>
-              <w:t>Creazione cartelle condivise</w:t>
+              <w:jc w:val="center"/>
+              <w:rPr>
+                <w:sz w:val="16"/>
+                <w:szCs w:val="16"/>
+              </w:rPr>
+            </w:pPr>
+            <w:r>
+              <w:rPr>
+                <w:b/>
+                <w:bCs/>
+                <w:sz w:val="16"/>
+                <w:szCs w:val="16"/>
+              </w:rPr>
+              <w:t>Sotto requisiti</w:t>
             </w:r>
           </w:p>
         </w:tc>
@@ -3728,10 +3595,11 @@
             <w:r>
               <w:rPr>
                 <w:b/>
-                <w:sz w:val="16"/>
-                <w:szCs w:val="16"/>
-              </w:rPr>
-              <w:t>Priorità</w:t>
+                <w:bCs/>
+                <w:sz w:val="16"/>
+                <w:szCs w:val="16"/>
+              </w:rPr>
+              <w:t>001</w:t>
             </w:r>
           </w:p>
         </w:tc>
@@ -3757,7 +3625,7 @@
                 <w:sz w:val="16"/>
                 <w:szCs w:val="16"/>
               </w:rPr>
-              <w:t>1</w:t>
+              <w:t>Creazione VM AD DC Server</w:t>
             </w:r>
           </w:p>
         </w:tc>
@@ -3787,10 +3655,11 @@
             <w:r>
               <w:rPr>
                 <w:b/>
-                <w:sz w:val="16"/>
-                <w:szCs w:val="16"/>
-              </w:rPr>
-              <w:t>Versione</w:t>
+                <w:bCs/>
+                <w:sz w:val="16"/>
+                <w:szCs w:val="16"/>
+              </w:rPr>
+              <w:t>002</w:t>
             </w:r>
           </w:p>
         </w:tc>
@@ -3816,7 +3685,7 @@
                 <w:sz w:val="16"/>
                 <w:szCs w:val="16"/>
               </w:rPr>
-              <w:t>1.0</w:t>
+              <w:t>Creazione VM NAS di backup (OpenMediaVault)</w:t>
             </w:r>
           </w:p>
         </w:tc>
@@ -3846,10 +3715,11 @@
             <w:r>
               <w:rPr>
                 <w:b/>
-                <w:sz w:val="16"/>
-                <w:szCs w:val="16"/>
-              </w:rPr>
-              <w:t>Note</w:t>
+                <w:bCs/>
+                <w:sz w:val="16"/>
+                <w:szCs w:val="16"/>
+              </w:rPr>
+              <w:t>003</w:t>
             </w:r>
           </w:p>
         </w:tc>
@@ -3875,7 +3745,7 @@
                 <w:sz w:val="16"/>
                 <w:szCs w:val="16"/>
               </w:rPr>
-              <w:t>Creazione struttura di cartelle condivise per gli utenti dell’azienda</w:t>
+              <w:t>Creazione VM Client PC1</w:t>
             </w:r>
           </w:p>
         </w:tc>
@@ -3886,40 +3756,6 @@
         </w:trPr>
         <w:tc>
           <w:tcPr>
-            <w:tcW w:w="9580" w:type="dxa"/>
-            <w:gridSpan w:val="2"/>
-            <w:tcBorders>
-              <w:top w:val="outset" w:sz="6" w:space="0" w:color="000000"/>
-              <w:bottom w:val="outset" w:sz="6" w:space="0" w:color="000000"/>
-            </w:tcBorders>
-          </w:tcPr>
-          <w:p>
-            <w:pPr>
-              <w:spacing w:before="100" w:beforeAutospacing="1"/>
-              <w:jc w:val="center"/>
-              <w:rPr>
-                <w:sz w:val="16"/>
-                <w:szCs w:val="16"/>
-              </w:rPr>
-            </w:pPr>
-            <w:r>
-              <w:rPr>
-                <w:b/>
-                <w:bCs/>
-                <w:sz w:val="16"/>
-                <w:szCs w:val="16"/>
-              </w:rPr>
-              <w:t>Sotto requisiti</w:t>
-            </w:r>
-          </w:p>
-        </w:tc>
-      </w:tr>
-      <w:tr>
-        <w:trPr>
-          <w:tblCellSpacing w:w="0" w:type="dxa"/>
-        </w:trPr>
-        <w:tc>
-          <w:tcPr>
             <w:tcW w:w="1895" w:type="dxa"/>
             <w:tcBorders>
               <w:top w:val="outset" w:sz="6" w:space="0" w:color="000000"/>
@@ -3932,18 +3768,19 @@
               <w:spacing w:before="100" w:beforeAutospacing="1"/>
               <w:rPr>
                 <w:b/>
-                <w:sz w:val="16"/>
-                <w:szCs w:val="16"/>
-              </w:rPr>
-            </w:pPr>
-            <w:r>
-              <w:rPr>
-                <w:b/>
                 <w:bCs/>
                 <w:sz w:val="16"/>
                 <w:szCs w:val="16"/>
               </w:rPr>
-              <w:t>001</w:t>
+            </w:pPr>
+            <w:r>
+              <w:rPr>
+                <w:b/>
+                <w:bCs/>
+                <w:sz w:val="16"/>
+                <w:szCs w:val="16"/>
+              </w:rPr>
+              <w:t>004</w:t>
             </w:r>
           </w:p>
         </w:tc>
@@ -3969,397 +3806,7 @@
                 <w:sz w:val="16"/>
                 <w:szCs w:val="16"/>
               </w:rPr>
-              <w:t>Una cartella per reparto</w:t>
-            </w:r>
-          </w:p>
-        </w:tc>
-      </w:tr>
-    </w:tbl>
-    <w:p>
-      <w:pPr>
-        <w:rPr>
-          <w:lang w:val="it-IT"/>
-        </w:rPr>
-      </w:pPr>
-    </w:p>
-    <w:p>
-      <w:pPr>
-        <w:rPr>
-          <w:lang w:val="it-IT"/>
-        </w:rPr>
-      </w:pPr>
-    </w:p>
-    <w:p>
-      <w:pPr>
-        <w:rPr>
-          <w:lang w:val="it-IT"/>
-        </w:rPr>
-      </w:pPr>
-    </w:p>
-    <w:p>
-      <w:pPr>
-        <w:rPr>
-          <w:lang w:val="it-IT"/>
-        </w:rPr>
-      </w:pPr>
-    </w:p>
-    <w:p>
-      <w:pPr>
-        <w:rPr>
-          <w:lang w:val="it-IT"/>
-        </w:rPr>
-      </w:pPr>
-    </w:p>
-    <w:p>
-      <w:pPr>
-        <w:rPr>
-          <w:lang w:val="it-IT"/>
-        </w:rPr>
-      </w:pPr>
-    </w:p>
-    <w:p>
-      <w:pPr>
-        <w:rPr>
-          <w:lang w:val="it-IT"/>
-        </w:rPr>
-      </w:pPr>
-    </w:p>
-    <w:p>
-      <w:pPr>
-        <w:rPr>
-          <w:lang w:val="it-IT"/>
-        </w:rPr>
-      </w:pPr>
-    </w:p>
-    <w:p>
-      <w:pPr>
-        <w:rPr>
-          <w:lang w:val="it-IT"/>
-        </w:rPr>
-      </w:pPr>
-    </w:p>
-    <w:p>
-      <w:pPr>
-        <w:rPr>
-          <w:lang w:val="it-IT"/>
-        </w:rPr>
-      </w:pPr>
-    </w:p>
-    <w:tbl>
-      <w:tblPr>
-        <w:tblW w:w="9580" w:type="dxa"/>
-        <w:tblCellSpacing w:w="0" w:type="dxa"/>
-        <w:tblInd w:w="-8" w:type="dxa"/>
-        <w:tblBorders>
-          <w:top w:val="outset" w:sz="6" w:space="0" w:color="000000"/>
-          <w:left w:val="outset" w:sz="6" w:space="0" w:color="000000"/>
-          <w:bottom w:val="outset" w:sz="6" w:space="0" w:color="000000"/>
-          <w:right w:val="outset" w:sz="6" w:space="0" w:color="000000"/>
-        </w:tblBorders>
-        <w:tblCellMar>
-          <w:top w:w="60" w:type="dxa"/>
-          <w:left w:w="60" w:type="dxa"/>
-          <w:bottom w:w="60" w:type="dxa"/>
-          <w:right w:w="60" w:type="dxa"/>
-        </w:tblCellMar>
-        <w:tblLook w:val="00A0" w:firstRow="1" w:lastRow="0" w:firstColumn="1" w:lastColumn="0" w:noHBand="0" w:noVBand="0"/>
-      </w:tblPr>
-      <w:tblGrid>
-        <w:gridCol w:w="1895"/>
-        <w:gridCol w:w="7685"/>
-      </w:tblGrid>
-      <w:tr>
-        <w:trPr>
-          <w:trHeight w:val="251"/>
-          <w:tblCellSpacing w:w="0" w:type="dxa"/>
-        </w:trPr>
-        <w:tc>
-          <w:tcPr>
-            <w:tcW w:w="9580" w:type="dxa"/>
-            <w:gridSpan w:val="2"/>
-            <w:tcBorders>
-              <w:top w:val="outset" w:sz="6" w:space="0" w:color="000000"/>
-              <w:bottom w:val="outset" w:sz="6" w:space="0" w:color="000000"/>
-            </w:tcBorders>
-          </w:tcPr>
-          <w:p>
-            <w:pPr>
-              <w:spacing w:before="100" w:beforeAutospacing="1"/>
-              <w:jc w:val="center"/>
-              <w:rPr>
-                <w:b/>
-                <w:sz w:val="16"/>
-                <w:szCs w:val="16"/>
-              </w:rPr>
-            </w:pPr>
-            <w:r>
-              <w:rPr>
-                <w:b/>
-                <w:sz w:val="16"/>
-                <w:szCs w:val="16"/>
-              </w:rPr>
-              <w:lastRenderedPageBreak/>
-              <w:t xml:space="preserve">ID: </w:t>
-            </w:r>
-            <w:r>
-              <w:rPr>
-                <w:b/>
-                <w:sz w:val="16"/>
-                <w:szCs w:val="16"/>
-              </w:rPr>
-              <w:t>REQ-0</w:t>
-            </w:r>
-            <w:r>
-              <w:rPr>
-                <w:b/>
-                <w:sz w:val="16"/>
-                <w:szCs w:val="16"/>
-              </w:rPr>
-              <w:t>0</w:t>
-            </w:r>
-            <w:r>
-              <w:rPr>
-                <w:b/>
-                <w:sz w:val="16"/>
-                <w:szCs w:val="16"/>
-              </w:rPr>
-              <w:t>3</w:t>
-            </w:r>
-          </w:p>
-        </w:tc>
-      </w:tr>
-      <w:tr>
-        <w:trPr>
-          <w:tblCellSpacing w:w="0" w:type="dxa"/>
-        </w:trPr>
-        <w:tc>
-          <w:tcPr>
-            <w:tcW w:w="1895" w:type="dxa"/>
-            <w:tcBorders>
-              <w:top w:val="outset" w:sz="6" w:space="0" w:color="000000"/>
-              <w:bottom w:val="outset" w:sz="6" w:space="0" w:color="000000"/>
-              <w:right w:val="outset" w:sz="6" w:space="0" w:color="000000"/>
-            </w:tcBorders>
-          </w:tcPr>
-          <w:p>
-            <w:pPr>
-              <w:spacing w:before="100" w:beforeAutospacing="1"/>
-              <w:rPr>
-                <w:b/>
-                <w:sz w:val="16"/>
-                <w:szCs w:val="16"/>
-              </w:rPr>
-            </w:pPr>
-            <w:r>
-              <w:rPr>
-                <w:b/>
-                <w:sz w:val="16"/>
-                <w:szCs w:val="16"/>
-              </w:rPr>
-              <w:t>Nome</w:t>
-            </w:r>
-          </w:p>
-        </w:tc>
-        <w:tc>
-          <w:tcPr>
-            <w:tcW w:w="7685" w:type="dxa"/>
-            <w:tcBorders>
-              <w:top w:val="outset" w:sz="6" w:space="0" w:color="000000"/>
-              <w:left w:val="outset" w:sz="6" w:space="0" w:color="000000"/>
-              <w:bottom w:val="outset" w:sz="6" w:space="0" w:color="000000"/>
-            </w:tcBorders>
-          </w:tcPr>
-          <w:p>
-            <w:pPr>
-              <w:spacing w:before="100" w:beforeAutospacing="1"/>
-              <w:rPr>
-                <w:sz w:val="16"/>
-                <w:szCs w:val="16"/>
-              </w:rPr>
-            </w:pPr>
-            <w:r>
-              <w:rPr>
-                <w:sz w:val="16"/>
-                <w:szCs w:val="16"/>
-              </w:rPr>
-              <w:t>Creazione Utenti nelle macchine virtuali</w:t>
-            </w:r>
-          </w:p>
-        </w:tc>
-      </w:tr>
-      <w:tr>
-        <w:trPr>
-          <w:tblCellSpacing w:w="0" w:type="dxa"/>
-        </w:trPr>
-        <w:tc>
-          <w:tcPr>
-            <w:tcW w:w="1895" w:type="dxa"/>
-            <w:tcBorders>
-              <w:top w:val="outset" w:sz="6" w:space="0" w:color="000000"/>
-              <w:bottom w:val="outset" w:sz="6" w:space="0" w:color="000000"/>
-              <w:right w:val="outset" w:sz="6" w:space="0" w:color="000000"/>
-            </w:tcBorders>
-          </w:tcPr>
-          <w:p>
-            <w:pPr>
-              <w:spacing w:before="100" w:beforeAutospacing="1"/>
-              <w:rPr>
-                <w:b/>
-                <w:sz w:val="16"/>
-                <w:szCs w:val="16"/>
-              </w:rPr>
-            </w:pPr>
-            <w:r>
-              <w:rPr>
-                <w:b/>
-                <w:sz w:val="16"/>
-                <w:szCs w:val="16"/>
-              </w:rPr>
-              <w:t>Priorità</w:t>
-            </w:r>
-          </w:p>
-        </w:tc>
-        <w:tc>
-          <w:tcPr>
-            <w:tcW w:w="7685" w:type="dxa"/>
-            <w:tcBorders>
-              <w:top w:val="outset" w:sz="6" w:space="0" w:color="000000"/>
-              <w:left w:val="outset" w:sz="6" w:space="0" w:color="000000"/>
-              <w:bottom w:val="outset" w:sz="6" w:space="0" w:color="000000"/>
-            </w:tcBorders>
-          </w:tcPr>
-          <w:p>
-            <w:pPr>
-              <w:spacing w:before="100" w:beforeAutospacing="1"/>
-              <w:rPr>
-                <w:sz w:val="16"/>
-                <w:szCs w:val="16"/>
-              </w:rPr>
-            </w:pPr>
-            <w:r>
-              <w:rPr>
-                <w:sz w:val="16"/>
-                <w:szCs w:val="16"/>
-              </w:rPr>
-              <w:t>1</w:t>
-            </w:r>
-          </w:p>
-        </w:tc>
-      </w:tr>
-      <w:tr>
-        <w:trPr>
-          <w:tblCellSpacing w:w="0" w:type="dxa"/>
-        </w:trPr>
-        <w:tc>
-          <w:tcPr>
-            <w:tcW w:w="1895" w:type="dxa"/>
-            <w:tcBorders>
-              <w:top w:val="outset" w:sz="6" w:space="0" w:color="000000"/>
-              <w:bottom w:val="outset" w:sz="6" w:space="0" w:color="000000"/>
-              <w:right w:val="outset" w:sz="6" w:space="0" w:color="000000"/>
-            </w:tcBorders>
-          </w:tcPr>
-          <w:p>
-            <w:pPr>
-              <w:spacing w:before="100" w:beforeAutospacing="1"/>
-              <w:rPr>
-                <w:b/>
-                <w:sz w:val="16"/>
-                <w:szCs w:val="16"/>
-              </w:rPr>
-            </w:pPr>
-            <w:r>
-              <w:rPr>
-                <w:b/>
-                <w:sz w:val="16"/>
-                <w:szCs w:val="16"/>
-              </w:rPr>
-              <w:t>Versione</w:t>
-            </w:r>
-          </w:p>
-        </w:tc>
-        <w:tc>
-          <w:tcPr>
-            <w:tcW w:w="7685" w:type="dxa"/>
-            <w:tcBorders>
-              <w:top w:val="outset" w:sz="6" w:space="0" w:color="000000"/>
-              <w:left w:val="outset" w:sz="6" w:space="0" w:color="000000"/>
-              <w:bottom w:val="outset" w:sz="6" w:space="0" w:color="000000"/>
-            </w:tcBorders>
-          </w:tcPr>
-          <w:p>
-            <w:pPr>
-              <w:spacing w:before="100" w:beforeAutospacing="1"/>
-              <w:rPr>
-                <w:sz w:val="16"/>
-                <w:szCs w:val="16"/>
-              </w:rPr>
-            </w:pPr>
-            <w:r>
-              <w:rPr>
-                <w:sz w:val="16"/>
-                <w:szCs w:val="16"/>
-              </w:rPr>
-              <w:t>1.0</w:t>
-            </w:r>
-          </w:p>
-        </w:tc>
-      </w:tr>
-      <w:tr>
-        <w:trPr>
-          <w:tblCellSpacing w:w="0" w:type="dxa"/>
-        </w:trPr>
-        <w:tc>
-          <w:tcPr>
-            <w:tcW w:w="1895" w:type="dxa"/>
-            <w:tcBorders>
-              <w:top w:val="outset" w:sz="6" w:space="0" w:color="000000"/>
-              <w:bottom w:val="outset" w:sz="6" w:space="0" w:color="000000"/>
-              <w:right w:val="outset" w:sz="6" w:space="0" w:color="000000"/>
-            </w:tcBorders>
-          </w:tcPr>
-          <w:p>
-            <w:pPr>
-              <w:spacing w:before="100" w:beforeAutospacing="1"/>
-              <w:rPr>
-                <w:b/>
-                <w:sz w:val="16"/>
-                <w:szCs w:val="16"/>
-              </w:rPr>
-            </w:pPr>
-            <w:r>
-              <w:rPr>
-                <w:b/>
-                <w:sz w:val="16"/>
-                <w:szCs w:val="16"/>
-              </w:rPr>
-              <w:t>Note</w:t>
-            </w:r>
-          </w:p>
-        </w:tc>
-        <w:tc>
-          <w:tcPr>
-            <w:tcW w:w="7685" w:type="dxa"/>
-            <w:tcBorders>
-              <w:top w:val="outset" w:sz="6" w:space="0" w:color="000000"/>
-              <w:left w:val="outset" w:sz="6" w:space="0" w:color="000000"/>
-              <w:bottom w:val="outset" w:sz="6" w:space="0" w:color="000000"/>
-            </w:tcBorders>
-          </w:tcPr>
-          <w:p>
-            <w:pPr>
-              <w:spacing w:before="100" w:beforeAutospacing="1"/>
-              <w:rPr>
-                <w:sz w:val="16"/>
-                <w:szCs w:val="16"/>
-              </w:rPr>
-            </w:pPr>
-            <w:r>
-              <w:rPr>
-                <w:sz w:val="16"/>
-                <w:szCs w:val="16"/>
-              </w:rPr>
-              <w:t>Deve esserci un account per ogni ruolo diverso degli utenti con rispettivo login e uno root</w:t>
+              <w:t>Creazione VM Client PC2</w:t>
             </w:r>
           </w:p>
         </w:tc>
@@ -4436,15 +3883,7 @@
                 <w:sz w:val="16"/>
                 <w:szCs w:val="16"/>
               </w:rPr>
-              <w:t>0</w:t>
-            </w:r>
-            <w:r>
-              <w:rPr>
-                <w:b/>
-                <w:sz w:val="16"/>
-                <w:szCs w:val="16"/>
-              </w:rPr>
-              <w:t>4</w:t>
+              <w:t>02</w:t>
             </w:r>
           </w:p>
         </w:tc>
@@ -4503,7 +3942,7 @@
                 <w:sz w:val="16"/>
                 <w:szCs w:val="16"/>
               </w:rPr>
-              <w:t>Impostare permessi corretti e creazione gruppi</w:t>
+              <w:t>Configurazione Rete</w:t>
             </w:r>
           </w:p>
         </w:tc>
@@ -4680,15 +4119,227 @@
                 <w:sz w:val="16"/>
                 <w:szCs w:val="16"/>
               </w:rPr>
-              <w:t>Ogni utente deve poter accedere soltanto alle cartelle assegnate e deve poter fare solo ciò che deve</w:t>
+              <w:t>Configurare tutti gli indirizzi e parti della rete necessarie</w:t>
+            </w:r>
+          </w:p>
+        </w:tc>
+      </w:tr>
+      <w:tr>
+        <w:trPr>
+          <w:tblCellSpacing w:w="0" w:type="dxa"/>
+        </w:trPr>
+        <w:tc>
+          <w:tcPr>
+            <w:tcW w:w="9580" w:type="dxa"/>
+            <w:gridSpan w:val="2"/>
+            <w:tcBorders>
+              <w:top w:val="outset" w:sz="6" w:space="0" w:color="000000"/>
+              <w:bottom w:val="outset" w:sz="6" w:space="0" w:color="000000"/>
+            </w:tcBorders>
+          </w:tcPr>
+          <w:p>
+            <w:pPr>
+              <w:spacing w:before="100" w:beforeAutospacing="1"/>
+              <w:jc w:val="center"/>
+              <w:rPr>
+                <w:sz w:val="16"/>
+                <w:szCs w:val="16"/>
+              </w:rPr>
+            </w:pPr>
+            <w:r>
+              <w:rPr>
+                <w:b/>
+                <w:bCs/>
+                <w:sz w:val="16"/>
+                <w:szCs w:val="16"/>
+              </w:rPr>
+              <w:t>Sotto requisiti</w:t>
+            </w:r>
+          </w:p>
+        </w:tc>
+      </w:tr>
+      <w:tr>
+        <w:trPr>
+          <w:tblCellSpacing w:w="0" w:type="dxa"/>
+        </w:trPr>
+        <w:tc>
+          <w:tcPr>
+            <w:tcW w:w="1895" w:type="dxa"/>
+            <w:tcBorders>
+              <w:top w:val="outset" w:sz="6" w:space="0" w:color="000000"/>
+              <w:bottom w:val="outset" w:sz="6" w:space="0" w:color="000000"/>
+              <w:right w:val="outset" w:sz="6" w:space="0" w:color="000000"/>
+            </w:tcBorders>
+          </w:tcPr>
+          <w:p>
+            <w:pPr>
+              <w:spacing w:before="100" w:beforeAutospacing="1"/>
+              <w:rPr>
+                <w:b/>
+                <w:sz w:val="16"/>
+                <w:szCs w:val="16"/>
+              </w:rPr>
+            </w:pPr>
+            <w:r>
+              <w:rPr>
+                <w:b/>
+                <w:bCs/>
+                <w:sz w:val="16"/>
+                <w:szCs w:val="16"/>
+              </w:rPr>
+              <w:t>001</w:t>
+            </w:r>
+          </w:p>
+        </w:tc>
+        <w:tc>
+          <w:tcPr>
+            <w:tcW w:w="7685" w:type="dxa"/>
+            <w:tcBorders>
+              <w:top w:val="outset" w:sz="6" w:space="0" w:color="000000"/>
+              <w:left w:val="outset" w:sz="6" w:space="0" w:color="000000"/>
+              <w:bottom w:val="outset" w:sz="6" w:space="0" w:color="000000"/>
+            </w:tcBorders>
+          </w:tcPr>
+          <w:p>
+            <w:pPr>
+              <w:spacing w:before="100" w:beforeAutospacing="1"/>
+              <w:rPr>
+                <w:sz w:val="16"/>
+                <w:szCs w:val="16"/>
+              </w:rPr>
+            </w:pPr>
+            <w:r>
+              <w:rPr>
+                <w:sz w:val="16"/>
+                <w:szCs w:val="16"/>
+              </w:rPr>
+              <w:t>IP e subnet</w:t>
+            </w:r>
+          </w:p>
+        </w:tc>
+      </w:tr>
+      <w:tr>
+        <w:trPr>
+          <w:tblCellSpacing w:w="0" w:type="dxa"/>
+        </w:trPr>
+        <w:tc>
+          <w:tcPr>
+            <w:tcW w:w="1895" w:type="dxa"/>
+            <w:tcBorders>
+              <w:top w:val="outset" w:sz="6" w:space="0" w:color="000000"/>
+              <w:bottom w:val="outset" w:sz="6" w:space="0" w:color="000000"/>
+              <w:right w:val="outset" w:sz="6" w:space="0" w:color="000000"/>
+            </w:tcBorders>
+          </w:tcPr>
+          <w:p>
+            <w:pPr>
+              <w:spacing w:before="100" w:beforeAutospacing="1"/>
+              <w:rPr>
+                <w:b/>
+                <w:sz w:val="16"/>
+                <w:szCs w:val="16"/>
+              </w:rPr>
+            </w:pPr>
+            <w:r>
+              <w:rPr>
+                <w:b/>
+                <w:bCs/>
+                <w:sz w:val="16"/>
+                <w:szCs w:val="16"/>
+              </w:rPr>
+              <w:lastRenderedPageBreak/>
+              <w:t>002</w:t>
+            </w:r>
+          </w:p>
+        </w:tc>
+        <w:tc>
+          <w:tcPr>
+            <w:tcW w:w="7685" w:type="dxa"/>
+            <w:tcBorders>
+              <w:top w:val="outset" w:sz="6" w:space="0" w:color="000000"/>
+              <w:left w:val="outset" w:sz="6" w:space="0" w:color="000000"/>
+              <w:bottom w:val="outset" w:sz="6" w:space="0" w:color="000000"/>
+            </w:tcBorders>
+          </w:tcPr>
+          <w:p>
+            <w:pPr>
+              <w:spacing w:before="100" w:beforeAutospacing="1"/>
+              <w:rPr>
+                <w:sz w:val="16"/>
+                <w:szCs w:val="16"/>
+              </w:rPr>
+            </w:pPr>
+            <w:r>
+              <w:rPr>
+                <w:sz w:val="16"/>
+                <w:szCs w:val="16"/>
+              </w:rPr>
+              <w:t>Firewall e NAT</w:t>
+            </w:r>
+          </w:p>
+        </w:tc>
+      </w:tr>
+      <w:tr>
+        <w:trPr>
+          <w:tblCellSpacing w:w="0" w:type="dxa"/>
+        </w:trPr>
+        <w:tc>
+          <w:tcPr>
+            <w:tcW w:w="1895" w:type="dxa"/>
+            <w:tcBorders>
+              <w:top w:val="outset" w:sz="6" w:space="0" w:color="000000"/>
+              <w:bottom w:val="outset" w:sz="6" w:space="0" w:color="000000"/>
+              <w:right w:val="outset" w:sz="6" w:space="0" w:color="000000"/>
+            </w:tcBorders>
+          </w:tcPr>
+          <w:p>
+            <w:pPr>
+              <w:spacing w:before="100" w:beforeAutospacing="1"/>
+              <w:rPr>
+                <w:b/>
+                <w:sz w:val="16"/>
+                <w:szCs w:val="16"/>
+              </w:rPr>
+            </w:pPr>
+            <w:r>
+              <w:rPr>
+                <w:b/>
+                <w:bCs/>
+                <w:sz w:val="16"/>
+                <w:szCs w:val="16"/>
+              </w:rPr>
+              <w:t>003</w:t>
+            </w:r>
+          </w:p>
+        </w:tc>
+        <w:tc>
+          <w:tcPr>
+            <w:tcW w:w="7685" w:type="dxa"/>
+            <w:tcBorders>
+              <w:top w:val="outset" w:sz="6" w:space="0" w:color="000000"/>
+              <w:left w:val="outset" w:sz="6" w:space="0" w:color="000000"/>
+              <w:bottom w:val="outset" w:sz="6" w:space="0" w:color="000000"/>
+            </w:tcBorders>
+          </w:tcPr>
+          <w:p>
+            <w:pPr>
+              <w:spacing w:before="100" w:beforeAutospacing="1"/>
+              <w:rPr>
+                <w:sz w:val="16"/>
+                <w:szCs w:val="16"/>
+              </w:rPr>
+            </w:pPr>
+            <w:r>
+              <w:rPr>
+                <w:sz w:val="16"/>
+                <w:szCs w:val="16"/>
+              </w:rPr>
+              <w:t>DNS interno</w:t>
             </w:r>
           </w:p>
         </w:tc>
       </w:tr>
     </w:tbl>
-    <w:p/>
-    <w:p/>
-    <w:p/>
     <w:p/>
     <w:p/>
     <w:tbl>
@@ -4760,15 +4411,7 @@
                 <w:sz w:val="16"/>
                 <w:szCs w:val="16"/>
               </w:rPr>
-              <w:t>0</w:t>
-            </w:r>
-            <w:r>
-              <w:rPr>
-                <w:b/>
-                <w:sz w:val="16"/>
-                <w:szCs w:val="16"/>
-              </w:rPr>
-              <w:t>0</w:t>
+              <w:t>03</w:t>
             </w:r>
           </w:p>
         </w:tc>
@@ -4818,10 +4461,45 @@
             <w:pPr>
               <w:spacing w:before="100" w:beforeAutospacing="1"/>
               <w:rPr>
-                <w:sz w:val="16"/>
-                <w:szCs w:val="16"/>
-              </w:rPr>
-            </w:pPr>
+                <w:i/>
+                <w:iCs/>
+                <w:sz w:val="16"/>
+                <w:szCs w:val="16"/>
+                <w:lang w:val="fr-CH"/>
+              </w:rPr>
+            </w:pPr>
+            <w:r>
+              <w:rPr>
+                <w:sz w:val="16"/>
+                <w:szCs w:val="16"/>
+                <w:lang w:val="fr-CH"/>
+              </w:rPr>
+              <w:t xml:space="preserve">Active Directory, </w:t>
+            </w:r>
+            <w:r>
+              <w:rPr>
+                <w:sz w:val="16"/>
+                <w:szCs w:val="16"/>
+                <w:lang w:val="fr-CH"/>
+              </w:rPr>
+              <w:t>u</w:t>
+            </w:r>
+            <w:r>
+              <w:rPr>
+                <w:sz w:val="16"/>
+                <w:szCs w:val="16"/>
+                <w:lang w:val="fr-CH"/>
+              </w:rPr>
+              <w:t>tenti e ac</w:t>
+            </w:r>
+            <w:r>
+              <w:rPr>
+                <w:sz w:val="16"/>
+                <w:szCs w:val="16"/>
+                <w:lang w:val="fr-CH"/>
+              </w:rPr>
+              <w:t>cesso</w:t>
+            </w:r>
           </w:p>
         </w:tc>
       </w:tr>
@@ -4992,6 +4670,13 @@
                 <w:szCs w:val="16"/>
               </w:rPr>
             </w:pPr>
+            <w:r>
+              <w:rPr>
+                <w:sz w:val="16"/>
+                <w:szCs w:val="16"/>
+              </w:rPr>
+              <w:t>Creazione permessi, accessi e account AD</w:t>
+            </w:r>
           </w:p>
         </w:tc>
       </w:tr>
@@ -5079,6 +4764,13 @@
                 <w:szCs w:val="16"/>
               </w:rPr>
             </w:pPr>
+            <w:r>
+              <w:rPr>
+                <w:sz w:val="16"/>
+                <w:szCs w:val="16"/>
+              </w:rPr>
+              <w:t>Creazione dominio AD</w:t>
+            </w:r>
           </w:p>
         </w:tc>
       </w:tr>
@@ -5132,6 +4824,13 @@
                 <w:szCs w:val="16"/>
               </w:rPr>
             </w:pPr>
+            <w:r>
+              <w:rPr>
+                <w:sz w:val="16"/>
+                <w:szCs w:val="16"/>
+              </w:rPr>
+              <w:t>Creazione account utente (medico o psicologo e segreteria)</w:t>
+            </w:r>
           </w:p>
         </w:tc>
       </w:tr>
@@ -5185,10 +4884,3097 @@
                 <w:szCs w:val="16"/>
               </w:rPr>
             </w:pPr>
+            <w:r>
+              <w:rPr>
+                <w:sz w:val="16"/>
+                <w:szCs w:val="16"/>
+              </w:rPr>
+              <w:t>Creazione gruppi di sicurezza</w:t>
+            </w:r>
+          </w:p>
+        </w:tc>
+      </w:tr>
+      <w:tr>
+        <w:trPr>
+          <w:tblCellSpacing w:w="0" w:type="dxa"/>
+        </w:trPr>
+        <w:tc>
+          <w:tcPr>
+            <w:tcW w:w="1895" w:type="dxa"/>
+            <w:tcBorders>
+              <w:top w:val="outset" w:sz="6" w:space="0" w:color="000000"/>
+              <w:bottom w:val="outset" w:sz="6" w:space="0" w:color="000000"/>
+              <w:right w:val="outset" w:sz="6" w:space="0" w:color="000000"/>
+            </w:tcBorders>
+          </w:tcPr>
+          <w:p>
+            <w:pPr>
+              <w:spacing w:before="100" w:beforeAutospacing="1"/>
+              <w:rPr>
+                <w:b/>
+                <w:bCs/>
+                <w:sz w:val="16"/>
+                <w:szCs w:val="16"/>
+              </w:rPr>
+            </w:pPr>
+            <w:r>
+              <w:rPr>
+                <w:b/>
+                <w:bCs/>
+                <w:sz w:val="16"/>
+                <w:szCs w:val="16"/>
+              </w:rPr>
+              <w:t>004</w:t>
+            </w:r>
+          </w:p>
+        </w:tc>
+        <w:tc>
+          <w:tcPr>
+            <w:tcW w:w="7685" w:type="dxa"/>
+            <w:tcBorders>
+              <w:top w:val="outset" w:sz="6" w:space="0" w:color="000000"/>
+              <w:left w:val="outset" w:sz="6" w:space="0" w:color="000000"/>
+              <w:bottom w:val="outset" w:sz="6" w:space="0" w:color="000000"/>
+            </w:tcBorders>
+          </w:tcPr>
+          <w:p>
+            <w:pPr>
+              <w:spacing w:before="100" w:beforeAutospacing="1"/>
+              <w:rPr>
+                <w:sz w:val="16"/>
+                <w:szCs w:val="16"/>
+              </w:rPr>
+            </w:pPr>
+            <w:r>
+              <w:rPr>
+                <w:sz w:val="16"/>
+                <w:szCs w:val="16"/>
+              </w:rPr>
+              <w:t>Policy, password e sicurezza</w:t>
+            </w:r>
           </w:p>
         </w:tc>
       </w:tr>
     </w:tbl>
+    <w:p/>
+    <w:p/>
+    <w:tbl>
+      <w:tblPr>
+        <w:tblW w:w="9580" w:type="dxa"/>
+        <w:tblCellSpacing w:w="0" w:type="dxa"/>
+        <w:tblInd w:w="-8" w:type="dxa"/>
+        <w:tblBorders>
+          <w:top w:val="outset" w:sz="6" w:space="0" w:color="000000"/>
+          <w:left w:val="outset" w:sz="6" w:space="0" w:color="000000"/>
+          <w:bottom w:val="outset" w:sz="6" w:space="0" w:color="000000"/>
+          <w:right w:val="outset" w:sz="6" w:space="0" w:color="000000"/>
+        </w:tblBorders>
+        <w:tblCellMar>
+          <w:top w:w="60" w:type="dxa"/>
+          <w:left w:w="60" w:type="dxa"/>
+          <w:bottom w:w="60" w:type="dxa"/>
+          <w:right w:w="60" w:type="dxa"/>
+        </w:tblCellMar>
+        <w:tblLook w:val="00A0" w:firstRow="1" w:lastRow="0" w:firstColumn="1" w:lastColumn="0" w:noHBand="0" w:noVBand="0"/>
+      </w:tblPr>
+      <w:tblGrid>
+        <w:gridCol w:w="1895"/>
+        <w:gridCol w:w="7685"/>
+      </w:tblGrid>
+      <w:tr>
+        <w:trPr>
+          <w:trHeight w:val="251"/>
+          <w:tblCellSpacing w:w="0" w:type="dxa"/>
+        </w:trPr>
+        <w:tc>
+          <w:tcPr>
+            <w:tcW w:w="9580" w:type="dxa"/>
+            <w:gridSpan w:val="2"/>
+            <w:tcBorders>
+              <w:top w:val="outset" w:sz="6" w:space="0" w:color="000000"/>
+              <w:bottom w:val="outset" w:sz="6" w:space="0" w:color="000000"/>
+            </w:tcBorders>
+          </w:tcPr>
+          <w:p>
+            <w:pPr>
+              <w:spacing w:before="100" w:beforeAutospacing="1"/>
+              <w:jc w:val="center"/>
+              <w:rPr>
+                <w:b/>
+                <w:sz w:val="16"/>
+                <w:szCs w:val="16"/>
+              </w:rPr>
+            </w:pPr>
+            <w:r>
+              <w:rPr>
+                <w:b/>
+                <w:sz w:val="16"/>
+                <w:szCs w:val="16"/>
+              </w:rPr>
+              <w:t xml:space="preserve">ID: </w:t>
+            </w:r>
+            <w:r>
+              <w:rPr>
+                <w:b/>
+                <w:sz w:val="16"/>
+                <w:szCs w:val="16"/>
+              </w:rPr>
+              <w:t>REQ-0</w:t>
+            </w:r>
+            <w:r>
+              <w:rPr>
+                <w:b/>
+                <w:sz w:val="16"/>
+                <w:szCs w:val="16"/>
+              </w:rPr>
+              <w:t>04</w:t>
+            </w:r>
+          </w:p>
+        </w:tc>
+      </w:tr>
+      <w:tr>
+        <w:trPr>
+          <w:tblCellSpacing w:w="0" w:type="dxa"/>
+        </w:trPr>
+        <w:tc>
+          <w:tcPr>
+            <w:tcW w:w="1895" w:type="dxa"/>
+            <w:tcBorders>
+              <w:top w:val="outset" w:sz="6" w:space="0" w:color="000000"/>
+              <w:bottom w:val="outset" w:sz="6" w:space="0" w:color="000000"/>
+              <w:right w:val="outset" w:sz="6" w:space="0" w:color="000000"/>
+            </w:tcBorders>
+          </w:tcPr>
+          <w:p>
+            <w:pPr>
+              <w:spacing w:before="100" w:beforeAutospacing="1"/>
+              <w:rPr>
+                <w:b/>
+                <w:sz w:val="16"/>
+                <w:szCs w:val="16"/>
+              </w:rPr>
+            </w:pPr>
+            <w:r>
+              <w:rPr>
+                <w:b/>
+                <w:sz w:val="16"/>
+                <w:szCs w:val="16"/>
+              </w:rPr>
+              <w:t>Nome</w:t>
+            </w:r>
+          </w:p>
+        </w:tc>
+        <w:tc>
+          <w:tcPr>
+            <w:tcW w:w="7685" w:type="dxa"/>
+            <w:tcBorders>
+              <w:top w:val="outset" w:sz="6" w:space="0" w:color="000000"/>
+              <w:left w:val="outset" w:sz="6" w:space="0" w:color="000000"/>
+              <w:bottom w:val="outset" w:sz="6" w:space="0" w:color="000000"/>
+            </w:tcBorders>
+          </w:tcPr>
+          <w:p>
+            <w:pPr>
+              <w:spacing w:before="100" w:beforeAutospacing="1"/>
+              <w:rPr>
+                <w:sz w:val="16"/>
+                <w:szCs w:val="16"/>
+              </w:rPr>
+            </w:pPr>
+            <w:r>
+              <w:rPr>
+                <w:sz w:val="16"/>
+                <w:szCs w:val="16"/>
+              </w:rPr>
+              <w:t>Dati e cartelle condivise</w:t>
+            </w:r>
+          </w:p>
+        </w:tc>
+      </w:tr>
+      <w:tr>
+        <w:trPr>
+          <w:tblCellSpacing w:w="0" w:type="dxa"/>
+        </w:trPr>
+        <w:tc>
+          <w:tcPr>
+            <w:tcW w:w="1895" w:type="dxa"/>
+            <w:tcBorders>
+              <w:top w:val="outset" w:sz="6" w:space="0" w:color="000000"/>
+              <w:bottom w:val="outset" w:sz="6" w:space="0" w:color="000000"/>
+              <w:right w:val="outset" w:sz="6" w:space="0" w:color="000000"/>
+            </w:tcBorders>
+          </w:tcPr>
+          <w:p>
+            <w:pPr>
+              <w:spacing w:before="100" w:beforeAutospacing="1"/>
+              <w:rPr>
+                <w:b/>
+                <w:sz w:val="16"/>
+                <w:szCs w:val="16"/>
+              </w:rPr>
+            </w:pPr>
+            <w:r>
+              <w:rPr>
+                <w:b/>
+                <w:sz w:val="16"/>
+                <w:szCs w:val="16"/>
+              </w:rPr>
+              <w:t>Priorità</w:t>
+            </w:r>
+          </w:p>
+        </w:tc>
+        <w:tc>
+          <w:tcPr>
+            <w:tcW w:w="7685" w:type="dxa"/>
+            <w:tcBorders>
+              <w:top w:val="outset" w:sz="6" w:space="0" w:color="000000"/>
+              <w:left w:val="outset" w:sz="6" w:space="0" w:color="000000"/>
+              <w:bottom w:val="outset" w:sz="6" w:space="0" w:color="000000"/>
+            </w:tcBorders>
+          </w:tcPr>
+          <w:p>
+            <w:pPr>
+              <w:spacing w:before="100" w:beforeAutospacing="1"/>
+              <w:rPr>
+                <w:sz w:val="16"/>
+                <w:szCs w:val="16"/>
+              </w:rPr>
+            </w:pPr>
+            <w:r>
+              <w:rPr>
+                <w:sz w:val="16"/>
+                <w:szCs w:val="16"/>
+              </w:rPr>
+              <w:t>1</w:t>
+            </w:r>
+          </w:p>
+        </w:tc>
+      </w:tr>
+      <w:tr>
+        <w:trPr>
+          <w:tblCellSpacing w:w="0" w:type="dxa"/>
+        </w:trPr>
+        <w:tc>
+          <w:tcPr>
+            <w:tcW w:w="1895" w:type="dxa"/>
+            <w:tcBorders>
+              <w:top w:val="outset" w:sz="6" w:space="0" w:color="000000"/>
+              <w:bottom w:val="outset" w:sz="6" w:space="0" w:color="000000"/>
+              <w:right w:val="outset" w:sz="6" w:space="0" w:color="000000"/>
+            </w:tcBorders>
+          </w:tcPr>
+          <w:p>
+            <w:pPr>
+              <w:spacing w:before="100" w:beforeAutospacing="1"/>
+              <w:rPr>
+                <w:b/>
+                <w:sz w:val="16"/>
+                <w:szCs w:val="16"/>
+              </w:rPr>
+            </w:pPr>
+            <w:r>
+              <w:rPr>
+                <w:b/>
+                <w:sz w:val="16"/>
+                <w:szCs w:val="16"/>
+              </w:rPr>
+              <w:t>Versione</w:t>
+            </w:r>
+          </w:p>
+        </w:tc>
+        <w:tc>
+          <w:tcPr>
+            <w:tcW w:w="7685" w:type="dxa"/>
+            <w:tcBorders>
+              <w:top w:val="outset" w:sz="6" w:space="0" w:color="000000"/>
+              <w:left w:val="outset" w:sz="6" w:space="0" w:color="000000"/>
+              <w:bottom w:val="outset" w:sz="6" w:space="0" w:color="000000"/>
+            </w:tcBorders>
+          </w:tcPr>
+          <w:p>
+            <w:pPr>
+              <w:spacing w:before="100" w:beforeAutospacing="1"/>
+              <w:rPr>
+                <w:sz w:val="16"/>
+                <w:szCs w:val="16"/>
+              </w:rPr>
+            </w:pPr>
+            <w:r>
+              <w:rPr>
+                <w:sz w:val="16"/>
+                <w:szCs w:val="16"/>
+              </w:rPr>
+              <w:t>1.0</w:t>
+            </w:r>
+          </w:p>
+        </w:tc>
+      </w:tr>
+      <w:tr>
+        <w:trPr>
+          <w:tblCellSpacing w:w="0" w:type="dxa"/>
+        </w:trPr>
+        <w:tc>
+          <w:tcPr>
+            <w:tcW w:w="1895" w:type="dxa"/>
+            <w:tcBorders>
+              <w:top w:val="outset" w:sz="6" w:space="0" w:color="000000"/>
+              <w:bottom w:val="outset" w:sz="6" w:space="0" w:color="000000"/>
+              <w:right w:val="outset" w:sz="6" w:space="0" w:color="000000"/>
+            </w:tcBorders>
+          </w:tcPr>
+          <w:p>
+            <w:pPr>
+              <w:spacing w:before="100" w:beforeAutospacing="1"/>
+              <w:rPr>
+                <w:b/>
+                <w:sz w:val="16"/>
+                <w:szCs w:val="16"/>
+              </w:rPr>
+            </w:pPr>
+            <w:r>
+              <w:rPr>
+                <w:b/>
+                <w:sz w:val="16"/>
+                <w:szCs w:val="16"/>
+              </w:rPr>
+              <w:t>Note</w:t>
+            </w:r>
+          </w:p>
+        </w:tc>
+        <w:tc>
+          <w:tcPr>
+            <w:tcW w:w="7685" w:type="dxa"/>
+            <w:tcBorders>
+              <w:top w:val="outset" w:sz="6" w:space="0" w:color="000000"/>
+              <w:left w:val="outset" w:sz="6" w:space="0" w:color="000000"/>
+              <w:bottom w:val="outset" w:sz="6" w:space="0" w:color="000000"/>
+            </w:tcBorders>
+          </w:tcPr>
+          <w:p>
+            <w:pPr>
+              <w:spacing w:before="100" w:beforeAutospacing="1"/>
+              <w:rPr>
+                <w:sz w:val="16"/>
+                <w:szCs w:val="16"/>
+              </w:rPr>
+            </w:pPr>
+          </w:p>
+        </w:tc>
+      </w:tr>
+      <w:tr>
+        <w:trPr>
+          <w:tblCellSpacing w:w="0" w:type="dxa"/>
+        </w:trPr>
+        <w:tc>
+          <w:tcPr>
+            <w:tcW w:w="9580" w:type="dxa"/>
+            <w:gridSpan w:val="2"/>
+            <w:tcBorders>
+              <w:top w:val="outset" w:sz="6" w:space="0" w:color="000000"/>
+              <w:bottom w:val="outset" w:sz="6" w:space="0" w:color="000000"/>
+            </w:tcBorders>
+          </w:tcPr>
+          <w:p>
+            <w:pPr>
+              <w:spacing w:before="100" w:beforeAutospacing="1"/>
+              <w:jc w:val="center"/>
+              <w:rPr>
+                <w:sz w:val="16"/>
+                <w:szCs w:val="16"/>
+              </w:rPr>
+            </w:pPr>
+            <w:r>
+              <w:rPr>
+                <w:b/>
+                <w:bCs/>
+                <w:sz w:val="16"/>
+                <w:szCs w:val="16"/>
+              </w:rPr>
+              <w:t>Sotto requisiti</w:t>
+            </w:r>
+          </w:p>
+        </w:tc>
+      </w:tr>
+      <w:tr>
+        <w:trPr>
+          <w:tblCellSpacing w:w="0" w:type="dxa"/>
+        </w:trPr>
+        <w:tc>
+          <w:tcPr>
+            <w:tcW w:w="1895" w:type="dxa"/>
+            <w:tcBorders>
+              <w:top w:val="outset" w:sz="6" w:space="0" w:color="000000"/>
+              <w:bottom w:val="outset" w:sz="6" w:space="0" w:color="000000"/>
+              <w:right w:val="outset" w:sz="6" w:space="0" w:color="000000"/>
+            </w:tcBorders>
+          </w:tcPr>
+          <w:p>
+            <w:pPr>
+              <w:spacing w:before="100" w:beforeAutospacing="1"/>
+              <w:rPr>
+                <w:b/>
+                <w:sz w:val="16"/>
+                <w:szCs w:val="16"/>
+              </w:rPr>
+            </w:pPr>
+            <w:r>
+              <w:rPr>
+                <w:b/>
+                <w:bCs/>
+                <w:sz w:val="16"/>
+                <w:szCs w:val="16"/>
+              </w:rPr>
+              <w:t>001</w:t>
+            </w:r>
+          </w:p>
+        </w:tc>
+        <w:tc>
+          <w:tcPr>
+            <w:tcW w:w="7685" w:type="dxa"/>
+            <w:tcBorders>
+              <w:top w:val="outset" w:sz="6" w:space="0" w:color="000000"/>
+              <w:left w:val="outset" w:sz="6" w:space="0" w:color="000000"/>
+              <w:bottom w:val="outset" w:sz="6" w:space="0" w:color="000000"/>
+            </w:tcBorders>
+          </w:tcPr>
+          <w:p>
+            <w:pPr>
+              <w:spacing w:before="100" w:beforeAutospacing="1"/>
+              <w:rPr>
+                <w:sz w:val="16"/>
+                <w:szCs w:val="16"/>
+              </w:rPr>
+            </w:pPr>
+            <w:r>
+              <w:rPr>
+                <w:sz w:val="16"/>
+                <w:szCs w:val="16"/>
+              </w:rPr>
+              <w:t>Creazione cartella condivisa clinica</w:t>
+            </w:r>
+          </w:p>
+        </w:tc>
+      </w:tr>
+      <w:tr>
+        <w:trPr>
+          <w:tblCellSpacing w:w="0" w:type="dxa"/>
+        </w:trPr>
+        <w:tc>
+          <w:tcPr>
+            <w:tcW w:w="1895" w:type="dxa"/>
+            <w:tcBorders>
+              <w:top w:val="outset" w:sz="6" w:space="0" w:color="000000"/>
+              <w:bottom w:val="outset" w:sz="6" w:space="0" w:color="000000"/>
+              <w:right w:val="outset" w:sz="6" w:space="0" w:color="000000"/>
+            </w:tcBorders>
+          </w:tcPr>
+          <w:p>
+            <w:pPr>
+              <w:spacing w:before="100" w:beforeAutospacing="1"/>
+              <w:rPr>
+                <w:b/>
+                <w:sz w:val="16"/>
+                <w:szCs w:val="16"/>
+              </w:rPr>
+            </w:pPr>
+            <w:r>
+              <w:rPr>
+                <w:b/>
+                <w:bCs/>
+                <w:sz w:val="16"/>
+                <w:szCs w:val="16"/>
+              </w:rPr>
+              <w:t>002</w:t>
+            </w:r>
+          </w:p>
+        </w:tc>
+        <w:tc>
+          <w:tcPr>
+            <w:tcW w:w="7685" w:type="dxa"/>
+            <w:tcBorders>
+              <w:top w:val="outset" w:sz="6" w:space="0" w:color="000000"/>
+              <w:left w:val="outset" w:sz="6" w:space="0" w:color="000000"/>
+              <w:bottom w:val="outset" w:sz="6" w:space="0" w:color="000000"/>
+            </w:tcBorders>
+          </w:tcPr>
+          <w:p>
+            <w:pPr>
+              <w:spacing w:before="100" w:beforeAutospacing="1"/>
+              <w:rPr>
+                <w:sz w:val="16"/>
+                <w:szCs w:val="16"/>
+              </w:rPr>
+            </w:pPr>
+            <w:r>
+              <w:rPr>
+                <w:sz w:val="16"/>
+                <w:szCs w:val="16"/>
+              </w:rPr>
+              <w:t>Creazione cartella condivisa amministrazione</w:t>
+            </w:r>
+          </w:p>
+        </w:tc>
+      </w:tr>
+      <w:tr>
+        <w:trPr>
+          <w:tblCellSpacing w:w="0" w:type="dxa"/>
+        </w:trPr>
+        <w:tc>
+          <w:tcPr>
+            <w:tcW w:w="1895" w:type="dxa"/>
+            <w:tcBorders>
+              <w:top w:val="outset" w:sz="6" w:space="0" w:color="000000"/>
+              <w:bottom w:val="outset" w:sz="6" w:space="0" w:color="000000"/>
+              <w:right w:val="outset" w:sz="6" w:space="0" w:color="000000"/>
+            </w:tcBorders>
+          </w:tcPr>
+          <w:p>
+            <w:pPr>
+              <w:spacing w:before="100" w:beforeAutospacing="1"/>
+              <w:rPr>
+                <w:b/>
+                <w:sz w:val="16"/>
+                <w:szCs w:val="16"/>
+              </w:rPr>
+            </w:pPr>
+            <w:r>
+              <w:rPr>
+                <w:b/>
+                <w:bCs/>
+                <w:sz w:val="16"/>
+                <w:szCs w:val="16"/>
+              </w:rPr>
+              <w:t>003</w:t>
+            </w:r>
+          </w:p>
+        </w:tc>
+        <w:tc>
+          <w:tcPr>
+            <w:tcW w:w="7685" w:type="dxa"/>
+            <w:tcBorders>
+              <w:top w:val="outset" w:sz="6" w:space="0" w:color="000000"/>
+              <w:left w:val="outset" w:sz="6" w:space="0" w:color="000000"/>
+              <w:bottom w:val="outset" w:sz="6" w:space="0" w:color="000000"/>
+            </w:tcBorders>
+          </w:tcPr>
+          <w:p>
+            <w:pPr>
+              <w:spacing w:before="100" w:beforeAutospacing="1"/>
+              <w:rPr>
+                <w:sz w:val="16"/>
+                <w:szCs w:val="16"/>
+              </w:rPr>
+            </w:pPr>
+            <w:r>
+              <w:rPr>
+                <w:sz w:val="16"/>
+                <w:szCs w:val="16"/>
+              </w:rPr>
+              <w:t>Assegnazione permessi NTFS e condivisione ai gruppi</w:t>
+            </w:r>
+          </w:p>
+        </w:tc>
+      </w:tr>
+    </w:tbl>
+    <w:p/>
+    <w:p/>
+    <w:tbl>
+      <w:tblPr>
+        <w:tblW w:w="9580" w:type="dxa"/>
+        <w:tblCellSpacing w:w="0" w:type="dxa"/>
+        <w:tblInd w:w="-8" w:type="dxa"/>
+        <w:tblBorders>
+          <w:top w:val="outset" w:sz="6" w:space="0" w:color="000000"/>
+          <w:left w:val="outset" w:sz="6" w:space="0" w:color="000000"/>
+          <w:bottom w:val="outset" w:sz="6" w:space="0" w:color="000000"/>
+          <w:right w:val="outset" w:sz="6" w:space="0" w:color="000000"/>
+        </w:tblBorders>
+        <w:tblCellMar>
+          <w:top w:w="60" w:type="dxa"/>
+          <w:left w:w="60" w:type="dxa"/>
+          <w:bottom w:w="60" w:type="dxa"/>
+          <w:right w:w="60" w:type="dxa"/>
+        </w:tblCellMar>
+        <w:tblLook w:val="00A0" w:firstRow="1" w:lastRow="0" w:firstColumn="1" w:lastColumn="0" w:noHBand="0" w:noVBand="0"/>
+      </w:tblPr>
+      <w:tblGrid>
+        <w:gridCol w:w="1895"/>
+        <w:gridCol w:w="7685"/>
+      </w:tblGrid>
+      <w:tr>
+        <w:trPr>
+          <w:trHeight w:val="251"/>
+          <w:tblCellSpacing w:w="0" w:type="dxa"/>
+        </w:trPr>
+        <w:tc>
+          <w:tcPr>
+            <w:tcW w:w="9580" w:type="dxa"/>
+            <w:gridSpan w:val="2"/>
+            <w:tcBorders>
+              <w:top w:val="outset" w:sz="6" w:space="0" w:color="000000"/>
+              <w:bottom w:val="outset" w:sz="6" w:space="0" w:color="000000"/>
+            </w:tcBorders>
+          </w:tcPr>
+          <w:p>
+            <w:pPr>
+              <w:spacing w:before="100" w:beforeAutospacing="1"/>
+              <w:jc w:val="center"/>
+              <w:rPr>
+                <w:b/>
+                <w:sz w:val="16"/>
+                <w:szCs w:val="16"/>
+              </w:rPr>
+            </w:pPr>
+            <w:r>
+              <w:rPr>
+                <w:b/>
+                <w:sz w:val="16"/>
+                <w:szCs w:val="16"/>
+              </w:rPr>
+              <w:t xml:space="preserve">ID: </w:t>
+            </w:r>
+            <w:r>
+              <w:rPr>
+                <w:b/>
+                <w:sz w:val="16"/>
+                <w:szCs w:val="16"/>
+              </w:rPr>
+              <w:t>REQ-0</w:t>
+            </w:r>
+            <w:r>
+              <w:rPr>
+                <w:b/>
+                <w:sz w:val="16"/>
+                <w:szCs w:val="16"/>
+              </w:rPr>
+              <w:t>05</w:t>
+            </w:r>
+          </w:p>
+        </w:tc>
+      </w:tr>
+      <w:tr>
+        <w:trPr>
+          <w:tblCellSpacing w:w="0" w:type="dxa"/>
+        </w:trPr>
+        <w:tc>
+          <w:tcPr>
+            <w:tcW w:w="1895" w:type="dxa"/>
+            <w:tcBorders>
+              <w:top w:val="outset" w:sz="6" w:space="0" w:color="000000"/>
+              <w:bottom w:val="outset" w:sz="6" w:space="0" w:color="000000"/>
+              <w:right w:val="outset" w:sz="6" w:space="0" w:color="000000"/>
+            </w:tcBorders>
+          </w:tcPr>
+          <w:p>
+            <w:pPr>
+              <w:spacing w:before="100" w:beforeAutospacing="1"/>
+              <w:rPr>
+                <w:b/>
+                <w:sz w:val="16"/>
+                <w:szCs w:val="16"/>
+              </w:rPr>
+            </w:pPr>
+            <w:r>
+              <w:rPr>
+                <w:b/>
+                <w:sz w:val="16"/>
+                <w:szCs w:val="16"/>
+              </w:rPr>
+              <w:t>Nome</w:t>
+            </w:r>
+          </w:p>
+        </w:tc>
+        <w:tc>
+          <w:tcPr>
+            <w:tcW w:w="7685" w:type="dxa"/>
+            <w:tcBorders>
+              <w:top w:val="outset" w:sz="6" w:space="0" w:color="000000"/>
+              <w:left w:val="outset" w:sz="6" w:space="0" w:color="000000"/>
+              <w:bottom w:val="outset" w:sz="6" w:space="0" w:color="000000"/>
+            </w:tcBorders>
+          </w:tcPr>
+          <w:p>
+            <w:pPr>
+              <w:spacing w:before="100" w:beforeAutospacing="1"/>
+              <w:rPr>
+                <w:sz w:val="16"/>
+                <w:szCs w:val="16"/>
+              </w:rPr>
+            </w:pPr>
+            <w:r>
+              <w:rPr>
+                <w:sz w:val="16"/>
+                <w:szCs w:val="16"/>
+              </w:rPr>
+              <w:t>Database gestionale</w:t>
+            </w:r>
+          </w:p>
+        </w:tc>
+      </w:tr>
+      <w:tr>
+        <w:trPr>
+          <w:tblCellSpacing w:w="0" w:type="dxa"/>
+        </w:trPr>
+        <w:tc>
+          <w:tcPr>
+            <w:tcW w:w="1895" w:type="dxa"/>
+            <w:tcBorders>
+              <w:top w:val="outset" w:sz="6" w:space="0" w:color="000000"/>
+              <w:bottom w:val="outset" w:sz="6" w:space="0" w:color="000000"/>
+              <w:right w:val="outset" w:sz="6" w:space="0" w:color="000000"/>
+            </w:tcBorders>
+          </w:tcPr>
+          <w:p>
+            <w:pPr>
+              <w:spacing w:before="100" w:beforeAutospacing="1"/>
+              <w:rPr>
+                <w:b/>
+                <w:sz w:val="16"/>
+                <w:szCs w:val="16"/>
+              </w:rPr>
+            </w:pPr>
+            <w:r>
+              <w:rPr>
+                <w:b/>
+                <w:sz w:val="16"/>
+                <w:szCs w:val="16"/>
+              </w:rPr>
+              <w:t>Priorità</w:t>
+            </w:r>
+          </w:p>
+        </w:tc>
+        <w:tc>
+          <w:tcPr>
+            <w:tcW w:w="7685" w:type="dxa"/>
+            <w:tcBorders>
+              <w:top w:val="outset" w:sz="6" w:space="0" w:color="000000"/>
+              <w:left w:val="outset" w:sz="6" w:space="0" w:color="000000"/>
+              <w:bottom w:val="outset" w:sz="6" w:space="0" w:color="000000"/>
+            </w:tcBorders>
+          </w:tcPr>
+          <w:p>
+            <w:pPr>
+              <w:spacing w:before="100" w:beforeAutospacing="1"/>
+              <w:rPr>
+                <w:sz w:val="16"/>
+                <w:szCs w:val="16"/>
+              </w:rPr>
+            </w:pPr>
+            <w:r>
+              <w:rPr>
+                <w:sz w:val="16"/>
+                <w:szCs w:val="16"/>
+              </w:rPr>
+              <w:t>1</w:t>
+            </w:r>
+          </w:p>
+        </w:tc>
+      </w:tr>
+      <w:tr>
+        <w:trPr>
+          <w:tblCellSpacing w:w="0" w:type="dxa"/>
+        </w:trPr>
+        <w:tc>
+          <w:tcPr>
+            <w:tcW w:w="1895" w:type="dxa"/>
+            <w:tcBorders>
+              <w:top w:val="outset" w:sz="6" w:space="0" w:color="000000"/>
+              <w:bottom w:val="outset" w:sz="6" w:space="0" w:color="000000"/>
+              <w:right w:val="outset" w:sz="6" w:space="0" w:color="000000"/>
+            </w:tcBorders>
+          </w:tcPr>
+          <w:p>
+            <w:pPr>
+              <w:spacing w:before="100" w:beforeAutospacing="1"/>
+              <w:rPr>
+                <w:b/>
+                <w:sz w:val="16"/>
+                <w:szCs w:val="16"/>
+              </w:rPr>
+            </w:pPr>
+            <w:r>
+              <w:rPr>
+                <w:b/>
+                <w:sz w:val="16"/>
+                <w:szCs w:val="16"/>
+              </w:rPr>
+              <w:t>Versione</w:t>
+            </w:r>
+          </w:p>
+        </w:tc>
+        <w:tc>
+          <w:tcPr>
+            <w:tcW w:w="7685" w:type="dxa"/>
+            <w:tcBorders>
+              <w:top w:val="outset" w:sz="6" w:space="0" w:color="000000"/>
+              <w:left w:val="outset" w:sz="6" w:space="0" w:color="000000"/>
+              <w:bottom w:val="outset" w:sz="6" w:space="0" w:color="000000"/>
+            </w:tcBorders>
+          </w:tcPr>
+          <w:p>
+            <w:pPr>
+              <w:spacing w:before="100" w:beforeAutospacing="1"/>
+              <w:rPr>
+                <w:sz w:val="16"/>
+                <w:szCs w:val="16"/>
+              </w:rPr>
+            </w:pPr>
+            <w:r>
+              <w:rPr>
+                <w:sz w:val="16"/>
+                <w:szCs w:val="16"/>
+              </w:rPr>
+              <w:t>1.0</w:t>
+            </w:r>
+          </w:p>
+        </w:tc>
+      </w:tr>
+      <w:tr>
+        <w:trPr>
+          <w:tblCellSpacing w:w="0" w:type="dxa"/>
+        </w:trPr>
+        <w:tc>
+          <w:tcPr>
+            <w:tcW w:w="1895" w:type="dxa"/>
+            <w:tcBorders>
+              <w:top w:val="outset" w:sz="6" w:space="0" w:color="000000"/>
+              <w:bottom w:val="outset" w:sz="6" w:space="0" w:color="000000"/>
+              <w:right w:val="outset" w:sz="6" w:space="0" w:color="000000"/>
+            </w:tcBorders>
+          </w:tcPr>
+          <w:p>
+            <w:pPr>
+              <w:spacing w:before="100" w:beforeAutospacing="1"/>
+              <w:rPr>
+                <w:b/>
+                <w:sz w:val="16"/>
+                <w:szCs w:val="16"/>
+              </w:rPr>
+            </w:pPr>
+            <w:r>
+              <w:rPr>
+                <w:b/>
+                <w:sz w:val="16"/>
+                <w:szCs w:val="16"/>
+              </w:rPr>
+              <w:t>Note</w:t>
+            </w:r>
+          </w:p>
+        </w:tc>
+        <w:tc>
+          <w:tcPr>
+            <w:tcW w:w="7685" w:type="dxa"/>
+            <w:tcBorders>
+              <w:top w:val="outset" w:sz="6" w:space="0" w:color="000000"/>
+              <w:left w:val="outset" w:sz="6" w:space="0" w:color="000000"/>
+              <w:bottom w:val="outset" w:sz="6" w:space="0" w:color="000000"/>
+            </w:tcBorders>
+          </w:tcPr>
+          <w:p>
+            <w:pPr>
+              <w:spacing w:before="100" w:beforeAutospacing="1"/>
+              <w:rPr>
+                <w:sz w:val="16"/>
+                <w:szCs w:val="16"/>
+              </w:rPr>
+            </w:pPr>
+          </w:p>
+        </w:tc>
+      </w:tr>
+      <w:tr>
+        <w:trPr>
+          <w:tblCellSpacing w:w="0" w:type="dxa"/>
+        </w:trPr>
+        <w:tc>
+          <w:tcPr>
+            <w:tcW w:w="9580" w:type="dxa"/>
+            <w:gridSpan w:val="2"/>
+            <w:tcBorders>
+              <w:top w:val="outset" w:sz="6" w:space="0" w:color="000000"/>
+              <w:bottom w:val="outset" w:sz="6" w:space="0" w:color="000000"/>
+            </w:tcBorders>
+          </w:tcPr>
+          <w:p>
+            <w:pPr>
+              <w:spacing w:before="100" w:beforeAutospacing="1"/>
+              <w:jc w:val="center"/>
+              <w:rPr>
+                <w:sz w:val="16"/>
+                <w:szCs w:val="16"/>
+              </w:rPr>
+            </w:pPr>
+            <w:r>
+              <w:rPr>
+                <w:b/>
+                <w:bCs/>
+                <w:sz w:val="16"/>
+                <w:szCs w:val="16"/>
+              </w:rPr>
+              <w:t>Sotto requisiti</w:t>
+            </w:r>
+          </w:p>
+        </w:tc>
+      </w:tr>
+      <w:tr>
+        <w:trPr>
+          <w:tblCellSpacing w:w="0" w:type="dxa"/>
+        </w:trPr>
+        <w:tc>
+          <w:tcPr>
+            <w:tcW w:w="1895" w:type="dxa"/>
+            <w:tcBorders>
+              <w:top w:val="outset" w:sz="6" w:space="0" w:color="000000"/>
+              <w:bottom w:val="outset" w:sz="6" w:space="0" w:color="000000"/>
+              <w:right w:val="outset" w:sz="6" w:space="0" w:color="000000"/>
+            </w:tcBorders>
+          </w:tcPr>
+          <w:p>
+            <w:pPr>
+              <w:spacing w:before="100" w:beforeAutospacing="1"/>
+              <w:rPr>
+                <w:b/>
+                <w:sz w:val="16"/>
+                <w:szCs w:val="16"/>
+              </w:rPr>
+            </w:pPr>
+            <w:r>
+              <w:rPr>
+                <w:b/>
+                <w:bCs/>
+                <w:sz w:val="16"/>
+                <w:szCs w:val="16"/>
+              </w:rPr>
+              <w:lastRenderedPageBreak/>
+              <w:t>001</w:t>
+            </w:r>
+          </w:p>
+        </w:tc>
+        <w:tc>
+          <w:tcPr>
+            <w:tcW w:w="7685" w:type="dxa"/>
+            <w:tcBorders>
+              <w:top w:val="outset" w:sz="6" w:space="0" w:color="000000"/>
+              <w:left w:val="outset" w:sz="6" w:space="0" w:color="000000"/>
+              <w:bottom w:val="outset" w:sz="6" w:space="0" w:color="000000"/>
+            </w:tcBorders>
+          </w:tcPr>
+          <w:p>
+            <w:pPr>
+              <w:spacing w:before="100" w:beforeAutospacing="1"/>
+              <w:rPr>
+                <w:sz w:val="16"/>
+                <w:szCs w:val="16"/>
+              </w:rPr>
+            </w:pPr>
+            <w:r>
+              <w:rPr>
+                <w:sz w:val="16"/>
+                <w:szCs w:val="16"/>
+              </w:rPr>
+              <w:t>Installazione database</w:t>
+            </w:r>
+          </w:p>
+        </w:tc>
+      </w:tr>
+      <w:tr>
+        <w:trPr>
+          <w:tblCellSpacing w:w="0" w:type="dxa"/>
+        </w:trPr>
+        <w:tc>
+          <w:tcPr>
+            <w:tcW w:w="1895" w:type="dxa"/>
+            <w:tcBorders>
+              <w:top w:val="outset" w:sz="6" w:space="0" w:color="000000"/>
+              <w:bottom w:val="outset" w:sz="6" w:space="0" w:color="000000"/>
+              <w:right w:val="outset" w:sz="6" w:space="0" w:color="000000"/>
+            </w:tcBorders>
+          </w:tcPr>
+          <w:p>
+            <w:pPr>
+              <w:spacing w:before="100" w:beforeAutospacing="1"/>
+              <w:rPr>
+                <w:b/>
+                <w:sz w:val="16"/>
+                <w:szCs w:val="16"/>
+              </w:rPr>
+            </w:pPr>
+            <w:r>
+              <w:rPr>
+                <w:b/>
+                <w:bCs/>
+                <w:sz w:val="16"/>
+                <w:szCs w:val="16"/>
+              </w:rPr>
+              <w:t>002</w:t>
+            </w:r>
+          </w:p>
+        </w:tc>
+        <w:tc>
+          <w:tcPr>
+            <w:tcW w:w="7685" w:type="dxa"/>
+            <w:tcBorders>
+              <w:top w:val="outset" w:sz="6" w:space="0" w:color="000000"/>
+              <w:left w:val="outset" w:sz="6" w:space="0" w:color="000000"/>
+              <w:bottom w:val="outset" w:sz="6" w:space="0" w:color="000000"/>
+            </w:tcBorders>
+          </w:tcPr>
+          <w:p>
+            <w:pPr>
+              <w:spacing w:before="100" w:beforeAutospacing="1"/>
+              <w:rPr>
+                <w:sz w:val="16"/>
+                <w:szCs w:val="16"/>
+              </w:rPr>
+            </w:pPr>
+            <w:r>
+              <w:rPr>
+                <w:sz w:val="16"/>
+                <w:szCs w:val="16"/>
+              </w:rPr>
+              <w:t>Definizione struttura dati di base</w:t>
+            </w:r>
+          </w:p>
+        </w:tc>
+      </w:tr>
+      <w:tr>
+        <w:trPr>
+          <w:tblCellSpacing w:w="0" w:type="dxa"/>
+        </w:trPr>
+        <w:tc>
+          <w:tcPr>
+            <w:tcW w:w="1895" w:type="dxa"/>
+            <w:tcBorders>
+              <w:top w:val="outset" w:sz="6" w:space="0" w:color="000000"/>
+              <w:bottom w:val="outset" w:sz="6" w:space="0" w:color="000000"/>
+              <w:right w:val="outset" w:sz="6" w:space="0" w:color="000000"/>
+            </w:tcBorders>
+          </w:tcPr>
+          <w:p>
+            <w:pPr>
+              <w:spacing w:before="100" w:beforeAutospacing="1"/>
+              <w:rPr>
+                <w:b/>
+                <w:sz w:val="16"/>
+                <w:szCs w:val="16"/>
+              </w:rPr>
+            </w:pPr>
+            <w:r>
+              <w:rPr>
+                <w:b/>
+                <w:bCs/>
+                <w:sz w:val="16"/>
+                <w:szCs w:val="16"/>
+              </w:rPr>
+              <w:t>003</w:t>
+            </w:r>
+          </w:p>
+        </w:tc>
+        <w:tc>
+          <w:tcPr>
+            <w:tcW w:w="7685" w:type="dxa"/>
+            <w:tcBorders>
+              <w:top w:val="outset" w:sz="6" w:space="0" w:color="000000"/>
+              <w:left w:val="outset" w:sz="6" w:space="0" w:color="000000"/>
+              <w:bottom w:val="outset" w:sz="6" w:space="0" w:color="000000"/>
+            </w:tcBorders>
+          </w:tcPr>
+          <w:p>
+            <w:pPr>
+              <w:spacing w:before="100" w:beforeAutospacing="1"/>
+              <w:rPr>
+                <w:sz w:val="16"/>
+                <w:szCs w:val="16"/>
+              </w:rPr>
+            </w:pPr>
+            <w:r>
+              <w:rPr>
+                <w:sz w:val="16"/>
+                <w:szCs w:val="16"/>
+              </w:rPr>
+              <w:t>Test di connessione dell’applicativo al database</w:t>
+            </w:r>
+          </w:p>
+        </w:tc>
+      </w:tr>
+    </w:tbl>
+    <w:p/>
+    <w:p/>
+    <w:tbl>
+      <w:tblPr>
+        <w:tblW w:w="9580" w:type="dxa"/>
+        <w:tblCellSpacing w:w="0" w:type="dxa"/>
+        <w:tblInd w:w="-8" w:type="dxa"/>
+        <w:tblBorders>
+          <w:top w:val="outset" w:sz="6" w:space="0" w:color="000000"/>
+          <w:left w:val="outset" w:sz="6" w:space="0" w:color="000000"/>
+          <w:bottom w:val="outset" w:sz="6" w:space="0" w:color="000000"/>
+          <w:right w:val="outset" w:sz="6" w:space="0" w:color="000000"/>
+        </w:tblBorders>
+        <w:tblCellMar>
+          <w:top w:w="60" w:type="dxa"/>
+          <w:left w:w="60" w:type="dxa"/>
+          <w:bottom w:w="60" w:type="dxa"/>
+          <w:right w:w="60" w:type="dxa"/>
+        </w:tblCellMar>
+        <w:tblLook w:val="00A0" w:firstRow="1" w:lastRow="0" w:firstColumn="1" w:lastColumn="0" w:noHBand="0" w:noVBand="0"/>
+      </w:tblPr>
+      <w:tblGrid>
+        <w:gridCol w:w="1895"/>
+        <w:gridCol w:w="7685"/>
+      </w:tblGrid>
+      <w:tr>
+        <w:trPr>
+          <w:trHeight w:val="251"/>
+          <w:tblCellSpacing w:w="0" w:type="dxa"/>
+        </w:trPr>
+        <w:tc>
+          <w:tcPr>
+            <w:tcW w:w="9580" w:type="dxa"/>
+            <w:gridSpan w:val="2"/>
+            <w:tcBorders>
+              <w:top w:val="outset" w:sz="6" w:space="0" w:color="000000"/>
+              <w:bottom w:val="outset" w:sz="6" w:space="0" w:color="000000"/>
+            </w:tcBorders>
+          </w:tcPr>
+          <w:p>
+            <w:pPr>
+              <w:spacing w:before="100" w:beforeAutospacing="1"/>
+              <w:jc w:val="center"/>
+              <w:rPr>
+                <w:b/>
+                <w:sz w:val="16"/>
+                <w:szCs w:val="16"/>
+              </w:rPr>
+            </w:pPr>
+            <w:r>
+              <w:rPr>
+                <w:b/>
+                <w:sz w:val="16"/>
+                <w:szCs w:val="16"/>
+              </w:rPr>
+              <w:t xml:space="preserve">ID: </w:t>
+            </w:r>
+            <w:r>
+              <w:rPr>
+                <w:b/>
+                <w:sz w:val="16"/>
+                <w:szCs w:val="16"/>
+              </w:rPr>
+              <w:t>REQ-0</w:t>
+            </w:r>
+            <w:r>
+              <w:rPr>
+                <w:b/>
+                <w:sz w:val="16"/>
+                <w:szCs w:val="16"/>
+              </w:rPr>
+              <w:t>06</w:t>
+            </w:r>
+          </w:p>
+        </w:tc>
+      </w:tr>
+      <w:tr>
+        <w:trPr>
+          <w:tblCellSpacing w:w="0" w:type="dxa"/>
+        </w:trPr>
+        <w:tc>
+          <w:tcPr>
+            <w:tcW w:w="1895" w:type="dxa"/>
+            <w:tcBorders>
+              <w:top w:val="outset" w:sz="6" w:space="0" w:color="000000"/>
+              <w:bottom w:val="outset" w:sz="6" w:space="0" w:color="000000"/>
+              <w:right w:val="outset" w:sz="6" w:space="0" w:color="000000"/>
+            </w:tcBorders>
+          </w:tcPr>
+          <w:p>
+            <w:pPr>
+              <w:spacing w:before="100" w:beforeAutospacing="1"/>
+              <w:rPr>
+                <w:b/>
+                <w:sz w:val="16"/>
+                <w:szCs w:val="16"/>
+              </w:rPr>
+            </w:pPr>
+            <w:r>
+              <w:rPr>
+                <w:b/>
+                <w:sz w:val="16"/>
+                <w:szCs w:val="16"/>
+              </w:rPr>
+              <w:t>Nome</w:t>
+            </w:r>
+          </w:p>
+        </w:tc>
+        <w:tc>
+          <w:tcPr>
+            <w:tcW w:w="7685" w:type="dxa"/>
+            <w:tcBorders>
+              <w:top w:val="outset" w:sz="6" w:space="0" w:color="000000"/>
+              <w:left w:val="outset" w:sz="6" w:space="0" w:color="000000"/>
+              <w:bottom w:val="outset" w:sz="6" w:space="0" w:color="000000"/>
+            </w:tcBorders>
+          </w:tcPr>
+          <w:p>
+            <w:pPr>
+              <w:spacing w:before="100" w:beforeAutospacing="1"/>
+              <w:rPr>
+                <w:sz w:val="16"/>
+                <w:szCs w:val="16"/>
+              </w:rPr>
+            </w:pPr>
+            <w:r>
+              <w:rPr>
+                <w:sz w:val="16"/>
+                <w:szCs w:val="16"/>
+              </w:rPr>
+              <w:t>Storage e RAID</w:t>
+            </w:r>
+          </w:p>
+        </w:tc>
+      </w:tr>
+      <w:tr>
+        <w:trPr>
+          <w:tblCellSpacing w:w="0" w:type="dxa"/>
+        </w:trPr>
+        <w:tc>
+          <w:tcPr>
+            <w:tcW w:w="1895" w:type="dxa"/>
+            <w:tcBorders>
+              <w:top w:val="outset" w:sz="6" w:space="0" w:color="000000"/>
+              <w:bottom w:val="outset" w:sz="6" w:space="0" w:color="000000"/>
+              <w:right w:val="outset" w:sz="6" w:space="0" w:color="000000"/>
+            </w:tcBorders>
+          </w:tcPr>
+          <w:p>
+            <w:pPr>
+              <w:spacing w:before="100" w:beforeAutospacing="1"/>
+              <w:rPr>
+                <w:b/>
+                <w:sz w:val="16"/>
+                <w:szCs w:val="16"/>
+              </w:rPr>
+            </w:pPr>
+            <w:r>
+              <w:rPr>
+                <w:b/>
+                <w:sz w:val="16"/>
+                <w:szCs w:val="16"/>
+              </w:rPr>
+              <w:t>Priorità</w:t>
+            </w:r>
+          </w:p>
+        </w:tc>
+        <w:tc>
+          <w:tcPr>
+            <w:tcW w:w="7685" w:type="dxa"/>
+            <w:tcBorders>
+              <w:top w:val="outset" w:sz="6" w:space="0" w:color="000000"/>
+              <w:left w:val="outset" w:sz="6" w:space="0" w:color="000000"/>
+              <w:bottom w:val="outset" w:sz="6" w:space="0" w:color="000000"/>
+            </w:tcBorders>
+          </w:tcPr>
+          <w:p>
+            <w:pPr>
+              <w:spacing w:before="100" w:beforeAutospacing="1"/>
+              <w:rPr>
+                <w:sz w:val="16"/>
+                <w:szCs w:val="16"/>
+              </w:rPr>
+            </w:pPr>
+            <w:r>
+              <w:rPr>
+                <w:sz w:val="16"/>
+                <w:szCs w:val="16"/>
+              </w:rPr>
+              <w:t>1</w:t>
+            </w:r>
+          </w:p>
+        </w:tc>
+      </w:tr>
+      <w:tr>
+        <w:trPr>
+          <w:tblCellSpacing w:w="0" w:type="dxa"/>
+        </w:trPr>
+        <w:tc>
+          <w:tcPr>
+            <w:tcW w:w="1895" w:type="dxa"/>
+            <w:tcBorders>
+              <w:top w:val="outset" w:sz="6" w:space="0" w:color="000000"/>
+              <w:bottom w:val="outset" w:sz="6" w:space="0" w:color="000000"/>
+              <w:right w:val="outset" w:sz="6" w:space="0" w:color="000000"/>
+            </w:tcBorders>
+          </w:tcPr>
+          <w:p>
+            <w:pPr>
+              <w:spacing w:before="100" w:beforeAutospacing="1"/>
+              <w:rPr>
+                <w:b/>
+                <w:sz w:val="16"/>
+                <w:szCs w:val="16"/>
+              </w:rPr>
+            </w:pPr>
+            <w:r>
+              <w:rPr>
+                <w:b/>
+                <w:sz w:val="16"/>
+                <w:szCs w:val="16"/>
+              </w:rPr>
+              <w:t>Versione</w:t>
+            </w:r>
+          </w:p>
+        </w:tc>
+        <w:tc>
+          <w:tcPr>
+            <w:tcW w:w="7685" w:type="dxa"/>
+            <w:tcBorders>
+              <w:top w:val="outset" w:sz="6" w:space="0" w:color="000000"/>
+              <w:left w:val="outset" w:sz="6" w:space="0" w:color="000000"/>
+              <w:bottom w:val="outset" w:sz="6" w:space="0" w:color="000000"/>
+            </w:tcBorders>
+          </w:tcPr>
+          <w:p>
+            <w:pPr>
+              <w:spacing w:before="100" w:beforeAutospacing="1"/>
+              <w:rPr>
+                <w:sz w:val="16"/>
+                <w:szCs w:val="16"/>
+              </w:rPr>
+            </w:pPr>
+            <w:r>
+              <w:rPr>
+                <w:sz w:val="16"/>
+                <w:szCs w:val="16"/>
+              </w:rPr>
+              <w:t>1.0</w:t>
+            </w:r>
+          </w:p>
+        </w:tc>
+      </w:tr>
+      <w:tr>
+        <w:trPr>
+          <w:tblCellSpacing w:w="0" w:type="dxa"/>
+        </w:trPr>
+        <w:tc>
+          <w:tcPr>
+            <w:tcW w:w="1895" w:type="dxa"/>
+            <w:tcBorders>
+              <w:top w:val="outset" w:sz="6" w:space="0" w:color="000000"/>
+              <w:bottom w:val="outset" w:sz="6" w:space="0" w:color="000000"/>
+              <w:right w:val="outset" w:sz="6" w:space="0" w:color="000000"/>
+            </w:tcBorders>
+          </w:tcPr>
+          <w:p>
+            <w:pPr>
+              <w:spacing w:before="100" w:beforeAutospacing="1"/>
+              <w:rPr>
+                <w:b/>
+                <w:sz w:val="16"/>
+                <w:szCs w:val="16"/>
+              </w:rPr>
+            </w:pPr>
+            <w:r>
+              <w:rPr>
+                <w:b/>
+                <w:sz w:val="16"/>
+                <w:szCs w:val="16"/>
+              </w:rPr>
+              <w:t>Note</w:t>
+            </w:r>
+          </w:p>
+        </w:tc>
+        <w:tc>
+          <w:tcPr>
+            <w:tcW w:w="7685" w:type="dxa"/>
+            <w:tcBorders>
+              <w:top w:val="outset" w:sz="6" w:space="0" w:color="000000"/>
+              <w:left w:val="outset" w:sz="6" w:space="0" w:color="000000"/>
+              <w:bottom w:val="outset" w:sz="6" w:space="0" w:color="000000"/>
+            </w:tcBorders>
+          </w:tcPr>
+          <w:p>
+            <w:pPr>
+              <w:spacing w:before="100" w:beforeAutospacing="1"/>
+              <w:rPr>
+                <w:sz w:val="16"/>
+                <w:szCs w:val="16"/>
+              </w:rPr>
+            </w:pPr>
+            <w:r>
+              <w:rPr>
+                <w:sz w:val="16"/>
+                <w:szCs w:val="16"/>
+              </w:rPr>
+              <w:t>Gestone spazio backup, dischi e disaster recovery</w:t>
+            </w:r>
+          </w:p>
+        </w:tc>
+      </w:tr>
+      <w:tr>
+        <w:trPr>
+          <w:tblCellSpacing w:w="0" w:type="dxa"/>
+        </w:trPr>
+        <w:tc>
+          <w:tcPr>
+            <w:tcW w:w="9580" w:type="dxa"/>
+            <w:gridSpan w:val="2"/>
+            <w:tcBorders>
+              <w:top w:val="outset" w:sz="6" w:space="0" w:color="000000"/>
+              <w:bottom w:val="outset" w:sz="6" w:space="0" w:color="000000"/>
+            </w:tcBorders>
+          </w:tcPr>
+          <w:p>
+            <w:pPr>
+              <w:spacing w:before="100" w:beforeAutospacing="1"/>
+              <w:jc w:val="center"/>
+              <w:rPr>
+                <w:sz w:val="16"/>
+                <w:szCs w:val="16"/>
+              </w:rPr>
+            </w:pPr>
+            <w:r>
+              <w:rPr>
+                <w:b/>
+                <w:bCs/>
+                <w:sz w:val="16"/>
+                <w:szCs w:val="16"/>
+              </w:rPr>
+              <w:t>Sotto requisiti</w:t>
+            </w:r>
+          </w:p>
+        </w:tc>
+      </w:tr>
+      <w:tr>
+        <w:trPr>
+          <w:tblCellSpacing w:w="0" w:type="dxa"/>
+        </w:trPr>
+        <w:tc>
+          <w:tcPr>
+            <w:tcW w:w="1895" w:type="dxa"/>
+            <w:tcBorders>
+              <w:top w:val="outset" w:sz="6" w:space="0" w:color="000000"/>
+              <w:bottom w:val="outset" w:sz="6" w:space="0" w:color="000000"/>
+              <w:right w:val="outset" w:sz="6" w:space="0" w:color="000000"/>
+            </w:tcBorders>
+          </w:tcPr>
+          <w:p>
+            <w:pPr>
+              <w:spacing w:before="100" w:beforeAutospacing="1"/>
+              <w:rPr>
+                <w:b/>
+                <w:sz w:val="16"/>
+                <w:szCs w:val="16"/>
+              </w:rPr>
+            </w:pPr>
+            <w:r>
+              <w:rPr>
+                <w:b/>
+                <w:bCs/>
+                <w:sz w:val="16"/>
+                <w:szCs w:val="16"/>
+              </w:rPr>
+              <w:t>001</w:t>
+            </w:r>
+          </w:p>
+        </w:tc>
+        <w:tc>
+          <w:tcPr>
+            <w:tcW w:w="7685" w:type="dxa"/>
+            <w:tcBorders>
+              <w:top w:val="outset" w:sz="6" w:space="0" w:color="000000"/>
+              <w:left w:val="outset" w:sz="6" w:space="0" w:color="000000"/>
+              <w:bottom w:val="outset" w:sz="6" w:space="0" w:color="000000"/>
+            </w:tcBorders>
+          </w:tcPr>
+          <w:p>
+            <w:pPr>
+              <w:spacing w:before="100" w:beforeAutospacing="1"/>
+              <w:rPr>
+                <w:sz w:val="16"/>
+                <w:szCs w:val="16"/>
+              </w:rPr>
+            </w:pPr>
+            <w:r>
+              <w:rPr>
+                <w:sz w:val="16"/>
+                <w:szCs w:val="16"/>
+              </w:rPr>
+              <w:t>Configurazione RAID sul NAS</w:t>
+            </w:r>
+          </w:p>
+        </w:tc>
+      </w:tr>
+    </w:tbl>
+    <w:p/>
+    <w:p/>
+    <w:tbl>
+      <w:tblPr>
+        <w:tblW w:w="9580" w:type="dxa"/>
+        <w:tblCellSpacing w:w="0" w:type="dxa"/>
+        <w:tblInd w:w="-8" w:type="dxa"/>
+        <w:tblBorders>
+          <w:top w:val="outset" w:sz="6" w:space="0" w:color="000000"/>
+          <w:left w:val="outset" w:sz="6" w:space="0" w:color="000000"/>
+          <w:bottom w:val="outset" w:sz="6" w:space="0" w:color="000000"/>
+          <w:right w:val="outset" w:sz="6" w:space="0" w:color="000000"/>
+        </w:tblBorders>
+        <w:tblCellMar>
+          <w:top w:w="60" w:type="dxa"/>
+          <w:left w:w="60" w:type="dxa"/>
+          <w:bottom w:w="60" w:type="dxa"/>
+          <w:right w:w="60" w:type="dxa"/>
+        </w:tblCellMar>
+        <w:tblLook w:val="00A0" w:firstRow="1" w:lastRow="0" w:firstColumn="1" w:lastColumn="0" w:noHBand="0" w:noVBand="0"/>
+      </w:tblPr>
+      <w:tblGrid>
+        <w:gridCol w:w="1895"/>
+        <w:gridCol w:w="7685"/>
+      </w:tblGrid>
+      <w:tr>
+        <w:trPr>
+          <w:trHeight w:val="251"/>
+          <w:tblCellSpacing w:w="0" w:type="dxa"/>
+        </w:trPr>
+        <w:tc>
+          <w:tcPr>
+            <w:tcW w:w="9580" w:type="dxa"/>
+            <w:gridSpan w:val="2"/>
+            <w:tcBorders>
+              <w:top w:val="outset" w:sz="6" w:space="0" w:color="000000"/>
+              <w:bottom w:val="outset" w:sz="6" w:space="0" w:color="000000"/>
+            </w:tcBorders>
+          </w:tcPr>
+          <w:p>
+            <w:pPr>
+              <w:spacing w:before="100" w:beforeAutospacing="1"/>
+              <w:jc w:val="center"/>
+              <w:rPr>
+                <w:b/>
+                <w:sz w:val="16"/>
+                <w:szCs w:val="16"/>
+              </w:rPr>
+            </w:pPr>
+            <w:r>
+              <w:rPr>
+                <w:b/>
+                <w:sz w:val="16"/>
+                <w:szCs w:val="16"/>
+              </w:rPr>
+              <w:t xml:space="preserve">ID: </w:t>
+            </w:r>
+            <w:r>
+              <w:rPr>
+                <w:b/>
+                <w:sz w:val="16"/>
+                <w:szCs w:val="16"/>
+              </w:rPr>
+              <w:t>REQ-0</w:t>
+            </w:r>
+            <w:r>
+              <w:rPr>
+                <w:b/>
+                <w:sz w:val="16"/>
+                <w:szCs w:val="16"/>
+              </w:rPr>
+              <w:t>07</w:t>
+            </w:r>
+          </w:p>
+        </w:tc>
+      </w:tr>
+      <w:tr>
+        <w:trPr>
+          <w:tblCellSpacing w:w="0" w:type="dxa"/>
+        </w:trPr>
+        <w:tc>
+          <w:tcPr>
+            <w:tcW w:w="1895" w:type="dxa"/>
+            <w:tcBorders>
+              <w:top w:val="outset" w:sz="6" w:space="0" w:color="000000"/>
+              <w:bottom w:val="outset" w:sz="6" w:space="0" w:color="000000"/>
+              <w:right w:val="outset" w:sz="6" w:space="0" w:color="000000"/>
+            </w:tcBorders>
+          </w:tcPr>
+          <w:p>
+            <w:pPr>
+              <w:spacing w:before="100" w:beforeAutospacing="1"/>
+              <w:rPr>
+                <w:b/>
+                <w:sz w:val="16"/>
+                <w:szCs w:val="16"/>
+              </w:rPr>
+            </w:pPr>
+            <w:r>
+              <w:rPr>
+                <w:b/>
+                <w:sz w:val="16"/>
+                <w:szCs w:val="16"/>
+              </w:rPr>
+              <w:t>Nome</w:t>
+            </w:r>
+          </w:p>
+        </w:tc>
+        <w:tc>
+          <w:tcPr>
+            <w:tcW w:w="7685" w:type="dxa"/>
+            <w:tcBorders>
+              <w:top w:val="outset" w:sz="6" w:space="0" w:color="000000"/>
+              <w:left w:val="outset" w:sz="6" w:space="0" w:color="000000"/>
+              <w:bottom w:val="outset" w:sz="6" w:space="0" w:color="000000"/>
+            </w:tcBorders>
+          </w:tcPr>
+          <w:p>
+            <w:pPr>
+              <w:spacing w:before="100" w:beforeAutospacing="1"/>
+              <w:rPr>
+                <w:sz w:val="16"/>
+                <w:szCs w:val="16"/>
+              </w:rPr>
+            </w:pPr>
+            <w:r>
+              <w:rPr>
+                <w:sz w:val="16"/>
+                <w:szCs w:val="16"/>
+              </w:rPr>
+              <w:t>Backup</w:t>
+            </w:r>
+          </w:p>
+        </w:tc>
+      </w:tr>
+      <w:tr>
+        <w:trPr>
+          <w:tblCellSpacing w:w="0" w:type="dxa"/>
+        </w:trPr>
+        <w:tc>
+          <w:tcPr>
+            <w:tcW w:w="1895" w:type="dxa"/>
+            <w:tcBorders>
+              <w:top w:val="outset" w:sz="6" w:space="0" w:color="000000"/>
+              <w:bottom w:val="outset" w:sz="6" w:space="0" w:color="000000"/>
+              <w:right w:val="outset" w:sz="6" w:space="0" w:color="000000"/>
+            </w:tcBorders>
+          </w:tcPr>
+          <w:p>
+            <w:pPr>
+              <w:spacing w:before="100" w:beforeAutospacing="1"/>
+              <w:rPr>
+                <w:b/>
+                <w:sz w:val="16"/>
+                <w:szCs w:val="16"/>
+              </w:rPr>
+            </w:pPr>
+            <w:r>
+              <w:rPr>
+                <w:b/>
+                <w:sz w:val="16"/>
+                <w:szCs w:val="16"/>
+              </w:rPr>
+              <w:t>Priorità</w:t>
+            </w:r>
+          </w:p>
+        </w:tc>
+        <w:tc>
+          <w:tcPr>
+            <w:tcW w:w="7685" w:type="dxa"/>
+            <w:tcBorders>
+              <w:top w:val="outset" w:sz="6" w:space="0" w:color="000000"/>
+              <w:left w:val="outset" w:sz="6" w:space="0" w:color="000000"/>
+              <w:bottom w:val="outset" w:sz="6" w:space="0" w:color="000000"/>
+            </w:tcBorders>
+          </w:tcPr>
+          <w:p>
+            <w:pPr>
+              <w:spacing w:before="100" w:beforeAutospacing="1"/>
+              <w:rPr>
+                <w:sz w:val="16"/>
+                <w:szCs w:val="16"/>
+              </w:rPr>
+            </w:pPr>
+            <w:r>
+              <w:rPr>
+                <w:sz w:val="16"/>
+                <w:szCs w:val="16"/>
+              </w:rPr>
+              <w:t>1</w:t>
+            </w:r>
+          </w:p>
+        </w:tc>
+      </w:tr>
+      <w:tr>
+        <w:trPr>
+          <w:tblCellSpacing w:w="0" w:type="dxa"/>
+        </w:trPr>
+        <w:tc>
+          <w:tcPr>
+            <w:tcW w:w="1895" w:type="dxa"/>
+            <w:tcBorders>
+              <w:top w:val="outset" w:sz="6" w:space="0" w:color="000000"/>
+              <w:bottom w:val="outset" w:sz="6" w:space="0" w:color="000000"/>
+              <w:right w:val="outset" w:sz="6" w:space="0" w:color="000000"/>
+            </w:tcBorders>
+          </w:tcPr>
+          <w:p>
+            <w:pPr>
+              <w:spacing w:before="100" w:beforeAutospacing="1"/>
+              <w:rPr>
+                <w:b/>
+                <w:sz w:val="16"/>
+                <w:szCs w:val="16"/>
+              </w:rPr>
+            </w:pPr>
+            <w:r>
+              <w:rPr>
+                <w:b/>
+                <w:sz w:val="16"/>
+                <w:szCs w:val="16"/>
+              </w:rPr>
+              <w:t>Versione</w:t>
+            </w:r>
+          </w:p>
+        </w:tc>
+        <w:tc>
+          <w:tcPr>
+            <w:tcW w:w="7685" w:type="dxa"/>
+            <w:tcBorders>
+              <w:top w:val="outset" w:sz="6" w:space="0" w:color="000000"/>
+              <w:left w:val="outset" w:sz="6" w:space="0" w:color="000000"/>
+              <w:bottom w:val="outset" w:sz="6" w:space="0" w:color="000000"/>
+            </w:tcBorders>
+          </w:tcPr>
+          <w:p>
+            <w:pPr>
+              <w:spacing w:before="100" w:beforeAutospacing="1"/>
+              <w:rPr>
+                <w:sz w:val="16"/>
+                <w:szCs w:val="16"/>
+              </w:rPr>
+            </w:pPr>
+            <w:r>
+              <w:rPr>
+                <w:sz w:val="16"/>
+                <w:szCs w:val="16"/>
+              </w:rPr>
+              <w:t>1.0</w:t>
+            </w:r>
+          </w:p>
+        </w:tc>
+      </w:tr>
+      <w:tr>
+        <w:trPr>
+          <w:tblCellSpacing w:w="0" w:type="dxa"/>
+        </w:trPr>
+        <w:tc>
+          <w:tcPr>
+            <w:tcW w:w="1895" w:type="dxa"/>
+            <w:tcBorders>
+              <w:top w:val="outset" w:sz="6" w:space="0" w:color="000000"/>
+              <w:bottom w:val="outset" w:sz="6" w:space="0" w:color="000000"/>
+              <w:right w:val="outset" w:sz="6" w:space="0" w:color="000000"/>
+            </w:tcBorders>
+          </w:tcPr>
+          <w:p>
+            <w:pPr>
+              <w:spacing w:before="100" w:beforeAutospacing="1"/>
+              <w:rPr>
+                <w:b/>
+                <w:sz w:val="16"/>
+                <w:szCs w:val="16"/>
+              </w:rPr>
+            </w:pPr>
+            <w:r>
+              <w:rPr>
+                <w:b/>
+                <w:sz w:val="16"/>
+                <w:szCs w:val="16"/>
+              </w:rPr>
+              <w:t>Note</w:t>
+            </w:r>
+          </w:p>
+        </w:tc>
+        <w:tc>
+          <w:tcPr>
+            <w:tcW w:w="7685" w:type="dxa"/>
+            <w:tcBorders>
+              <w:top w:val="outset" w:sz="6" w:space="0" w:color="000000"/>
+              <w:left w:val="outset" w:sz="6" w:space="0" w:color="000000"/>
+              <w:bottom w:val="outset" w:sz="6" w:space="0" w:color="000000"/>
+            </w:tcBorders>
+          </w:tcPr>
+          <w:p>
+            <w:pPr>
+              <w:spacing w:before="100" w:beforeAutospacing="1"/>
+              <w:rPr>
+                <w:sz w:val="16"/>
+                <w:szCs w:val="16"/>
+              </w:rPr>
+            </w:pPr>
+          </w:p>
+        </w:tc>
+      </w:tr>
+      <w:tr>
+        <w:trPr>
+          <w:tblCellSpacing w:w="0" w:type="dxa"/>
+        </w:trPr>
+        <w:tc>
+          <w:tcPr>
+            <w:tcW w:w="9580" w:type="dxa"/>
+            <w:gridSpan w:val="2"/>
+            <w:tcBorders>
+              <w:top w:val="outset" w:sz="6" w:space="0" w:color="000000"/>
+              <w:bottom w:val="outset" w:sz="6" w:space="0" w:color="000000"/>
+            </w:tcBorders>
+          </w:tcPr>
+          <w:p>
+            <w:pPr>
+              <w:spacing w:before="100" w:beforeAutospacing="1"/>
+              <w:jc w:val="center"/>
+              <w:rPr>
+                <w:sz w:val="16"/>
+                <w:szCs w:val="16"/>
+              </w:rPr>
+            </w:pPr>
+            <w:r>
+              <w:rPr>
+                <w:b/>
+                <w:bCs/>
+                <w:sz w:val="16"/>
+                <w:szCs w:val="16"/>
+              </w:rPr>
+              <w:t>Sotto requisiti</w:t>
+            </w:r>
+          </w:p>
+        </w:tc>
+      </w:tr>
+      <w:tr>
+        <w:trPr>
+          <w:tblCellSpacing w:w="0" w:type="dxa"/>
+        </w:trPr>
+        <w:tc>
+          <w:tcPr>
+            <w:tcW w:w="1895" w:type="dxa"/>
+            <w:tcBorders>
+              <w:top w:val="outset" w:sz="6" w:space="0" w:color="000000"/>
+              <w:bottom w:val="outset" w:sz="6" w:space="0" w:color="000000"/>
+              <w:right w:val="outset" w:sz="6" w:space="0" w:color="000000"/>
+            </w:tcBorders>
+          </w:tcPr>
+          <w:p>
+            <w:pPr>
+              <w:spacing w:before="100" w:beforeAutospacing="1"/>
+              <w:rPr>
+                <w:b/>
+                <w:sz w:val="16"/>
+                <w:szCs w:val="16"/>
+              </w:rPr>
+            </w:pPr>
+            <w:r>
+              <w:rPr>
+                <w:b/>
+                <w:bCs/>
+                <w:sz w:val="16"/>
+                <w:szCs w:val="16"/>
+              </w:rPr>
+              <w:t>001</w:t>
+            </w:r>
+          </w:p>
+        </w:tc>
+        <w:tc>
+          <w:tcPr>
+            <w:tcW w:w="7685" w:type="dxa"/>
+            <w:tcBorders>
+              <w:top w:val="outset" w:sz="6" w:space="0" w:color="000000"/>
+              <w:left w:val="outset" w:sz="6" w:space="0" w:color="000000"/>
+              <w:bottom w:val="outset" w:sz="6" w:space="0" w:color="000000"/>
+            </w:tcBorders>
+          </w:tcPr>
+          <w:p>
+            <w:pPr>
+              <w:spacing w:before="100" w:beforeAutospacing="1"/>
+              <w:rPr>
+                <w:sz w:val="16"/>
+                <w:szCs w:val="16"/>
+              </w:rPr>
+            </w:pPr>
+            <w:r>
+              <w:rPr>
+                <w:sz w:val="16"/>
+                <w:szCs w:val="16"/>
+              </w:rPr>
+              <w:t>Definizione frequenza backup</w:t>
+            </w:r>
+          </w:p>
+        </w:tc>
+      </w:tr>
+      <w:tr>
+        <w:trPr>
+          <w:tblCellSpacing w:w="0" w:type="dxa"/>
+        </w:trPr>
+        <w:tc>
+          <w:tcPr>
+            <w:tcW w:w="1895" w:type="dxa"/>
+            <w:tcBorders>
+              <w:top w:val="outset" w:sz="6" w:space="0" w:color="000000"/>
+              <w:bottom w:val="outset" w:sz="6" w:space="0" w:color="000000"/>
+              <w:right w:val="outset" w:sz="6" w:space="0" w:color="000000"/>
+            </w:tcBorders>
+          </w:tcPr>
+          <w:p>
+            <w:pPr>
+              <w:spacing w:before="100" w:beforeAutospacing="1"/>
+              <w:rPr>
+                <w:b/>
+                <w:sz w:val="16"/>
+                <w:szCs w:val="16"/>
+              </w:rPr>
+            </w:pPr>
+            <w:r>
+              <w:rPr>
+                <w:b/>
+                <w:bCs/>
+                <w:sz w:val="16"/>
+                <w:szCs w:val="16"/>
+              </w:rPr>
+              <w:t>002</w:t>
+            </w:r>
+          </w:p>
+        </w:tc>
+        <w:tc>
+          <w:tcPr>
+            <w:tcW w:w="7685" w:type="dxa"/>
+            <w:tcBorders>
+              <w:top w:val="outset" w:sz="6" w:space="0" w:color="000000"/>
+              <w:left w:val="outset" w:sz="6" w:space="0" w:color="000000"/>
+              <w:bottom w:val="outset" w:sz="6" w:space="0" w:color="000000"/>
+            </w:tcBorders>
+          </w:tcPr>
+          <w:p>
+            <w:pPr>
+              <w:spacing w:before="100" w:beforeAutospacing="1"/>
+              <w:rPr>
+                <w:sz w:val="16"/>
+                <w:szCs w:val="16"/>
+              </w:rPr>
+            </w:pPr>
+            <w:r>
+              <w:rPr>
+                <w:sz w:val="16"/>
+                <w:szCs w:val="16"/>
+              </w:rPr>
+              <w:t>Creazione backup per cartelle condivise</w:t>
+            </w:r>
+          </w:p>
+        </w:tc>
+      </w:tr>
+      <w:tr>
+        <w:trPr>
+          <w:tblCellSpacing w:w="0" w:type="dxa"/>
+        </w:trPr>
+        <w:tc>
+          <w:tcPr>
+            <w:tcW w:w="1895" w:type="dxa"/>
+            <w:tcBorders>
+              <w:top w:val="outset" w:sz="6" w:space="0" w:color="000000"/>
+              <w:bottom w:val="outset" w:sz="6" w:space="0" w:color="000000"/>
+              <w:right w:val="outset" w:sz="6" w:space="0" w:color="000000"/>
+            </w:tcBorders>
+          </w:tcPr>
+          <w:p>
+            <w:pPr>
+              <w:spacing w:before="100" w:beforeAutospacing="1"/>
+              <w:rPr>
+                <w:b/>
+                <w:sz w:val="16"/>
+                <w:szCs w:val="16"/>
+              </w:rPr>
+            </w:pPr>
+            <w:r>
+              <w:rPr>
+                <w:b/>
+                <w:bCs/>
+                <w:sz w:val="16"/>
+                <w:szCs w:val="16"/>
+              </w:rPr>
+              <w:t>003</w:t>
+            </w:r>
+          </w:p>
+        </w:tc>
+        <w:tc>
+          <w:tcPr>
+            <w:tcW w:w="7685" w:type="dxa"/>
+            <w:tcBorders>
+              <w:top w:val="outset" w:sz="6" w:space="0" w:color="000000"/>
+              <w:left w:val="outset" w:sz="6" w:space="0" w:color="000000"/>
+              <w:bottom w:val="outset" w:sz="6" w:space="0" w:color="000000"/>
+            </w:tcBorders>
+          </w:tcPr>
+          <w:p>
+            <w:pPr>
+              <w:spacing w:before="100" w:beforeAutospacing="1"/>
+              <w:rPr>
+                <w:sz w:val="16"/>
+                <w:szCs w:val="16"/>
+              </w:rPr>
+            </w:pPr>
+            <w:r>
+              <w:rPr>
+                <w:sz w:val="16"/>
+                <w:szCs w:val="16"/>
+              </w:rPr>
+              <w:t>Creazione backup per database</w:t>
+            </w:r>
+          </w:p>
+        </w:tc>
+      </w:tr>
+    </w:tbl>
+    <w:p/>
+    <w:p/>
+    <w:tbl>
+      <w:tblPr>
+        <w:tblW w:w="9580" w:type="dxa"/>
+        <w:tblCellSpacing w:w="0" w:type="dxa"/>
+        <w:tblInd w:w="-8" w:type="dxa"/>
+        <w:tblBorders>
+          <w:top w:val="outset" w:sz="6" w:space="0" w:color="000000"/>
+          <w:left w:val="outset" w:sz="6" w:space="0" w:color="000000"/>
+          <w:bottom w:val="outset" w:sz="6" w:space="0" w:color="000000"/>
+          <w:right w:val="outset" w:sz="6" w:space="0" w:color="000000"/>
+        </w:tblBorders>
+        <w:tblCellMar>
+          <w:top w:w="60" w:type="dxa"/>
+          <w:left w:w="60" w:type="dxa"/>
+          <w:bottom w:w="60" w:type="dxa"/>
+          <w:right w:w="60" w:type="dxa"/>
+        </w:tblCellMar>
+        <w:tblLook w:val="00A0" w:firstRow="1" w:lastRow="0" w:firstColumn="1" w:lastColumn="0" w:noHBand="0" w:noVBand="0"/>
+      </w:tblPr>
+      <w:tblGrid>
+        <w:gridCol w:w="1895"/>
+        <w:gridCol w:w="7685"/>
+      </w:tblGrid>
+      <w:tr>
+        <w:trPr>
+          <w:trHeight w:val="251"/>
+          <w:tblCellSpacing w:w="0" w:type="dxa"/>
+        </w:trPr>
+        <w:tc>
+          <w:tcPr>
+            <w:tcW w:w="9580" w:type="dxa"/>
+            <w:gridSpan w:val="2"/>
+            <w:tcBorders>
+              <w:top w:val="outset" w:sz="6" w:space="0" w:color="000000"/>
+              <w:bottom w:val="outset" w:sz="6" w:space="0" w:color="000000"/>
+            </w:tcBorders>
+          </w:tcPr>
+          <w:p>
+            <w:pPr>
+              <w:spacing w:before="100" w:beforeAutospacing="1"/>
+              <w:jc w:val="center"/>
+              <w:rPr>
+                <w:b/>
+                <w:sz w:val="16"/>
+                <w:szCs w:val="16"/>
+              </w:rPr>
+            </w:pPr>
+            <w:r>
+              <w:rPr>
+                <w:b/>
+                <w:sz w:val="16"/>
+                <w:szCs w:val="16"/>
+              </w:rPr>
+              <w:t xml:space="preserve">ID: </w:t>
+            </w:r>
+            <w:r>
+              <w:rPr>
+                <w:b/>
+                <w:sz w:val="16"/>
+                <w:szCs w:val="16"/>
+              </w:rPr>
+              <w:t>REQ-0</w:t>
+            </w:r>
+            <w:r>
+              <w:rPr>
+                <w:b/>
+                <w:sz w:val="16"/>
+                <w:szCs w:val="16"/>
+              </w:rPr>
+              <w:t>08</w:t>
+            </w:r>
+          </w:p>
+        </w:tc>
+      </w:tr>
+      <w:tr>
+        <w:trPr>
+          <w:tblCellSpacing w:w="0" w:type="dxa"/>
+        </w:trPr>
+        <w:tc>
+          <w:tcPr>
+            <w:tcW w:w="1895" w:type="dxa"/>
+            <w:tcBorders>
+              <w:top w:val="outset" w:sz="6" w:space="0" w:color="000000"/>
+              <w:bottom w:val="outset" w:sz="6" w:space="0" w:color="000000"/>
+              <w:right w:val="outset" w:sz="6" w:space="0" w:color="000000"/>
+            </w:tcBorders>
+          </w:tcPr>
+          <w:p>
+            <w:pPr>
+              <w:spacing w:before="100" w:beforeAutospacing="1"/>
+              <w:rPr>
+                <w:b/>
+                <w:sz w:val="16"/>
+                <w:szCs w:val="16"/>
+              </w:rPr>
+            </w:pPr>
+            <w:r>
+              <w:rPr>
+                <w:b/>
+                <w:sz w:val="16"/>
+                <w:szCs w:val="16"/>
+              </w:rPr>
+              <w:t>Nome</w:t>
+            </w:r>
+          </w:p>
+        </w:tc>
+        <w:tc>
+          <w:tcPr>
+            <w:tcW w:w="7685" w:type="dxa"/>
+            <w:tcBorders>
+              <w:top w:val="outset" w:sz="6" w:space="0" w:color="000000"/>
+              <w:left w:val="outset" w:sz="6" w:space="0" w:color="000000"/>
+              <w:bottom w:val="outset" w:sz="6" w:space="0" w:color="000000"/>
+            </w:tcBorders>
+          </w:tcPr>
+          <w:p>
+            <w:pPr>
+              <w:spacing w:before="100" w:beforeAutospacing="1"/>
+              <w:rPr>
+                <w:sz w:val="16"/>
+                <w:szCs w:val="16"/>
+              </w:rPr>
+            </w:pPr>
+            <w:r>
+              <w:rPr>
+                <w:sz w:val="16"/>
+                <w:szCs w:val="16"/>
+              </w:rPr>
+              <w:t>Sicurezza e cifratura</w:t>
+            </w:r>
+          </w:p>
+        </w:tc>
+      </w:tr>
+      <w:tr>
+        <w:trPr>
+          <w:tblCellSpacing w:w="0" w:type="dxa"/>
+        </w:trPr>
+        <w:tc>
+          <w:tcPr>
+            <w:tcW w:w="1895" w:type="dxa"/>
+            <w:tcBorders>
+              <w:top w:val="outset" w:sz="6" w:space="0" w:color="000000"/>
+              <w:bottom w:val="outset" w:sz="6" w:space="0" w:color="000000"/>
+              <w:right w:val="outset" w:sz="6" w:space="0" w:color="000000"/>
+            </w:tcBorders>
+          </w:tcPr>
+          <w:p>
+            <w:pPr>
+              <w:spacing w:before="100" w:beforeAutospacing="1"/>
+              <w:rPr>
+                <w:b/>
+                <w:sz w:val="16"/>
+                <w:szCs w:val="16"/>
+              </w:rPr>
+            </w:pPr>
+            <w:r>
+              <w:rPr>
+                <w:b/>
+                <w:sz w:val="16"/>
+                <w:szCs w:val="16"/>
+              </w:rPr>
+              <w:t>Priorità</w:t>
+            </w:r>
+          </w:p>
+        </w:tc>
+        <w:tc>
+          <w:tcPr>
+            <w:tcW w:w="7685" w:type="dxa"/>
+            <w:tcBorders>
+              <w:top w:val="outset" w:sz="6" w:space="0" w:color="000000"/>
+              <w:left w:val="outset" w:sz="6" w:space="0" w:color="000000"/>
+              <w:bottom w:val="outset" w:sz="6" w:space="0" w:color="000000"/>
+            </w:tcBorders>
+          </w:tcPr>
+          <w:p>
+            <w:pPr>
+              <w:spacing w:before="100" w:beforeAutospacing="1"/>
+              <w:rPr>
+                <w:sz w:val="16"/>
+                <w:szCs w:val="16"/>
+              </w:rPr>
+            </w:pPr>
+            <w:r>
+              <w:rPr>
+                <w:sz w:val="16"/>
+                <w:szCs w:val="16"/>
+              </w:rPr>
+              <w:t>1</w:t>
+            </w:r>
+          </w:p>
+        </w:tc>
+      </w:tr>
+      <w:tr>
+        <w:trPr>
+          <w:tblCellSpacing w:w="0" w:type="dxa"/>
+        </w:trPr>
+        <w:tc>
+          <w:tcPr>
+            <w:tcW w:w="1895" w:type="dxa"/>
+            <w:tcBorders>
+              <w:top w:val="outset" w:sz="6" w:space="0" w:color="000000"/>
+              <w:bottom w:val="outset" w:sz="6" w:space="0" w:color="000000"/>
+              <w:right w:val="outset" w:sz="6" w:space="0" w:color="000000"/>
+            </w:tcBorders>
+          </w:tcPr>
+          <w:p>
+            <w:pPr>
+              <w:spacing w:before="100" w:beforeAutospacing="1"/>
+              <w:rPr>
+                <w:b/>
+                <w:sz w:val="16"/>
+                <w:szCs w:val="16"/>
+              </w:rPr>
+            </w:pPr>
+            <w:r>
+              <w:rPr>
+                <w:b/>
+                <w:sz w:val="16"/>
+                <w:szCs w:val="16"/>
+              </w:rPr>
+              <w:t>Versione</w:t>
+            </w:r>
+          </w:p>
+        </w:tc>
+        <w:tc>
+          <w:tcPr>
+            <w:tcW w:w="7685" w:type="dxa"/>
+            <w:tcBorders>
+              <w:top w:val="outset" w:sz="6" w:space="0" w:color="000000"/>
+              <w:left w:val="outset" w:sz="6" w:space="0" w:color="000000"/>
+              <w:bottom w:val="outset" w:sz="6" w:space="0" w:color="000000"/>
+            </w:tcBorders>
+          </w:tcPr>
+          <w:p>
+            <w:pPr>
+              <w:spacing w:before="100" w:beforeAutospacing="1"/>
+              <w:rPr>
+                <w:sz w:val="16"/>
+                <w:szCs w:val="16"/>
+              </w:rPr>
+            </w:pPr>
+            <w:r>
+              <w:rPr>
+                <w:sz w:val="16"/>
+                <w:szCs w:val="16"/>
+              </w:rPr>
+              <w:t>1.0</w:t>
+            </w:r>
+          </w:p>
+        </w:tc>
+      </w:tr>
+      <w:tr>
+        <w:trPr>
+          <w:tblCellSpacing w:w="0" w:type="dxa"/>
+        </w:trPr>
+        <w:tc>
+          <w:tcPr>
+            <w:tcW w:w="1895" w:type="dxa"/>
+            <w:tcBorders>
+              <w:top w:val="outset" w:sz="6" w:space="0" w:color="000000"/>
+              <w:bottom w:val="outset" w:sz="6" w:space="0" w:color="000000"/>
+              <w:right w:val="outset" w:sz="6" w:space="0" w:color="000000"/>
+            </w:tcBorders>
+          </w:tcPr>
+          <w:p>
+            <w:pPr>
+              <w:spacing w:before="100" w:beforeAutospacing="1"/>
+              <w:rPr>
+                <w:b/>
+                <w:sz w:val="16"/>
+                <w:szCs w:val="16"/>
+              </w:rPr>
+            </w:pPr>
+            <w:r>
+              <w:rPr>
+                <w:b/>
+                <w:sz w:val="16"/>
+                <w:szCs w:val="16"/>
+              </w:rPr>
+              <w:t>Note</w:t>
+            </w:r>
+          </w:p>
+        </w:tc>
+        <w:tc>
+          <w:tcPr>
+            <w:tcW w:w="7685" w:type="dxa"/>
+            <w:tcBorders>
+              <w:top w:val="outset" w:sz="6" w:space="0" w:color="000000"/>
+              <w:left w:val="outset" w:sz="6" w:space="0" w:color="000000"/>
+              <w:bottom w:val="outset" w:sz="6" w:space="0" w:color="000000"/>
+            </w:tcBorders>
+          </w:tcPr>
+          <w:p>
+            <w:pPr>
+              <w:spacing w:before="100" w:beforeAutospacing="1"/>
+              <w:rPr>
+                <w:sz w:val="16"/>
+                <w:szCs w:val="16"/>
+              </w:rPr>
+            </w:pPr>
+          </w:p>
+        </w:tc>
+      </w:tr>
+      <w:tr>
+        <w:trPr>
+          <w:tblCellSpacing w:w="0" w:type="dxa"/>
+        </w:trPr>
+        <w:tc>
+          <w:tcPr>
+            <w:tcW w:w="9580" w:type="dxa"/>
+            <w:gridSpan w:val="2"/>
+            <w:tcBorders>
+              <w:top w:val="outset" w:sz="6" w:space="0" w:color="000000"/>
+              <w:bottom w:val="outset" w:sz="6" w:space="0" w:color="000000"/>
+            </w:tcBorders>
+          </w:tcPr>
+          <w:p>
+            <w:pPr>
+              <w:spacing w:before="100" w:beforeAutospacing="1"/>
+              <w:jc w:val="center"/>
+              <w:rPr>
+                <w:sz w:val="16"/>
+                <w:szCs w:val="16"/>
+              </w:rPr>
+            </w:pPr>
+            <w:r>
+              <w:rPr>
+                <w:b/>
+                <w:bCs/>
+                <w:sz w:val="16"/>
+                <w:szCs w:val="16"/>
+              </w:rPr>
+              <w:t>Sotto requisiti</w:t>
+            </w:r>
+          </w:p>
+        </w:tc>
+      </w:tr>
+      <w:tr>
+        <w:trPr>
+          <w:tblCellSpacing w:w="0" w:type="dxa"/>
+        </w:trPr>
+        <w:tc>
+          <w:tcPr>
+            <w:tcW w:w="1895" w:type="dxa"/>
+            <w:tcBorders>
+              <w:top w:val="outset" w:sz="6" w:space="0" w:color="000000"/>
+              <w:bottom w:val="outset" w:sz="6" w:space="0" w:color="000000"/>
+              <w:right w:val="outset" w:sz="6" w:space="0" w:color="000000"/>
+            </w:tcBorders>
+          </w:tcPr>
+          <w:p>
+            <w:pPr>
+              <w:spacing w:before="100" w:beforeAutospacing="1"/>
+              <w:rPr>
+                <w:b/>
+                <w:sz w:val="16"/>
+                <w:szCs w:val="16"/>
+              </w:rPr>
+            </w:pPr>
+            <w:r>
+              <w:rPr>
+                <w:b/>
+                <w:bCs/>
+                <w:sz w:val="16"/>
+                <w:szCs w:val="16"/>
+              </w:rPr>
+              <w:t>001</w:t>
+            </w:r>
+          </w:p>
+        </w:tc>
+        <w:tc>
+          <w:tcPr>
+            <w:tcW w:w="7685" w:type="dxa"/>
+            <w:tcBorders>
+              <w:top w:val="outset" w:sz="6" w:space="0" w:color="000000"/>
+              <w:left w:val="outset" w:sz="6" w:space="0" w:color="000000"/>
+              <w:bottom w:val="outset" w:sz="6" w:space="0" w:color="000000"/>
+            </w:tcBorders>
+          </w:tcPr>
+          <w:p>
+            <w:pPr>
+              <w:spacing w:before="100" w:beforeAutospacing="1"/>
+              <w:rPr>
+                <w:sz w:val="16"/>
+                <w:szCs w:val="16"/>
+              </w:rPr>
+            </w:pPr>
+            <w:r>
+              <w:rPr>
+                <w:sz w:val="16"/>
+                <w:szCs w:val="16"/>
+              </w:rPr>
+              <w:t>Cifratura dei dati di backup</w:t>
+            </w:r>
+          </w:p>
+        </w:tc>
+      </w:tr>
+      <w:tr>
+        <w:trPr>
+          <w:tblCellSpacing w:w="0" w:type="dxa"/>
+        </w:trPr>
+        <w:tc>
+          <w:tcPr>
+            <w:tcW w:w="1895" w:type="dxa"/>
+            <w:tcBorders>
+              <w:top w:val="outset" w:sz="6" w:space="0" w:color="000000"/>
+              <w:bottom w:val="outset" w:sz="6" w:space="0" w:color="000000"/>
+              <w:right w:val="outset" w:sz="6" w:space="0" w:color="000000"/>
+            </w:tcBorders>
+          </w:tcPr>
+          <w:p>
+            <w:pPr>
+              <w:spacing w:before="100" w:beforeAutospacing="1"/>
+              <w:rPr>
+                <w:b/>
+                <w:sz w:val="16"/>
+                <w:szCs w:val="16"/>
+              </w:rPr>
+            </w:pPr>
+            <w:r>
+              <w:rPr>
+                <w:b/>
+                <w:bCs/>
+                <w:sz w:val="16"/>
+                <w:szCs w:val="16"/>
+              </w:rPr>
+              <w:t>002</w:t>
+            </w:r>
+          </w:p>
+        </w:tc>
+        <w:tc>
+          <w:tcPr>
+            <w:tcW w:w="7685" w:type="dxa"/>
+            <w:tcBorders>
+              <w:top w:val="outset" w:sz="6" w:space="0" w:color="000000"/>
+              <w:left w:val="outset" w:sz="6" w:space="0" w:color="000000"/>
+              <w:bottom w:val="outset" w:sz="6" w:space="0" w:color="000000"/>
+            </w:tcBorders>
+          </w:tcPr>
+          <w:p>
+            <w:pPr>
+              <w:spacing w:before="100" w:beforeAutospacing="1"/>
+              <w:rPr>
+                <w:sz w:val="16"/>
+                <w:szCs w:val="16"/>
+              </w:rPr>
+            </w:pPr>
+            <w:r>
+              <w:rPr>
+                <w:sz w:val="16"/>
+                <w:szCs w:val="16"/>
+              </w:rPr>
+              <w:t>Restrizione accesso alla rete del NAS</w:t>
+            </w:r>
+          </w:p>
+        </w:tc>
+      </w:tr>
+      <w:tr>
+        <w:trPr>
+          <w:tblCellSpacing w:w="0" w:type="dxa"/>
+        </w:trPr>
+        <w:tc>
+          <w:tcPr>
+            <w:tcW w:w="1895" w:type="dxa"/>
+            <w:tcBorders>
+              <w:top w:val="outset" w:sz="6" w:space="0" w:color="000000"/>
+              <w:bottom w:val="outset" w:sz="6" w:space="0" w:color="000000"/>
+              <w:right w:val="outset" w:sz="6" w:space="0" w:color="000000"/>
+            </w:tcBorders>
+          </w:tcPr>
+          <w:p>
+            <w:pPr>
+              <w:spacing w:before="100" w:beforeAutospacing="1"/>
+              <w:rPr>
+                <w:b/>
+                <w:sz w:val="16"/>
+                <w:szCs w:val="16"/>
+              </w:rPr>
+            </w:pPr>
+            <w:r>
+              <w:rPr>
+                <w:b/>
+                <w:bCs/>
+                <w:sz w:val="16"/>
+                <w:szCs w:val="16"/>
+              </w:rPr>
+              <w:lastRenderedPageBreak/>
+              <w:t>003</w:t>
+            </w:r>
+          </w:p>
+        </w:tc>
+        <w:tc>
+          <w:tcPr>
+            <w:tcW w:w="7685" w:type="dxa"/>
+            <w:tcBorders>
+              <w:top w:val="outset" w:sz="6" w:space="0" w:color="000000"/>
+              <w:left w:val="outset" w:sz="6" w:space="0" w:color="000000"/>
+              <w:bottom w:val="outset" w:sz="6" w:space="0" w:color="000000"/>
+            </w:tcBorders>
+          </w:tcPr>
+          <w:p>
+            <w:pPr>
+              <w:spacing w:before="100" w:beforeAutospacing="1"/>
+              <w:rPr>
+                <w:sz w:val="16"/>
+                <w:szCs w:val="16"/>
+              </w:rPr>
+            </w:pPr>
+            <w:r>
+              <w:rPr>
+                <w:sz w:val="16"/>
+                <w:szCs w:val="16"/>
+              </w:rPr>
+              <w:t>Protezione da accessi non autorizzati e attacchi</w:t>
+            </w:r>
+          </w:p>
+        </w:tc>
+      </w:tr>
+    </w:tbl>
+    <w:p/>
+    <w:p/>
+    <w:tbl>
+      <w:tblPr>
+        <w:tblW w:w="9580" w:type="dxa"/>
+        <w:tblCellSpacing w:w="0" w:type="dxa"/>
+        <w:tblInd w:w="-8" w:type="dxa"/>
+        <w:tblBorders>
+          <w:top w:val="outset" w:sz="6" w:space="0" w:color="000000"/>
+          <w:left w:val="outset" w:sz="6" w:space="0" w:color="000000"/>
+          <w:bottom w:val="outset" w:sz="6" w:space="0" w:color="000000"/>
+          <w:right w:val="outset" w:sz="6" w:space="0" w:color="000000"/>
+        </w:tblBorders>
+        <w:tblCellMar>
+          <w:top w:w="60" w:type="dxa"/>
+          <w:left w:w="60" w:type="dxa"/>
+          <w:bottom w:w="60" w:type="dxa"/>
+          <w:right w:w="60" w:type="dxa"/>
+        </w:tblCellMar>
+        <w:tblLook w:val="00A0" w:firstRow="1" w:lastRow="0" w:firstColumn="1" w:lastColumn="0" w:noHBand="0" w:noVBand="0"/>
+      </w:tblPr>
+      <w:tblGrid>
+        <w:gridCol w:w="1895"/>
+        <w:gridCol w:w="7685"/>
+      </w:tblGrid>
+      <w:tr>
+        <w:trPr>
+          <w:trHeight w:val="251"/>
+          <w:tblCellSpacing w:w="0" w:type="dxa"/>
+        </w:trPr>
+        <w:tc>
+          <w:tcPr>
+            <w:tcW w:w="9580" w:type="dxa"/>
+            <w:gridSpan w:val="2"/>
+            <w:tcBorders>
+              <w:top w:val="outset" w:sz="6" w:space="0" w:color="000000"/>
+              <w:bottom w:val="outset" w:sz="6" w:space="0" w:color="000000"/>
+            </w:tcBorders>
+          </w:tcPr>
+          <w:p>
+            <w:pPr>
+              <w:spacing w:before="100" w:beforeAutospacing="1"/>
+              <w:jc w:val="center"/>
+              <w:rPr>
+                <w:b/>
+                <w:sz w:val="16"/>
+                <w:szCs w:val="16"/>
+              </w:rPr>
+            </w:pPr>
+            <w:r>
+              <w:rPr>
+                <w:b/>
+                <w:sz w:val="16"/>
+                <w:szCs w:val="16"/>
+              </w:rPr>
+              <w:t xml:space="preserve">ID: </w:t>
+            </w:r>
+            <w:r>
+              <w:rPr>
+                <w:b/>
+                <w:sz w:val="16"/>
+                <w:szCs w:val="16"/>
+              </w:rPr>
+              <w:t>REQ-0</w:t>
+            </w:r>
+            <w:r>
+              <w:rPr>
+                <w:b/>
+                <w:sz w:val="16"/>
+                <w:szCs w:val="16"/>
+              </w:rPr>
+              <w:t>09</w:t>
+            </w:r>
+          </w:p>
+        </w:tc>
+      </w:tr>
+      <w:tr>
+        <w:trPr>
+          <w:tblCellSpacing w:w="0" w:type="dxa"/>
+        </w:trPr>
+        <w:tc>
+          <w:tcPr>
+            <w:tcW w:w="1895" w:type="dxa"/>
+            <w:tcBorders>
+              <w:top w:val="outset" w:sz="6" w:space="0" w:color="000000"/>
+              <w:bottom w:val="outset" w:sz="6" w:space="0" w:color="000000"/>
+              <w:right w:val="outset" w:sz="6" w:space="0" w:color="000000"/>
+            </w:tcBorders>
+          </w:tcPr>
+          <w:p>
+            <w:pPr>
+              <w:spacing w:before="100" w:beforeAutospacing="1"/>
+              <w:rPr>
+                <w:b/>
+                <w:sz w:val="16"/>
+                <w:szCs w:val="16"/>
+              </w:rPr>
+            </w:pPr>
+            <w:r>
+              <w:rPr>
+                <w:b/>
+                <w:sz w:val="16"/>
+                <w:szCs w:val="16"/>
+              </w:rPr>
+              <w:t>Nome</w:t>
+            </w:r>
+          </w:p>
+        </w:tc>
+        <w:tc>
+          <w:tcPr>
+            <w:tcW w:w="7685" w:type="dxa"/>
+            <w:tcBorders>
+              <w:top w:val="outset" w:sz="6" w:space="0" w:color="000000"/>
+              <w:left w:val="outset" w:sz="6" w:space="0" w:color="000000"/>
+              <w:bottom w:val="outset" w:sz="6" w:space="0" w:color="000000"/>
+            </w:tcBorders>
+          </w:tcPr>
+          <w:p>
+            <w:pPr>
+              <w:spacing w:before="100" w:beforeAutospacing="1"/>
+              <w:rPr>
+                <w:sz w:val="16"/>
+                <w:szCs w:val="16"/>
+              </w:rPr>
+            </w:pPr>
+            <w:r>
+              <w:rPr>
+                <w:sz w:val="16"/>
+                <w:szCs w:val="16"/>
+              </w:rPr>
+              <w:t>Test e simulazione di ripristino</w:t>
+            </w:r>
+          </w:p>
+        </w:tc>
+      </w:tr>
+      <w:tr>
+        <w:trPr>
+          <w:tblCellSpacing w:w="0" w:type="dxa"/>
+        </w:trPr>
+        <w:tc>
+          <w:tcPr>
+            <w:tcW w:w="1895" w:type="dxa"/>
+            <w:tcBorders>
+              <w:top w:val="outset" w:sz="6" w:space="0" w:color="000000"/>
+              <w:bottom w:val="outset" w:sz="6" w:space="0" w:color="000000"/>
+              <w:right w:val="outset" w:sz="6" w:space="0" w:color="000000"/>
+            </w:tcBorders>
+          </w:tcPr>
+          <w:p>
+            <w:pPr>
+              <w:spacing w:before="100" w:beforeAutospacing="1"/>
+              <w:rPr>
+                <w:b/>
+                <w:sz w:val="16"/>
+                <w:szCs w:val="16"/>
+              </w:rPr>
+            </w:pPr>
+            <w:r>
+              <w:rPr>
+                <w:b/>
+                <w:sz w:val="16"/>
+                <w:szCs w:val="16"/>
+              </w:rPr>
+              <w:t>Priorità</w:t>
+            </w:r>
+          </w:p>
+        </w:tc>
+        <w:tc>
+          <w:tcPr>
+            <w:tcW w:w="7685" w:type="dxa"/>
+            <w:tcBorders>
+              <w:top w:val="outset" w:sz="6" w:space="0" w:color="000000"/>
+              <w:left w:val="outset" w:sz="6" w:space="0" w:color="000000"/>
+              <w:bottom w:val="outset" w:sz="6" w:space="0" w:color="000000"/>
+            </w:tcBorders>
+          </w:tcPr>
+          <w:p>
+            <w:pPr>
+              <w:spacing w:before="100" w:beforeAutospacing="1"/>
+              <w:rPr>
+                <w:sz w:val="16"/>
+                <w:szCs w:val="16"/>
+              </w:rPr>
+            </w:pPr>
+            <w:r>
+              <w:rPr>
+                <w:sz w:val="16"/>
+                <w:szCs w:val="16"/>
+              </w:rPr>
+              <w:t>1</w:t>
+            </w:r>
+          </w:p>
+        </w:tc>
+      </w:tr>
+      <w:tr>
+        <w:trPr>
+          <w:tblCellSpacing w:w="0" w:type="dxa"/>
+        </w:trPr>
+        <w:tc>
+          <w:tcPr>
+            <w:tcW w:w="1895" w:type="dxa"/>
+            <w:tcBorders>
+              <w:top w:val="outset" w:sz="6" w:space="0" w:color="000000"/>
+              <w:bottom w:val="outset" w:sz="6" w:space="0" w:color="000000"/>
+              <w:right w:val="outset" w:sz="6" w:space="0" w:color="000000"/>
+            </w:tcBorders>
+          </w:tcPr>
+          <w:p>
+            <w:pPr>
+              <w:spacing w:before="100" w:beforeAutospacing="1"/>
+              <w:rPr>
+                <w:b/>
+                <w:sz w:val="16"/>
+                <w:szCs w:val="16"/>
+              </w:rPr>
+            </w:pPr>
+            <w:r>
+              <w:rPr>
+                <w:b/>
+                <w:sz w:val="16"/>
+                <w:szCs w:val="16"/>
+              </w:rPr>
+              <w:t>Versione</w:t>
+            </w:r>
+          </w:p>
+        </w:tc>
+        <w:tc>
+          <w:tcPr>
+            <w:tcW w:w="7685" w:type="dxa"/>
+            <w:tcBorders>
+              <w:top w:val="outset" w:sz="6" w:space="0" w:color="000000"/>
+              <w:left w:val="outset" w:sz="6" w:space="0" w:color="000000"/>
+              <w:bottom w:val="outset" w:sz="6" w:space="0" w:color="000000"/>
+            </w:tcBorders>
+          </w:tcPr>
+          <w:p>
+            <w:pPr>
+              <w:spacing w:before="100" w:beforeAutospacing="1"/>
+              <w:rPr>
+                <w:sz w:val="16"/>
+                <w:szCs w:val="16"/>
+              </w:rPr>
+            </w:pPr>
+            <w:r>
+              <w:rPr>
+                <w:sz w:val="16"/>
+                <w:szCs w:val="16"/>
+              </w:rPr>
+              <w:t>1.0</w:t>
+            </w:r>
+          </w:p>
+        </w:tc>
+      </w:tr>
+      <w:tr>
+        <w:trPr>
+          <w:tblCellSpacing w:w="0" w:type="dxa"/>
+        </w:trPr>
+        <w:tc>
+          <w:tcPr>
+            <w:tcW w:w="1895" w:type="dxa"/>
+            <w:tcBorders>
+              <w:top w:val="outset" w:sz="6" w:space="0" w:color="000000"/>
+              <w:bottom w:val="outset" w:sz="6" w:space="0" w:color="000000"/>
+              <w:right w:val="outset" w:sz="6" w:space="0" w:color="000000"/>
+            </w:tcBorders>
+          </w:tcPr>
+          <w:p>
+            <w:pPr>
+              <w:spacing w:before="100" w:beforeAutospacing="1"/>
+              <w:rPr>
+                <w:b/>
+                <w:sz w:val="16"/>
+                <w:szCs w:val="16"/>
+              </w:rPr>
+            </w:pPr>
+            <w:r>
+              <w:rPr>
+                <w:b/>
+                <w:sz w:val="16"/>
+                <w:szCs w:val="16"/>
+              </w:rPr>
+              <w:t>Note</w:t>
+            </w:r>
+          </w:p>
+        </w:tc>
+        <w:tc>
+          <w:tcPr>
+            <w:tcW w:w="7685" w:type="dxa"/>
+            <w:tcBorders>
+              <w:top w:val="outset" w:sz="6" w:space="0" w:color="000000"/>
+              <w:left w:val="outset" w:sz="6" w:space="0" w:color="000000"/>
+              <w:bottom w:val="outset" w:sz="6" w:space="0" w:color="000000"/>
+            </w:tcBorders>
+          </w:tcPr>
+          <w:p>
+            <w:pPr>
+              <w:spacing w:before="100" w:beforeAutospacing="1"/>
+              <w:rPr>
+                <w:sz w:val="16"/>
+                <w:szCs w:val="16"/>
+              </w:rPr>
+            </w:pPr>
+            <w:r>
+              <w:rPr>
+                <w:sz w:val="16"/>
+                <w:szCs w:val="16"/>
+              </w:rPr>
+              <w:t>-</w:t>
+            </w:r>
+          </w:p>
+        </w:tc>
+      </w:tr>
+      <w:tr>
+        <w:trPr>
+          <w:tblCellSpacing w:w="0" w:type="dxa"/>
+        </w:trPr>
+        <w:tc>
+          <w:tcPr>
+            <w:tcW w:w="9580" w:type="dxa"/>
+            <w:gridSpan w:val="2"/>
+            <w:tcBorders>
+              <w:top w:val="outset" w:sz="6" w:space="0" w:color="000000"/>
+              <w:bottom w:val="outset" w:sz="6" w:space="0" w:color="000000"/>
+            </w:tcBorders>
+          </w:tcPr>
+          <w:p>
+            <w:pPr>
+              <w:spacing w:before="100" w:beforeAutospacing="1"/>
+              <w:jc w:val="center"/>
+              <w:rPr>
+                <w:sz w:val="16"/>
+                <w:szCs w:val="16"/>
+              </w:rPr>
+            </w:pPr>
+            <w:r>
+              <w:rPr>
+                <w:b/>
+                <w:bCs/>
+                <w:sz w:val="16"/>
+                <w:szCs w:val="16"/>
+              </w:rPr>
+              <w:t>Sotto requisiti</w:t>
+            </w:r>
+          </w:p>
+        </w:tc>
+      </w:tr>
+      <w:tr>
+        <w:trPr>
+          <w:tblCellSpacing w:w="0" w:type="dxa"/>
+        </w:trPr>
+        <w:tc>
+          <w:tcPr>
+            <w:tcW w:w="1895" w:type="dxa"/>
+            <w:tcBorders>
+              <w:top w:val="outset" w:sz="6" w:space="0" w:color="000000"/>
+              <w:bottom w:val="outset" w:sz="6" w:space="0" w:color="000000"/>
+              <w:right w:val="outset" w:sz="6" w:space="0" w:color="000000"/>
+            </w:tcBorders>
+          </w:tcPr>
+          <w:p>
+            <w:pPr>
+              <w:spacing w:before="100" w:beforeAutospacing="1"/>
+              <w:rPr>
+                <w:b/>
+                <w:sz w:val="16"/>
+                <w:szCs w:val="16"/>
+              </w:rPr>
+            </w:pPr>
+            <w:r>
+              <w:rPr>
+                <w:b/>
+                <w:bCs/>
+                <w:sz w:val="16"/>
+                <w:szCs w:val="16"/>
+              </w:rPr>
+              <w:t>001</w:t>
+            </w:r>
+          </w:p>
+        </w:tc>
+        <w:tc>
+          <w:tcPr>
+            <w:tcW w:w="7685" w:type="dxa"/>
+            <w:tcBorders>
+              <w:top w:val="outset" w:sz="6" w:space="0" w:color="000000"/>
+              <w:left w:val="outset" w:sz="6" w:space="0" w:color="000000"/>
+              <w:bottom w:val="outset" w:sz="6" w:space="0" w:color="000000"/>
+            </w:tcBorders>
+          </w:tcPr>
+          <w:p>
+            <w:pPr>
+              <w:spacing w:before="100" w:beforeAutospacing="1"/>
+              <w:rPr>
+                <w:sz w:val="16"/>
+                <w:szCs w:val="16"/>
+              </w:rPr>
+            </w:pPr>
+            <w:r>
+              <w:rPr>
+                <w:sz w:val="16"/>
+                <w:szCs w:val="16"/>
+              </w:rPr>
+              <w:t>Cancellazione “accidentale”</w:t>
+            </w:r>
+          </w:p>
+        </w:tc>
+      </w:tr>
+      <w:tr>
+        <w:trPr>
+          <w:tblCellSpacing w:w="0" w:type="dxa"/>
+        </w:trPr>
+        <w:tc>
+          <w:tcPr>
+            <w:tcW w:w="1895" w:type="dxa"/>
+            <w:tcBorders>
+              <w:top w:val="outset" w:sz="6" w:space="0" w:color="000000"/>
+              <w:bottom w:val="outset" w:sz="6" w:space="0" w:color="000000"/>
+              <w:right w:val="outset" w:sz="6" w:space="0" w:color="000000"/>
+            </w:tcBorders>
+          </w:tcPr>
+          <w:p>
+            <w:pPr>
+              <w:spacing w:before="100" w:beforeAutospacing="1"/>
+              <w:rPr>
+                <w:b/>
+                <w:sz w:val="16"/>
+                <w:szCs w:val="16"/>
+              </w:rPr>
+            </w:pPr>
+            <w:r>
+              <w:rPr>
+                <w:b/>
+                <w:bCs/>
+                <w:sz w:val="16"/>
+                <w:szCs w:val="16"/>
+              </w:rPr>
+              <w:t>002</w:t>
+            </w:r>
+          </w:p>
+        </w:tc>
+        <w:tc>
+          <w:tcPr>
+            <w:tcW w:w="7685" w:type="dxa"/>
+            <w:tcBorders>
+              <w:top w:val="outset" w:sz="6" w:space="0" w:color="000000"/>
+              <w:left w:val="outset" w:sz="6" w:space="0" w:color="000000"/>
+              <w:bottom w:val="outset" w:sz="6" w:space="0" w:color="000000"/>
+            </w:tcBorders>
+          </w:tcPr>
+          <w:p>
+            <w:pPr>
+              <w:spacing w:before="100" w:beforeAutospacing="1"/>
+              <w:rPr>
+                <w:sz w:val="16"/>
+                <w:szCs w:val="16"/>
+              </w:rPr>
+            </w:pPr>
+            <w:r>
+              <w:rPr>
+                <w:sz w:val="16"/>
+                <w:szCs w:val="16"/>
+              </w:rPr>
+              <w:t>Guasto</w:t>
+            </w:r>
+          </w:p>
+        </w:tc>
+      </w:tr>
+      <w:tr>
+        <w:trPr>
+          <w:tblCellSpacing w:w="0" w:type="dxa"/>
+        </w:trPr>
+        <w:tc>
+          <w:tcPr>
+            <w:tcW w:w="1895" w:type="dxa"/>
+            <w:tcBorders>
+              <w:top w:val="outset" w:sz="6" w:space="0" w:color="000000"/>
+              <w:bottom w:val="outset" w:sz="6" w:space="0" w:color="000000"/>
+              <w:right w:val="outset" w:sz="6" w:space="0" w:color="000000"/>
+            </w:tcBorders>
+          </w:tcPr>
+          <w:p>
+            <w:pPr>
+              <w:spacing w:before="100" w:beforeAutospacing="1"/>
+              <w:rPr>
+                <w:b/>
+                <w:sz w:val="16"/>
+                <w:szCs w:val="16"/>
+              </w:rPr>
+            </w:pPr>
+            <w:r>
+              <w:rPr>
+                <w:b/>
+                <w:bCs/>
+                <w:sz w:val="16"/>
+                <w:szCs w:val="16"/>
+              </w:rPr>
+              <w:t>003</w:t>
+            </w:r>
+          </w:p>
+        </w:tc>
+        <w:tc>
+          <w:tcPr>
+            <w:tcW w:w="7685" w:type="dxa"/>
+            <w:tcBorders>
+              <w:top w:val="outset" w:sz="6" w:space="0" w:color="000000"/>
+              <w:left w:val="outset" w:sz="6" w:space="0" w:color="000000"/>
+              <w:bottom w:val="outset" w:sz="6" w:space="0" w:color="000000"/>
+            </w:tcBorders>
+          </w:tcPr>
+          <w:p>
+            <w:pPr>
+              <w:spacing w:before="100" w:beforeAutospacing="1"/>
+              <w:rPr>
+                <w:sz w:val="16"/>
+                <w:szCs w:val="16"/>
+              </w:rPr>
+            </w:pPr>
+            <w:r>
+              <w:rPr>
+                <w:sz w:val="16"/>
+                <w:szCs w:val="16"/>
+              </w:rPr>
+              <w:t>Attacco</w:t>
+            </w:r>
+          </w:p>
+        </w:tc>
+      </w:tr>
+    </w:tbl>
+    <w:p/>
+    <w:p/>
+    <w:p/>
     <w:p/>
     <w:p>
       <w:pPr>
@@ -5428,6 +8214,7 @@
                 <w:noProof/>
                 <w:lang w:val="it-IT"/>
               </w:rPr>
+              <w:lastRenderedPageBreak/>
               <w:drawing>
                 <wp:inline distT="0" distB="0" distL="0" distR="0" wp14:anchorId="3C988473" wp14:editId="421E0D4A">
                   <wp:extent cx="5972175" cy="2876550"/>
@@ -5701,7 +8488,6 @@
       <w:bookmarkStart w:id="15" w:name="_Toc429059808"/>
       <w:bookmarkStart w:id="16" w:name="_Toc94790454"/>
       <w:r>
-        <w:lastRenderedPageBreak/>
         <w:t>Progettazione</w:t>
       </w:r>
       <w:bookmarkEnd w:id="15"/>
@@ -6251,6 +9037,16 @@
           <w:lang w:val="it-IT"/>
         </w:rPr>
       </w:pPr>
+    </w:p>
+    <w:p>
+      <w:pPr>
+        <w:rPr>
+          <w:lang w:val="en-US"/>
+        </w:rPr>
+      </w:pPr>
+    </w:p>
+    <w:p>
+      <w:bookmarkStart w:id="31" w:name="_Toc461179225"/>
     </w:p>
     <w:tbl>
       <w:tblPr>
@@ -6364,14 +9160,7 @@
                 <w:sz w:val="18"/>
                 <w:szCs w:val="18"/>
               </w:rPr>
-              <w:t>REQ-0</w:t>
-            </w:r>
-            <w:r>
-              <w:rPr>
-                <w:sz w:val="18"/>
-                <w:szCs w:val="18"/>
-              </w:rPr>
-              <w:t>04</w:t>
+              <w:t>REQ-004</w:t>
             </w:r>
           </w:p>
         </w:tc>
@@ -6433,7 +9222,7 @@
                 <w:sz w:val="18"/>
                 <w:szCs w:val="18"/>
               </w:rPr>
-              <w:t>Controllo correttezza dei permessi impostati</w:t>
+              <w:t>Verifica isolamento tra gruppi</w:t>
             </w:r>
           </w:p>
         </w:tc>
@@ -6495,7 +9284,7 @@
                 <w:sz w:val="18"/>
                 <w:szCs w:val="18"/>
               </w:rPr>
-              <w:t>Con un determinato profilo, provare ad eseguire diverse azioni, sia comprese che non comprese in ciò che su carta non si dovrebbe poter fare.</w:t>
+              <w:t>Bisogna verificare che i permessi sulle cartelle e i file della condivisa sono corretti e che i diversi gruppi non possano interferire senza permesso con gli altri</w:t>
             </w:r>
           </w:p>
         </w:tc>
@@ -6557,7 +9346,7 @@
                 <w:sz w:val="18"/>
                 <w:szCs w:val="18"/>
               </w:rPr>
-              <w:t>Cartelle create e permessi cartelle, permessi utenti e permessi gruppi impostati.</w:t>
+              <w:t>Cartelle condivise create con tutti i permessi e diritti impostati.</w:t>
             </w:r>
           </w:p>
         </w:tc>
@@ -6609,63 +9398,17 @@
           <w:p>
             <w:pPr>
               <w:pStyle w:val="BodyTextChar"/>
-              <w:numPr>
-                <w:ilvl w:val="0"/>
-                <w:numId w:val="17"/>
-              </w:numPr>
-              <w:ind w:left="357" w:hanging="357"/>
-              <w:rPr>
-                <w:sz w:val="18"/>
-                <w:szCs w:val="18"/>
-              </w:rPr>
-            </w:pPr>
-            <w:r>
-              <w:rPr>
-                <w:sz w:val="18"/>
-                <w:szCs w:val="18"/>
-              </w:rPr>
-              <w:t>Eseguire l’accesso sull’account di un utente</w:t>
-            </w:r>
-          </w:p>
-          <w:p>
-            <w:pPr>
-              <w:pStyle w:val="BodyTextChar"/>
-              <w:numPr>
-                <w:ilvl w:val="0"/>
-                <w:numId w:val="17"/>
-              </w:numPr>
-              <w:ind w:left="357" w:hanging="357"/>
-              <w:rPr>
-                <w:sz w:val="18"/>
-                <w:szCs w:val="18"/>
-              </w:rPr>
-            </w:pPr>
-            <w:r>
-              <w:rPr>
-                <w:sz w:val="18"/>
-                <w:szCs w:val="18"/>
-              </w:rPr>
-              <w:t>Provare ad eseguire diverse azioni di modifica, eliminazione e creazione sulle cartelle condivise. Effettuare anche azioni non permesse.</w:t>
-            </w:r>
-          </w:p>
-          <w:p>
-            <w:pPr>
-              <w:pStyle w:val="BodyTextChar"/>
-              <w:numPr>
-                <w:ilvl w:val="0"/>
-                <w:numId w:val="17"/>
-              </w:numPr>
-              <w:rPr>
-                <w:sz w:val="18"/>
-                <w:szCs w:val="18"/>
-              </w:rPr>
-            </w:pPr>
-            <w:r>
-              <w:rPr>
-                <w:sz w:val="18"/>
-                <w:szCs w:val="18"/>
-              </w:rPr>
-              <w:t>Verificare che tutto coincida col ruolo teorico dell’utente</w:t>
+              <w:rPr>
+                <w:sz w:val="18"/>
+                <w:szCs w:val="18"/>
+              </w:rPr>
+            </w:pPr>
+            <w:r>
+              <w:rPr>
+                <w:sz w:val="18"/>
+                <w:szCs w:val="18"/>
+              </w:rPr>
+              <w:t>Accedere con un account di un determinato gruppo, verificare di poter modificare, eliminare e visualizzare i propri dati, poi provare con i file di un altro gruppo.</w:t>
             </w:r>
           </w:p>
         </w:tc>
@@ -6727,24 +9470,19 @@
                 <w:sz w:val="18"/>
                 <w:szCs w:val="18"/>
               </w:rPr>
-              <w:t>Le azioni su carta fattibili sono effettivamente permesse, invece quelle non permesse sono negate.</w:t>
+              <w:t>I membri di un gruppo non riescono a modificare o eliminare file e cartelle di un altro gruppo, oppure direttamente l’accesso è vietato</w:t>
+            </w:r>
+            <w:r>
+              <w:rPr>
+                <w:sz w:val="18"/>
+                <w:szCs w:val="18"/>
+              </w:rPr>
+              <w:t>.</w:t>
             </w:r>
           </w:p>
         </w:tc>
       </w:tr>
     </w:tbl>
-    <w:p>
-      <w:pPr>
-        <w:rPr>
-          <w:lang w:val="en-US"/>
-        </w:rPr>
-      </w:pPr>
-    </w:p>
-    <w:p>
-      <w:bookmarkStart w:id="31" w:name="_Toc461179225"/>
-    </w:p>
-    <w:p/>
-    <w:p/>
     <w:p/>
     <w:p/>
     <w:tbl>
@@ -6852,7 +9590,7 @@
                 <w:sz w:val="18"/>
                 <w:szCs w:val="18"/>
               </w:rPr>
-              <w:t>0</w:t>
+              <w:t>2</w:t>
             </w:r>
           </w:p>
           <w:p>
@@ -6873,7 +9611,7 @@
                 <w:sz w:val="18"/>
                 <w:szCs w:val="18"/>
               </w:rPr>
-              <w:t>0</w:t>
+              <w:t>6</w:t>
             </w:r>
           </w:p>
         </w:tc>
@@ -6930,6 +9668,13 @@
                 <w:szCs w:val="18"/>
               </w:rPr>
             </w:pPr>
+            <w:r>
+              <w:rPr>
+                <w:sz w:val="18"/>
+                <w:szCs w:val="18"/>
+              </w:rPr>
+              <w:t>Verifica ridondanza e tolleranza guasti</w:t>
+            </w:r>
           </w:p>
         </w:tc>
       </w:tr>
@@ -6985,6 +9730,13 @@
                 <w:szCs w:val="18"/>
               </w:rPr>
             </w:pPr>
+            <w:r>
+              <w:rPr>
+                <w:sz w:val="18"/>
+                <w:szCs w:val="18"/>
+              </w:rPr>
+              <w:t>Verificare che il sistema scelto e come impostato sia funzionale e funzionante</w:t>
+            </w:r>
           </w:p>
         </w:tc>
       </w:tr>
@@ -7040,6 +9792,13 @@
                 <w:szCs w:val="18"/>
               </w:rPr>
             </w:pPr>
+            <w:r>
+              <w:rPr>
+                <w:sz w:val="18"/>
+                <w:szCs w:val="18"/>
+              </w:rPr>
+              <w:t>Uno schema RAID di dischi.</w:t>
+            </w:r>
           </w:p>
         </w:tc>
       </w:tr>
@@ -7095,6 +9854,13 @@
                 <w:szCs w:val="18"/>
               </w:rPr>
             </w:pPr>
+            <w:r>
+              <w:rPr>
+                <w:sz w:val="18"/>
+                <w:szCs w:val="18"/>
+              </w:rPr>
+              <w:t>Disattivare uno dei dischi e verificare se tutti i dati sono reperibili, la velocità di salvataggio o ripristino dei dati.</w:t>
+            </w:r>
           </w:p>
         </w:tc>
       </w:tr>
@@ -7150,10 +9916,1731 @@
                 <w:szCs w:val="18"/>
               </w:rPr>
             </w:pPr>
+            <w:r>
+              <w:rPr>
+                <w:sz w:val="18"/>
+                <w:szCs w:val="18"/>
+              </w:rPr>
+              <w:t>In caso di guasto di un disco o eventualmente più di uno, tutto il sistema resti ancora funzionante.</w:t>
+            </w:r>
           </w:p>
         </w:tc>
       </w:tr>
     </w:tbl>
+    <w:p/>
+    <w:p/>
+    <w:tbl>
+      <w:tblPr>
+        <w:tblW w:w="9521" w:type="dxa"/>
+        <w:tblInd w:w="113" w:type="dxa"/>
+        <w:tblBorders>
+          <w:top w:val="single" w:sz="4" w:space="0" w:color="auto"/>
+          <w:left w:val="single" w:sz="4" w:space="0" w:color="auto"/>
+          <w:bottom w:val="single" w:sz="4" w:space="0" w:color="auto"/>
+          <w:right w:val="single" w:sz="4" w:space="0" w:color="auto"/>
+          <w:insideH w:val="single" w:sz="4" w:space="0" w:color="auto"/>
+          <w:insideV w:val="single" w:sz="4" w:space="0" w:color="auto"/>
+        </w:tblBorders>
+        <w:tblLook w:val="01E0" w:firstRow="1" w:lastRow="1" w:firstColumn="1" w:lastColumn="1" w:noHBand="0" w:noVBand="0"/>
+      </w:tblPr>
+      <w:tblGrid>
+        <w:gridCol w:w="2050"/>
+        <w:gridCol w:w="1562"/>
+        <w:gridCol w:w="1267"/>
+        <w:gridCol w:w="4642"/>
+      </w:tblGrid>
+      <w:tr>
+        <w:tc>
+          <w:tcPr>
+            <w:tcW w:w="2050" w:type="dxa"/>
+            <w:tcBorders>
+              <w:bottom w:val="single" w:sz="4" w:space="0" w:color="auto"/>
+              <w:right w:val="single" w:sz="4" w:space="0" w:color="auto"/>
+            </w:tcBorders>
+            <w:shd w:val="pct25" w:color="auto" w:fill="auto"/>
+          </w:tcPr>
+          <w:p>
+            <w:pPr>
+              <w:pStyle w:val="BodyTextChar"/>
+              <w:rPr>
+                <w:b/>
+                <w:sz w:val="18"/>
+                <w:szCs w:val="18"/>
+              </w:rPr>
+            </w:pPr>
+            <w:r>
+              <w:rPr>
+                <w:b/>
+                <w:sz w:val="18"/>
+                <w:szCs w:val="18"/>
+              </w:rPr>
+              <w:t>Test Case:</w:t>
+            </w:r>
+          </w:p>
+          <w:p>
+            <w:pPr>
+              <w:pStyle w:val="Corpotesto"/>
+              <w:rPr>
+                <w:sz w:val="18"/>
+                <w:szCs w:val="18"/>
+                <w:lang w:val="en-GB" w:eastAsia="en-US"/>
+              </w:rPr>
+            </w:pPr>
+            <w:r>
+              <w:rPr>
+                <w:b/>
+                <w:sz w:val="18"/>
+                <w:szCs w:val="18"/>
+                <w:lang w:val="en-GB" w:eastAsia="en-US"/>
+              </w:rPr>
+              <w:t>Riferimento</w:t>
+            </w:r>
+            <w:r>
+              <w:rPr>
+                <w:sz w:val="18"/>
+                <w:szCs w:val="18"/>
+                <w:lang w:val="en-GB" w:eastAsia="en-US"/>
+              </w:rPr>
+              <w:t xml:space="preserve">: </w:t>
+            </w:r>
+          </w:p>
+        </w:tc>
+        <w:tc>
+          <w:tcPr>
+            <w:tcW w:w="1562" w:type="dxa"/>
+            <w:tcBorders>
+              <w:left w:val="single" w:sz="4" w:space="0" w:color="auto"/>
+              <w:bottom w:val="single" w:sz="4" w:space="0" w:color="auto"/>
+              <w:right w:val="single" w:sz="4" w:space="0" w:color="auto"/>
+            </w:tcBorders>
+          </w:tcPr>
+          <w:p>
+            <w:pPr>
+              <w:pStyle w:val="BodyTextChar"/>
+              <w:rPr>
+                <w:sz w:val="18"/>
+                <w:szCs w:val="18"/>
+              </w:rPr>
+            </w:pPr>
+            <w:r>
+              <w:rPr>
+                <w:sz w:val="18"/>
+                <w:szCs w:val="18"/>
+              </w:rPr>
+              <w:t>TC-003</w:t>
+            </w:r>
+          </w:p>
+          <w:p>
+            <w:pPr>
+              <w:rPr>
+                <w:lang w:val="en-GB" w:eastAsia="en-US"/>
+              </w:rPr>
+            </w:pPr>
+            <w:r>
+              <w:rPr>
+                <w:sz w:val="18"/>
+                <w:szCs w:val="18"/>
+              </w:rPr>
+              <w:t>REQ-007</w:t>
+            </w:r>
+          </w:p>
+        </w:tc>
+        <w:tc>
+          <w:tcPr>
+            <w:tcW w:w="1267" w:type="dxa"/>
+            <w:tcBorders>
+              <w:left w:val="single" w:sz="4" w:space="0" w:color="auto"/>
+              <w:bottom w:val="single" w:sz="4" w:space="0" w:color="auto"/>
+              <w:right w:val="single" w:sz="4" w:space="0" w:color="auto"/>
+            </w:tcBorders>
+            <w:shd w:val="pct25" w:color="auto" w:fill="auto"/>
+          </w:tcPr>
+          <w:p>
+            <w:pPr>
+              <w:pStyle w:val="BodyTextChar"/>
+              <w:rPr>
+                <w:b/>
+                <w:sz w:val="18"/>
+                <w:szCs w:val="18"/>
+              </w:rPr>
+            </w:pPr>
+            <w:r>
+              <w:rPr>
+                <w:b/>
+                <w:sz w:val="18"/>
+                <w:szCs w:val="18"/>
+              </w:rPr>
+              <w:t>No</w:t>
+            </w:r>
+            <w:r>
+              <w:rPr>
+                <w:b/>
+                <w:sz w:val="18"/>
+                <w:szCs w:val="18"/>
+              </w:rPr>
+              <w:t>me:</w:t>
+            </w:r>
+          </w:p>
+        </w:tc>
+        <w:tc>
+          <w:tcPr>
+            <w:tcW w:w="4642" w:type="dxa"/>
+            <w:tcBorders>
+              <w:left w:val="single" w:sz="4" w:space="0" w:color="auto"/>
+              <w:bottom w:val="single" w:sz="4" w:space="0" w:color="auto"/>
+            </w:tcBorders>
+          </w:tcPr>
+          <w:p>
+            <w:pPr>
+              <w:pStyle w:val="BodyTextChar"/>
+              <w:rPr>
+                <w:sz w:val="18"/>
+                <w:szCs w:val="18"/>
+              </w:rPr>
+            </w:pPr>
+            <w:r>
+              <w:rPr>
+                <w:sz w:val="18"/>
+                <w:szCs w:val="18"/>
+              </w:rPr>
+              <w:t>Verifica funzionamento backup</w:t>
+            </w:r>
+          </w:p>
+        </w:tc>
+      </w:tr>
+      <w:tr>
+        <w:tc>
+          <w:tcPr>
+            <w:tcW w:w="2050" w:type="dxa"/>
+            <w:tcBorders>
+              <w:right w:val="single" w:sz="4" w:space="0" w:color="auto"/>
+            </w:tcBorders>
+            <w:shd w:val="pct25" w:color="auto" w:fill="auto"/>
+          </w:tcPr>
+          <w:p>
+            <w:pPr>
+              <w:pStyle w:val="BodyTextChar"/>
+              <w:rPr>
+                <w:b/>
+                <w:sz w:val="18"/>
+                <w:szCs w:val="18"/>
+              </w:rPr>
+            </w:pPr>
+            <w:r>
+              <w:rPr>
+                <w:b/>
+                <w:sz w:val="18"/>
+                <w:szCs w:val="18"/>
+              </w:rPr>
+              <w:t>Descrizione</w:t>
+            </w:r>
+            <w:r>
+              <w:rPr>
+                <w:b/>
+                <w:sz w:val="18"/>
+                <w:szCs w:val="18"/>
+              </w:rPr>
+              <w:t>:</w:t>
+            </w:r>
+          </w:p>
+        </w:tc>
+        <w:tc>
+          <w:tcPr>
+            <w:tcW w:w="7471" w:type="dxa"/>
+            <w:gridSpan w:val="3"/>
+            <w:tcBorders>
+              <w:left w:val="single" w:sz="4" w:space="0" w:color="auto"/>
+            </w:tcBorders>
+          </w:tcPr>
+          <w:p>
+            <w:pPr>
+              <w:pStyle w:val="BodyTextChar"/>
+              <w:rPr>
+                <w:sz w:val="18"/>
+                <w:szCs w:val="18"/>
+              </w:rPr>
+            </w:pPr>
+            <w:r>
+              <w:rPr>
+                <w:sz w:val="18"/>
+                <w:szCs w:val="18"/>
+              </w:rPr>
+              <w:t>Assicurarsi che i backup pianificati e impostati funzionino e vengano eseguiti correttamente.</w:t>
+            </w:r>
+          </w:p>
+        </w:tc>
+      </w:tr>
+      <w:tr>
+        <w:tc>
+          <w:tcPr>
+            <w:tcW w:w="2050" w:type="dxa"/>
+            <w:tcBorders>
+              <w:right w:val="single" w:sz="4" w:space="0" w:color="auto"/>
+            </w:tcBorders>
+            <w:shd w:val="pct25" w:color="auto" w:fill="auto"/>
+          </w:tcPr>
+          <w:p>
+            <w:pPr>
+              <w:pStyle w:val="BodyTextChar"/>
+              <w:rPr>
+                <w:b/>
+                <w:sz w:val="18"/>
+                <w:szCs w:val="18"/>
+              </w:rPr>
+            </w:pPr>
+            <w:r>
+              <w:rPr>
+                <w:b/>
+                <w:sz w:val="18"/>
+                <w:szCs w:val="18"/>
+              </w:rPr>
+              <w:lastRenderedPageBreak/>
+              <w:t>Prerequisiti</w:t>
+            </w:r>
+            <w:r>
+              <w:rPr>
+                <w:b/>
+                <w:sz w:val="18"/>
+                <w:szCs w:val="18"/>
+              </w:rPr>
+              <w:t>:</w:t>
+            </w:r>
+          </w:p>
+        </w:tc>
+        <w:tc>
+          <w:tcPr>
+            <w:tcW w:w="7471" w:type="dxa"/>
+            <w:gridSpan w:val="3"/>
+            <w:tcBorders>
+              <w:left w:val="single" w:sz="4" w:space="0" w:color="auto"/>
+            </w:tcBorders>
+          </w:tcPr>
+          <w:p>
+            <w:pPr>
+              <w:pStyle w:val="BodyTextChar"/>
+              <w:rPr>
+                <w:sz w:val="18"/>
+                <w:szCs w:val="18"/>
+              </w:rPr>
+            </w:pPr>
+            <w:r>
+              <w:rPr>
+                <w:sz w:val="18"/>
+                <w:szCs w:val="18"/>
+              </w:rPr>
+              <w:t>Rotazione di backup e backup automatici configurati e impostati</w:t>
+            </w:r>
+          </w:p>
+        </w:tc>
+      </w:tr>
+      <w:tr>
+        <w:tc>
+          <w:tcPr>
+            <w:tcW w:w="2050" w:type="dxa"/>
+            <w:tcBorders>
+              <w:right w:val="single" w:sz="4" w:space="0" w:color="auto"/>
+            </w:tcBorders>
+            <w:shd w:val="pct25" w:color="auto" w:fill="auto"/>
+          </w:tcPr>
+          <w:p>
+            <w:pPr>
+              <w:pStyle w:val="BodyTextChar"/>
+              <w:rPr>
+                <w:b/>
+                <w:sz w:val="18"/>
+                <w:szCs w:val="18"/>
+              </w:rPr>
+            </w:pPr>
+            <w:r>
+              <w:rPr>
+                <w:b/>
+                <w:sz w:val="18"/>
+                <w:szCs w:val="18"/>
+              </w:rPr>
+              <w:t>Procedura</w:t>
+            </w:r>
+            <w:r>
+              <w:rPr>
+                <w:b/>
+                <w:sz w:val="18"/>
+                <w:szCs w:val="18"/>
+              </w:rPr>
+              <w:t>:</w:t>
+            </w:r>
+          </w:p>
+        </w:tc>
+        <w:tc>
+          <w:tcPr>
+            <w:tcW w:w="7471" w:type="dxa"/>
+            <w:gridSpan w:val="3"/>
+            <w:tcBorders>
+              <w:left w:val="single" w:sz="4" w:space="0" w:color="auto"/>
+            </w:tcBorders>
+          </w:tcPr>
+          <w:p>
+            <w:pPr>
+              <w:pStyle w:val="BodyTextChar"/>
+              <w:rPr>
+                <w:sz w:val="18"/>
+                <w:szCs w:val="18"/>
+              </w:rPr>
+            </w:pPr>
+            <w:r>
+              <w:rPr>
+                <w:sz w:val="18"/>
+                <w:szCs w:val="18"/>
+              </w:rPr>
+              <w:t>Controllo dell’ordine dei backup, se coincide con quello volute, tentativo di ripristino dei dati.</w:t>
+            </w:r>
+          </w:p>
+        </w:tc>
+      </w:tr>
+      <w:tr>
+        <w:tc>
+          <w:tcPr>
+            <w:tcW w:w="2050" w:type="dxa"/>
+            <w:tcBorders>
+              <w:right w:val="single" w:sz="4" w:space="0" w:color="auto"/>
+            </w:tcBorders>
+            <w:shd w:val="pct25" w:color="auto" w:fill="auto"/>
+          </w:tcPr>
+          <w:p>
+            <w:pPr>
+              <w:pStyle w:val="BodyTextChar"/>
+              <w:rPr>
+                <w:b/>
+                <w:sz w:val="18"/>
+                <w:szCs w:val="18"/>
+              </w:rPr>
+            </w:pPr>
+            <w:r>
+              <w:rPr>
+                <w:b/>
+                <w:sz w:val="18"/>
+                <w:szCs w:val="18"/>
+              </w:rPr>
+              <w:t>Risultati attesi</w:t>
+            </w:r>
+            <w:r>
+              <w:rPr>
+                <w:b/>
+                <w:sz w:val="18"/>
+                <w:szCs w:val="18"/>
+              </w:rPr>
+              <w:t>:</w:t>
+            </w:r>
+          </w:p>
+        </w:tc>
+        <w:tc>
+          <w:tcPr>
+            <w:tcW w:w="7471" w:type="dxa"/>
+            <w:gridSpan w:val="3"/>
+            <w:tcBorders>
+              <w:left w:val="single" w:sz="4" w:space="0" w:color="auto"/>
+            </w:tcBorders>
+          </w:tcPr>
+          <w:p>
+            <w:pPr>
+              <w:pStyle w:val="BodyTextChar"/>
+              <w:rPr>
+                <w:sz w:val="18"/>
+                <w:szCs w:val="18"/>
+              </w:rPr>
+            </w:pPr>
+            <w:r>
+              <w:rPr>
+                <w:sz w:val="18"/>
+                <w:szCs w:val="18"/>
+              </w:rPr>
+              <w:t>Schema di rotazione uguale a quello desiderato e Nessun errore durante i salvataggi.</w:t>
+            </w:r>
+          </w:p>
+        </w:tc>
+      </w:tr>
+    </w:tbl>
+    <w:p/>
+    <w:p/>
+    <w:tbl>
+      <w:tblPr>
+        <w:tblW w:w="9521" w:type="dxa"/>
+        <w:tblInd w:w="113" w:type="dxa"/>
+        <w:tblBorders>
+          <w:top w:val="single" w:sz="4" w:space="0" w:color="auto"/>
+          <w:left w:val="single" w:sz="4" w:space="0" w:color="auto"/>
+          <w:bottom w:val="single" w:sz="4" w:space="0" w:color="auto"/>
+          <w:right w:val="single" w:sz="4" w:space="0" w:color="auto"/>
+          <w:insideH w:val="single" w:sz="4" w:space="0" w:color="auto"/>
+          <w:insideV w:val="single" w:sz="4" w:space="0" w:color="auto"/>
+        </w:tblBorders>
+        <w:tblLook w:val="01E0" w:firstRow="1" w:lastRow="1" w:firstColumn="1" w:lastColumn="1" w:noHBand="0" w:noVBand="0"/>
+      </w:tblPr>
+      <w:tblGrid>
+        <w:gridCol w:w="2050"/>
+        <w:gridCol w:w="1562"/>
+        <w:gridCol w:w="1267"/>
+        <w:gridCol w:w="4642"/>
+      </w:tblGrid>
+      <w:tr>
+        <w:tc>
+          <w:tcPr>
+            <w:tcW w:w="2050" w:type="dxa"/>
+            <w:tcBorders>
+              <w:bottom w:val="single" w:sz="4" w:space="0" w:color="auto"/>
+              <w:right w:val="single" w:sz="4" w:space="0" w:color="auto"/>
+            </w:tcBorders>
+            <w:shd w:val="pct25" w:color="auto" w:fill="auto"/>
+          </w:tcPr>
+          <w:p>
+            <w:pPr>
+              <w:pStyle w:val="BodyTextChar"/>
+              <w:rPr>
+                <w:b/>
+                <w:sz w:val="18"/>
+                <w:szCs w:val="18"/>
+              </w:rPr>
+            </w:pPr>
+            <w:r>
+              <w:rPr>
+                <w:b/>
+                <w:sz w:val="18"/>
+                <w:szCs w:val="18"/>
+              </w:rPr>
+              <w:t>Test Case:</w:t>
+            </w:r>
+          </w:p>
+          <w:p>
+            <w:pPr>
+              <w:pStyle w:val="Corpotesto"/>
+              <w:rPr>
+                <w:sz w:val="18"/>
+                <w:szCs w:val="18"/>
+                <w:lang w:val="en-GB" w:eastAsia="en-US"/>
+              </w:rPr>
+            </w:pPr>
+            <w:r>
+              <w:rPr>
+                <w:b/>
+                <w:sz w:val="18"/>
+                <w:szCs w:val="18"/>
+                <w:lang w:val="en-GB" w:eastAsia="en-US"/>
+              </w:rPr>
+              <w:t>Riferimento</w:t>
+            </w:r>
+            <w:r>
+              <w:rPr>
+                <w:sz w:val="18"/>
+                <w:szCs w:val="18"/>
+                <w:lang w:val="en-GB" w:eastAsia="en-US"/>
+              </w:rPr>
+              <w:t xml:space="preserve">: </w:t>
+            </w:r>
+          </w:p>
+        </w:tc>
+        <w:tc>
+          <w:tcPr>
+            <w:tcW w:w="1562" w:type="dxa"/>
+            <w:tcBorders>
+              <w:left w:val="single" w:sz="4" w:space="0" w:color="auto"/>
+              <w:bottom w:val="single" w:sz="4" w:space="0" w:color="auto"/>
+              <w:right w:val="single" w:sz="4" w:space="0" w:color="auto"/>
+            </w:tcBorders>
+          </w:tcPr>
+          <w:p>
+            <w:pPr>
+              <w:pStyle w:val="BodyTextChar"/>
+              <w:rPr>
+                <w:sz w:val="18"/>
+                <w:szCs w:val="18"/>
+              </w:rPr>
+            </w:pPr>
+            <w:r>
+              <w:rPr>
+                <w:sz w:val="18"/>
+                <w:szCs w:val="18"/>
+              </w:rPr>
+              <w:t>TC-004</w:t>
+            </w:r>
+          </w:p>
+          <w:p>
+            <w:pPr>
+              <w:rPr>
+                <w:lang w:val="en-GB" w:eastAsia="en-US"/>
+              </w:rPr>
+            </w:pPr>
+            <w:r>
+              <w:rPr>
+                <w:sz w:val="18"/>
+                <w:szCs w:val="18"/>
+              </w:rPr>
+              <w:t>REQ-009</w:t>
+            </w:r>
+          </w:p>
+        </w:tc>
+        <w:tc>
+          <w:tcPr>
+            <w:tcW w:w="1267" w:type="dxa"/>
+            <w:tcBorders>
+              <w:left w:val="single" w:sz="4" w:space="0" w:color="auto"/>
+              <w:bottom w:val="single" w:sz="4" w:space="0" w:color="auto"/>
+              <w:right w:val="single" w:sz="4" w:space="0" w:color="auto"/>
+            </w:tcBorders>
+            <w:shd w:val="pct25" w:color="auto" w:fill="auto"/>
+          </w:tcPr>
+          <w:p>
+            <w:pPr>
+              <w:pStyle w:val="BodyTextChar"/>
+              <w:rPr>
+                <w:b/>
+                <w:sz w:val="18"/>
+                <w:szCs w:val="18"/>
+              </w:rPr>
+            </w:pPr>
+            <w:r>
+              <w:rPr>
+                <w:b/>
+                <w:sz w:val="18"/>
+                <w:szCs w:val="18"/>
+              </w:rPr>
+              <w:t>No</w:t>
+            </w:r>
+            <w:r>
+              <w:rPr>
+                <w:b/>
+                <w:sz w:val="18"/>
+                <w:szCs w:val="18"/>
+              </w:rPr>
+              <w:t>me:</w:t>
+            </w:r>
+          </w:p>
+        </w:tc>
+        <w:tc>
+          <w:tcPr>
+            <w:tcW w:w="4642" w:type="dxa"/>
+            <w:tcBorders>
+              <w:left w:val="single" w:sz="4" w:space="0" w:color="auto"/>
+              <w:bottom w:val="single" w:sz="4" w:space="0" w:color="auto"/>
+            </w:tcBorders>
+          </w:tcPr>
+          <w:p>
+            <w:pPr>
+              <w:pStyle w:val="BodyTextChar"/>
+              <w:rPr>
+                <w:sz w:val="18"/>
+                <w:szCs w:val="18"/>
+              </w:rPr>
+            </w:pPr>
+            <w:r>
+              <w:rPr>
+                <w:sz w:val="18"/>
+                <w:szCs w:val="18"/>
+              </w:rPr>
+              <w:t>Verifica rispetto RTO e RPO</w:t>
+            </w:r>
+          </w:p>
+        </w:tc>
+      </w:tr>
+      <w:tr>
+        <w:tc>
+          <w:tcPr>
+            <w:tcW w:w="2050" w:type="dxa"/>
+            <w:tcBorders>
+              <w:right w:val="single" w:sz="4" w:space="0" w:color="auto"/>
+            </w:tcBorders>
+            <w:shd w:val="pct25" w:color="auto" w:fill="auto"/>
+          </w:tcPr>
+          <w:p>
+            <w:pPr>
+              <w:pStyle w:val="BodyTextChar"/>
+              <w:rPr>
+                <w:b/>
+                <w:sz w:val="18"/>
+                <w:szCs w:val="18"/>
+              </w:rPr>
+            </w:pPr>
+            <w:r>
+              <w:rPr>
+                <w:b/>
+                <w:sz w:val="18"/>
+                <w:szCs w:val="18"/>
+              </w:rPr>
+              <w:t>Descrizione</w:t>
+            </w:r>
+            <w:r>
+              <w:rPr>
+                <w:b/>
+                <w:sz w:val="18"/>
+                <w:szCs w:val="18"/>
+              </w:rPr>
+              <w:t>:</w:t>
+            </w:r>
+          </w:p>
+        </w:tc>
+        <w:tc>
+          <w:tcPr>
+            <w:tcW w:w="7471" w:type="dxa"/>
+            <w:gridSpan w:val="3"/>
+            <w:tcBorders>
+              <w:left w:val="single" w:sz="4" w:space="0" w:color="auto"/>
+            </w:tcBorders>
+          </w:tcPr>
+          <w:p>
+            <w:pPr>
+              <w:pStyle w:val="BodyTextChar"/>
+              <w:rPr>
+                <w:sz w:val="18"/>
+                <w:szCs w:val="18"/>
+              </w:rPr>
+            </w:pPr>
+            <w:r>
+              <w:rPr>
+                <w:sz w:val="18"/>
+                <w:szCs w:val="18"/>
+              </w:rPr>
+              <w:t>Verificare che il ripristino dei dati avvenga correttamente, la quantità dei dati e il tempo in cui esso vengono ristabiliti sia all’interno dei requisiti pattuiti col cliente.</w:t>
+            </w:r>
+          </w:p>
+        </w:tc>
+      </w:tr>
+      <w:tr>
+        <w:tc>
+          <w:tcPr>
+            <w:tcW w:w="2050" w:type="dxa"/>
+            <w:tcBorders>
+              <w:right w:val="single" w:sz="4" w:space="0" w:color="auto"/>
+            </w:tcBorders>
+            <w:shd w:val="pct25" w:color="auto" w:fill="auto"/>
+          </w:tcPr>
+          <w:p>
+            <w:pPr>
+              <w:pStyle w:val="BodyTextChar"/>
+              <w:rPr>
+                <w:b/>
+                <w:sz w:val="18"/>
+                <w:szCs w:val="18"/>
+              </w:rPr>
+            </w:pPr>
+            <w:r>
+              <w:rPr>
+                <w:b/>
+                <w:sz w:val="18"/>
+                <w:szCs w:val="18"/>
+              </w:rPr>
+              <w:t>Prerequisiti</w:t>
+            </w:r>
+            <w:r>
+              <w:rPr>
+                <w:b/>
+                <w:sz w:val="18"/>
+                <w:szCs w:val="18"/>
+              </w:rPr>
+              <w:t>:</w:t>
+            </w:r>
+          </w:p>
+        </w:tc>
+        <w:tc>
+          <w:tcPr>
+            <w:tcW w:w="7471" w:type="dxa"/>
+            <w:gridSpan w:val="3"/>
+            <w:tcBorders>
+              <w:left w:val="single" w:sz="4" w:space="0" w:color="auto"/>
+            </w:tcBorders>
+          </w:tcPr>
+          <w:p>
+            <w:pPr>
+              <w:pStyle w:val="BodyTextChar"/>
+              <w:rPr>
+                <w:sz w:val="18"/>
+                <w:szCs w:val="18"/>
+              </w:rPr>
+            </w:pPr>
+            <w:r>
+              <w:rPr>
+                <w:sz w:val="18"/>
+                <w:szCs w:val="18"/>
+              </w:rPr>
+              <w:t>RPO e RTO stabiliti, sistema di recupero dati funzionante.</w:t>
+            </w:r>
+          </w:p>
+        </w:tc>
+      </w:tr>
+      <w:tr>
+        <w:tc>
+          <w:tcPr>
+            <w:tcW w:w="2050" w:type="dxa"/>
+            <w:tcBorders>
+              <w:right w:val="single" w:sz="4" w:space="0" w:color="auto"/>
+            </w:tcBorders>
+            <w:shd w:val="pct25" w:color="auto" w:fill="auto"/>
+          </w:tcPr>
+          <w:p>
+            <w:pPr>
+              <w:pStyle w:val="BodyTextChar"/>
+              <w:rPr>
+                <w:b/>
+                <w:sz w:val="18"/>
+                <w:szCs w:val="18"/>
+              </w:rPr>
+            </w:pPr>
+            <w:r>
+              <w:rPr>
+                <w:b/>
+                <w:sz w:val="18"/>
+                <w:szCs w:val="18"/>
+              </w:rPr>
+              <w:t>Procedura</w:t>
+            </w:r>
+            <w:r>
+              <w:rPr>
+                <w:b/>
+                <w:sz w:val="18"/>
+                <w:szCs w:val="18"/>
+              </w:rPr>
+              <w:t>:</w:t>
+            </w:r>
+          </w:p>
+        </w:tc>
+        <w:tc>
+          <w:tcPr>
+            <w:tcW w:w="7471" w:type="dxa"/>
+            <w:gridSpan w:val="3"/>
+            <w:tcBorders>
+              <w:left w:val="single" w:sz="4" w:space="0" w:color="auto"/>
+            </w:tcBorders>
+          </w:tcPr>
+          <w:p>
+            <w:pPr>
+              <w:pStyle w:val="BodyTextChar"/>
+              <w:rPr>
+                <w:sz w:val="18"/>
+                <w:szCs w:val="18"/>
+              </w:rPr>
+            </w:pPr>
+            <w:r>
+              <w:rPr>
+                <w:sz w:val="18"/>
+                <w:szCs w:val="18"/>
+              </w:rPr>
+              <w:t>Creare un guasto artificiale, una simulazione d’attacco o una eliminazione accidentale dei dati, successivamente eseguire il ripristino, monitorare il tempo necessario per fare ciò e la quantità di dati persi.</w:t>
+            </w:r>
+          </w:p>
+        </w:tc>
+      </w:tr>
+      <w:tr>
+        <w:tc>
+          <w:tcPr>
+            <w:tcW w:w="2050" w:type="dxa"/>
+            <w:tcBorders>
+              <w:right w:val="single" w:sz="4" w:space="0" w:color="auto"/>
+            </w:tcBorders>
+            <w:shd w:val="pct25" w:color="auto" w:fill="auto"/>
+          </w:tcPr>
+          <w:p>
+            <w:pPr>
+              <w:pStyle w:val="BodyTextChar"/>
+              <w:rPr>
+                <w:b/>
+                <w:sz w:val="18"/>
+                <w:szCs w:val="18"/>
+              </w:rPr>
+            </w:pPr>
+            <w:r>
+              <w:rPr>
+                <w:b/>
+                <w:sz w:val="18"/>
+                <w:szCs w:val="18"/>
+              </w:rPr>
+              <w:t>Risultati attesi</w:t>
+            </w:r>
+            <w:r>
+              <w:rPr>
+                <w:b/>
+                <w:sz w:val="18"/>
+                <w:szCs w:val="18"/>
+              </w:rPr>
+              <w:t>:</w:t>
+            </w:r>
+          </w:p>
+        </w:tc>
+        <w:tc>
+          <w:tcPr>
+            <w:tcW w:w="7471" w:type="dxa"/>
+            <w:gridSpan w:val="3"/>
+            <w:tcBorders>
+              <w:left w:val="single" w:sz="4" w:space="0" w:color="auto"/>
+            </w:tcBorders>
+          </w:tcPr>
+          <w:p>
+            <w:pPr>
+              <w:pStyle w:val="BodyTextChar"/>
+              <w:rPr>
+                <w:sz w:val="18"/>
+                <w:szCs w:val="18"/>
+              </w:rPr>
+            </w:pPr>
+            <w:r>
+              <w:rPr>
+                <w:sz w:val="18"/>
+                <w:szCs w:val="18"/>
+              </w:rPr>
+              <w:t>Dati non correttamente ripristinati inferiore alla quantità stabilita e tempo anche esso inferiore.</w:t>
+            </w:r>
+          </w:p>
+        </w:tc>
+      </w:tr>
+    </w:tbl>
+    <w:p/>
+    <w:p/>
+    <w:tbl>
+      <w:tblPr>
+        <w:tblW w:w="9521" w:type="dxa"/>
+        <w:tblInd w:w="113" w:type="dxa"/>
+        <w:tblBorders>
+          <w:top w:val="single" w:sz="4" w:space="0" w:color="auto"/>
+          <w:left w:val="single" w:sz="4" w:space="0" w:color="auto"/>
+          <w:bottom w:val="single" w:sz="4" w:space="0" w:color="auto"/>
+          <w:right w:val="single" w:sz="4" w:space="0" w:color="auto"/>
+          <w:insideH w:val="single" w:sz="4" w:space="0" w:color="auto"/>
+          <w:insideV w:val="single" w:sz="4" w:space="0" w:color="auto"/>
+        </w:tblBorders>
+        <w:tblLook w:val="01E0" w:firstRow="1" w:lastRow="1" w:firstColumn="1" w:lastColumn="1" w:noHBand="0" w:noVBand="0"/>
+      </w:tblPr>
+      <w:tblGrid>
+        <w:gridCol w:w="2050"/>
+        <w:gridCol w:w="1562"/>
+        <w:gridCol w:w="1267"/>
+        <w:gridCol w:w="4642"/>
+      </w:tblGrid>
+      <w:tr>
+        <w:tc>
+          <w:tcPr>
+            <w:tcW w:w="2050" w:type="dxa"/>
+            <w:tcBorders>
+              <w:bottom w:val="single" w:sz="4" w:space="0" w:color="auto"/>
+              <w:right w:val="single" w:sz="4" w:space="0" w:color="auto"/>
+            </w:tcBorders>
+            <w:shd w:val="pct25" w:color="auto" w:fill="auto"/>
+          </w:tcPr>
+          <w:p>
+            <w:pPr>
+              <w:pStyle w:val="BodyTextChar"/>
+              <w:rPr>
+                <w:b/>
+                <w:sz w:val="18"/>
+                <w:szCs w:val="18"/>
+              </w:rPr>
+            </w:pPr>
+            <w:r>
+              <w:rPr>
+                <w:b/>
+                <w:sz w:val="18"/>
+                <w:szCs w:val="18"/>
+              </w:rPr>
+              <w:t>Test Case:</w:t>
+            </w:r>
+          </w:p>
+          <w:p>
+            <w:pPr>
+              <w:pStyle w:val="Corpotesto"/>
+              <w:rPr>
+                <w:sz w:val="18"/>
+                <w:szCs w:val="18"/>
+                <w:lang w:val="en-GB" w:eastAsia="en-US"/>
+              </w:rPr>
+            </w:pPr>
+            <w:r>
+              <w:rPr>
+                <w:b/>
+                <w:sz w:val="18"/>
+                <w:szCs w:val="18"/>
+                <w:lang w:val="en-GB" w:eastAsia="en-US"/>
+              </w:rPr>
+              <w:t>Riferimento</w:t>
+            </w:r>
+            <w:r>
+              <w:rPr>
+                <w:sz w:val="18"/>
+                <w:szCs w:val="18"/>
+                <w:lang w:val="en-GB" w:eastAsia="en-US"/>
+              </w:rPr>
+              <w:t xml:space="preserve">: </w:t>
+            </w:r>
+          </w:p>
+        </w:tc>
+        <w:tc>
+          <w:tcPr>
+            <w:tcW w:w="1562" w:type="dxa"/>
+            <w:tcBorders>
+              <w:left w:val="single" w:sz="4" w:space="0" w:color="auto"/>
+              <w:bottom w:val="single" w:sz="4" w:space="0" w:color="auto"/>
+              <w:right w:val="single" w:sz="4" w:space="0" w:color="auto"/>
+            </w:tcBorders>
+          </w:tcPr>
+          <w:p>
+            <w:pPr>
+              <w:pStyle w:val="BodyTextChar"/>
+              <w:rPr>
+                <w:sz w:val="18"/>
+                <w:szCs w:val="18"/>
+              </w:rPr>
+            </w:pPr>
+            <w:r>
+              <w:rPr>
+                <w:sz w:val="18"/>
+                <w:szCs w:val="18"/>
+              </w:rPr>
+              <w:t>TC-005</w:t>
+            </w:r>
+          </w:p>
+          <w:p>
+            <w:pPr>
+              <w:rPr>
+                <w:lang w:val="en-GB" w:eastAsia="en-US"/>
+              </w:rPr>
+            </w:pPr>
+            <w:r>
+              <w:rPr>
+                <w:sz w:val="18"/>
+                <w:szCs w:val="18"/>
+              </w:rPr>
+              <w:t>REQ-001</w:t>
+            </w:r>
+          </w:p>
+        </w:tc>
+        <w:tc>
+          <w:tcPr>
+            <w:tcW w:w="1267" w:type="dxa"/>
+            <w:tcBorders>
+              <w:left w:val="single" w:sz="4" w:space="0" w:color="auto"/>
+              <w:bottom w:val="single" w:sz="4" w:space="0" w:color="auto"/>
+              <w:right w:val="single" w:sz="4" w:space="0" w:color="auto"/>
+            </w:tcBorders>
+            <w:shd w:val="pct25" w:color="auto" w:fill="auto"/>
+          </w:tcPr>
+          <w:p>
+            <w:pPr>
+              <w:pStyle w:val="BodyTextChar"/>
+              <w:rPr>
+                <w:b/>
+                <w:sz w:val="18"/>
+                <w:szCs w:val="18"/>
+              </w:rPr>
+            </w:pPr>
+            <w:r>
+              <w:rPr>
+                <w:b/>
+                <w:sz w:val="18"/>
+                <w:szCs w:val="18"/>
+              </w:rPr>
+              <w:t>No</w:t>
+            </w:r>
+            <w:r>
+              <w:rPr>
+                <w:b/>
+                <w:sz w:val="18"/>
+                <w:szCs w:val="18"/>
+              </w:rPr>
+              <w:t>me:</w:t>
+            </w:r>
+          </w:p>
+        </w:tc>
+        <w:tc>
+          <w:tcPr>
+            <w:tcW w:w="4642" w:type="dxa"/>
+            <w:tcBorders>
+              <w:left w:val="single" w:sz="4" w:space="0" w:color="auto"/>
+              <w:bottom w:val="single" w:sz="4" w:space="0" w:color="auto"/>
+            </w:tcBorders>
+          </w:tcPr>
+          <w:p>
+            <w:pPr>
+              <w:pStyle w:val="BodyTextChar"/>
+              <w:rPr>
+                <w:sz w:val="18"/>
+                <w:szCs w:val="18"/>
+              </w:rPr>
+            </w:pPr>
+            <w:r>
+              <w:rPr>
+                <w:sz w:val="18"/>
+                <w:szCs w:val="18"/>
+              </w:rPr>
+              <w:t>Verifica funzionamendo delle Virtual Machine</w:t>
+            </w:r>
+          </w:p>
+        </w:tc>
+      </w:tr>
+      <w:tr>
+        <w:tc>
+          <w:tcPr>
+            <w:tcW w:w="2050" w:type="dxa"/>
+            <w:tcBorders>
+              <w:right w:val="single" w:sz="4" w:space="0" w:color="auto"/>
+            </w:tcBorders>
+            <w:shd w:val="pct25" w:color="auto" w:fill="auto"/>
+          </w:tcPr>
+          <w:p>
+            <w:pPr>
+              <w:pStyle w:val="BodyTextChar"/>
+              <w:rPr>
+                <w:b/>
+                <w:sz w:val="18"/>
+                <w:szCs w:val="18"/>
+              </w:rPr>
+            </w:pPr>
+            <w:r>
+              <w:rPr>
+                <w:b/>
+                <w:sz w:val="18"/>
+                <w:szCs w:val="18"/>
+              </w:rPr>
+              <w:t>Descrizione</w:t>
+            </w:r>
+            <w:r>
+              <w:rPr>
+                <w:b/>
+                <w:sz w:val="18"/>
+                <w:szCs w:val="18"/>
+              </w:rPr>
+              <w:t>:</w:t>
+            </w:r>
+          </w:p>
+        </w:tc>
+        <w:tc>
+          <w:tcPr>
+            <w:tcW w:w="7471" w:type="dxa"/>
+            <w:gridSpan w:val="3"/>
+            <w:tcBorders>
+              <w:left w:val="single" w:sz="4" w:space="0" w:color="auto"/>
+            </w:tcBorders>
+          </w:tcPr>
+          <w:p>
+            <w:pPr>
+              <w:pStyle w:val="BodyTextChar"/>
+              <w:rPr>
+                <w:sz w:val="18"/>
+                <w:szCs w:val="18"/>
+              </w:rPr>
+            </w:pPr>
+            <w:r>
+              <w:rPr>
+                <w:sz w:val="18"/>
+                <w:szCs w:val="18"/>
+              </w:rPr>
+              <w:t>Controllare che tutte le VM impostate funzonino correttamente</w:t>
+            </w:r>
+          </w:p>
+        </w:tc>
+      </w:tr>
+      <w:tr>
+        <w:tc>
+          <w:tcPr>
+            <w:tcW w:w="2050" w:type="dxa"/>
+            <w:tcBorders>
+              <w:right w:val="single" w:sz="4" w:space="0" w:color="auto"/>
+            </w:tcBorders>
+            <w:shd w:val="pct25" w:color="auto" w:fill="auto"/>
+          </w:tcPr>
+          <w:p>
+            <w:pPr>
+              <w:pStyle w:val="BodyTextChar"/>
+              <w:rPr>
+                <w:b/>
+                <w:sz w:val="18"/>
+                <w:szCs w:val="18"/>
+              </w:rPr>
+            </w:pPr>
+            <w:r>
+              <w:rPr>
+                <w:b/>
+                <w:sz w:val="18"/>
+                <w:szCs w:val="18"/>
+              </w:rPr>
+              <w:t>Prerequisiti</w:t>
+            </w:r>
+            <w:r>
+              <w:rPr>
+                <w:b/>
+                <w:sz w:val="18"/>
+                <w:szCs w:val="18"/>
+              </w:rPr>
+              <w:t>:</w:t>
+            </w:r>
+          </w:p>
+        </w:tc>
+        <w:tc>
+          <w:tcPr>
+            <w:tcW w:w="7471" w:type="dxa"/>
+            <w:gridSpan w:val="3"/>
+            <w:tcBorders>
+              <w:left w:val="single" w:sz="4" w:space="0" w:color="auto"/>
+            </w:tcBorders>
+          </w:tcPr>
+          <w:p>
+            <w:pPr>
+              <w:pStyle w:val="BodyTextChar"/>
+              <w:rPr>
+                <w:sz w:val="18"/>
+                <w:szCs w:val="18"/>
+              </w:rPr>
+            </w:pPr>
+            <w:r>
+              <w:rPr>
+                <w:sz w:val="18"/>
+                <w:szCs w:val="18"/>
+              </w:rPr>
+              <w:t>Tutte le virtual machine create.</w:t>
+            </w:r>
+          </w:p>
+        </w:tc>
+      </w:tr>
+      <w:tr>
+        <w:tc>
+          <w:tcPr>
+            <w:tcW w:w="2050" w:type="dxa"/>
+            <w:tcBorders>
+              <w:right w:val="single" w:sz="4" w:space="0" w:color="auto"/>
+            </w:tcBorders>
+            <w:shd w:val="pct25" w:color="auto" w:fill="auto"/>
+          </w:tcPr>
+          <w:p>
+            <w:pPr>
+              <w:pStyle w:val="BodyTextChar"/>
+              <w:rPr>
+                <w:b/>
+                <w:sz w:val="18"/>
+                <w:szCs w:val="18"/>
+              </w:rPr>
+            </w:pPr>
+            <w:r>
+              <w:rPr>
+                <w:b/>
+                <w:sz w:val="18"/>
+                <w:szCs w:val="18"/>
+              </w:rPr>
+              <w:t>Procedura</w:t>
+            </w:r>
+            <w:r>
+              <w:rPr>
+                <w:b/>
+                <w:sz w:val="18"/>
+                <w:szCs w:val="18"/>
+              </w:rPr>
+              <w:t>:</w:t>
+            </w:r>
+          </w:p>
+        </w:tc>
+        <w:tc>
+          <w:tcPr>
+            <w:tcW w:w="7471" w:type="dxa"/>
+            <w:gridSpan w:val="3"/>
+            <w:tcBorders>
+              <w:left w:val="single" w:sz="4" w:space="0" w:color="auto"/>
+            </w:tcBorders>
+          </w:tcPr>
+          <w:p>
+            <w:pPr>
+              <w:pStyle w:val="BodyTextChar"/>
+              <w:rPr>
+                <w:sz w:val="18"/>
+                <w:szCs w:val="18"/>
+              </w:rPr>
+            </w:pPr>
+            <w:r>
+              <w:rPr>
+                <w:sz w:val="18"/>
+                <w:szCs w:val="18"/>
+              </w:rPr>
+              <w:t xml:space="preserve">Entrare sulle virtual machine una a una e verificare </w:t>
+            </w:r>
+            <w:r>
+              <w:rPr>
+                <w:sz w:val="18"/>
+                <w:szCs w:val="18"/>
+              </w:rPr>
+              <w:t>che i programmi corretti siano stati scaricati e funzionanti.</w:t>
+            </w:r>
+          </w:p>
+        </w:tc>
+      </w:tr>
+      <w:tr>
+        <w:tc>
+          <w:tcPr>
+            <w:tcW w:w="2050" w:type="dxa"/>
+            <w:tcBorders>
+              <w:right w:val="single" w:sz="4" w:space="0" w:color="auto"/>
+            </w:tcBorders>
+            <w:shd w:val="pct25" w:color="auto" w:fill="auto"/>
+          </w:tcPr>
+          <w:p>
+            <w:pPr>
+              <w:pStyle w:val="BodyTextChar"/>
+              <w:rPr>
+                <w:b/>
+                <w:sz w:val="18"/>
+                <w:szCs w:val="18"/>
+              </w:rPr>
+            </w:pPr>
+            <w:r>
+              <w:rPr>
+                <w:b/>
+                <w:sz w:val="18"/>
+                <w:szCs w:val="18"/>
+              </w:rPr>
+              <w:t>Risultati attesi</w:t>
+            </w:r>
+            <w:r>
+              <w:rPr>
+                <w:b/>
+                <w:sz w:val="18"/>
+                <w:szCs w:val="18"/>
+              </w:rPr>
+              <w:t>:</w:t>
+            </w:r>
+          </w:p>
+        </w:tc>
+        <w:tc>
+          <w:tcPr>
+            <w:tcW w:w="7471" w:type="dxa"/>
+            <w:gridSpan w:val="3"/>
+            <w:tcBorders>
+              <w:left w:val="single" w:sz="4" w:space="0" w:color="auto"/>
+            </w:tcBorders>
+          </w:tcPr>
+          <w:p>
+            <w:pPr>
+              <w:pStyle w:val="BodyTextChar"/>
+              <w:rPr>
+                <w:sz w:val="18"/>
+                <w:szCs w:val="18"/>
+              </w:rPr>
+            </w:pPr>
+            <w:r>
+              <w:rPr>
+                <w:sz w:val="18"/>
+                <w:szCs w:val="18"/>
+              </w:rPr>
+              <w:t>Che ogni VM sia funzionante.</w:t>
+            </w:r>
+          </w:p>
+        </w:tc>
+      </w:tr>
+    </w:tbl>
+    <w:p/>
+    <w:p/>
+    <w:tbl>
+      <w:tblPr>
+        <w:tblW w:w="9521" w:type="dxa"/>
+        <w:tblInd w:w="113" w:type="dxa"/>
+        <w:tblBorders>
+          <w:top w:val="single" w:sz="4" w:space="0" w:color="auto"/>
+          <w:left w:val="single" w:sz="4" w:space="0" w:color="auto"/>
+          <w:bottom w:val="single" w:sz="4" w:space="0" w:color="auto"/>
+          <w:right w:val="single" w:sz="4" w:space="0" w:color="auto"/>
+          <w:insideH w:val="single" w:sz="4" w:space="0" w:color="auto"/>
+          <w:insideV w:val="single" w:sz="4" w:space="0" w:color="auto"/>
+        </w:tblBorders>
+        <w:tblLook w:val="01E0" w:firstRow="1" w:lastRow="1" w:firstColumn="1" w:lastColumn="1" w:noHBand="0" w:noVBand="0"/>
+      </w:tblPr>
+      <w:tblGrid>
+        <w:gridCol w:w="2050"/>
+        <w:gridCol w:w="1562"/>
+        <w:gridCol w:w="1267"/>
+        <w:gridCol w:w="4642"/>
+      </w:tblGrid>
+      <w:tr>
+        <w:tc>
+          <w:tcPr>
+            <w:tcW w:w="2050" w:type="dxa"/>
+            <w:tcBorders>
+              <w:bottom w:val="single" w:sz="4" w:space="0" w:color="auto"/>
+              <w:right w:val="single" w:sz="4" w:space="0" w:color="auto"/>
+            </w:tcBorders>
+            <w:shd w:val="pct25" w:color="auto" w:fill="auto"/>
+          </w:tcPr>
+          <w:p>
+            <w:pPr>
+              <w:pStyle w:val="BodyTextChar"/>
+              <w:rPr>
+                <w:b/>
+                <w:sz w:val="18"/>
+                <w:szCs w:val="18"/>
+              </w:rPr>
+            </w:pPr>
+            <w:r>
+              <w:rPr>
+                <w:b/>
+                <w:sz w:val="18"/>
+                <w:szCs w:val="18"/>
+              </w:rPr>
+              <w:t>Test Case:</w:t>
+            </w:r>
+          </w:p>
+          <w:p>
+            <w:pPr>
+              <w:pStyle w:val="Corpotesto"/>
+              <w:rPr>
+                <w:sz w:val="18"/>
+                <w:szCs w:val="18"/>
+                <w:lang w:val="en-GB" w:eastAsia="en-US"/>
+              </w:rPr>
+            </w:pPr>
+            <w:r>
+              <w:rPr>
+                <w:b/>
+                <w:sz w:val="18"/>
+                <w:szCs w:val="18"/>
+                <w:lang w:val="en-GB" w:eastAsia="en-US"/>
+              </w:rPr>
+              <w:t>Riferimento</w:t>
+            </w:r>
+            <w:r>
+              <w:rPr>
+                <w:sz w:val="18"/>
+                <w:szCs w:val="18"/>
+                <w:lang w:val="en-GB" w:eastAsia="en-US"/>
+              </w:rPr>
+              <w:t xml:space="preserve">: </w:t>
+            </w:r>
+          </w:p>
+        </w:tc>
+        <w:tc>
+          <w:tcPr>
+            <w:tcW w:w="1562" w:type="dxa"/>
+            <w:tcBorders>
+              <w:left w:val="single" w:sz="4" w:space="0" w:color="auto"/>
+              <w:bottom w:val="single" w:sz="4" w:space="0" w:color="auto"/>
+              <w:right w:val="single" w:sz="4" w:space="0" w:color="auto"/>
+            </w:tcBorders>
+          </w:tcPr>
+          <w:p>
+            <w:pPr>
+              <w:pStyle w:val="BodyTextChar"/>
+              <w:rPr>
+                <w:sz w:val="18"/>
+                <w:szCs w:val="18"/>
+              </w:rPr>
+            </w:pPr>
+            <w:r>
+              <w:rPr>
+                <w:sz w:val="18"/>
+                <w:szCs w:val="18"/>
+              </w:rPr>
+              <w:t>TC-006</w:t>
+            </w:r>
+          </w:p>
+          <w:p>
+            <w:pPr>
+              <w:rPr>
+                <w:lang w:val="en-GB" w:eastAsia="en-US"/>
+              </w:rPr>
+            </w:pPr>
+            <w:r>
+              <w:rPr>
+                <w:sz w:val="18"/>
+                <w:szCs w:val="18"/>
+              </w:rPr>
+              <w:t>REQ-002</w:t>
+            </w:r>
+          </w:p>
+        </w:tc>
+        <w:tc>
+          <w:tcPr>
+            <w:tcW w:w="1267" w:type="dxa"/>
+            <w:tcBorders>
+              <w:left w:val="single" w:sz="4" w:space="0" w:color="auto"/>
+              <w:bottom w:val="single" w:sz="4" w:space="0" w:color="auto"/>
+              <w:right w:val="single" w:sz="4" w:space="0" w:color="auto"/>
+            </w:tcBorders>
+            <w:shd w:val="pct25" w:color="auto" w:fill="auto"/>
+          </w:tcPr>
+          <w:p>
+            <w:pPr>
+              <w:pStyle w:val="BodyTextChar"/>
+              <w:rPr>
+                <w:b/>
+                <w:sz w:val="18"/>
+                <w:szCs w:val="18"/>
+              </w:rPr>
+            </w:pPr>
+            <w:r>
+              <w:rPr>
+                <w:b/>
+                <w:sz w:val="18"/>
+                <w:szCs w:val="18"/>
+              </w:rPr>
+              <w:t>No</w:t>
+            </w:r>
+            <w:r>
+              <w:rPr>
+                <w:b/>
+                <w:sz w:val="18"/>
+                <w:szCs w:val="18"/>
+              </w:rPr>
+              <w:t>me:</w:t>
+            </w:r>
+          </w:p>
+        </w:tc>
+        <w:tc>
+          <w:tcPr>
+            <w:tcW w:w="4642" w:type="dxa"/>
+            <w:tcBorders>
+              <w:left w:val="single" w:sz="4" w:space="0" w:color="auto"/>
+              <w:bottom w:val="single" w:sz="4" w:space="0" w:color="auto"/>
+            </w:tcBorders>
+          </w:tcPr>
+          <w:p>
+            <w:pPr>
+              <w:pStyle w:val="BodyTextChar"/>
+              <w:rPr>
+                <w:sz w:val="18"/>
+                <w:szCs w:val="18"/>
+              </w:rPr>
+            </w:pPr>
+            <w:r>
+              <w:rPr>
+                <w:sz w:val="18"/>
+                <w:szCs w:val="18"/>
+              </w:rPr>
+              <w:t>Verifica del funzionamento della rete</w:t>
+            </w:r>
+          </w:p>
+        </w:tc>
+      </w:tr>
+      <w:tr>
+        <w:tc>
+          <w:tcPr>
+            <w:tcW w:w="2050" w:type="dxa"/>
+            <w:tcBorders>
+              <w:right w:val="single" w:sz="4" w:space="0" w:color="auto"/>
+            </w:tcBorders>
+            <w:shd w:val="pct25" w:color="auto" w:fill="auto"/>
+          </w:tcPr>
+          <w:p>
+            <w:pPr>
+              <w:pStyle w:val="BodyTextChar"/>
+              <w:rPr>
+                <w:b/>
+                <w:sz w:val="18"/>
+                <w:szCs w:val="18"/>
+              </w:rPr>
+            </w:pPr>
+            <w:r>
+              <w:rPr>
+                <w:b/>
+                <w:sz w:val="18"/>
+                <w:szCs w:val="18"/>
+              </w:rPr>
+              <w:t>Descrizione</w:t>
+            </w:r>
+            <w:r>
+              <w:rPr>
+                <w:b/>
+                <w:sz w:val="18"/>
+                <w:szCs w:val="18"/>
+              </w:rPr>
+              <w:t>:</w:t>
+            </w:r>
+          </w:p>
+        </w:tc>
+        <w:tc>
+          <w:tcPr>
+            <w:tcW w:w="7471" w:type="dxa"/>
+            <w:gridSpan w:val="3"/>
+            <w:tcBorders>
+              <w:left w:val="single" w:sz="4" w:space="0" w:color="auto"/>
+            </w:tcBorders>
+          </w:tcPr>
+          <w:p>
+            <w:pPr>
+              <w:pStyle w:val="BodyTextChar"/>
+              <w:rPr>
+                <w:sz w:val="18"/>
+                <w:szCs w:val="18"/>
+              </w:rPr>
+            </w:pPr>
+            <w:r>
+              <w:rPr>
+                <w:sz w:val="18"/>
+                <w:szCs w:val="18"/>
+              </w:rPr>
+              <w:t>Controllare il corretto funzionamento dei component della rete e la loro comunicazione</w:t>
+            </w:r>
+          </w:p>
+        </w:tc>
+      </w:tr>
+      <w:tr>
+        <w:tc>
+          <w:tcPr>
+            <w:tcW w:w="2050" w:type="dxa"/>
+            <w:tcBorders>
+              <w:right w:val="single" w:sz="4" w:space="0" w:color="auto"/>
+            </w:tcBorders>
+            <w:shd w:val="pct25" w:color="auto" w:fill="auto"/>
+          </w:tcPr>
+          <w:p>
+            <w:pPr>
+              <w:pStyle w:val="BodyTextChar"/>
+              <w:rPr>
+                <w:b/>
+                <w:sz w:val="18"/>
+                <w:szCs w:val="18"/>
+              </w:rPr>
+            </w:pPr>
+            <w:r>
+              <w:rPr>
+                <w:b/>
+                <w:sz w:val="18"/>
+                <w:szCs w:val="18"/>
+              </w:rPr>
+              <w:t>Prerequisiti</w:t>
+            </w:r>
+            <w:r>
+              <w:rPr>
+                <w:b/>
+                <w:sz w:val="18"/>
+                <w:szCs w:val="18"/>
+              </w:rPr>
+              <w:t>:</w:t>
+            </w:r>
+          </w:p>
+        </w:tc>
+        <w:tc>
+          <w:tcPr>
+            <w:tcW w:w="7471" w:type="dxa"/>
+            <w:gridSpan w:val="3"/>
+            <w:tcBorders>
+              <w:left w:val="single" w:sz="4" w:space="0" w:color="auto"/>
+            </w:tcBorders>
+          </w:tcPr>
+          <w:p>
+            <w:pPr>
+              <w:pStyle w:val="BodyTextChar"/>
+              <w:rPr>
+                <w:sz w:val="18"/>
+                <w:szCs w:val="18"/>
+              </w:rPr>
+            </w:pPr>
+          </w:p>
+        </w:tc>
+      </w:tr>
+      <w:tr>
+        <w:tc>
+          <w:tcPr>
+            <w:tcW w:w="2050" w:type="dxa"/>
+            <w:tcBorders>
+              <w:right w:val="single" w:sz="4" w:space="0" w:color="auto"/>
+            </w:tcBorders>
+            <w:shd w:val="pct25" w:color="auto" w:fill="auto"/>
+          </w:tcPr>
+          <w:p>
+            <w:pPr>
+              <w:pStyle w:val="BodyTextChar"/>
+              <w:rPr>
+                <w:b/>
+                <w:sz w:val="18"/>
+                <w:szCs w:val="18"/>
+              </w:rPr>
+            </w:pPr>
+            <w:r>
+              <w:rPr>
+                <w:b/>
+                <w:sz w:val="18"/>
+                <w:szCs w:val="18"/>
+              </w:rPr>
+              <w:t>Procedura</w:t>
+            </w:r>
+            <w:r>
+              <w:rPr>
+                <w:b/>
+                <w:sz w:val="18"/>
+                <w:szCs w:val="18"/>
+              </w:rPr>
+              <w:t>:</w:t>
+            </w:r>
+          </w:p>
+        </w:tc>
+        <w:tc>
+          <w:tcPr>
+            <w:tcW w:w="7471" w:type="dxa"/>
+            <w:gridSpan w:val="3"/>
+            <w:tcBorders>
+              <w:left w:val="single" w:sz="4" w:space="0" w:color="auto"/>
+            </w:tcBorders>
+          </w:tcPr>
+          <w:p>
+            <w:pPr>
+              <w:pStyle w:val="BodyTextChar"/>
+              <w:rPr>
+                <w:sz w:val="18"/>
+                <w:szCs w:val="18"/>
+              </w:rPr>
+            </w:pPr>
+            <w:r>
+              <w:rPr>
+                <w:sz w:val="18"/>
+                <w:szCs w:val="18"/>
+              </w:rPr>
+              <w:t>Da ogni componente virtuale della rete, effettuare dei ping per assicurarsi che la comunicazione funzioni correttamente.</w:t>
+            </w:r>
+          </w:p>
+        </w:tc>
+      </w:tr>
+      <w:tr>
+        <w:tc>
+          <w:tcPr>
+            <w:tcW w:w="2050" w:type="dxa"/>
+            <w:tcBorders>
+              <w:right w:val="single" w:sz="4" w:space="0" w:color="auto"/>
+            </w:tcBorders>
+            <w:shd w:val="pct25" w:color="auto" w:fill="auto"/>
+          </w:tcPr>
+          <w:p>
+            <w:pPr>
+              <w:pStyle w:val="BodyTextChar"/>
+              <w:rPr>
+                <w:b/>
+                <w:sz w:val="18"/>
+                <w:szCs w:val="18"/>
+              </w:rPr>
+            </w:pPr>
+            <w:r>
+              <w:rPr>
+                <w:b/>
+                <w:sz w:val="18"/>
+                <w:szCs w:val="18"/>
+              </w:rPr>
+              <w:t>Risultati attesi</w:t>
+            </w:r>
+            <w:r>
+              <w:rPr>
+                <w:b/>
+                <w:sz w:val="18"/>
+                <w:szCs w:val="18"/>
+              </w:rPr>
+              <w:t>:</w:t>
+            </w:r>
+          </w:p>
+        </w:tc>
+        <w:tc>
+          <w:tcPr>
+            <w:tcW w:w="7471" w:type="dxa"/>
+            <w:gridSpan w:val="3"/>
+            <w:tcBorders>
+              <w:left w:val="single" w:sz="4" w:space="0" w:color="auto"/>
+            </w:tcBorders>
+          </w:tcPr>
+          <w:p>
+            <w:pPr>
+              <w:pStyle w:val="BodyTextChar"/>
+              <w:rPr>
+                <w:sz w:val="18"/>
+                <w:szCs w:val="18"/>
+              </w:rPr>
+            </w:pPr>
+          </w:p>
+        </w:tc>
+      </w:tr>
+    </w:tbl>
     <w:p>
       <w:pPr>
         <w:rPr>
@@ -7161,9 +11648,1293 @@
           <w:lang w:val="it-IT"/>
         </w:rPr>
       </w:pPr>
-      <w:r>
-        <w:br w:type="page"/>
-      </w:r>
+    </w:p>
+    <w:p>
+      <w:pPr>
+        <w:rPr>
+          <w:b/>
+          <w:lang w:val="it-IT"/>
+        </w:rPr>
+      </w:pPr>
+    </w:p>
+    <w:tbl>
+      <w:tblPr>
+        <w:tblW w:w="9521" w:type="dxa"/>
+        <w:tblInd w:w="113" w:type="dxa"/>
+        <w:tblBorders>
+          <w:top w:val="single" w:sz="4" w:space="0" w:color="auto"/>
+          <w:left w:val="single" w:sz="4" w:space="0" w:color="auto"/>
+          <w:bottom w:val="single" w:sz="4" w:space="0" w:color="auto"/>
+          <w:right w:val="single" w:sz="4" w:space="0" w:color="auto"/>
+          <w:insideH w:val="single" w:sz="4" w:space="0" w:color="auto"/>
+          <w:insideV w:val="single" w:sz="4" w:space="0" w:color="auto"/>
+        </w:tblBorders>
+        <w:tblLook w:val="01E0" w:firstRow="1" w:lastRow="1" w:firstColumn="1" w:lastColumn="1" w:noHBand="0" w:noVBand="0"/>
+      </w:tblPr>
+      <w:tblGrid>
+        <w:gridCol w:w="2050"/>
+        <w:gridCol w:w="1562"/>
+        <w:gridCol w:w="1267"/>
+        <w:gridCol w:w="4642"/>
+      </w:tblGrid>
+      <w:tr>
+        <w:tc>
+          <w:tcPr>
+            <w:tcW w:w="2050" w:type="dxa"/>
+            <w:tcBorders>
+              <w:bottom w:val="single" w:sz="4" w:space="0" w:color="auto"/>
+              <w:right w:val="single" w:sz="4" w:space="0" w:color="auto"/>
+            </w:tcBorders>
+            <w:shd w:val="pct25" w:color="auto" w:fill="auto"/>
+          </w:tcPr>
+          <w:p>
+            <w:pPr>
+              <w:pStyle w:val="BodyTextChar"/>
+              <w:rPr>
+                <w:b/>
+                <w:sz w:val="18"/>
+                <w:szCs w:val="18"/>
+              </w:rPr>
+            </w:pPr>
+            <w:r>
+              <w:rPr>
+                <w:b/>
+                <w:sz w:val="18"/>
+                <w:szCs w:val="18"/>
+              </w:rPr>
+              <w:t>Test Case:</w:t>
+            </w:r>
+          </w:p>
+          <w:p>
+            <w:pPr>
+              <w:pStyle w:val="Corpotesto"/>
+              <w:rPr>
+                <w:sz w:val="18"/>
+                <w:szCs w:val="18"/>
+                <w:lang w:val="en-GB" w:eastAsia="en-US"/>
+              </w:rPr>
+            </w:pPr>
+            <w:r>
+              <w:rPr>
+                <w:b/>
+                <w:sz w:val="18"/>
+                <w:szCs w:val="18"/>
+                <w:lang w:val="en-GB" w:eastAsia="en-US"/>
+              </w:rPr>
+              <w:t>Riferimento</w:t>
+            </w:r>
+            <w:r>
+              <w:rPr>
+                <w:sz w:val="18"/>
+                <w:szCs w:val="18"/>
+                <w:lang w:val="en-GB" w:eastAsia="en-US"/>
+              </w:rPr>
+              <w:t xml:space="preserve">: </w:t>
+            </w:r>
+          </w:p>
+        </w:tc>
+        <w:tc>
+          <w:tcPr>
+            <w:tcW w:w="1562" w:type="dxa"/>
+            <w:tcBorders>
+              <w:left w:val="single" w:sz="4" w:space="0" w:color="auto"/>
+              <w:bottom w:val="single" w:sz="4" w:space="0" w:color="auto"/>
+              <w:right w:val="single" w:sz="4" w:space="0" w:color="auto"/>
+            </w:tcBorders>
+          </w:tcPr>
+          <w:p>
+            <w:pPr>
+              <w:pStyle w:val="BodyTextChar"/>
+              <w:rPr>
+                <w:sz w:val="18"/>
+                <w:szCs w:val="18"/>
+              </w:rPr>
+            </w:pPr>
+            <w:r>
+              <w:rPr>
+                <w:sz w:val="18"/>
+                <w:szCs w:val="18"/>
+              </w:rPr>
+              <w:t>TC-007</w:t>
+            </w:r>
+          </w:p>
+          <w:p>
+            <w:pPr>
+              <w:rPr>
+                <w:lang w:val="en-GB" w:eastAsia="en-US"/>
+              </w:rPr>
+            </w:pPr>
+            <w:r>
+              <w:rPr>
+                <w:sz w:val="18"/>
+                <w:szCs w:val="18"/>
+              </w:rPr>
+              <w:t>REQ-003</w:t>
+            </w:r>
+          </w:p>
+        </w:tc>
+        <w:tc>
+          <w:tcPr>
+            <w:tcW w:w="1267" w:type="dxa"/>
+            <w:tcBorders>
+              <w:left w:val="single" w:sz="4" w:space="0" w:color="auto"/>
+              <w:bottom w:val="single" w:sz="4" w:space="0" w:color="auto"/>
+              <w:right w:val="single" w:sz="4" w:space="0" w:color="auto"/>
+            </w:tcBorders>
+            <w:shd w:val="pct25" w:color="auto" w:fill="auto"/>
+          </w:tcPr>
+          <w:p>
+            <w:pPr>
+              <w:pStyle w:val="BodyTextChar"/>
+              <w:rPr>
+                <w:b/>
+                <w:sz w:val="18"/>
+                <w:szCs w:val="18"/>
+              </w:rPr>
+            </w:pPr>
+            <w:r>
+              <w:rPr>
+                <w:b/>
+                <w:sz w:val="18"/>
+                <w:szCs w:val="18"/>
+              </w:rPr>
+              <w:t>No</w:t>
+            </w:r>
+            <w:r>
+              <w:rPr>
+                <w:b/>
+                <w:sz w:val="18"/>
+                <w:szCs w:val="18"/>
+              </w:rPr>
+              <w:t>me:</w:t>
+            </w:r>
+          </w:p>
+        </w:tc>
+        <w:tc>
+          <w:tcPr>
+            <w:tcW w:w="4642" w:type="dxa"/>
+            <w:tcBorders>
+              <w:left w:val="single" w:sz="4" w:space="0" w:color="auto"/>
+              <w:bottom w:val="single" w:sz="4" w:space="0" w:color="auto"/>
+            </w:tcBorders>
+          </w:tcPr>
+          <w:p>
+            <w:pPr>
+              <w:pStyle w:val="BodyTextChar"/>
+              <w:rPr>
+                <w:sz w:val="18"/>
+                <w:szCs w:val="18"/>
+              </w:rPr>
+            </w:pPr>
+            <w:r>
+              <w:rPr>
+                <w:sz w:val="18"/>
+                <w:szCs w:val="18"/>
+              </w:rPr>
+              <w:t>Utenti e accessi funzionanti</w:t>
+            </w:r>
+          </w:p>
+        </w:tc>
+      </w:tr>
+      <w:tr>
+        <w:tc>
+          <w:tcPr>
+            <w:tcW w:w="2050" w:type="dxa"/>
+            <w:tcBorders>
+              <w:right w:val="single" w:sz="4" w:space="0" w:color="auto"/>
+            </w:tcBorders>
+            <w:shd w:val="pct25" w:color="auto" w:fill="auto"/>
+          </w:tcPr>
+          <w:p>
+            <w:pPr>
+              <w:pStyle w:val="BodyTextChar"/>
+              <w:rPr>
+                <w:b/>
+                <w:sz w:val="18"/>
+                <w:szCs w:val="18"/>
+              </w:rPr>
+            </w:pPr>
+            <w:r>
+              <w:rPr>
+                <w:b/>
+                <w:sz w:val="18"/>
+                <w:szCs w:val="18"/>
+              </w:rPr>
+              <w:t>Descrizione</w:t>
+            </w:r>
+            <w:r>
+              <w:rPr>
+                <w:b/>
+                <w:sz w:val="18"/>
+                <w:szCs w:val="18"/>
+              </w:rPr>
+              <w:t>:</w:t>
+            </w:r>
+          </w:p>
+        </w:tc>
+        <w:tc>
+          <w:tcPr>
+            <w:tcW w:w="7471" w:type="dxa"/>
+            <w:gridSpan w:val="3"/>
+            <w:tcBorders>
+              <w:left w:val="single" w:sz="4" w:space="0" w:color="auto"/>
+            </w:tcBorders>
+          </w:tcPr>
+          <w:p>
+            <w:pPr>
+              <w:pStyle w:val="BodyTextChar"/>
+              <w:rPr>
+                <w:sz w:val="18"/>
+                <w:szCs w:val="18"/>
+              </w:rPr>
+            </w:pPr>
+            <w:r>
+              <w:rPr>
+                <w:sz w:val="18"/>
+                <w:szCs w:val="18"/>
+              </w:rPr>
+              <w:t>Bisogna verificare che tutti gli utenti abbiano un accesso funzionante, e riesca ad accedere alle risorse corrette</w:t>
+            </w:r>
+          </w:p>
+        </w:tc>
+      </w:tr>
+      <w:tr>
+        <w:tc>
+          <w:tcPr>
+            <w:tcW w:w="2050" w:type="dxa"/>
+            <w:tcBorders>
+              <w:right w:val="single" w:sz="4" w:space="0" w:color="auto"/>
+            </w:tcBorders>
+            <w:shd w:val="pct25" w:color="auto" w:fill="auto"/>
+          </w:tcPr>
+          <w:p>
+            <w:pPr>
+              <w:pStyle w:val="BodyTextChar"/>
+              <w:rPr>
+                <w:b/>
+                <w:sz w:val="18"/>
+                <w:szCs w:val="18"/>
+              </w:rPr>
+            </w:pPr>
+            <w:r>
+              <w:rPr>
+                <w:b/>
+                <w:sz w:val="18"/>
+                <w:szCs w:val="18"/>
+              </w:rPr>
+              <w:t>Prerequisiti</w:t>
+            </w:r>
+            <w:r>
+              <w:rPr>
+                <w:b/>
+                <w:sz w:val="18"/>
+                <w:szCs w:val="18"/>
+              </w:rPr>
+              <w:t>:</w:t>
+            </w:r>
+          </w:p>
+        </w:tc>
+        <w:tc>
+          <w:tcPr>
+            <w:tcW w:w="7471" w:type="dxa"/>
+            <w:gridSpan w:val="3"/>
+            <w:tcBorders>
+              <w:left w:val="single" w:sz="4" w:space="0" w:color="auto"/>
+            </w:tcBorders>
+          </w:tcPr>
+          <w:p>
+            <w:pPr>
+              <w:pStyle w:val="BodyTextChar"/>
+              <w:rPr>
+                <w:sz w:val="18"/>
+                <w:szCs w:val="18"/>
+              </w:rPr>
+            </w:pPr>
+          </w:p>
+        </w:tc>
+      </w:tr>
+      <w:tr>
+        <w:tc>
+          <w:tcPr>
+            <w:tcW w:w="2050" w:type="dxa"/>
+            <w:tcBorders>
+              <w:right w:val="single" w:sz="4" w:space="0" w:color="auto"/>
+            </w:tcBorders>
+            <w:shd w:val="pct25" w:color="auto" w:fill="auto"/>
+          </w:tcPr>
+          <w:p>
+            <w:pPr>
+              <w:pStyle w:val="BodyTextChar"/>
+              <w:rPr>
+                <w:b/>
+                <w:sz w:val="18"/>
+                <w:szCs w:val="18"/>
+              </w:rPr>
+            </w:pPr>
+            <w:r>
+              <w:rPr>
+                <w:b/>
+                <w:sz w:val="18"/>
+                <w:szCs w:val="18"/>
+              </w:rPr>
+              <w:t>Procedura</w:t>
+            </w:r>
+            <w:r>
+              <w:rPr>
+                <w:b/>
+                <w:sz w:val="18"/>
+                <w:szCs w:val="18"/>
+              </w:rPr>
+              <w:t>:</w:t>
+            </w:r>
+          </w:p>
+        </w:tc>
+        <w:tc>
+          <w:tcPr>
+            <w:tcW w:w="7471" w:type="dxa"/>
+            <w:gridSpan w:val="3"/>
+            <w:tcBorders>
+              <w:left w:val="single" w:sz="4" w:space="0" w:color="auto"/>
+            </w:tcBorders>
+          </w:tcPr>
+          <w:p>
+            <w:pPr>
+              <w:pStyle w:val="BodyTextChar"/>
+              <w:rPr>
+                <w:sz w:val="18"/>
+                <w:szCs w:val="18"/>
+              </w:rPr>
+            </w:pPr>
+            <w:r>
+              <w:rPr>
+                <w:sz w:val="18"/>
+                <w:szCs w:val="18"/>
+              </w:rPr>
+              <w:t>Effettuare l’accesso su ogni utente creato e verifcare se l’accesso alle proprie risorse della condivisa è permesso</w:t>
+            </w:r>
+          </w:p>
+        </w:tc>
+      </w:tr>
+      <w:tr>
+        <w:tc>
+          <w:tcPr>
+            <w:tcW w:w="2050" w:type="dxa"/>
+            <w:tcBorders>
+              <w:right w:val="single" w:sz="4" w:space="0" w:color="auto"/>
+            </w:tcBorders>
+            <w:shd w:val="pct25" w:color="auto" w:fill="auto"/>
+          </w:tcPr>
+          <w:p>
+            <w:pPr>
+              <w:pStyle w:val="BodyTextChar"/>
+              <w:rPr>
+                <w:b/>
+                <w:sz w:val="18"/>
+                <w:szCs w:val="18"/>
+              </w:rPr>
+            </w:pPr>
+            <w:r>
+              <w:rPr>
+                <w:b/>
+                <w:sz w:val="18"/>
+                <w:szCs w:val="18"/>
+              </w:rPr>
+              <w:t>Risultati attesi</w:t>
+            </w:r>
+            <w:r>
+              <w:rPr>
+                <w:b/>
+                <w:sz w:val="18"/>
+                <w:szCs w:val="18"/>
+              </w:rPr>
+              <w:t>:</w:t>
+            </w:r>
+          </w:p>
+        </w:tc>
+        <w:tc>
+          <w:tcPr>
+            <w:tcW w:w="7471" w:type="dxa"/>
+            <w:gridSpan w:val="3"/>
+            <w:tcBorders>
+              <w:left w:val="single" w:sz="4" w:space="0" w:color="auto"/>
+            </w:tcBorders>
+          </w:tcPr>
+          <w:p>
+            <w:pPr>
+              <w:pStyle w:val="BodyTextChar"/>
+              <w:rPr>
+                <w:sz w:val="18"/>
+                <w:szCs w:val="18"/>
+              </w:rPr>
+            </w:pPr>
+            <w:r>
+              <w:rPr>
+                <w:sz w:val="18"/>
+                <w:szCs w:val="18"/>
+              </w:rPr>
+              <w:t>Che ogni accesso funzioni e abbia gli accessi giusti</w:t>
+            </w:r>
+          </w:p>
+        </w:tc>
+      </w:tr>
+    </w:tbl>
+    <w:p>
+      <w:pPr>
+        <w:rPr>
+          <w:b/>
+          <w:lang w:val="it-IT"/>
+        </w:rPr>
+      </w:pPr>
+    </w:p>
+    <w:p>
+      <w:pPr>
+        <w:rPr>
+          <w:b/>
+          <w:lang w:val="it-IT"/>
+        </w:rPr>
+      </w:pPr>
+    </w:p>
+    <w:p>
+      <w:pPr>
+        <w:rPr>
+          <w:b/>
+          <w:lang w:val="it-IT"/>
+        </w:rPr>
+      </w:pPr>
+    </w:p>
+    <w:tbl>
+      <w:tblPr>
+        <w:tblW w:w="9521" w:type="dxa"/>
+        <w:tblInd w:w="113" w:type="dxa"/>
+        <w:tblBorders>
+          <w:top w:val="single" w:sz="4" w:space="0" w:color="auto"/>
+          <w:left w:val="single" w:sz="4" w:space="0" w:color="auto"/>
+          <w:bottom w:val="single" w:sz="4" w:space="0" w:color="auto"/>
+          <w:right w:val="single" w:sz="4" w:space="0" w:color="auto"/>
+          <w:insideH w:val="single" w:sz="4" w:space="0" w:color="auto"/>
+          <w:insideV w:val="single" w:sz="4" w:space="0" w:color="auto"/>
+        </w:tblBorders>
+        <w:tblLook w:val="01E0" w:firstRow="1" w:lastRow="1" w:firstColumn="1" w:lastColumn="1" w:noHBand="0" w:noVBand="0"/>
+      </w:tblPr>
+      <w:tblGrid>
+        <w:gridCol w:w="2050"/>
+        <w:gridCol w:w="1562"/>
+        <w:gridCol w:w="1267"/>
+        <w:gridCol w:w="4642"/>
+      </w:tblGrid>
+      <w:tr>
+        <w:tc>
+          <w:tcPr>
+            <w:tcW w:w="2050" w:type="dxa"/>
+            <w:tcBorders>
+              <w:bottom w:val="single" w:sz="4" w:space="0" w:color="auto"/>
+              <w:right w:val="single" w:sz="4" w:space="0" w:color="auto"/>
+            </w:tcBorders>
+            <w:shd w:val="pct25" w:color="auto" w:fill="auto"/>
+          </w:tcPr>
+          <w:p>
+            <w:pPr>
+              <w:pStyle w:val="BodyTextChar"/>
+              <w:rPr>
+                <w:b/>
+                <w:sz w:val="18"/>
+                <w:szCs w:val="18"/>
+              </w:rPr>
+            </w:pPr>
+            <w:r>
+              <w:rPr>
+                <w:b/>
+                <w:sz w:val="18"/>
+                <w:szCs w:val="18"/>
+              </w:rPr>
+              <w:t>Test Case:</w:t>
+            </w:r>
+          </w:p>
+          <w:p>
+            <w:pPr>
+              <w:pStyle w:val="Corpotesto"/>
+              <w:rPr>
+                <w:sz w:val="18"/>
+                <w:szCs w:val="18"/>
+                <w:lang w:val="en-GB" w:eastAsia="en-US"/>
+              </w:rPr>
+            </w:pPr>
+            <w:r>
+              <w:rPr>
+                <w:b/>
+                <w:sz w:val="18"/>
+                <w:szCs w:val="18"/>
+                <w:lang w:val="en-GB" w:eastAsia="en-US"/>
+              </w:rPr>
+              <w:t>Riferimento</w:t>
+            </w:r>
+            <w:r>
+              <w:rPr>
+                <w:sz w:val="18"/>
+                <w:szCs w:val="18"/>
+                <w:lang w:val="en-GB" w:eastAsia="en-US"/>
+              </w:rPr>
+              <w:t xml:space="preserve">: </w:t>
+            </w:r>
+          </w:p>
+        </w:tc>
+        <w:tc>
+          <w:tcPr>
+            <w:tcW w:w="1562" w:type="dxa"/>
+            <w:tcBorders>
+              <w:left w:val="single" w:sz="4" w:space="0" w:color="auto"/>
+              <w:bottom w:val="single" w:sz="4" w:space="0" w:color="auto"/>
+              <w:right w:val="single" w:sz="4" w:space="0" w:color="auto"/>
+            </w:tcBorders>
+          </w:tcPr>
+          <w:p>
+            <w:pPr>
+              <w:pStyle w:val="BodyTextChar"/>
+              <w:rPr>
+                <w:sz w:val="18"/>
+                <w:szCs w:val="18"/>
+              </w:rPr>
+            </w:pPr>
+            <w:r>
+              <w:rPr>
+                <w:sz w:val="18"/>
+                <w:szCs w:val="18"/>
+              </w:rPr>
+              <w:t>TC-008</w:t>
+            </w:r>
+          </w:p>
+          <w:p>
+            <w:pPr>
+              <w:rPr>
+                <w:lang w:val="en-GB" w:eastAsia="en-US"/>
+              </w:rPr>
+            </w:pPr>
+            <w:r>
+              <w:rPr>
+                <w:sz w:val="18"/>
+                <w:szCs w:val="18"/>
+              </w:rPr>
+              <w:t>REQ-005</w:t>
+            </w:r>
+          </w:p>
+        </w:tc>
+        <w:tc>
+          <w:tcPr>
+            <w:tcW w:w="1267" w:type="dxa"/>
+            <w:tcBorders>
+              <w:left w:val="single" w:sz="4" w:space="0" w:color="auto"/>
+              <w:bottom w:val="single" w:sz="4" w:space="0" w:color="auto"/>
+              <w:right w:val="single" w:sz="4" w:space="0" w:color="auto"/>
+            </w:tcBorders>
+            <w:shd w:val="pct25" w:color="auto" w:fill="auto"/>
+          </w:tcPr>
+          <w:p>
+            <w:pPr>
+              <w:pStyle w:val="BodyTextChar"/>
+              <w:rPr>
+                <w:b/>
+                <w:sz w:val="18"/>
+                <w:szCs w:val="18"/>
+              </w:rPr>
+            </w:pPr>
+            <w:r>
+              <w:rPr>
+                <w:b/>
+                <w:sz w:val="18"/>
+                <w:szCs w:val="18"/>
+              </w:rPr>
+              <w:t>No</w:t>
+            </w:r>
+            <w:r>
+              <w:rPr>
+                <w:b/>
+                <w:sz w:val="18"/>
+                <w:szCs w:val="18"/>
+              </w:rPr>
+              <w:t>me:</w:t>
+            </w:r>
+          </w:p>
+        </w:tc>
+        <w:tc>
+          <w:tcPr>
+            <w:tcW w:w="4642" w:type="dxa"/>
+            <w:tcBorders>
+              <w:left w:val="single" w:sz="4" w:space="0" w:color="auto"/>
+              <w:bottom w:val="single" w:sz="4" w:space="0" w:color="auto"/>
+            </w:tcBorders>
+          </w:tcPr>
+          <w:p>
+            <w:pPr>
+              <w:pStyle w:val="BodyTextChar"/>
+              <w:rPr>
+                <w:sz w:val="18"/>
+                <w:szCs w:val="18"/>
+              </w:rPr>
+            </w:pPr>
+          </w:p>
+        </w:tc>
+      </w:tr>
+      <w:tr>
+        <w:tc>
+          <w:tcPr>
+            <w:tcW w:w="2050" w:type="dxa"/>
+            <w:tcBorders>
+              <w:right w:val="single" w:sz="4" w:space="0" w:color="auto"/>
+            </w:tcBorders>
+            <w:shd w:val="pct25" w:color="auto" w:fill="auto"/>
+          </w:tcPr>
+          <w:p>
+            <w:pPr>
+              <w:pStyle w:val="BodyTextChar"/>
+              <w:rPr>
+                <w:b/>
+                <w:sz w:val="18"/>
+                <w:szCs w:val="18"/>
+              </w:rPr>
+            </w:pPr>
+            <w:r>
+              <w:rPr>
+                <w:b/>
+                <w:sz w:val="18"/>
+                <w:szCs w:val="18"/>
+              </w:rPr>
+              <w:t>Descrizione</w:t>
+            </w:r>
+            <w:r>
+              <w:rPr>
+                <w:b/>
+                <w:sz w:val="18"/>
+                <w:szCs w:val="18"/>
+              </w:rPr>
+              <w:t>:</w:t>
+            </w:r>
+          </w:p>
+        </w:tc>
+        <w:tc>
+          <w:tcPr>
+            <w:tcW w:w="7471" w:type="dxa"/>
+            <w:gridSpan w:val="3"/>
+            <w:tcBorders>
+              <w:left w:val="single" w:sz="4" w:space="0" w:color="auto"/>
+            </w:tcBorders>
+          </w:tcPr>
+          <w:p>
+            <w:pPr>
+              <w:pStyle w:val="BodyTextChar"/>
+              <w:rPr>
+                <w:sz w:val="18"/>
+                <w:szCs w:val="18"/>
+              </w:rPr>
+            </w:pPr>
+          </w:p>
+        </w:tc>
+      </w:tr>
+      <w:tr>
+        <w:tc>
+          <w:tcPr>
+            <w:tcW w:w="2050" w:type="dxa"/>
+            <w:tcBorders>
+              <w:right w:val="single" w:sz="4" w:space="0" w:color="auto"/>
+            </w:tcBorders>
+            <w:shd w:val="pct25" w:color="auto" w:fill="auto"/>
+          </w:tcPr>
+          <w:p>
+            <w:pPr>
+              <w:pStyle w:val="BodyTextChar"/>
+              <w:rPr>
+                <w:b/>
+                <w:sz w:val="18"/>
+                <w:szCs w:val="18"/>
+              </w:rPr>
+            </w:pPr>
+            <w:r>
+              <w:rPr>
+                <w:b/>
+                <w:sz w:val="18"/>
+                <w:szCs w:val="18"/>
+              </w:rPr>
+              <w:t>Prerequisiti</w:t>
+            </w:r>
+            <w:r>
+              <w:rPr>
+                <w:b/>
+                <w:sz w:val="18"/>
+                <w:szCs w:val="18"/>
+              </w:rPr>
+              <w:t>:</w:t>
+            </w:r>
+          </w:p>
+        </w:tc>
+        <w:tc>
+          <w:tcPr>
+            <w:tcW w:w="7471" w:type="dxa"/>
+            <w:gridSpan w:val="3"/>
+            <w:tcBorders>
+              <w:left w:val="single" w:sz="4" w:space="0" w:color="auto"/>
+            </w:tcBorders>
+          </w:tcPr>
+          <w:p>
+            <w:pPr>
+              <w:pStyle w:val="BodyTextChar"/>
+              <w:rPr>
+                <w:sz w:val="18"/>
+                <w:szCs w:val="18"/>
+              </w:rPr>
+            </w:pPr>
+          </w:p>
+        </w:tc>
+      </w:tr>
+      <w:tr>
+        <w:tc>
+          <w:tcPr>
+            <w:tcW w:w="2050" w:type="dxa"/>
+            <w:tcBorders>
+              <w:right w:val="single" w:sz="4" w:space="0" w:color="auto"/>
+            </w:tcBorders>
+            <w:shd w:val="pct25" w:color="auto" w:fill="auto"/>
+          </w:tcPr>
+          <w:p>
+            <w:pPr>
+              <w:pStyle w:val="BodyTextChar"/>
+              <w:rPr>
+                <w:b/>
+                <w:sz w:val="18"/>
+                <w:szCs w:val="18"/>
+              </w:rPr>
+            </w:pPr>
+            <w:r>
+              <w:rPr>
+                <w:b/>
+                <w:sz w:val="18"/>
+                <w:szCs w:val="18"/>
+              </w:rPr>
+              <w:t>Procedura</w:t>
+            </w:r>
+            <w:r>
+              <w:rPr>
+                <w:b/>
+                <w:sz w:val="18"/>
+                <w:szCs w:val="18"/>
+              </w:rPr>
+              <w:t>:</w:t>
+            </w:r>
+          </w:p>
+        </w:tc>
+        <w:tc>
+          <w:tcPr>
+            <w:tcW w:w="7471" w:type="dxa"/>
+            <w:gridSpan w:val="3"/>
+            <w:tcBorders>
+              <w:left w:val="single" w:sz="4" w:space="0" w:color="auto"/>
+            </w:tcBorders>
+          </w:tcPr>
+          <w:p>
+            <w:pPr>
+              <w:pStyle w:val="BodyTextChar"/>
+              <w:rPr>
+                <w:sz w:val="18"/>
+                <w:szCs w:val="18"/>
+              </w:rPr>
+            </w:pPr>
+          </w:p>
+        </w:tc>
+      </w:tr>
+      <w:tr>
+        <w:tc>
+          <w:tcPr>
+            <w:tcW w:w="2050" w:type="dxa"/>
+            <w:tcBorders>
+              <w:right w:val="single" w:sz="4" w:space="0" w:color="auto"/>
+            </w:tcBorders>
+            <w:shd w:val="pct25" w:color="auto" w:fill="auto"/>
+          </w:tcPr>
+          <w:p>
+            <w:pPr>
+              <w:pStyle w:val="BodyTextChar"/>
+              <w:rPr>
+                <w:b/>
+                <w:sz w:val="18"/>
+                <w:szCs w:val="18"/>
+              </w:rPr>
+            </w:pPr>
+            <w:r>
+              <w:rPr>
+                <w:b/>
+                <w:sz w:val="18"/>
+                <w:szCs w:val="18"/>
+              </w:rPr>
+              <w:t>Risultati attesi</w:t>
+            </w:r>
+            <w:r>
+              <w:rPr>
+                <w:b/>
+                <w:sz w:val="18"/>
+                <w:szCs w:val="18"/>
+              </w:rPr>
+              <w:t>:</w:t>
+            </w:r>
+          </w:p>
+        </w:tc>
+        <w:tc>
+          <w:tcPr>
+            <w:tcW w:w="7471" w:type="dxa"/>
+            <w:gridSpan w:val="3"/>
+            <w:tcBorders>
+              <w:left w:val="single" w:sz="4" w:space="0" w:color="auto"/>
+            </w:tcBorders>
+          </w:tcPr>
+          <w:p>
+            <w:pPr>
+              <w:pStyle w:val="BodyTextChar"/>
+              <w:rPr>
+                <w:sz w:val="18"/>
+                <w:szCs w:val="18"/>
+              </w:rPr>
+            </w:pPr>
+          </w:p>
+        </w:tc>
+      </w:tr>
+    </w:tbl>
+    <w:p>
+      <w:pPr>
+        <w:rPr>
+          <w:b/>
+          <w:lang w:val="it-IT"/>
+        </w:rPr>
+      </w:pPr>
+    </w:p>
+    <w:p>
+      <w:pPr>
+        <w:rPr>
+          <w:b/>
+          <w:lang w:val="it-IT"/>
+        </w:rPr>
+      </w:pPr>
+    </w:p>
+    <w:p>
+      <w:pPr>
+        <w:rPr>
+          <w:b/>
+          <w:lang w:val="it-IT"/>
+        </w:rPr>
+      </w:pPr>
+    </w:p>
+    <w:tbl>
+      <w:tblPr>
+        <w:tblW w:w="9521" w:type="dxa"/>
+        <w:tblInd w:w="113" w:type="dxa"/>
+        <w:tblBorders>
+          <w:top w:val="single" w:sz="4" w:space="0" w:color="auto"/>
+          <w:left w:val="single" w:sz="4" w:space="0" w:color="auto"/>
+          <w:bottom w:val="single" w:sz="4" w:space="0" w:color="auto"/>
+          <w:right w:val="single" w:sz="4" w:space="0" w:color="auto"/>
+          <w:insideH w:val="single" w:sz="4" w:space="0" w:color="auto"/>
+          <w:insideV w:val="single" w:sz="4" w:space="0" w:color="auto"/>
+        </w:tblBorders>
+        <w:tblLook w:val="01E0" w:firstRow="1" w:lastRow="1" w:firstColumn="1" w:lastColumn="1" w:noHBand="0" w:noVBand="0"/>
+      </w:tblPr>
+      <w:tblGrid>
+        <w:gridCol w:w="2050"/>
+        <w:gridCol w:w="1562"/>
+        <w:gridCol w:w="1267"/>
+        <w:gridCol w:w="4642"/>
+      </w:tblGrid>
+      <w:tr>
+        <w:tc>
+          <w:tcPr>
+            <w:tcW w:w="2050" w:type="dxa"/>
+            <w:tcBorders>
+              <w:bottom w:val="single" w:sz="4" w:space="0" w:color="auto"/>
+              <w:right w:val="single" w:sz="4" w:space="0" w:color="auto"/>
+            </w:tcBorders>
+            <w:shd w:val="pct25" w:color="auto" w:fill="auto"/>
+          </w:tcPr>
+          <w:p>
+            <w:pPr>
+              <w:pStyle w:val="BodyTextChar"/>
+              <w:rPr>
+                <w:b/>
+                <w:sz w:val="18"/>
+                <w:szCs w:val="18"/>
+              </w:rPr>
+            </w:pPr>
+            <w:r>
+              <w:rPr>
+                <w:b/>
+                <w:sz w:val="18"/>
+                <w:szCs w:val="18"/>
+              </w:rPr>
+              <w:t>Test Case:</w:t>
+            </w:r>
+          </w:p>
+          <w:p>
+            <w:pPr>
+              <w:pStyle w:val="Corpotesto"/>
+              <w:rPr>
+                <w:sz w:val="18"/>
+                <w:szCs w:val="18"/>
+                <w:lang w:val="en-GB" w:eastAsia="en-US"/>
+              </w:rPr>
+            </w:pPr>
+            <w:r>
+              <w:rPr>
+                <w:b/>
+                <w:sz w:val="18"/>
+                <w:szCs w:val="18"/>
+                <w:lang w:val="en-GB" w:eastAsia="en-US"/>
+              </w:rPr>
+              <w:t>Riferimento</w:t>
+            </w:r>
+            <w:r>
+              <w:rPr>
+                <w:sz w:val="18"/>
+                <w:szCs w:val="18"/>
+                <w:lang w:val="en-GB" w:eastAsia="en-US"/>
+              </w:rPr>
+              <w:t xml:space="preserve">: </w:t>
+            </w:r>
+          </w:p>
+        </w:tc>
+        <w:tc>
+          <w:tcPr>
+            <w:tcW w:w="1562" w:type="dxa"/>
+            <w:tcBorders>
+              <w:left w:val="single" w:sz="4" w:space="0" w:color="auto"/>
+              <w:bottom w:val="single" w:sz="4" w:space="0" w:color="auto"/>
+              <w:right w:val="single" w:sz="4" w:space="0" w:color="auto"/>
+            </w:tcBorders>
+          </w:tcPr>
+          <w:p>
+            <w:pPr>
+              <w:pStyle w:val="BodyTextChar"/>
+              <w:rPr>
+                <w:sz w:val="18"/>
+                <w:szCs w:val="18"/>
+              </w:rPr>
+            </w:pPr>
+            <w:r>
+              <w:rPr>
+                <w:sz w:val="18"/>
+                <w:szCs w:val="18"/>
+              </w:rPr>
+              <w:t>TC-009</w:t>
+            </w:r>
+          </w:p>
+          <w:p>
+            <w:pPr>
+              <w:rPr>
+                <w:lang w:val="en-GB" w:eastAsia="en-US"/>
+              </w:rPr>
+            </w:pPr>
+            <w:r>
+              <w:rPr>
+                <w:sz w:val="18"/>
+                <w:szCs w:val="18"/>
+              </w:rPr>
+              <w:t>REQ-008</w:t>
+            </w:r>
+          </w:p>
+        </w:tc>
+        <w:tc>
+          <w:tcPr>
+            <w:tcW w:w="1267" w:type="dxa"/>
+            <w:tcBorders>
+              <w:left w:val="single" w:sz="4" w:space="0" w:color="auto"/>
+              <w:bottom w:val="single" w:sz="4" w:space="0" w:color="auto"/>
+              <w:right w:val="single" w:sz="4" w:space="0" w:color="auto"/>
+            </w:tcBorders>
+            <w:shd w:val="pct25" w:color="auto" w:fill="auto"/>
+          </w:tcPr>
+          <w:p>
+            <w:pPr>
+              <w:pStyle w:val="BodyTextChar"/>
+              <w:rPr>
+                <w:b/>
+                <w:sz w:val="18"/>
+                <w:szCs w:val="18"/>
+              </w:rPr>
+            </w:pPr>
+            <w:r>
+              <w:rPr>
+                <w:b/>
+                <w:sz w:val="18"/>
+                <w:szCs w:val="18"/>
+              </w:rPr>
+              <w:t>No</w:t>
+            </w:r>
+            <w:r>
+              <w:rPr>
+                <w:b/>
+                <w:sz w:val="18"/>
+                <w:szCs w:val="18"/>
+              </w:rPr>
+              <w:t>me:</w:t>
+            </w:r>
+          </w:p>
+        </w:tc>
+        <w:tc>
+          <w:tcPr>
+            <w:tcW w:w="4642" w:type="dxa"/>
+            <w:tcBorders>
+              <w:left w:val="single" w:sz="4" w:space="0" w:color="auto"/>
+              <w:bottom w:val="single" w:sz="4" w:space="0" w:color="auto"/>
+            </w:tcBorders>
+          </w:tcPr>
+          <w:p>
+            <w:pPr>
+              <w:pStyle w:val="BodyTextChar"/>
+              <w:rPr>
+                <w:sz w:val="18"/>
+                <w:szCs w:val="18"/>
+              </w:rPr>
+            </w:pPr>
+            <w:r>
+              <w:rPr>
+                <w:sz w:val="18"/>
+                <w:szCs w:val="18"/>
+              </w:rPr>
+              <w:t>Controllare cifratura e accesso al NAT</w:t>
+            </w:r>
+          </w:p>
+        </w:tc>
+      </w:tr>
+      <w:tr>
+        <w:tc>
+          <w:tcPr>
+            <w:tcW w:w="2050" w:type="dxa"/>
+            <w:tcBorders>
+              <w:right w:val="single" w:sz="4" w:space="0" w:color="auto"/>
+            </w:tcBorders>
+            <w:shd w:val="pct25" w:color="auto" w:fill="auto"/>
+          </w:tcPr>
+          <w:p>
+            <w:pPr>
+              <w:pStyle w:val="BodyTextChar"/>
+              <w:rPr>
+                <w:b/>
+                <w:sz w:val="18"/>
+                <w:szCs w:val="18"/>
+              </w:rPr>
+            </w:pPr>
+            <w:r>
+              <w:rPr>
+                <w:b/>
+                <w:sz w:val="18"/>
+                <w:szCs w:val="18"/>
+              </w:rPr>
+              <w:t>Descrizione</w:t>
+            </w:r>
+            <w:r>
+              <w:rPr>
+                <w:b/>
+                <w:sz w:val="18"/>
+                <w:szCs w:val="18"/>
+              </w:rPr>
+              <w:t>:</w:t>
+            </w:r>
+          </w:p>
+        </w:tc>
+        <w:tc>
+          <w:tcPr>
+            <w:tcW w:w="7471" w:type="dxa"/>
+            <w:gridSpan w:val="3"/>
+            <w:tcBorders>
+              <w:left w:val="single" w:sz="4" w:space="0" w:color="auto"/>
+            </w:tcBorders>
+          </w:tcPr>
+          <w:p>
+            <w:pPr>
+              <w:pStyle w:val="BodyTextChar"/>
+              <w:rPr>
+                <w:sz w:val="18"/>
+                <w:szCs w:val="18"/>
+                <w:lang w:val="it-CH"/>
+              </w:rPr>
+            </w:pPr>
+            <w:r>
+              <w:rPr>
+                <w:sz w:val="18"/>
+                <w:szCs w:val="18"/>
+                <w:lang w:val="it-CH"/>
+              </w:rPr>
+              <w:t>Verifcare che solo chi è autorizzato può accedere al NAT e che vi sia la cifratura voluta</w:t>
+            </w:r>
+          </w:p>
+        </w:tc>
+      </w:tr>
+      <w:tr>
+        <w:tc>
+          <w:tcPr>
+            <w:tcW w:w="2050" w:type="dxa"/>
+            <w:tcBorders>
+              <w:right w:val="single" w:sz="4" w:space="0" w:color="auto"/>
+            </w:tcBorders>
+            <w:shd w:val="pct25" w:color="auto" w:fill="auto"/>
+          </w:tcPr>
+          <w:p>
+            <w:pPr>
+              <w:pStyle w:val="BodyTextChar"/>
+              <w:rPr>
+                <w:b/>
+                <w:sz w:val="18"/>
+                <w:szCs w:val="18"/>
+              </w:rPr>
+            </w:pPr>
+            <w:r>
+              <w:rPr>
+                <w:b/>
+                <w:sz w:val="18"/>
+                <w:szCs w:val="18"/>
+              </w:rPr>
+              <w:t>Prerequisiti</w:t>
+            </w:r>
+            <w:r>
+              <w:rPr>
+                <w:b/>
+                <w:sz w:val="18"/>
+                <w:szCs w:val="18"/>
+              </w:rPr>
+              <w:t>:</w:t>
+            </w:r>
+          </w:p>
+        </w:tc>
+        <w:tc>
+          <w:tcPr>
+            <w:tcW w:w="7471" w:type="dxa"/>
+            <w:gridSpan w:val="3"/>
+            <w:tcBorders>
+              <w:left w:val="single" w:sz="4" w:space="0" w:color="auto"/>
+            </w:tcBorders>
+          </w:tcPr>
+          <w:p>
+            <w:pPr>
+              <w:pStyle w:val="BodyTextChar"/>
+              <w:rPr>
+                <w:sz w:val="18"/>
+                <w:szCs w:val="18"/>
+              </w:rPr>
+            </w:pPr>
+          </w:p>
+        </w:tc>
+      </w:tr>
+      <w:tr>
+        <w:tc>
+          <w:tcPr>
+            <w:tcW w:w="2050" w:type="dxa"/>
+            <w:tcBorders>
+              <w:right w:val="single" w:sz="4" w:space="0" w:color="auto"/>
+            </w:tcBorders>
+            <w:shd w:val="pct25" w:color="auto" w:fill="auto"/>
+          </w:tcPr>
+          <w:p>
+            <w:pPr>
+              <w:pStyle w:val="BodyTextChar"/>
+              <w:rPr>
+                <w:b/>
+                <w:sz w:val="18"/>
+                <w:szCs w:val="18"/>
+              </w:rPr>
+            </w:pPr>
+            <w:r>
+              <w:rPr>
+                <w:b/>
+                <w:sz w:val="18"/>
+                <w:szCs w:val="18"/>
+              </w:rPr>
+              <w:t>Procedura</w:t>
+            </w:r>
+            <w:r>
+              <w:rPr>
+                <w:b/>
+                <w:sz w:val="18"/>
+                <w:szCs w:val="18"/>
+              </w:rPr>
+              <w:t>:</w:t>
+            </w:r>
+          </w:p>
+        </w:tc>
+        <w:tc>
+          <w:tcPr>
+            <w:tcW w:w="7471" w:type="dxa"/>
+            <w:gridSpan w:val="3"/>
+            <w:tcBorders>
+              <w:left w:val="single" w:sz="4" w:space="0" w:color="auto"/>
+            </w:tcBorders>
+          </w:tcPr>
+          <w:p>
+            <w:pPr>
+              <w:pStyle w:val="BodyTextChar"/>
+              <w:rPr>
+                <w:sz w:val="18"/>
+                <w:szCs w:val="18"/>
+              </w:rPr>
+            </w:pPr>
+          </w:p>
+        </w:tc>
+      </w:tr>
+      <w:tr>
+        <w:tc>
+          <w:tcPr>
+            <w:tcW w:w="2050" w:type="dxa"/>
+            <w:tcBorders>
+              <w:right w:val="single" w:sz="4" w:space="0" w:color="auto"/>
+            </w:tcBorders>
+            <w:shd w:val="pct25" w:color="auto" w:fill="auto"/>
+          </w:tcPr>
+          <w:p>
+            <w:pPr>
+              <w:pStyle w:val="BodyTextChar"/>
+              <w:rPr>
+                <w:b/>
+                <w:sz w:val="18"/>
+                <w:szCs w:val="18"/>
+              </w:rPr>
+            </w:pPr>
+            <w:r>
+              <w:rPr>
+                <w:b/>
+                <w:sz w:val="18"/>
+                <w:szCs w:val="18"/>
+              </w:rPr>
+              <w:t>Risultati attesi</w:t>
+            </w:r>
+            <w:r>
+              <w:rPr>
+                <w:b/>
+                <w:sz w:val="18"/>
+                <w:szCs w:val="18"/>
+              </w:rPr>
+              <w:t>:</w:t>
+            </w:r>
+          </w:p>
+        </w:tc>
+        <w:tc>
+          <w:tcPr>
+            <w:tcW w:w="7471" w:type="dxa"/>
+            <w:gridSpan w:val="3"/>
+            <w:tcBorders>
+              <w:left w:val="single" w:sz="4" w:space="0" w:color="auto"/>
+            </w:tcBorders>
+          </w:tcPr>
+          <w:p>
+            <w:pPr>
+              <w:pStyle w:val="BodyTextChar"/>
+              <w:rPr>
+                <w:sz w:val="18"/>
+                <w:szCs w:val="18"/>
+              </w:rPr>
+            </w:pPr>
+          </w:p>
+        </w:tc>
+      </w:tr>
+    </w:tbl>
+    <w:p>
+      <w:pPr>
+        <w:rPr>
+          <w:b/>
+          <w:lang w:val="it-IT"/>
+        </w:rPr>
+      </w:pPr>
     </w:p>
     <w:p>
       <w:pPr>
@@ -7171,7 +12942,6 @@
       </w:pPr>
       <w:bookmarkStart w:id="32" w:name="_Toc94790462"/>
       <w:r>
-        <w:lastRenderedPageBreak/>
         <w:t>Risultati test</w:t>
       </w:r>
       <w:bookmarkEnd w:id="31"/>
@@ -7445,6 +13215,7 @@
         <w:rPr>
           <w:lang w:val="it-IT"/>
         </w:rPr>
+        <w:lastRenderedPageBreak/>
         <w:t>Glossario</w:t>
       </w:r>
       <w:bookmarkEnd w:id="43"/>

--- a/3_Documentazione (word e pdf)/Documentazione Backup e Disaster Recovery.docx
+++ b/3_Documentazione (word e pdf)/Documentazione Backup e Disaster Recovery.docx
@@ -27,8 +27,13 @@
       <w:r>
         <w:t xml:space="preserve"> e </w:t>
       </w:r>
-      <w:r>
-        <w:t>Disaster Recovery</w:t>
+      <w:proofErr w:type="spellStart"/>
+      <w:r>
+        <w:t>Disaster</w:t>
+      </w:r>
+      <w:proofErr w:type="spellEnd"/>
+      <w:r>
+        <w:t xml:space="preserve"> Recovery</w:t>
       </w:r>
     </w:p>
     <w:p>
@@ -62,11 +67,6 @@
     </w:p>
     <w:p>
       <w:pPr>
-        <w:pStyle w:val="Sommario1"/>
-        <w:tabs>
-          <w:tab w:val="left" w:pos="351"/>
-          <w:tab w:val="right" w:leader="dot" w:pos="9628"/>
-        </w:tabs>
         <w:rPr>
           <w:noProof/>
         </w:rPr>
@@ -106,9 +106,11 @@
         <w:rPr>
           <w:rFonts w:asciiTheme="minorHAnsi" w:eastAsiaTheme="minorEastAsia" w:hAnsiTheme="minorHAnsi" w:cstheme="minorBidi"/>
           <w:noProof/>
-          <w:sz w:val="22"/>
-          <w:szCs w:val="22"/>
+          <w:kern w:val="2"/>
+          <w:sz w:val="24"/>
+          <w:szCs w:val="24"/>
           <w:lang w:eastAsia="it-CH"/>
+          <w14:ligatures w14:val="standardContextual"/>
         </w:rPr>
       </w:pPr>
       <w:r>
@@ -123,9 +125,11 @@
         <w:rPr>
           <w:rFonts w:asciiTheme="minorHAnsi" w:eastAsiaTheme="minorEastAsia" w:hAnsiTheme="minorHAnsi" w:cstheme="minorBidi"/>
           <w:noProof/>
-          <w:sz w:val="22"/>
-          <w:szCs w:val="22"/>
+          <w:kern w:val="2"/>
+          <w:sz w:val="24"/>
+          <w:szCs w:val="24"/>
           <w:lang w:eastAsia="it-CH"/>
+          <w14:ligatures w14:val="standardContextual"/>
         </w:rPr>
         <w:tab/>
       </w:r>
@@ -152,7 +156,7 @@
         <w:rPr>
           <w:noProof/>
         </w:rPr>
-        <w:instrText xml:space="preserve"> PAGEREF _Toc94790441 \h </w:instrText>
+        <w:instrText xml:space="preserve"> PAGEREF _Toc241226290 \h </w:instrText>
       </w:r>
       <w:r>
         <w:rPr>
@@ -188,9 +192,11 @@
         <w:rPr>
           <w:rFonts w:asciiTheme="minorHAnsi" w:eastAsiaTheme="minorEastAsia" w:hAnsiTheme="minorHAnsi" w:cstheme="minorBidi"/>
           <w:noProof/>
-          <w:sz w:val="22"/>
-          <w:szCs w:val="22"/>
+          <w:kern w:val="2"/>
+          <w:sz w:val="24"/>
+          <w:szCs w:val="24"/>
           <w:lang w:eastAsia="it-CH"/>
+          <w14:ligatures w14:val="standardContextual"/>
         </w:rPr>
       </w:pPr>
       <w:r>
@@ -203,9 +209,11 @@
         <w:rPr>
           <w:rFonts w:asciiTheme="minorHAnsi" w:eastAsiaTheme="minorEastAsia" w:hAnsiTheme="minorHAnsi" w:cstheme="minorBidi"/>
           <w:noProof/>
-          <w:sz w:val="22"/>
-          <w:szCs w:val="22"/>
+          <w:kern w:val="2"/>
+          <w:sz w:val="24"/>
+          <w:szCs w:val="24"/>
           <w:lang w:eastAsia="it-CH"/>
+          <w14:ligatures w14:val="standardContextual"/>
         </w:rPr>
         <w:tab/>
       </w:r>
@@ -231,7 +239,7 @@
         <w:rPr>
           <w:noProof/>
         </w:rPr>
-        <w:instrText xml:space="preserve"> PAGEREF _Toc94790442 \h </w:instrText>
+        <w:instrText xml:space="preserve"> PAGEREF _Toc241226291 \h </w:instrText>
       </w:r>
       <w:r>
         <w:rPr>
@@ -267,9 +275,11 @@
         <w:rPr>
           <w:rFonts w:asciiTheme="minorHAnsi" w:eastAsiaTheme="minorEastAsia" w:hAnsiTheme="minorHAnsi" w:cstheme="minorBidi"/>
           <w:noProof/>
-          <w:sz w:val="22"/>
-          <w:szCs w:val="22"/>
+          <w:kern w:val="2"/>
+          <w:sz w:val="24"/>
+          <w:szCs w:val="24"/>
           <w:lang w:eastAsia="it-CH"/>
+          <w14:ligatures w14:val="standardContextual"/>
         </w:rPr>
       </w:pPr>
       <w:r>
@@ -282,9 +292,11 @@
         <w:rPr>
           <w:rFonts w:asciiTheme="minorHAnsi" w:eastAsiaTheme="minorEastAsia" w:hAnsiTheme="minorHAnsi" w:cstheme="minorBidi"/>
           <w:noProof/>
-          <w:sz w:val="22"/>
-          <w:szCs w:val="22"/>
+          <w:kern w:val="2"/>
+          <w:sz w:val="24"/>
+          <w:szCs w:val="24"/>
           <w:lang w:eastAsia="it-CH"/>
+          <w14:ligatures w14:val="standardContextual"/>
         </w:rPr>
         <w:tab/>
       </w:r>
@@ -310,7 +322,7 @@
         <w:rPr>
           <w:noProof/>
         </w:rPr>
-        <w:instrText xml:space="preserve"> PAGEREF _Toc94790443 \h </w:instrText>
+        <w:instrText xml:space="preserve"> PAGEREF _Toc241226292 \h </w:instrText>
       </w:r>
       <w:r>
         <w:rPr>
@@ -346,9 +358,11 @@
         <w:rPr>
           <w:rFonts w:asciiTheme="minorHAnsi" w:eastAsiaTheme="minorEastAsia" w:hAnsiTheme="minorHAnsi" w:cstheme="minorBidi"/>
           <w:noProof/>
-          <w:sz w:val="22"/>
-          <w:szCs w:val="22"/>
+          <w:kern w:val="2"/>
+          <w:sz w:val="24"/>
+          <w:szCs w:val="24"/>
           <w:lang w:eastAsia="it-CH"/>
+          <w14:ligatures w14:val="standardContextual"/>
         </w:rPr>
       </w:pPr>
       <w:r>
@@ -361,9 +375,11 @@
         <w:rPr>
           <w:rFonts w:asciiTheme="minorHAnsi" w:eastAsiaTheme="minorEastAsia" w:hAnsiTheme="minorHAnsi" w:cstheme="minorBidi"/>
           <w:noProof/>
-          <w:sz w:val="22"/>
-          <w:szCs w:val="22"/>
+          <w:kern w:val="2"/>
+          <w:sz w:val="24"/>
+          <w:szCs w:val="24"/>
           <w:lang w:eastAsia="it-CH"/>
+          <w14:ligatures w14:val="standardContextual"/>
         </w:rPr>
         <w:tab/>
       </w:r>
@@ -389,7 +405,7 @@
         <w:rPr>
           <w:noProof/>
         </w:rPr>
-        <w:instrText xml:space="preserve"> PAGEREF _Toc94790444 \h </w:instrText>
+        <w:instrText xml:space="preserve"> PAGEREF _Toc241226293 \h </w:instrText>
       </w:r>
       <w:r>
         <w:rPr>
@@ -425,9 +441,11 @@
         <w:rPr>
           <w:rFonts w:asciiTheme="minorHAnsi" w:eastAsiaTheme="minorEastAsia" w:hAnsiTheme="minorHAnsi" w:cstheme="minorBidi"/>
           <w:noProof/>
-          <w:sz w:val="22"/>
-          <w:szCs w:val="22"/>
+          <w:kern w:val="2"/>
+          <w:sz w:val="24"/>
+          <w:szCs w:val="24"/>
           <w:lang w:eastAsia="it-CH"/>
+          <w14:ligatures w14:val="standardContextual"/>
         </w:rPr>
       </w:pPr>
       <w:r>
@@ -441,9 +459,11 @@
         <w:rPr>
           <w:rFonts w:asciiTheme="minorHAnsi" w:eastAsiaTheme="minorEastAsia" w:hAnsiTheme="minorHAnsi" w:cstheme="minorBidi"/>
           <w:noProof/>
-          <w:sz w:val="22"/>
-          <w:szCs w:val="22"/>
+          <w:kern w:val="2"/>
+          <w:sz w:val="24"/>
+          <w:szCs w:val="24"/>
           <w:lang w:eastAsia="it-CH"/>
+          <w14:ligatures w14:val="standardContextual"/>
         </w:rPr>
         <w:tab/>
       </w:r>
@@ -470,7 +490,7 @@
         <w:rPr>
           <w:noProof/>
         </w:rPr>
-        <w:instrText xml:space="preserve"> PAGEREF _Toc94790445 \h </w:instrText>
+        <w:instrText xml:space="preserve"> PAGEREF _Toc241226294 \h </w:instrText>
       </w:r>
       <w:r>
         <w:rPr>
@@ -506,9 +526,11 @@
         <w:rPr>
           <w:rFonts w:asciiTheme="minorHAnsi" w:eastAsiaTheme="minorEastAsia" w:hAnsiTheme="minorHAnsi" w:cstheme="minorBidi"/>
           <w:noProof/>
-          <w:sz w:val="22"/>
-          <w:szCs w:val="22"/>
+          <w:kern w:val="2"/>
+          <w:sz w:val="24"/>
+          <w:szCs w:val="24"/>
           <w:lang w:eastAsia="it-CH"/>
+          <w14:ligatures w14:val="standardContextual"/>
         </w:rPr>
       </w:pPr>
       <w:r>
@@ -521,9 +543,11 @@
         <w:rPr>
           <w:rFonts w:asciiTheme="minorHAnsi" w:eastAsiaTheme="minorEastAsia" w:hAnsiTheme="minorHAnsi" w:cstheme="minorBidi"/>
           <w:noProof/>
-          <w:sz w:val="22"/>
-          <w:szCs w:val="22"/>
+          <w:kern w:val="2"/>
+          <w:sz w:val="24"/>
+          <w:szCs w:val="24"/>
           <w:lang w:eastAsia="it-CH"/>
+          <w14:ligatures w14:val="standardContextual"/>
         </w:rPr>
         <w:tab/>
       </w:r>
@@ -549,7 +573,7 @@
         <w:rPr>
           <w:noProof/>
         </w:rPr>
-        <w:instrText xml:space="preserve"> PAGEREF _Toc94790446 \h </w:instrText>
+        <w:instrText xml:space="preserve"> PAGEREF _Toc241226295 \h </w:instrText>
       </w:r>
       <w:r>
         <w:rPr>
@@ -585,9 +609,11 @@
         <w:rPr>
           <w:rFonts w:asciiTheme="minorHAnsi" w:eastAsiaTheme="minorEastAsia" w:hAnsiTheme="minorHAnsi" w:cstheme="minorBidi"/>
           <w:noProof/>
-          <w:sz w:val="22"/>
-          <w:szCs w:val="22"/>
+          <w:kern w:val="2"/>
+          <w:sz w:val="24"/>
+          <w:szCs w:val="24"/>
           <w:lang w:eastAsia="it-CH"/>
+          <w14:ligatures w14:val="standardContextual"/>
         </w:rPr>
       </w:pPr>
       <w:r>
@@ -600,9 +626,11 @@
         <w:rPr>
           <w:rFonts w:asciiTheme="minorHAnsi" w:eastAsiaTheme="minorEastAsia" w:hAnsiTheme="minorHAnsi" w:cstheme="minorBidi"/>
           <w:noProof/>
-          <w:sz w:val="22"/>
-          <w:szCs w:val="22"/>
+          <w:kern w:val="2"/>
+          <w:sz w:val="24"/>
+          <w:szCs w:val="24"/>
           <w:lang w:eastAsia="it-CH"/>
+          <w14:ligatures w14:val="standardContextual"/>
         </w:rPr>
         <w:tab/>
       </w:r>
@@ -628,7 +656,7 @@
         <w:rPr>
           <w:noProof/>
         </w:rPr>
-        <w:instrText xml:space="preserve"> PAGEREF _Toc94790447 \h </w:instrText>
+        <w:instrText xml:space="preserve"> PAGEREF _Toc241226296 \h </w:instrText>
       </w:r>
       <w:r>
         <w:rPr>
@@ -664,9 +692,11 @@
         <w:rPr>
           <w:rFonts w:asciiTheme="minorHAnsi" w:eastAsiaTheme="minorEastAsia" w:hAnsiTheme="minorHAnsi" w:cstheme="minorBidi"/>
           <w:noProof/>
-          <w:sz w:val="22"/>
-          <w:szCs w:val="22"/>
+          <w:kern w:val="2"/>
+          <w:sz w:val="24"/>
+          <w:szCs w:val="24"/>
           <w:lang w:eastAsia="it-CH"/>
+          <w14:ligatures w14:val="standardContextual"/>
         </w:rPr>
       </w:pPr>
       <w:r>
@@ -679,9 +709,11 @@
         <w:rPr>
           <w:rFonts w:asciiTheme="minorHAnsi" w:eastAsiaTheme="minorEastAsia" w:hAnsiTheme="minorHAnsi" w:cstheme="minorBidi"/>
           <w:noProof/>
-          <w:sz w:val="22"/>
-          <w:szCs w:val="22"/>
+          <w:kern w:val="2"/>
+          <w:sz w:val="24"/>
+          <w:szCs w:val="24"/>
           <w:lang w:eastAsia="it-CH"/>
+          <w14:ligatures w14:val="standardContextual"/>
         </w:rPr>
         <w:tab/>
       </w:r>
@@ -707,7 +739,7 @@
         <w:rPr>
           <w:noProof/>
         </w:rPr>
-        <w:instrText xml:space="preserve"> PAGEREF _Toc94790448 \h </w:instrText>
+        <w:instrText xml:space="preserve"> PAGEREF _Toc241226297 \h </w:instrText>
       </w:r>
       <w:r>
         <w:rPr>
@@ -724,7 +756,7 @@
         <w:rPr>
           <w:noProof/>
         </w:rPr>
-        <w:t>5</w:t>
+        <w:t>7</w:t>
       </w:r>
       <w:r>
         <w:rPr>
@@ -743,9 +775,11 @@
         <w:rPr>
           <w:rFonts w:asciiTheme="minorHAnsi" w:eastAsiaTheme="minorEastAsia" w:hAnsiTheme="minorHAnsi" w:cstheme="minorBidi"/>
           <w:noProof/>
-          <w:sz w:val="22"/>
-          <w:szCs w:val="22"/>
+          <w:kern w:val="2"/>
+          <w:sz w:val="24"/>
+          <w:szCs w:val="24"/>
           <w:lang w:eastAsia="it-CH"/>
+          <w14:ligatures w14:val="standardContextual"/>
         </w:rPr>
       </w:pPr>
       <w:r>
@@ -758,9 +792,11 @@
         <w:rPr>
           <w:rFonts w:asciiTheme="minorHAnsi" w:eastAsiaTheme="minorEastAsia" w:hAnsiTheme="minorHAnsi" w:cstheme="minorBidi"/>
           <w:noProof/>
-          <w:sz w:val="22"/>
-          <w:szCs w:val="22"/>
+          <w:kern w:val="2"/>
+          <w:sz w:val="24"/>
+          <w:szCs w:val="24"/>
           <w:lang w:eastAsia="it-CH"/>
+          <w14:ligatures w14:val="standardContextual"/>
         </w:rPr>
         <w:tab/>
       </w:r>
@@ -786,7 +822,7 @@
         <w:rPr>
           <w:noProof/>
         </w:rPr>
-        <w:instrText xml:space="preserve"> PAGEREF _Toc94790449 \h </w:instrText>
+        <w:instrText xml:space="preserve"> PAGEREF _Toc241226298 \h </w:instrText>
       </w:r>
       <w:r>
         <w:rPr>
@@ -803,7 +839,7 @@
         <w:rPr>
           <w:noProof/>
         </w:rPr>
-        <w:t>5</w:t>
+        <w:t>7</w:t>
       </w:r>
       <w:r>
         <w:rPr>
@@ -822,9 +858,11 @@
         <w:rPr>
           <w:rFonts w:asciiTheme="minorHAnsi" w:eastAsiaTheme="minorEastAsia" w:hAnsiTheme="minorHAnsi" w:cstheme="minorBidi"/>
           <w:noProof/>
-          <w:sz w:val="22"/>
-          <w:szCs w:val="22"/>
+          <w:kern w:val="2"/>
+          <w:sz w:val="24"/>
+          <w:szCs w:val="24"/>
           <w:lang w:eastAsia="it-CH"/>
+          <w14:ligatures w14:val="standardContextual"/>
         </w:rPr>
       </w:pPr>
       <w:r>
@@ -837,9 +875,11 @@
         <w:rPr>
           <w:rFonts w:asciiTheme="minorHAnsi" w:eastAsiaTheme="minorEastAsia" w:hAnsiTheme="minorHAnsi" w:cstheme="minorBidi"/>
           <w:noProof/>
-          <w:sz w:val="22"/>
-          <w:szCs w:val="22"/>
+          <w:kern w:val="2"/>
+          <w:sz w:val="24"/>
+          <w:szCs w:val="24"/>
           <w:lang w:eastAsia="it-CH"/>
+          <w14:ligatures w14:val="standardContextual"/>
         </w:rPr>
         <w:tab/>
       </w:r>
@@ -865,7 +905,7 @@
         <w:rPr>
           <w:noProof/>
         </w:rPr>
-        <w:instrText xml:space="preserve"> PAGEREF _Toc94790450 \h </w:instrText>
+        <w:instrText xml:space="preserve"> PAGEREF _Toc241226299 \h </w:instrText>
       </w:r>
       <w:r>
         <w:rPr>
@@ -882,7 +922,7 @@
         <w:rPr>
           <w:noProof/>
         </w:rPr>
-        <w:t>5</w:t>
+        <w:t>8</w:t>
       </w:r>
       <w:r>
         <w:rPr>
@@ -901,9 +941,11 @@
         <w:rPr>
           <w:rFonts w:asciiTheme="minorHAnsi" w:eastAsiaTheme="minorEastAsia" w:hAnsiTheme="minorHAnsi" w:cstheme="minorBidi"/>
           <w:noProof/>
-          <w:sz w:val="22"/>
-          <w:szCs w:val="22"/>
+          <w:kern w:val="2"/>
+          <w:sz w:val="24"/>
+          <w:szCs w:val="24"/>
           <w:lang w:eastAsia="it-CH"/>
+          <w14:ligatures w14:val="standardContextual"/>
         </w:rPr>
       </w:pPr>
       <w:r>
@@ -916,9 +958,11 @@
         <w:rPr>
           <w:rFonts w:asciiTheme="minorHAnsi" w:eastAsiaTheme="minorEastAsia" w:hAnsiTheme="minorHAnsi" w:cstheme="minorBidi"/>
           <w:noProof/>
-          <w:sz w:val="22"/>
-          <w:szCs w:val="22"/>
+          <w:kern w:val="2"/>
+          <w:sz w:val="24"/>
+          <w:szCs w:val="24"/>
           <w:lang w:eastAsia="it-CH"/>
+          <w14:ligatures w14:val="standardContextual"/>
         </w:rPr>
         <w:tab/>
       </w:r>
@@ -944,7 +988,7 @@
         <w:rPr>
           <w:noProof/>
         </w:rPr>
-        <w:instrText xml:space="preserve"> PAGEREF _Toc94790451 \h </w:instrText>
+        <w:instrText xml:space="preserve"> PAGEREF _Toc241226300 \h </w:instrText>
       </w:r>
       <w:r>
         <w:rPr>
@@ -961,7 +1005,7 @@
         <w:rPr>
           <w:noProof/>
         </w:rPr>
-        <w:t>5</w:t>
+        <w:t>8</w:t>
       </w:r>
       <w:r>
         <w:rPr>
@@ -980,9 +1024,11 @@
         <w:rPr>
           <w:rFonts w:asciiTheme="minorHAnsi" w:eastAsiaTheme="minorEastAsia" w:hAnsiTheme="minorHAnsi" w:cstheme="minorBidi"/>
           <w:noProof/>
-          <w:sz w:val="22"/>
-          <w:szCs w:val="22"/>
+          <w:kern w:val="2"/>
+          <w:sz w:val="24"/>
+          <w:szCs w:val="24"/>
           <w:lang w:eastAsia="it-CH"/>
+          <w14:ligatures w14:val="standardContextual"/>
         </w:rPr>
       </w:pPr>
       <w:r>
@@ -995,9 +1041,11 @@
         <w:rPr>
           <w:rFonts w:asciiTheme="minorHAnsi" w:eastAsiaTheme="minorEastAsia" w:hAnsiTheme="minorHAnsi" w:cstheme="minorBidi"/>
           <w:noProof/>
-          <w:sz w:val="22"/>
-          <w:szCs w:val="22"/>
+          <w:kern w:val="2"/>
+          <w:sz w:val="24"/>
+          <w:szCs w:val="24"/>
           <w:lang w:eastAsia="it-CH"/>
+          <w14:ligatures w14:val="standardContextual"/>
         </w:rPr>
         <w:tab/>
       </w:r>
@@ -1023,7 +1071,7 @@
         <w:rPr>
           <w:noProof/>
         </w:rPr>
-        <w:instrText xml:space="preserve"> PAGEREF _Toc94790452 \h </w:instrText>
+        <w:instrText xml:space="preserve"> PAGEREF _Toc241226301 \h </w:instrText>
       </w:r>
       <w:r>
         <w:rPr>
@@ -1040,7 +1088,7 @@
         <w:rPr>
           <w:noProof/>
         </w:rPr>
-        <w:t>6</w:t>
+        <w:t>8</w:t>
       </w:r>
       <w:r>
         <w:rPr>
@@ -1059,9 +1107,11 @@
         <w:rPr>
           <w:rFonts w:asciiTheme="minorHAnsi" w:eastAsiaTheme="minorEastAsia" w:hAnsiTheme="minorHAnsi" w:cstheme="minorBidi"/>
           <w:noProof/>
-          <w:sz w:val="22"/>
-          <w:szCs w:val="22"/>
+          <w:kern w:val="2"/>
+          <w:sz w:val="24"/>
+          <w:szCs w:val="24"/>
           <w:lang w:eastAsia="it-CH"/>
+          <w14:ligatures w14:val="standardContextual"/>
         </w:rPr>
       </w:pPr>
       <w:r>
@@ -1074,9 +1124,11 @@
         <w:rPr>
           <w:rFonts w:asciiTheme="minorHAnsi" w:eastAsiaTheme="minorEastAsia" w:hAnsiTheme="minorHAnsi" w:cstheme="minorBidi"/>
           <w:noProof/>
-          <w:sz w:val="22"/>
-          <w:szCs w:val="22"/>
+          <w:kern w:val="2"/>
+          <w:sz w:val="24"/>
+          <w:szCs w:val="24"/>
           <w:lang w:eastAsia="it-CH"/>
+          <w14:ligatures w14:val="standardContextual"/>
         </w:rPr>
         <w:tab/>
       </w:r>
@@ -1102,7 +1154,7 @@
         <w:rPr>
           <w:noProof/>
         </w:rPr>
-        <w:instrText xml:space="preserve"> PAGEREF _Toc94790453 \h </w:instrText>
+        <w:instrText xml:space="preserve"> PAGEREF _Toc241226302 \h </w:instrText>
       </w:r>
       <w:r>
         <w:rPr>
@@ -1119,7 +1171,7 @@
         <w:rPr>
           <w:noProof/>
         </w:rPr>
-        <w:t>6</w:t>
+        <w:t>8</w:t>
       </w:r>
       <w:r>
         <w:rPr>
@@ -1138,9 +1190,11 @@
         <w:rPr>
           <w:rFonts w:asciiTheme="minorHAnsi" w:eastAsiaTheme="minorEastAsia" w:hAnsiTheme="minorHAnsi" w:cstheme="minorBidi"/>
           <w:noProof/>
-          <w:sz w:val="22"/>
-          <w:szCs w:val="22"/>
+          <w:kern w:val="2"/>
+          <w:sz w:val="24"/>
+          <w:szCs w:val="24"/>
           <w:lang w:eastAsia="it-CH"/>
+          <w14:ligatures w14:val="standardContextual"/>
         </w:rPr>
       </w:pPr>
       <w:r>
@@ -1153,9 +1207,11 @@
         <w:rPr>
           <w:rFonts w:asciiTheme="minorHAnsi" w:eastAsiaTheme="minorEastAsia" w:hAnsiTheme="minorHAnsi" w:cstheme="minorBidi"/>
           <w:noProof/>
-          <w:sz w:val="22"/>
-          <w:szCs w:val="22"/>
+          <w:kern w:val="2"/>
+          <w:sz w:val="24"/>
+          <w:szCs w:val="24"/>
           <w:lang w:eastAsia="it-CH"/>
+          <w14:ligatures w14:val="standardContextual"/>
         </w:rPr>
         <w:tab/>
       </w:r>
@@ -1181,7 +1237,7 @@
         <w:rPr>
           <w:noProof/>
         </w:rPr>
-        <w:instrText xml:space="preserve"> PAGEREF _Toc94790454 \h </w:instrText>
+        <w:instrText xml:space="preserve"> PAGEREF _Toc241226303 \h </w:instrText>
       </w:r>
       <w:r>
         <w:rPr>
@@ -1198,7 +1254,7 @@
         <w:rPr>
           <w:noProof/>
         </w:rPr>
-        <w:t>6</w:t>
+        <w:t>9</w:t>
       </w:r>
       <w:r>
         <w:rPr>
@@ -1217,9 +1273,11 @@
         <w:rPr>
           <w:rFonts w:asciiTheme="minorHAnsi" w:eastAsiaTheme="minorEastAsia" w:hAnsiTheme="minorHAnsi" w:cstheme="minorBidi"/>
           <w:noProof/>
-          <w:sz w:val="22"/>
-          <w:szCs w:val="22"/>
+          <w:kern w:val="2"/>
+          <w:sz w:val="24"/>
+          <w:szCs w:val="24"/>
           <w:lang w:eastAsia="it-CH"/>
+          <w14:ligatures w14:val="standardContextual"/>
         </w:rPr>
       </w:pPr>
       <w:r>
@@ -1232,9 +1290,11 @@
         <w:rPr>
           <w:rFonts w:asciiTheme="minorHAnsi" w:eastAsiaTheme="minorEastAsia" w:hAnsiTheme="minorHAnsi" w:cstheme="minorBidi"/>
           <w:noProof/>
-          <w:sz w:val="22"/>
-          <w:szCs w:val="22"/>
+          <w:kern w:val="2"/>
+          <w:sz w:val="24"/>
+          <w:szCs w:val="24"/>
           <w:lang w:eastAsia="it-CH"/>
+          <w14:ligatures w14:val="standardContextual"/>
         </w:rPr>
         <w:tab/>
       </w:r>
@@ -1260,7 +1320,7 @@
         <w:rPr>
           <w:noProof/>
         </w:rPr>
-        <w:instrText xml:space="preserve"> PAGEREF _Toc94790455 \h </w:instrText>
+        <w:instrText xml:space="preserve"> PAGEREF _Toc241226304 \h </w:instrText>
       </w:r>
       <w:r>
         <w:rPr>
@@ -1277,7 +1337,7 @@
         <w:rPr>
           <w:noProof/>
         </w:rPr>
-        <w:t>6</w:t>
+        <w:t>9</w:t>
       </w:r>
       <w:r>
         <w:rPr>
@@ -1296,9 +1356,11 @@
         <w:rPr>
           <w:rFonts w:asciiTheme="minorHAnsi" w:eastAsiaTheme="minorEastAsia" w:hAnsiTheme="minorHAnsi" w:cstheme="minorBidi"/>
           <w:noProof/>
-          <w:sz w:val="22"/>
-          <w:szCs w:val="22"/>
+          <w:kern w:val="2"/>
+          <w:sz w:val="24"/>
+          <w:szCs w:val="24"/>
           <w:lang w:eastAsia="it-CH"/>
+          <w14:ligatures w14:val="standardContextual"/>
         </w:rPr>
       </w:pPr>
       <w:r>
@@ -1311,9 +1373,11 @@
         <w:rPr>
           <w:rFonts w:asciiTheme="minorHAnsi" w:eastAsiaTheme="minorEastAsia" w:hAnsiTheme="minorHAnsi" w:cstheme="minorBidi"/>
           <w:noProof/>
-          <w:sz w:val="22"/>
-          <w:szCs w:val="22"/>
+          <w:kern w:val="2"/>
+          <w:sz w:val="24"/>
+          <w:szCs w:val="24"/>
           <w:lang w:eastAsia="it-CH"/>
+          <w14:ligatures w14:val="standardContextual"/>
         </w:rPr>
         <w:tab/>
       </w:r>
@@ -1339,7 +1403,7 @@
         <w:rPr>
           <w:noProof/>
         </w:rPr>
-        <w:instrText xml:space="preserve"> PAGEREF _Toc94790456 \h </w:instrText>
+        <w:instrText xml:space="preserve"> PAGEREF _Toc241226305 \h </w:instrText>
       </w:r>
       <w:r>
         <w:rPr>
@@ -1356,7 +1420,7 @@
         <w:rPr>
           <w:noProof/>
         </w:rPr>
-        <w:t>6</w:t>
+        <w:t>9</w:t>
       </w:r>
       <w:r>
         <w:rPr>
@@ -1375,9 +1439,11 @@
         <w:rPr>
           <w:rFonts w:asciiTheme="minorHAnsi" w:eastAsiaTheme="minorEastAsia" w:hAnsiTheme="minorHAnsi" w:cstheme="minorBidi"/>
           <w:noProof/>
-          <w:sz w:val="22"/>
-          <w:szCs w:val="22"/>
+          <w:kern w:val="2"/>
+          <w:sz w:val="24"/>
+          <w:szCs w:val="24"/>
           <w:lang w:eastAsia="it-CH"/>
+          <w14:ligatures w14:val="standardContextual"/>
         </w:rPr>
       </w:pPr>
       <w:r>
@@ -1390,9 +1456,11 @@
         <w:rPr>
           <w:rFonts w:asciiTheme="minorHAnsi" w:eastAsiaTheme="minorEastAsia" w:hAnsiTheme="minorHAnsi" w:cstheme="minorBidi"/>
           <w:noProof/>
-          <w:sz w:val="22"/>
-          <w:szCs w:val="22"/>
+          <w:kern w:val="2"/>
+          <w:sz w:val="24"/>
+          <w:szCs w:val="24"/>
           <w:lang w:eastAsia="it-CH"/>
+          <w14:ligatures w14:val="standardContextual"/>
         </w:rPr>
         <w:tab/>
       </w:r>
@@ -1418,7 +1486,7 @@
         <w:rPr>
           <w:noProof/>
         </w:rPr>
-        <w:instrText xml:space="preserve"> PAGEREF _Toc94790457 \h </w:instrText>
+        <w:instrText xml:space="preserve"> PAGEREF _Toc241226306 \h </w:instrText>
       </w:r>
       <w:r>
         <w:rPr>
@@ -1435,7 +1503,7 @@
         <w:rPr>
           <w:noProof/>
         </w:rPr>
-        <w:t>6</w:t>
+        <w:t>9</w:t>
       </w:r>
       <w:r>
         <w:rPr>
@@ -1454,9 +1522,11 @@
         <w:rPr>
           <w:rFonts w:asciiTheme="minorHAnsi" w:eastAsiaTheme="minorEastAsia" w:hAnsiTheme="minorHAnsi" w:cstheme="minorBidi"/>
           <w:noProof/>
-          <w:sz w:val="22"/>
-          <w:szCs w:val="22"/>
+          <w:kern w:val="2"/>
+          <w:sz w:val="24"/>
+          <w:szCs w:val="24"/>
           <w:lang w:eastAsia="it-CH"/>
+          <w14:ligatures w14:val="standardContextual"/>
         </w:rPr>
       </w:pPr>
       <w:r>
@@ -1469,9 +1539,11 @@
         <w:rPr>
           <w:rFonts w:asciiTheme="minorHAnsi" w:eastAsiaTheme="minorEastAsia" w:hAnsiTheme="minorHAnsi" w:cstheme="minorBidi"/>
           <w:noProof/>
-          <w:sz w:val="22"/>
-          <w:szCs w:val="22"/>
+          <w:kern w:val="2"/>
+          <w:sz w:val="24"/>
+          <w:szCs w:val="24"/>
           <w:lang w:eastAsia="it-CH"/>
+          <w14:ligatures w14:val="standardContextual"/>
         </w:rPr>
         <w:tab/>
       </w:r>
@@ -1497,7 +1569,7 @@
         <w:rPr>
           <w:noProof/>
         </w:rPr>
-        <w:instrText xml:space="preserve"> PAGEREF _Toc94790458 \h </w:instrText>
+        <w:instrText xml:space="preserve"> PAGEREF _Toc241226307 \h </w:instrText>
       </w:r>
       <w:r>
         <w:rPr>
@@ -1514,7 +1586,7 @@
         <w:rPr>
           <w:noProof/>
         </w:rPr>
-        <w:t>6</w:t>
+        <w:t>9</w:t>
       </w:r>
       <w:r>
         <w:rPr>
@@ -1533,9 +1605,11 @@
         <w:rPr>
           <w:rFonts w:asciiTheme="minorHAnsi" w:eastAsiaTheme="minorEastAsia" w:hAnsiTheme="minorHAnsi" w:cstheme="minorBidi"/>
           <w:noProof/>
-          <w:sz w:val="22"/>
-          <w:szCs w:val="22"/>
+          <w:kern w:val="2"/>
+          <w:sz w:val="24"/>
+          <w:szCs w:val="24"/>
           <w:lang w:eastAsia="it-CH"/>
+          <w14:ligatures w14:val="standardContextual"/>
         </w:rPr>
       </w:pPr>
       <w:r>
@@ -1548,9 +1622,11 @@
         <w:rPr>
           <w:rFonts w:asciiTheme="minorHAnsi" w:eastAsiaTheme="minorEastAsia" w:hAnsiTheme="minorHAnsi" w:cstheme="minorBidi"/>
           <w:noProof/>
-          <w:sz w:val="22"/>
-          <w:szCs w:val="22"/>
+          <w:kern w:val="2"/>
+          <w:sz w:val="24"/>
+          <w:szCs w:val="24"/>
           <w:lang w:eastAsia="it-CH"/>
+          <w14:ligatures w14:val="standardContextual"/>
         </w:rPr>
         <w:tab/>
       </w:r>
@@ -1576,7 +1652,7 @@
         <w:rPr>
           <w:noProof/>
         </w:rPr>
-        <w:instrText xml:space="preserve"> PAGEREF _Toc94790459 \h </w:instrText>
+        <w:instrText xml:space="preserve"> PAGEREF _Toc241226308 \h </w:instrText>
       </w:r>
       <w:r>
         <w:rPr>
@@ -1593,7 +1669,7 @@
         <w:rPr>
           <w:noProof/>
         </w:rPr>
-        <w:t>7</w:t>
+        <w:t>10</w:t>
       </w:r>
       <w:r>
         <w:rPr>
@@ -1612,9 +1688,11 @@
         <w:rPr>
           <w:rFonts w:asciiTheme="minorHAnsi" w:eastAsiaTheme="minorEastAsia" w:hAnsiTheme="minorHAnsi" w:cstheme="minorBidi"/>
           <w:noProof/>
-          <w:sz w:val="22"/>
-          <w:szCs w:val="22"/>
+          <w:kern w:val="2"/>
+          <w:sz w:val="24"/>
+          <w:szCs w:val="24"/>
           <w:lang w:eastAsia="it-CH"/>
+          <w14:ligatures w14:val="standardContextual"/>
         </w:rPr>
       </w:pPr>
       <w:r>
@@ -1628,9 +1706,11 @@
         <w:rPr>
           <w:rFonts w:asciiTheme="minorHAnsi" w:eastAsiaTheme="minorEastAsia" w:hAnsiTheme="minorHAnsi" w:cstheme="minorBidi"/>
           <w:noProof/>
-          <w:sz w:val="22"/>
-          <w:szCs w:val="22"/>
+          <w:kern w:val="2"/>
+          <w:sz w:val="24"/>
+          <w:szCs w:val="24"/>
           <w:lang w:eastAsia="it-CH"/>
+          <w14:ligatures w14:val="standardContextual"/>
         </w:rPr>
         <w:tab/>
       </w:r>
@@ -1657,7 +1737,7 @@
         <w:rPr>
           <w:noProof/>
         </w:rPr>
-        <w:instrText xml:space="preserve"> PAGEREF _Toc94790460 \h </w:instrText>
+        <w:instrText xml:space="preserve"> PAGEREF _Toc241226309 \h </w:instrText>
       </w:r>
       <w:r>
         <w:rPr>
@@ -1674,7 +1754,7 @@
         <w:rPr>
           <w:noProof/>
         </w:rPr>
-        <w:t>7</w:t>
+        <w:t>10</w:t>
       </w:r>
       <w:r>
         <w:rPr>
@@ -1693,9 +1773,11 @@
         <w:rPr>
           <w:rFonts w:asciiTheme="minorHAnsi" w:eastAsiaTheme="minorEastAsia" w:hAnsiTheme="minorHAnsi" w:cstheme="minorBidi"/>
           <w:noProof/>
-          <w:sz w:val="22"/>
-          <w:szCs w:val="22"/>
+          <w:kern w:val="2"/>
+          <w:sz w:val="24"/>
+          <w:szCs w:val="24"/>
           <w:lang w:eastAsia="it-CH"/>
+          <w14:ligatures w14:val="standardContextual"/>
         </w:rPr>
       </w:pPr>
       <w:r>
@@ -1708,9 +1790,11 @@
         <w:rPr>
           <w:rFonts w:asciiTheme="minorHAnsi" w:eastAsiaTheme="minorEastAsia" w:hAnsiTheme="minorHAnsi" w:cstheme="minorBidi"/>
           <w:noProof/>
-          <w:sz w:val="22"/>
-          <w:szCs w:val="22"/>
+          <w:kern w:val="2"/>
+          <w:sz w:val="24"/>
+          <w:szCs w:val="24"/>
           <w:lang w:eastAsia="it-CH"/>
+          <w14:ligatures w14:val="standardContextual"/>
         </w:rPr>
         <w:tab/>
       </w:r>
@@ -1736,7 +1820,7 @@
         <w:rPr>
           <w:noProof/>
         </w:rPr>
-        <w:instrText xml:space="preserve"> PAGEREF _Toc94790461 \h </w:instrText>
+        <w:instrText xml:space="preserve"> PAGEREF _Toc241226310 \h </w:instrText>
       </w:r>
       <w:r>
         <w:rPr>
@@ -1753,7 +1837,7 @@
         <w:rPr>
           <w:noProof/>
         </w:rPr>
-        <w:t>7</w:t>
+        <w:t>10</w:t>
       </w:r>
       <w:r>
         <w:rPr>
@@ -1772,9 +1856,11 @@
         <w:rPr>
           <w:rFonts w:asciiTheme="minorHAnsi" w:eastAsiaTheme="minorEastAsia" w:hAnsiTheme="minorHAnsi" w:cstheme="minorBidi"/>
           <w:noProof/>
-          <w:sz w:val="22"/>
-          <w:szCs w:val="22"/>
+          <w:kern w:val="2"/>
+          <w:sz w:val="24"/>
+          <w:szCs w:val="24"/>
           <w:lang w:eastAsia="it-CH"/>
+          <w14:ligatures w14:val="standardContextual"/>
         </w:rPr>
       </w:pPr>
       <w:r>
@@ -1787,9 +1873,11 @@
         <w:rPr>
           <w:rFonts w:asciiTheme="minorHAnsi" w:eastAsiaTheme="minorEastAsia" w:hAnsiTheme="minorHAnsi" w:cstheme="minorBidi"/>
           <w:noProof/>
-          <w:sz w:val="22"/>
-          <w:szCs w:val="22"/>
+          <w:kern w:val="2"/>
+          <w:sz w:val="24"/>
+          <w:szCs w:val="24"/>
           <w:lang w:eastAsia="it-CH"/>
+          <w14:ligatures w14:val="standardContextual"/>
         </w:rPr>
         <w:tab/>
       </w:r>
@@ -1815,7 +1903,7 @@
         <w:rPr>
           <w:noProof/>
         </w:rPr>
-        <w:instrText xml:space="preserve"> PAGEREF _Toc94790462 \h </w:instrText>
+        <w:instrText xml:space="preserve"> PAGEREF _Toc241226311 \h </w:instrText>
       </w:r>
       <w:r>
         <w:rPr>
@@ -1832,7 +1920,7 @@
         <w:rPr>
           <w:noProof/>
         </w:rPr>
-        <w:t>8</w:t>
+        <w:t>12</w:t>
       </w:r>
       <w:r>
         <w:rPr>
@@ -1851,9 +1939,11 @@
         <w:rPr>
           <w:rFonts w:asciiTheme="minorHAnsi" w:eastAsiaTheme="minorEastAsia" w:hAnsiTheme="minorHAnsi" w:cstheme="minorBidi"/>
           <w:noProof/>
-          <w:sz w:val="22"/>
-          <w:szCs w:val="22"/>
+          <w:kern w:val="2"/>
+          <w:sz w:val="24"/>
+          <w:szCs w:val="24"/>
           <w:lang w:eastAsia="it-CH"/>
+          <w14:ligatures w14:val="standardContextual"/>
         </w:rPr>
       </w:pPr>
       <w:r>
@@ -1866,9 +1956,11 @@
         <w:rPr>
           <w:rFonts w:asciiTheme="minorHAnsi" w:eastAsiaTheme="minorEastAsia" w:hAnsiTheme="minorHAnsi" w:cstheme="minorBidi"/>
           <w:noProof/>
-          <w:sz w:val="22"/>
-          <w:szCs w:val="22"/>
+          <w:kern w:val="2"/>
+          <w:sz w:val="24"/>
+          <w:szCs w:val="24"/>
           <w:lang w:eastAsia="it-CH"/>
+          <w14:ligatures w14:val="standardContextual"/>
         </w:rPr>
         <w:tab/>
       </w:r>
@@ -1894,7 +1986,7 @@
         <w:rPr>
           <w:noProof/>
         </w:rPr>
-        <w:instrText xml:space="preserve"> PAGEREF _Toc94790463 \h </w:instrText>
+        <w:instrText xml:space="preserve"> PAGEREF _Toc241226312 \h </w:instrText>
       </w:r>
       <w:r>
         <w:rPr>
@@ -1911,7 +2003,7 @@
         <w:rPr>
           <w:noProof/>
         </w:rPr>
-        <w:t>8</w:t>
+        <w:t>12</w:t>
       </w:r>
       <w:r>
         <w:rPr>
@@ -1930,9 +2022,11 @@
         <w:rPr>
           <w:rFonts w:asciiTheme="minorHAnsi" w:eastAsiaTheme="minorEastAsia" w:hAnsiTheme="minorHAnsi" w:cstheme="minorBidi"/>
           <w:noProof/>
-          <w:sz w:val="22"/>
-          <w:szCs w:val="22"/>
+          <w:kern w:val="2"/>
+          <w:sz w:val="24"/>
+          <w:szCs w:val="24"/>
           <w:lang w:eastAsia="it-CH"/>
+          <w14:ligatures w14:val="standardContextual"/>
         </w:rPr>
       </w:pPr>
       <w:r>
@@ -1946,9 +2040,11 @@
         <w:rPr>
           <w:rFonts w:asciiTheme="minorHAnsi" w:eastAsiaTheme="minorEastAsia" w:hAnsiTheme="minorHAnsi" w:cstheme="minorBidi"/>
           <w:noProof/>
-          <w:sz w:val="22"/>
-          <w:szCs w:val="22"/>
+          <w:kern w:val="2"/>
+          <w:sz w:val="24"/>
+          <w:szCs w:val="24"/>
           <w:lang w:eastAsia="it-CH"/>
+          <w14:ligatures w14:val="standardContextual"/>
         </w:rPr>
         <w:tab/>
       </w:r>
@@ -1975,7 +2071,7 @@
         <w:rPr>
           <w:noProof/>
         </w:rPr>
-        <w:instrText xml:space="preserve"> PAGEREF _Toc94790464 \h </w:instrText>
+        <w:instrText xml:space="preserve"> PAGEREF _Toc241226313 \h </w:instrText>
       </w:r>
       <w:r>
         <w:rPr>
@@ -1992,7 +2088,7 @@
         <w:rPr>
           <w:noProof/>
         </w:rPr>
-        <w:t>8</w:t>
+        <w:t>12</w:t>
       </w:r>
       <w:r>
         <w:rPr>
@@ -2011,9 +2107,11 @@
         <w:rPr>
           <w:rFonts w:asciiTheme="minorHAnsi" w:eastAsiaTheme="minorEastAsia" w:hAnsiTheme="minorHAnsi" w:cstheme="minorBidi"/>
           <w:noProof/>
-          <w:sz w:val="22"/>
-          <w:szCs w:val="22"/>
+          <w:kern w:val="2"/>
+          <w:sz w:val="24"/>
+          <w:szCs w:val="24"/>
           <w:lang w:eastAsia="it-CH"/>
+          <w14:ligatures w14:val="standardContextual"/>
         </w:rPr>
       </w:pPr>
       <w:r>
@@ -2027,9 +2125,11 @@
         <w:rPr>
           <w:rFonts w:asciiTheme="minorHAnsi" w:eastAsiaTheme="minorEastAsia" w:hAnsiTheme="minorHAnsi" w:cstheme="minorBidi"/>
           <w:noProof/>
-          <w:sz w:val="22"/>
-          <w:szCs w:val="22"/>
+          <w:kern w:val="2"/>
+          <w:sz w:val="24"/>
+          <w:szCs w:val="24"/>
           <w:lang w:eastAsia="it-CH"/>
+          <w14:ligatures w14:val="standardContextual"/>
         </w:rPr>
         <w:tab/>
       </w:r>
@@ -2056,7 +2156,7 @@
         <w:rPr>
           <w:noProof/>
         </w:rPr>
-        <w:instrText xml:space="preserve"> PAGEREF _Toc94790465 \h </w:instrText>
+        <w:instrText xml:space="preserve"> PAGEREF _Toc241226314 \h </w:instrText>
       </w:r>
       <w:r>
         <w:rPr>
@@ -2073,7 +2173,7 @@
         <w:rPr>
           <w:noProof/>
         </w:rPr>
-        <w:t>8</w:t>
+        <w:t>12</w:t>
       </w:r>
       <w:r>
         <w:rPr>
@@ -2092,9 +2192,11 @@
         <w:rPr>
           <w:rFonts w:asciiTheme="minorHAnsi" w:eastAsiaTheme="minorEastAsia" w:hAnsiTheme="minorHAnsi" w:cstheme="minorBidi"/>
           <w:noProof/>
-          <w:sz w:val="22"/>
-          <w:szCs w:val="22"/>
+          <w:kern w:val="2"/>
+          <w:sz w:val="24"/>
+          <w:szCs w:val="24"/>
           <w:lang w:eastAsia="it-CH"/>
+          <w14:ligatures w14:val="standardContextual"/>
         </w:rPr>
       </w:pPr>
       <w:r>
@@ -2107,9 +2209,11 @@
         <w:rPr>
           <w:rFonts w:asciiTheme="minorHAnsi" w:eastAsiaTheme="minorEastAsia" w:hAnsiTheme="minorHAnsi" w:cstheme="minorBidi"/>
           <w:noProof/>
-          <w:sz w:val="22"/>
-          <w:szCs w:val="22"/>
+          <w:kern w:val="2"/>
+          <w:sz w:val="24"/>
+          <w:szCs w:val="24"/>
           <w:lang w:eastAsia="it-CH"/>
+          <w14:ligatures w14:val="standardContextual"/>
         </w:rPr>
         <w:tab/>
       </w:r>
@@ -2135,7 +2239,7 @@
         <w:rPr>
           <w:noProof/>
         </w:rPr>
-        <w:instrText xml:space="preserve"> PAGEREF _Toc94790466 \h </w:instrText>
+        <w:instrText xml:space="preserve"> PAGEREF _Toc241226315 \h </w:instrText>
       </w:r>
       <w:r>
         <w:rPr>
@@ -2152,7 +2256,7 @@
         <w:rPr>
           <w:noProof/>
         </w:rPr>
-        <w:t>8</w:t>
+        <w:t>12</w:t>
       </w:r>
       <w:r>
         <w:rPr>
@@ -2171,9 +2275,11 @@
         <w:rPr>
           <w:rFonts w:asciiTheme="minorHAnsi" w:eastAsiaTheme="minorEastAsia" w:hAnsiTheme="minorHAnsi" w:cstheme="minorBidi"/>
           <w:noProof/>
-          <w:sz w:val="22"/>
-          <w:szCs w:val="22"/>
+          <w:kern w:val="2"/>
+          <w:sz w:val="24"/>
+          <w:szCs w:val="24"/>
           <w:lang w:eastAsia="it-CH"/>
+          <w14:ligatures w14:val="standardContextual"/>
         </w:rPr>
       </w:pPr>
       <w:r>
@@ -2186,9 +2292,11 @@
         <w:rPr>
           <w:rFonts w:asciiTheme="minorHAnsi" w:eastAsiaTheme="minorEastAsia" w:hAnsiTheme="minorHAnsi" w:cstheme="minorBidi"/>
           <w:noProof/>
-          <w:sz w:val="22"/>
-          <w:szCs w:val="22"/>
+          <w:kern w:val="2"/>
+          <w:sz w:val="24"/>
+          <w:szCs w:val="24"/>
           <w:lang w:eastAsia="it-CH"/>
+          <w14:ligatures w14:val="standardContextual"/>
         </w:rPr>
         <w:tab/>
       </w:r>
@@ -2214,7 +2322,7 @@
         <w:rPr>
           <w:noProof/>
         </w:rPr>
-        <w:instrText xml:space="preserve"> PAGEREF _Toc94790467 \h </w:instrText>
+        <w:instrText xml:space="preserve"> PAGEREF _Toc241226316 \h </w:instrText>
       </w:r>
       <w:r>
         <w:rPr>
@@ -2231,7 +2339,7 @@
         <w:rPr>
           <w:noProof/>
         </w:rPr>
-        <w:t>8</w:t>
+        <w:t>12</w:t>
       </w:r>
       <w:r>
         <w:rPr>
@@ -2250,9 +2358,11 @@
         <w:rPr>
           <w:rFonts w:asciiTheme="minorHAnsi" w:eastAsiaTheme="minorEastAsia" w:hAnsiTheme="minorHAnsi" w:cstheme="minorBidi"/>
           <w:noProof/>
-          <w:sz w:val="22"/>
-          <w:szCs w:val="22"/>
+          <w:kern w:val="2"/>
+          <w:sz w:val="24"/>
+          <w:szCs w:val="24"/>
           <w:lang w:eastAsia="it-CH"/>
+          <w14:ligatures w14:val="standardContextual"/>
         </w:rPr>
       </w:pPr>
       <w:r>
@@ -2266,9 +2376,11 @@
         <w:rPr>
           <w:rFonts w:asciiTheme="minorHAnsi" w:eastAsiaTheme="minorEastAsia" w:hAnsiTheme="minorHAnsi" w:cstheme="minorBidi"/>
           <w:noProof/>
-          <w:sz w:val="22"/>
-          <w:szCs w:val="22"/>
+          <w:kern w:val="2"/>
+          <w:sz w:val="24"/>
+          <w:szCs w:val="24"/>
           <w:lang w:eastAsia="it-CH"/>
+          <w14:ligatures w14:val="standardContextual"/>
         </w:rPr>
         <w:tab/>
       </w:r>
@@ -2295,7 +2407,7 @@
         <w:rPr>
           <w:noProof/>
         </w:rPr>
-        <w:instrText xml:space="preserve"> PAGEREF _Toc94790468 \h </w:instrText>
+        <w:instrText xml:space="preserve"> PAGEREF _Toc241226317 \h </w:instrText>
       </w:r>
       <w:r>
         <w:rPr>
@@ -2312,7 +2424,7 @@
         <w:rPr>
           <w:noProof/>
         </w:rPr>
-        <w:t>8</w:t>
+        <w:t>13</w:t>
       </w:r>
       <w:r>
         <w:rPr>
@@ -2331,9 +2443,11 @@
         <w:rPr>
           <w:rFonts w:asciiTheme="minorHAnsi" w:eastAsiaTheme="minorEastAsia" w:hAnsiTheme="minorHAnsi" w:cstheme="minorBidi"/>
           <w:noProof/>
-          <w:sz w:val="22"/>
-          <w:szCs w:val="22"/>
+          <w:kern w:val="2"/>
+          <w:sz w:val="24"/>
+          <w:szCs w:val="24"/>
           <w:lang w:eastAsia="it-CH"/>
+          <w14:ligatures w14:val="standardContextual"/>
         </w:rPr>
       </w:pPr>
       <w:r>
@@ -2347,9 +2461,11 @@
         <w:rPr>
           <w:rFonts w:asciiTheme="minorHAnsi" w:eastAsiaTheme="minorEastAsia" w:hAnsiTheme="minorHAnsi" w:cstheme="minorBidi"/>
           <w:noProof/>
-          <w:sz w:val="22"/>
-          <w:szCs w:val="22"/>
+          <w:kern w:val="2"/>
+          <w:sz w:val="24"/>
+          <w:szCs w:val="24"/>
           <w:lang w:eastAsia="it-CH"/>
+          <w14:ligatures w14:val="standardContextual"/>
         </w:rPr>
         <w:tab/>
       </w:r>
@@ -2376,7 +2492,7 @@
         <w:rPr>
           <w:noProof/>
         </w:rPr>
-        <w:instrText xml:space="preserve"> PAGEREF _Toc94790469 \h </w:instrText>
+        <w:instrText xml:space="preserve"> PAGEREF _Toc241226318 \h </w:instrText>
       </w:r>
       <w:r>
         <w:rPr>
@@ -2393,7 +2509,7 @@
         <w:rPr>
           <w:noProof/>
         </w:rPr>
-        <w:t>9</w:t>
+        <w:t>14</w:t>
       </w:r>
       <w:r>
         <w:rPr>
@@ -2412,9 +2528,11 @@
         <w:rPr>
           <w:rFonts w:asciiTheme="minorHAnsi" w:eastAsiaTheme="minorEastAsia" w:hAnsiTheme="minorHAnsi" w:cstheme="minorBidi"/>
           <w:noProof/>
-          <w:sz w:val="22"/>
-          <w:szCs w:val="22"/>
+          <w:kern w:val="2"/>
+          <w:sz w:val="24"/>
+          <w:szCs w:val="24"/>
           <w:lang w:eastAsia="it-CH"/>
+          <w14:ligatures w14:val="standardContextual"/>
         </w:rPr>
       </w:pPr>
       <w:r>
@@ -2427,9 +2545,11 @@
         <w:rPr>
           <w:rFonts w:asciiTheme="minorHAnsi" w:eastAsiaTheme="minorEastAsia" w:hAnsiTheme="minorHAnsi" w:cstheme="minorBidi"/>
           <w:noProof/>
-          <w:sz w:val="22"/>
-          <w:szCs w:val="22"/>
+          <w:kern w:val="2"/>
+          <w:sz w:val="24"/>
+          <w:szCs w:val="24"/>
           <w:lang w:eastAsia="it-CH"/>
+          <w14:ligatures w14:val="standardContextual"/>
         </w:rPr>
         <w:tab/>
       </w:r>
@@ -2455,7 +2575,7 @@
         <w:rPr>
           <w:noProof/>
         </w:rPr>
-        <w:instrText xml:space="preserve"> PAGEREF _Toc94790470 \h </w:instrText>
+        <w:instrText xml:space="preserve"> PAGEREF _Toc241226319 \h </w:instrText>
       </w:r>
       <w:r>
         <w:rPr>
@@ -2472,7 +2592,7 @@
         <w:rPr>
           <w:noProof/>
         </w:rPr>
-        <w:t>9</w:t>
+        <w:t>14</w:t>
       </w:r>
       <w:r>
         <w:rPr>
@@ -2491,9 +2611,11 @@
         <w:rPr>
           <w:rFonts w:asciiTheme="minorHAnsi" w:eastAsiaTheme="minorEastAsia" w:hAnsiTheme="minorHAnsi" w:cstheme="minorBidi"/>
           <w:noProof/>
-          <w:sz w:val="22"/>
-          <w:szCs w:val="22"/>
+          <w:kern w:val="2"/>
+          <w:sz w:val="24"/>
+          <w:szCs w:val="24"/>
           <w:lang w:eastAsia="it-CH"/>
+          <w14:ligatures w14:val="standardContextual"/>
         </w:rPr>
       </w:pPr>
       <w:r>
@@ -2506,9 +2628,11 @@
         <w:rPr>
           <w:rFonts w:asciiTheme="minorHAnsi" w:eastAsiaTheme="minorEastAsia" w:hAnsiTheme="minorHAnsi" w:cstheme="minorBidi"/>
           <w:noProof/>
-          <w:sz w:val="22"/>
-          <w:szCs w:val="22"/>
+          <w:kern w:val="2"/>
+          <w:sz w:val="24"/>
+          <w:szCs w:val="24"/>
           <w:lang w:eastAsia="it-CH"/>
+          <w14:ligatures w14:val="standardContextual"/>
         </w:rPr>
         <w:tab/>
       </w:r>
@@ -2534,7 +2658,7 @@
         <w:rPr>
           <w:noProof/>
         </w:rPr>
-        <w:instrText xml:space="preserve"> PAGEREF _Toc94790471 \h </w:instrText>
+        <w:instrText xml:space="preserve"> PAGEREF _Toc241226320 \h </w:instrText>
       </w:r>
       <w:r>
         <w:rPr>
@@ -2551,7 +2675,7 @@
         <w:rPr>
           <w:noProof/>
         </w:rPr>
-        <w:t>9</w:t>
+        <w:t>14</w:t>
       </w:r>
       <w:r>
         <w:rPr>
@@ -2570,9 +2694,11 @@
         <w:rPr>
           <w:rFonts w:asciiTheme="minorHAnsi" w:eastAsiaTheme="minorEastAsia" w:hAnsiTheme="minorHAnsi" w:cstheme="minorBidi"/>
           <w:noProof/>
-          <w:sz w:val="22"/>
-          <w:szCs w:val="22"/>
+          <w:kern w:val="2"/>
+          <w:sz w:val="24"/>
+          <w:szCs w:val="24"/>
           <w:lang w:eastAsia="it-CH"/>
+          <w14:ligatures w14:val="standardContextual"/>
         </w:rPr>
       </w:pPr>
       <w:r>
@@ -2585,9 +2711,11 @@
         <w:rPr>
           <w:rFonts w:asciiTheme="minorHAnsi" w:eastAsiaTheme="minorEastAsia" w:hAnsiTheme="minorHAnsi" w:cstheme="minorBidi"/>
           <w:noProof/>
-          <w:sz w:val="22"/>
-          <w:szCs w:val="22"/>
+          <w:kern w:val="2"/>
+          <w:sz w:val="24"/>
+          <w:szCs w:val="24"/>
           <w:lang w:eastAsia="it-CH"/>
+          <w14:ligatures w14:val="standardContextual"/>
         </w:rPr>
         <w:tab/>
       </w:r>
@@ -2613,7 +2741,7 @@
         <w:rPr>
           <w:noProof/>
         </w:rPr>
-        <w:instrText xml:space="preserve"> PAGEREF _Toc94790472 \h </w:instrText>
+        <w:instrText xml:space="preserve"> PAGEREF _Toc241226321 \h </w:instrText>
       </w:r>
       <w:r>
         <w:rPr>
@@ -2630,7 +2758,7 @@
         <w:rPr>
           <w:noProof/>
         </w:rPr>
-        <w:t>9</w:t>
+        <w:t>14</w:t>
       </w:r>
       <w:r>
         <w:rPr>
@@ -2649,9 +2777,11 @@
         <w:rPr>
           <w:rFonts w:asciiTheme="minorHAnsi" w:eastAsiaTheme="minorEastAsia" w:hAnsiTheme="minorHAnsi" w:cstheme="minorBidi"/>
           <w:noProof/>
-          <w:sz w:val="22"/>
-          <w:szCs w:val="22"/>
+          <w:kern w:val="2"/>
+          <w:sz w:val="24"/>
+          <w:szCs w:val="24"/>
           <w:lang w:eastAsia="it-CH"/>
+          <w14:ligatures w14:val="standardContextual"/>
         </w:rPr>
       </w:pPr>
       <w:r>
@@ -2665,9 +2795,11 @@
         <w:rPr>
           <w:rFonts w:asciiTheme="minorHAnsi" w:eastAsiaTheme="minorEastAsia" w:hAnsiTheme="minorHAnsi" w:cstheme="minorBidi"/>
           <w:noProof/>
-          <w:sz w:val="22"/>
-          <w:szCs w:val="22"/>
+          <w:kern w:val="2"/>
+          <w:sz w:val="24"/>
+          <w:szCs w:val="24"/>
           <w:lang w:eastAsia="it-CH"/>
+          <w14:ligatures w14:val="standardContextual"/>
         </w:rPr>
         <w:tab/>
       </w:r>
@@ -2694,7 +2826,7 @@
         <w:rPr>
           <w:noProof/>
         </w:rPr>
-        <w:instrText xml:space="preserve"> PAGEREF _Toc94790473 \h </w:instrText>
+        <w:instrText xml:space="preserve"> PAGEREF _Toc241226322 \h </w:instrText>
       </w:r>
       <w:r>
         <w:rPr>
@@ -2711,7 +2843,7 @@
         <w:rPr>
           <w:noProof/>
         </w:rPr>
-        <w:t>9</w:t>
+        <w:t>14</w:t>
       </w:r>
       <w:r>
         <w:rPr>
@@ -2761,6 +2893,7 @@
         <w:br w:type="page"/>
       </w:r>
       <w:bookmarkStart w:id="0" w:name="_Toc94790441"/>
+      <w:bookmarkStart w:id="1" w:name="_Toc241226290"/>
       <w:r>
         <w:rPr>
           <w:lang w:val="it-IT"/>
@@ -2769,16 +2902,19 @@
         <w:t>Introduzione</w:t>
       </w:r>
       <w:bookmarkEnd w:id="0"/>
+      <w:bookmarkEnd w:id="1"/>
     </w:p>
     <w:p>
       <w:pPr>
         <w:pStyle w:val="Titolo2"/>
       </w:pPr>
-      <w:bookmarkStart w:id="1" w:name="_Toc94790442"/>
+      <w:bookmarkStart w:id="2" w:name="_Toc94790442"/>
+      <w:bookmarkStart w:id="3" w:name="_Toc241226291"/>
       <w:r>
         <w:t>Informazioni sul progetto</w:t>
       </w:r>
-      <w:bookmarkEnd w:id="1"/>
+      <w:bookmarkEnd w:id="2"/>
+      <w:bookmarkEnd w:id="3"/>
       <w:r>
         <w:t xml:space="preserve"> </w:t>
       </w:r>
@@ -3040,11 +3176,13 @@
       <w:pPr>
         <w:pStyle w:val="Titolo2"/>
       </w:pPr>
-      <w:bookmarkStart w:id="2" w:name="_Toc94790443"/>
+      <w:bookmarkStart w:id="4" w:name="_Toc94790443"/>
+      <w:bookmarkStart w:id="5" w:name="_Toc241226292"/>
       <w:r>
         <w:t>Abstract</w:t>
       </w:r>
-      <w:bookmarkEnd w:id="2"/>
+      <w:bookmarkEnd w:id="4"/>
+      <w:bookmarkEnd w:id="5"/>
       <w:r>
         <w:t xml:space="preserve"> </w:t>
       </w:r>
@@ -3054,7 +3192,15 @@
         <w:t>Gli studi medici</w:t>
       </w:r>
       <w:r>
-        <w:t xml:space="preserve"> gestiscono dati sempre più critici, ma dispongono raramente di infrastrutture di protezione dati adeguate, esponendosi a rischi concreti come guasti hardware, errori umani e attacchi informatici. Questo progetto affronta il problema progettando e realizzando, in un ambiente virtualizzato, un sistema di backup e disaster recovery pensato per </w:t>
+        <w:t xml:space="preserve"> gestiscono dati sempre più critici, ma dispongono raramente di infrastrutture di protezione dati adeguate, esponendosi a rischi concreti come guasti hardware, errori umani e attacchi informatici. Questo progetto affronta il problema progettando e realizzando, in un ambiente virtualizzato, un sistema di backup e </w:t>
+      </w:r>
+      <w:proofErr w:type="spellStart"/>
+      <w:r>
+        <w:t>disaster</w:t>
+      </w:r>
+      <w:proofErr w:type="spellEnd"/>
+      <w:r>
+        <w:t xml:space="preserve"> recovery pensato per </w:t>
       </w:r>
       <w:r>
         <w:t>una piccola azienda del settore medico</w:t>
@@ -3065,7 +3211,39 @@
     </w:p>
     <w:p>
       <w:r>
-        <w:t>Il lavoro parte dalla definizione dello scenario aziendale e dall'analisi dei rischi, prosegue con la definizione degli obiettivi di Recovery Point Objective (RPO) e Recovery Time Objective (RTO), e porta all'implementazione di un'infrastruttura basata su macchine virtuali (VMware Workstation Pro), un server Active Directory, un NAS con storage ridondato in RAID (OpenMediaVault) e una strategia di backup su più livelli, comprensiva di una replica verso un sito di disaster recovery off-site.</w:t>
+        <w:t xml:space="preserve">Il lavoro parte dalla definizione dello scenario aziendale e dall'analisi dei rischi, prosegue con la definizione degli obiettivi di Recovery Point </w:t>
+      </w:r>
+      <w:proofErr w:type="spellStart"/>
+      <w:r>
+        <w:t>Objective</w:t>
+      </w:r>
+      <w:proofErr w:type="spellEnd"/>
+      <w:r>
+        <w:t xml:space="preserve"> (RPO) e Recovery Time </w:t>
+      </w:r>
+      <w:proofErr w:type="spellStart"/>
+      <w:r>
+        <w:t>Objective</w:t>
+      </w:r>
+      <w:proofErr w:type="spellEnd"/>
+      <w:r>
+        <w:t xml:space="preserve"> (RTO), e porta all'implementazione di un'infrastruttura basata su macchine virtuali (VMware Workstation Pro), un server Active Directory, un NAS con storage ridondato in RAID (</w:t>
+      </w:r>
+      <w:proofErr w:type="spellStart"/>
+      <w:r>
+        <w:t>OpenMediaVault</w:t>
+      </w:r>
+      <w:proofErr w:type="spellEnd"/>
+      <w:r>
+        <w:t xml:space="preserve">) e una strategia di backup su più livelli, comprensiva di una replica verso un sito di </w:t>
+      </w:r>
+      <w:proofErr w:type="spellStart"/>
+      <w:r>
+        <w:t>disaster</w:t>
+      </w:r>
+      <w:proofErr w:type="spellEnd"/>
+      <w:r>
+        <w:t xml:space="preserve"> recovery off-site.</w:t>
       </w:r>
     </w:p>
     <w:p>
@@ -3077,15 +3255,25 @@
       <w:pPr>
         <w:pStyle w:val="Titolo2"/>
       </w:pPr>
-      <w:bookmarkStart w:id="3" w:name="_Toc94790444"/>
+      <w:bookmarkStart w:id="6" w:name="_Toc94790444"/>
+      <w:bookmarkStart w:id="7" w:name="_Toc241226293"/>
       <w:r>
         <w:t>Scopo</w:t>
       </w:r>
-      <w:bookmarkEnd w:id="3"/>
+      <w:bookmarkEnd w:id="6"/>
+      <w:bookmarkEnd w:id="7"/>
     </w:p>
     <w:p>
       <w:r>
-        <w:t>Scopo didattico: applicare e consolidare le competenze acquisite nei moduli precedentemente studiati, in particolare quelle relative a virtualizzazione, gestione di reti e server, Active Directory, storage ridondato, backup/disaster recovery e sicurezza dei dati, all'interno di un progetto realistico condotto in autonomia, seguito dal docente di riferimento, dall'inizio alla fine.</w:t>
+        <w:t>Scopo didattico: applicare e consolidare le competenze acquisite nei moduli precedentemente studiati, in particolare quelle relative a virtualizzazione, gestione di reti e server, Active Directory, storage ridondato, backup/</w:t>
+      </w:r>
+      <w:proofErr w:type="spellStart"/>
+      <w:r>
+        <w:t>disaster</w:t>
+      </w:r>
+      <w:proofErr w:type="spellEnd"/>
+      <w:r>
+        <w:t xml:space="preserve"> recovery e sicurezza dei dati, all'interno di un progetto realistico condotto in autonomia, seguito dal docente di riferimento, dall'inizio alla fine.</w:t>
       </w:r>
     </w:p>
     <w:p>
@@ -3096,7 +3284,15 @@
         <w:t>uno studio medico e psicologico</w:t>
       </w:r>
       <w:r>
-        <w:t xml:space="preserve"> una soluzione di backup e disaster recovery affidabile, che garantisca disponibilità, integrità e recuperabilità dei dati entro tempi e perdite di dati accettabili a un costo compatibile con le risorse di una piccola struttura.</w:t>
+        <w:t xml:space="preserve"> una soluzione di backup e </w:t>
+      </w:r>
+      <w:proofErr w:type="spellStart"/>
+      <w:r>
+        <w:t>disaster</w:t>
+      </w:r>
+      <w:proofErr w:type="spellEnd"/>
+      <w:r>
+        <w:t xml:space="preserve"> recovery affidabile, che garantisca disponibilità, integrità e recuperabilità dei dati entro tempi e perdite di dati accettabili a un costo compatibile con le risorse di una piccola struttura.</w:t>
       </w:r>
     </w:p>
     <w:p>
@@ -3109,7 +3305,8 @@
       <w:r>
         <w:br w:type="page"/>
       </w:r>
-      <w:bookmarkStart w:id="4" w:name="_Toc94790445"/>
+      <w:bookmarkStart w:id="8" w:name="_Toc94790445"/>
+      <w:bookmarkStart w:id="9" w:name="_Toc241226294"/>
       <w:r>
         <w:rPr>
           <w:lang w:val="it-IT"/>
@@ -3117,18 +3314,21 @@
         <w:lastRenderedPageBreak/>
         <w:t>Analisi</w:t>
       </w:r>
-      <w:bookmarkEnd w:id="4"/>
+      <w:bookmarkEnd w:id="8"/>
+      <w:bookmarkEnd w:id="9"/>
     </w:p>
     <w:p/>
     <w:p>
       <w:pPr>
         <w:pStyle w:val="Titolo2"/>
       </w:pPr>
-      <w:bookmarkStart w:id="5" w:name="_Toc94790446"/>
+      <w:bookmarkStart w:id="10" w:name="_Toc94790446"/>
+      <w:bookmarkStart w:id="11" w:name="_Toc241226295"/>
       <w:r>
         <w:t>Analisi del dominio</w:t>
       </w:r>
-      <w:bookmarkEnd w:id="5"/>
+      <w:bookmarkEnd w:id="10"/>
+      <w:bookmarkEnd w:id="11"/>
     </w:p>
     <w:p>
       <w:pPr>
@@ -3208,7 +3408,8 @@
       <w:pPr>
         <w:pStyle w:val="Titolo2"/>
       </w:pPr>
-      <w:bookmarkStart w:id="6" w:name="_Toc94790447"/>
+      <w:bookmarkStart w:id="12" w:name="_Toc94790447"/>
+      <w:bookmarkStart w:id="13" w:name="_Toc241226296"/>
       <w:r>
         <w:t>Analisi e s</w:t>
       </w:r>
@@ -3221,7 +3422,8 @@
       <w:r>
         <w:t>dei requisiti</w:t>
       </w:r>
-      <w:bookmarkEnd w:id="6"/>
+      <w:bookmarkEnd w:id="12"/>
+      <w:bookmarkEnd w:id="13"/>
       <w:r>
         <w:t xml:space="preserve"> </w:t>
       </w:r>
@@ -3685,7 +3887,23 @@
                 <w:sz w:val="16"/>
                 <w:szCs w:val="16"/>
               </w:rPr>
-              <w:t>Creazione VM NAS di backup (OpenMediaVault)</w:t>
+              <w:t>Creazione VM NAS di backup (</w:t>
+            </w:r>
+            <w:proofErr w:type="spellStart"/>
+            <w:r>
+              <w:rPr>
+                <w:sz w:val="16"/>
+                <w:szCs w:val="16"/>
+              </w:rPr>
+              <w:t>OpenMediaVault</w:t>
+            </w:r>
+            <w:proofErr w:type="spellEnd"/>
+            <w:r>
+              <w:rPr>
+                <w:sz w:val="16"/>
+                <w:szCs w:val="16"/>
+              </w:rPr>
+              <w:t>)</w:t>
             </w:r>
           </w:p>
         </w:tc>
@@ -4213,8 +4431,17 @@
                 <w:sz w:val="16"/>
                 <w:szCs w:val="16"/>
               </w:rPr>
-              <w:t>IP e subnet</w:t>
-            </w:r>
+              <w:t xml:space="preserve">IP e </w:t>
+            </w:r>
+            <w:proofErr w:type="spellStart"/>
+            <w:r>
+              <w:rPr>
+                <w:sz w:val="16"/>
+                <w:szCs w:val="16"/>
+              </w:rPr>
+              <w:t>subnet</w:t>
+            </w:r>
+            <w:proofErr w:type="spellEnd"/>
           </w:p>
         </w:tc>
       </w:tr>
@@ -4476,6 +4703,7 @@
               </w:rPr>
               <w:t xml:space="preserve">Active Directory, </w:t>
             </w:r>
+            <w:proofErr w:type="spellStart"/>
             <w:r>
               <w:rPr>
                 <w:sz w:val="16"/>
@@ -4490,16 +4718,35 @@
                 <w:szCs w:val="16"/>
                 <w:lang w:val="fr-CH"/>
               </w:rPr>
-              <w:t>tenti e ac</w:t>
-            </w:r>
+              <w:t>tenti</w:t>
+            </w:r>
+            <w:proofErr w:type="spellEnd"/>
             <w:r>
               <w:rPr>
                 <w:sz w:val="16"/>
                 <w:szCs w:val="16"/>
                 <w:lang w:val="fr-CH"/>
               </w:rPr>
+              <w:t xml:space="preserve"> e </w:t>
+            </w:r>
+            <w:proofErr w:type="spellStart"/>
+            <w:r>
+              <w:rPr>
+                <w:sz w:val="16"/>
+                <w:szCs w:val="16"/>
+                <w:lang w:val="fr-CH"/>
+              </w:rPr>
+              <w:t>ac</w:t>
+            </w:r>
+            <w:r>
+              <w:rPr>
+                <w:sz w:val="16"/>
+                <w:szCs w:val="16"/>
+                <w:lang w:val="fr-CH"/>
+              </w:rPr>
               <w:t>cesso</w:t>
             </w:r>
+            <w:proofErr w:type="spellEnd"/>
           </w:p>
         </w:tc>
       </w:tr>
@@ -6304,7 +6551,23 @@
                 <w:sz w:val="16"/>
                 <w:szCs w:val="16"/>
               </w:rPr>
-              <w:t>Gestone spazio backup, dischi e disaster recovery</w:t>
+              <w:t xml:space="preserve">Gestone spazio backup, dischi e </w:t>
+            </w:r>
+            <w:proofErr w:type="spellStart"/>
+            <w:r>
+              <w:rPr>
+                <w:sz w:val="16"/>
+                <w:szCs w:val="16"/>
+              </w:rPr>
+              <w:t>disaster</w:t>
+            </w:r>
+            <w:proofErr w:type="spellEnd"/>
+            <w:r>
+              <w:rPr>
+                <w:sz w:val="16"/>
+                <w:szCs w:val="16"/>
+              </w:rPr>
+              <w:t xml:space="preserve"> recovery</w:t>
             </w:r>
           </w:p>
         </w:tc>
@@ -7974,27 +8237,122 @@
     </w:tbl>
     <w:p/>
     <w:p/>
-    <w:p/>
+    <w:p>
+      <w:pPr>
+        <w:pStyle w:val="Titolo3"/>
+      </w:pPr>
+      <w:bookmarkStart w:id="14" w:name="_Toc94790448"/>
+      <w:bookmarkStart w:id="15" w:name="_Toc241226297"/>
+      <w:r>
+        <w:t>Spiegazione elementi tabella dei requisiti:</w:t>
+      </w:r>
+      <w:bookmarkEnd w:id="14"/>
+      <w:bookmarkEnd w:id="15"/>
+    </w:p>
+    <w:p>
+      <w:r>
+        <w:rPr>
+          <w:b/>
+        </w:rPr>
+        <w:t>ID</w:t>
+      </w:r>
+      <w:r>
+        <w:t>: identificativo univoco del requisito</w:t>
+      </w:r>
+    </w:p>
+    <w:p>
+      <w:r>
+        <w:rPr>
+          <w:b/>
+        </w:rPr>
+        <w:t>Nome</w:t>
+      </w:r>
+      <w:r>
+        <w:t>: breve descrizione del requisito</w:t>
+      </w:r>
+    </w:p>
+    <w:p>
+      <w:r>
+        <w:rPr>
+          <w:b/>
+        </w:rPr>
+        <w:t>Priorità</w:t>
+      </w:r>
+      <w:r>
+        <w:t xml:space="preserve">: indica l’importanza di un requisito nell’insieme del progetto, definita assieme al committente. </w:t>
+      </w:r>
+      <w:r>
+        <w:t>Ad esempio,</w:t>
+      </w:r>
+      <w:r>
+        <w:t xml:space="preserve"> poter disporre di report con colonne di colori diversi ha priorità minore rispetto al fatto di avere un database con gli elementi al suo interno. Solitamente si definiscono al massimo di 2-3 livelli di priorità.</w:t>
+      </w:r>
+    </w:p>
+    <w:p>
+      <w:r>
+        <w:rPr>
+          <w:b/>
+        </w:rPr>
+        <w:t>Versione</w:t>
+      </w:r>
+      <w:r>
+        <w:t xml:space="preserve">: indica la versione del requisito. Ogni modifica del requisito avrà una versione aggiornata. </w:t>
+      </w:r>
+    </w:p>
+    <w:p>
+      <w:r>
+        <w:t>Sulla documentazione apparirà solamente l’ultima versione, mentre le vecchie dovranno essere inserite nei diari.</w:t>
+      </w:r>
+    </w:p>
+    <w:p>
+      <w:r>
+        <w:rPr>
+          <w:b/>
+        </w:rPr>
+        <w:t>Note</w:t>
+      </w:r>
+      <w:r>
+        <w:t>: eventuali osservazioni importanti o riferimenti ad altri requisiti.</w:t>
+      </w:r>
+    </w:p>
+    <w:p>
+      <w:r>
+        <w:rPr>
+          <w:b/>
+        </w:rPr>
+        <w:t>Sotto requisiti</w:t>
+      </w:r>
+      <w:r>
+        <w:t xml:space="preserve">: elementi che compongono il requisito. </w:t>
+      </w:r>
+    </w:p>
     <w:p/>
     <w:p>
-      <w:pPr>
-        <w:pStyle w:val="Titolo3"/>
-      </w:pPr>
-      <w:bookmarkStart w:id="7" w:name="_Toc94790448"/>
-      <w:r>
-        <w:t>Spiegazione elementi tabella dei requisiti:</w:t>
-      </w:r>
-      <w:bookmarkEnd w:id="7"/>
+      <w:r>
+        <w:rPr>
+          <w:b/>
+        </w:rPr>
+        <w:t>ID</w:t>
+      </w:r>
+      <w:r>
+        <w:t xml:space="preserve">: </w:t>
+      </w:r>
+      <w:r>
+        <w:t>REQ-001</w:t>
+      </w:r>
     </w:p>
     <w:p>
       <w:r>
         <w:rPr>
           <w:b/>
         </w:rPr>
-        <w:t>ID</w:t>
-      </w:r>
-      <w:r>
-        <w:t>: identificativo univoco del requisito</w:t>
+        <w:t>Nome</w:t>
+      </w:r>
+      <w:r>
+        <w:t xml:space="preserve">: </w:t>
+      </w:r>
+      <w:r>
+        <w:t>Infrastruttura Virtuale</w:t>
       </w:r>
     </w:p>
     <w:p>
@@ -8002,27 +8360,47 @@
         <w:rPr>
           <w:b/>
         </w:rPr>
-        <w:t>Nome</w:t>
-      </w:r>
-      <w:r>
-        <w:t>: breve descrizione del requisito</w:t>
+        <w:t>Priorità</w:t>
+      </w:r>
+      <w:r>
+        <w:t xml:space="preserve">: </w:t>
+      </w:r>
+      <w:r>
+        <w:t>Questo requisito ha una priorità alta poiché è necessario ai fini di permettere altre operazion dell’intero progetto.</w:t>
       </w:r>
     </w:p>
     <w:p>
+      <w:pPr>
+        <w:rPr>
+          <w:bCs/>
+        </w:rPr>
+      </w:pPr>
       <w:r>
         <w:rPr>
           <w:b/>
         </w:rPr>
-        <w:t>Priorità</w:t>
-      </w:r>
-      <w:r>
-        <w:t xml:space="preserve">: indica l’importanza di un requisito nell’insieme del progetto, definita assieme al committente. </w:t>
-      </w:r>
-      <w:r>
-        <w:t>Ad esempio,</w:t>
-      </w:r>
-      <w:r>
-        <w:t xml:space="preserve"> poter disporre di report con colonne di colori diversi ha priorità minore rispetto al fatto di avere un database con gli elementi al suo interno. Solitamente si definiscono al massimo di 2-3 livelli di priorità.</w:t>
+        <w:t xml:space="preserve">Svolgimento: </w:t>
+      </w:r>
+      <w:r>
+        <w:rPr>
+          <w:bCs/>
+        </w:rPr>
+        <w:t>Tramite VM Ware Pro, bisognerà creare 3 diverse macchine virtuali, ognuna con almeno 16 GB di RAM (o 8 se vogliamo lavorare con tutte le macchine accese contemporaneamente). Ogni macchina dovrà avere almeno 50 GB di spazio disco virtuale. Ciò per poter simulare, senza infrastrutture fisiche, tutti i casi della nostra situazione aziendale di dati e backup.</w:t>
+      </w:r>
+    </w:p>
+    <w:p/>
+    <w:p>
+      <w:r>
+        <w:rPr>
+          <w:b/>
+        </w:rPr>
+        <w:t>ID</w:t>
+      </w:r>
+      <w:r>
+        <w:t xml:space="preserve">: </w:t>
+      </w:r>
+      <w:r>
+        <w:t>REQ-002</w:t>
       </w:r>
     </w:p>
     <w:p>
@@ -8030,26 +8408,72 @@
         <w:rPr>
           <w:b/>
         </w:rPr>
-        <w:t>Versione</w:t>
-      </w:r>
-      <w:r>
-        <w:t xml:space="preserve">: indica la versione del requisito. Ogni modifica del requisito avrà una versione aggiornata. </w:t>
+        <w:t>Nome</w:t>
+      </w:r>
+      <w:r>
+        <w:t xml:space="preserve">: </w:t>
+      </w:r>
+      <w:r>
+        <w:t>Configurazione Rete</w:t>
       </w:r>
     </w:p>
     <w:p>
       <w:r>
-        <w:t>Sulla documentazione apparirà solamente l’ultima versione, mentre le vecchie dovranno essere inserite nei diari.</w:t>
+        <w:rPr>
+          <w:b/>
+        </w:rPr>
+        <w:t>Priorità</w:t>
+      </w:r>
+      <w:r>
+        <w:t xml:space="preserve">: </w:t>
       </w:r>
     </w:p>
     <w:p>
+      <w:pPr>
+        <w:rPr>
+          <w:bCs/>
+        </w:rPr>
+      </w:pPr>
       <w:r>
         <w:rPr>
           <w:b/>
         </w:rPr>
-        <w:t>Note</w:t>
-      </w:r>
-      <w:r>
-        <w:t>: eventuali osservazioni importanti o riferimenti ad altri requisiti.</w:t>
+        <w:t xml:space="preserve">Svolgimento: </w:t>
+      </w:r>
+    </w:p>
+    <w:p/>
+    <w:p>
+      <w:pPr>
+        <w:rPr>
+          <w:lang w:val="fr-CH"/>
+        </w:rPr>
+      </w:pPr>
+      <w:proofErr w:type="gramStart"/>
+      <w:r>
+        <w:rPr>
+          <w:b/>
+          <w:lang w:val="fr-CH"/>
+        </w:rPr>
+        <w:t>ID</w:t>
+      </w:r>
+      <w:r>
+        <w:rPr>
+          <w:lang w:val="fr-CH"/>
+        </w:rPr>
+        <w:t>:</w:t>
+      </w:r>
+      <w:proofErr w:type="gramEnd"/>
+      <w:r>
+        <w:rPr>
+          <w:lang w:val="fr-CH"/>
+        </w:rPr>
+        <w:t xml:space="preserve"> REQ-00</w:t>
+      </w:r>
+      <w:r>
+        <w:rPr>
+          <w:lang w:val="fr-CH"/>
+        </w:rPr>
+        <w:t>3</w:t>
       </w:r>
     </w:p>
     <w:p>
@@ -8057,29 +8481,390 @@
         <w:rPr>
           <w:b/>
         </w:rPr>
-        <w:t>Sotto requisiti</w:t>
-      </w:r>
-      <w:r>
-        <w:t xml:space="preserve">: elementi che compongono il requisito. </w:t>
+        <w:t>Nome</w:t>
+      </w:r>
+      <w:r>
+        <w:t xml:space="preserve">: </w:t>
+      </w:r>
+      <w:r>
+        <w:t>Active Directory, utenti e accesso</w:t>
       </w:r>
     </w:p>
     <w:p>
       <w:pPr>
         <w:rPr>
-          <w:lang w:val="it-IT"/>
-        </w:rPr>
-      </w:pPr>
+          <w:lang w:val="fr-CH"/>
+        </w:rPr>
+      </w:pPr>
+      <w:proofErr w:type="spellStart"/>
+      <w:proofErr w:type="gramStart"/>
+      <w:r>
+        <w:rPr>
+          <w:b/>
+          <w:lang w:val="fr-CH"/>
+        </w:rPr>
+        <w:t>Priorità</w:t>
+      </w:r>
+      <w:proofErr w:type="spellEnd"/>
+      <w:r>
+        <w:rPr>
+          <w:lang w:val="fr-CH"/>
+        </w:rPr>
+        <w:t>:</w:t>
+      </w:r>
+      <w:proofErr w:type="gramEnd"/>
+      <w:r>
+        <w:rPr>
+          <w:lang w:val="fr-CH"/>
+        </w:rPr>
+        <w:t xml:space="preserve"> </w:t>
+      </w:r>
     </w:p>
     <w:p>
       <w:pPr>
+        <w:rPr>
+          <w:bCs/>
+        </w:rPr>
+      </w:pPr>
+      <w:r>
+        <w:rPr>
+          <w:b/>
+        </w:rPr>
+        <w:t xml:space="preserve">Svolgimento: </w:t>
+      </w:r>
+    </w:p>
+    <w:p/>
+    <w:p>
+      <w:r>
+        <w:rPr>
+          <w:b/>
+        </w:rPr>
+        <w:t>ID</w:t>
+      </w:r>
+      <w:r>
+        <w:t>: REQ-00</w:t>
+      </w:r>
+      <w:r>
+        <w:t>4</w:t>
+      </w:r>
+    </w:p>
+    <w:p>
+      <w:r>
+        <w:rPr>
+          <w:b/>
+        </w:rPr>
+        <w:lastRenderedPageBreak/>
+        <w:t>Nome</w:t>
+      </w:r>
+      <w:r>
+        <w:t xml:space="preserve">: </w:t>
+      </w:r>
+      <w:r>
+        <w:t>Dati e cartelle condivise</w:t>
+      </w:r>
+    </w:p>
+    <w:p>
+      <w:r>
+        <w:rPr>
+          <w:b/>
+        </w:rPr>
+        <w:t>Priorità</w:t>
+      </w:r>
+      <w:r>
+        <w:t xml:space="preserve">: </w:t>
+      </w:r>
+    </w:p>
+    <w:p>
+      <w:pPr>
+        <w:rPr>
+          <w:bCs/>
+        </w:rPr>
+      </w:pPr>
+      <w:r>
+        <w:rPr>
+          <w:b/>
+        </w:rPr>
+        <w:t xml:space="preserve">Svolgimento: </w:t>
+      </w:r>
+    </w:p>
+    <w:p/>
+    <w:p>
+      <w:r>
+        <w:rPr>
+          <w:b/>
+        </w:rPr>
+        <w:t>ID</w:t>
+      </w:r>
+      <w:r>
+        <w:t>: REQ-00</w:t>
+      </w:r>
+      <w:r>
+        <w:t>5</w:t>
+      </w:r>
+    </w:p>
+    <w:p>
+      <w:r>
+        <w:rPr>
+          <w:b/>
+        </w:rPr>
+        <w:t>Nome</w:t>
+      </w:r>
+      <w:r>
+        <w:t xml:space="preserve">: </w:t>
+      </w:r>
+      <w:r>
+        <w:t>Database gestionale</w:t>
+      </w:r>
+    </w:p>
+    <w:p>
+      <w:r>
+        <w:rPr>
+          <w:b/>
+        </w:rPr>
+        <w:t>Priorità</w:t>
+      </w:r>
+      <w:r>
+        <w:t xml:space="preserve">: </w:t>
+      </w:r>
+    </w:p>
+    <w:p>
+      <w:pPr>
+        <w:rPr>
+          <w:bCs/>
+        </w:rPr>
+      </w:pPr>
+      <w:r>
+        <w:rPr>
+          <w:b/>
+        </w:rPr>
+        <w:t xml:space="preserve">Svolgimento: </w:t>
+      </w:r>
+    </w:p>
+    <w:p/>
+    <w:p>
+      <w:r>
+        <w:rPr>
+          <w:b/>
+        </w:rPr>
+        <w:t>ID</w:t>
+      </w:r>
+      <w:r>
+        <w:t>: REQ-00</w:t>
+      </w:r>
+      <w:r>
+        <w:t>6</w:t>
+      </w:r>
+    </w:p>
+    <w:p>
+      <w:r>
+        <w:rPr>
+          <w:b/>
+        </w:rPr>
+        <w:t>Nome</w:t>
+      </w:r>
+      <w:r>
+        <w:t xml:space="preserve">: </w:t>
+      </w:r>
+      <w:r>
+        <w:t>Storage e RAID</w:t>
+      </w:r>
+    </w:p>
+    <w:p>
+      <w:r>
+        <w:rPr>
+          <w:b/>
+        </w:rPr>
+        <w:t>Priorità</w:t>
+      </w:r>
+      <w:r>
+        <w:t xml:space="preserve">: </w:t>
+      </w:r>
+    </w:p>
+    <w:p>
+      <w:pPr>
+        <w:rPr>
+          <w:bCs/>
+        </w:rPr>
+      </w:pPr>
+      <w:r>
+        <w:rPr>
+          <w:b/>
+        </w:rPr>
+        <w:t xml:space="preserve">Svolgimento: </w:t>
+      </w:r>
+    </w:p>
+    <w:p/>
+    <w:p>
+      <w:r>
+        <w:rPr>
+          <w:b/>
+        </w:rPr>
+        <w:t>ID</w:t>
+      </w:r>
+      <w:r>
+        <w:t>: REQ-00</w:t>
+      </w:r>
+      <w:r>
+        <w:t>7</w:t>
+      </w:r>
+    </w:p>
+    <w:p>
+      <w:r>
+        <w:rPr>
+          <w:b/>
+        </w:rPr>
+        <w:t>Nome</w:t>
+      </w:r>
+      <w:r>
+        <w:t xml:space="preserve">: </w:t>
+      </w:r>
+      <w:r>
+        <w:t>Backup</w:t>
+      </w:r>
+    </w:p>
+    <w:p>
+      <w:r>
+        <w:rPr>
+          <w:b/>
+        </w:rPr>
+        <w:t>Priorità</w:t>
+      </w:r>
+      <w:r>
+        <w:t xml:space="preserve">: </w:t>
+      </w:r>
+    </w:p>
+    <w:p>
+      <w:pPr>
+        <w:rPr>
+          <w:bCs/>
+        </w:rPr>
+      </w:pPr>
+      <w:r>
+        <w:rPr>
+          <w:b/>
+        </w:rPr>
+        <w:t xml:space="preserve">Svolgimento: </w:t>
+      </w:r>
+    </w:p>
+    <w:p/>
+    <w:p>
+      <w:r>
+        <w:rPr>
+          <w:b/>
+        </w:rPr>
+        <w:t>ID</w:t>
+      </w:r>
+      <w:r>
+        <w:t>: REQ-00</w:t>
+      </w:r>
+      <w:r>
+        <w:t>8</w:t>
+      </w:r>
+    </w:p>
+    <w:p>
+      <w:r>
+        <w:rPr>
+          <w:b/>
+        </w:rPr>
+        <w:t>Nome</w:t>
+      </w:r>
+      <w:r>
+        <w:t xml:space="preserve">: </w:t>
+      </w:r>
+      <w:r>
+        <w:t>Sicurezza e cifratura</w:t>
+      </w:r>
+    </w:p>
+    <w:p>
+      <w:r>
+        <w:rPr>
+          <w:b/>
+        </w:rPr>
+        <w:t>Priorità</w:t>
+      </w:r>
+      <w:r>
+        <w:t xml:space="preserve">: </w:t>
+      </w:r>
+    </w:p>
+    <w:p>
+      <w:pPr>
+        <w:rPr>
+          <w:bCs/>
+        </w:rPr>
+      </w:pPr>
+      <w:r>
+        <w:rPr>
+          <w:b/>
+        </w:rPr>
+        <w:t xml:space="preserve">Svolgimento: </w:t>
+      </w:r>
+    </w:p>
+    <w:p/>
+    <w:p>
+      <w:r>
+        <w:rPr>
+          <w:b/>
+        </w:rPr>
+        <w:t>ID</w:t>
+      </w:r>
+      <w:r>
+        <w:t>: REQ-00</w:t>
+      </w:r>
+      <w:r>
+        <w:t>9</w:t>
+      </w:r>
+    </w:p>
+    <w:p>
+      <w:r>
+        <w:rPr>
+          <w:b/>
+        </w:rPr>
+        <w:t>Nome</w:t>
+      </w:r>
+      <w:r>
+        <w:t xml:space="preserve">: </w:t>
+      </w:r>
+      <w:r>
+        <w:t>Test e simulazione di ripristino</w:t>
+      </w:r>
+    </w:p>
+    <w:p>
+      <w:r>
+        <w:rPr>
+          <w:b/>
+        </w:rPr>
+        <w:t>Priorità</w:t>
+      </w:r>
+      <w:r>
+        <w:t xml:space="preserve">: </w:t>
+      </w:r>
+    </w:p>
+    <w:p>
+      <w:pPr>
+        <w:rPr>
+          <w:bCs/>
+        </w:rPr>
+      </w:pPr>
+      <w:r>
+        <w:rPr>
+          <w:b/>
+        </w:rPr>
+        <w:t xml:space="preserve">Svolgimento: </w:t>
+      </w:r>
+    </w:p>
+    <w:p/>
+    <w:p>
+      <w:pPr>
         <w:pStyle w:val="Titolo2"/>
         <w:ind w:left="578" w:hanging="578"/>
       </w:pPr>
-      <w:bookmarkStart w:id="8" w:name="_Toc94790449"/>
+      <w:bookmarkStart w:id="16" w:name="_Toc94790449"/>
+      <w:bookmarkStart w:id="17" w:name="_Toc241226298"/>
       <w:r>
         <w:t>Use case</w:t>
       </w:r>
-      <w:bookmarkEnd w:id="8"/>
+      <w:bookmarkEnd w:id="16"/>
+      <w:bookmarkEnd w:id="17"/>
     </w:p>
     <w:p>
       <w:pPr>
@@ -8089,6 +8874,73 @@
       </w:pPr>
       <w:r>
         <w:rPr>
+          <w:noProof/>
+        </w:rPr>
+        <w:drawing>
+          <wp:anchor distT="0" distB="0" distL="114300" distR="114300" simplePos="0" relativeHeight="251658240" behindDoc="1" locked="0" layoutInCell="1" allowOverlap="1" wp14:anchorId="57AB9D66" wp14:editId="4AFEAEE5">
+            <wp:simplePos x="0" y="0"/>
+            <wp:positionH relativeFrom="margin">
+              <wp:align>center</wp:align>
+            </wp:positionH>
+            <wp:positionV relativeFrom="paragraph">
+              <wp:posOffset>267335</wp:posOffset>
+            </wp:positionV>
+            <wp:extent cx="3528723" cy="1924050"/>
+            <wp:effectExtent l="0" t="0" r="0" b="0"/>
+            <wp:wrapTopAndBottom/>
+            <wp:docPr id="5" name="Immagine 5"/>
+            <wp:cNvGraphicFramePr>
+              <a:graphicFrameLocks xmlns:a="http://schemas.openxmlformats.org/drawingml/2006/main" noChangeAspect="1"/>
+            </wp:cNvGraphicFramePr>
+            <a:graphic xmlns:a="http://schemas.openxmlformats.org/drawingml/2006/main">
+              <a:graphicData uri="http://schemas.openxmlformats.org/drawingml/2006/picture">
+                <pic:pic xmlns:pic="http://schemas.openxmlformats.org/drawingml/2006/picture">
+                  <pic:nvPicPr>
+                    <pic:cNvPr id="0" name="Picture 6"/>
+                    <pic:cNvPicPr>
+                      <a:picLocks noChangeAspect="1" noChangeArrowheads="1"/>
+                    </pic:cNvPicPr>
+                  </pic:nvPicPr>
+                  <pic:blipFill>
+                    <a:blip r:embed="rId8">
+                      <a:extLst>
+                        <a:ext uri="{28A0092B-C50C-407E-A947-70E740481C1C}">
+                          <a14:useLocalDpi xmlns:a14="http://schemas.microsoft.com/office/drawing/2010/main" val="0"/>
+                        </a:ext>
+                      </a:extLst>
+                    </a:blip>
+                    <a:srcRect/>
+                    <a:stretch>
+                      <a:fillRect/>
+                    </a:stretch>
+                  </pic:blipFill>
+                  <pic:spPr bwMode="auto">
+                    <a:xfrm>
+                      <a:off x="0" y="0"/>
+                      <a:ext cx="3528723" cy="1924050"/>
+                    </a:xfrm>
+                    <a:prstGeom prst="rect">
+                      <a:avLst/>
+                    </a:prstGeom>
+                    <a:noFill/>
+                    <a:ln>
+                      <a:noFill/>
+                    </a:ln>
+                  </pic:spPr>
+                </pic:pic>
+              </a:graphicData>
+            </a:graphic>
+            <wp14:sizeRelH relativeFrom="margin">
+              <wp14:pctWidth>0</wp14:pctWidth>
+            </wp14:sizeRelH>
+            <wp14:sizeRelV relativeFrom="margin">
+              <wp14:pctHeight>0</wp14:pctHeight>
+            </wp14:sizeRelV>
+          </wp:anchor>
+        </w:drawing>
+      </w:r>
+      <w:r>
+        <w:rPr>
           <w:lang w:val="it-IT"/>
         </w:rPr>
         <w:t xml:space="preserve">I casi d’uso rappresentano l’interazione tra i vari </w:t>
@@ -8111,6 +8963,14 @@
         </w:rPr>
         <w:t>.</w:t>
       </w:r>
+    </w:p>
+    <w:p/>
+    <w:p>
+      <w:pPr>
+        <w:rPr>
+          <w:lang w:val="it-IT"/>
+        </w:rPr>
+      </w:pPr>
     </w:p>
     <w:p>
       <w:pPr>
@@ -8123,11 +8983,13 @@
       <w:pPr>
         <w:pStyle w:val="Titolo2"/>
       </w:pPr>
-      <w:bookmarkStart w:id="9" w:name="_Toc94790450"/>
+      <w:bookmarkStart w:id="18" w:name="_Toc94790450"/>
+      <w:bookmarkStart w:id="19" w:name="_Toc241226299"/>
       <w:r>
         <w:t>Pianificazione</w:t>
       </w:r>
-      <w:bookmarkEnd w:id="9"/>
+      <w:bookmarkEnd w:id="18"/>
+      <w:bookmarkEnd w:id="19"/>
     </w:p>
     <w:p>
       <w:pPr>
@@ -8171,7 +9033,22 @@
         <w:rPr>
           <w:lang w:val="it-IT"/>
         </w:rPr>
-        <w:t>La pianificazione può essere rappresentata mediante un diagramma di Gantt:</w:t>
+        <w:lastRenderedPageBreak/>
+        <w:t xml:space="preserve">La pianificazione può essere rappresentata mediante un diagramma di </w:t>
+      </w:r>
+      <w:proofErr w:type="spellStart"/>
+      <w:r>
+        <w:rPr>
+          <w:lang w:val="it-IT"/>
+        </w:rPr>
+        <w:t>Gantt</w:t>
+      </w:r>
+      <w:proofErr w:type="spellEnd"/>
+      <w:r>
+        <w:rPr>
+          <w:lang w:val="it-IT"/>
+        </w:rPr>
+        <w:t>:</w:t>
       </w:r>
     </w:p>
     <w:p>
@@ -8214,7 +9091,6 @@
                 <w:noProof/>
                 <w:lang w:val="it-IT"/>
               </w:rPr>
-              <w:lastRenderedPageBreak/>
               <w:drawing>
                 <wp:inline distT="0" distB="0" distL="0" distR="0" wp14:anchorId="3C988473" wp14:editId="421E0D4A">
                   <wp:extent cx="5972175" cy="2876550"/>
@@ -8233,7 +9109,7 @@
                           </pic:cNvPicPr>
                         </pic:nvPicPr>
                         <pic:blipFill>
-                          <a:blip r:embed="rId8">
+                          <a:blip r:embed="rId9">
                             <a:extLst>
                               <a:ext uri="{28A0092B-C50C-407E-A947-70E740481C1C}">
                                 <a14:useLocalDpi xmlns:a14="http://schemas.microsoft.com/office/drawing/2010/main" val="0"/>
@@ -8297,7 +9173,15 @@
               <w:fldChar w:fldCharType="end"/>
             </w:r>
             <w:r>
-              <w:t>: Esempio di diagramma di Gantt.</w:t>
+              <w:t xml:space="preserve">: Esempio di diagramma di </w:t>
+            </w:r>
+            <w:proofErr w:type="spellStart"/>
+            <w:r>
+              <w:t>Gantt</w:t>
+            </w:r>
+            <w:proofErr w:type="spellEnd"/>
+            <w:r>
+              <w:t>.</w:t>
             </w:r>
           </w:p>
         </w:tc>
@@ -8344,18 +9228,34 @@
         <w:rPr>
           <w:lang w:val="it-IT"/>
         </w:rPr>
-        <w:t xml:space="preserve"> scrum), dovranno apparire in questo capitolo.</w:t>
+        <w:t xml:space="preserve"> </w:t>
+      </w:r>
+      <w:proofErr w:type="spellStart"/>
+      <w:r>
+        <w:rPr>
+          <w:lang w:val="it-IT"/>
+        </w:rPr>
+        <w:t>scrum</w:t>
+      </w:r>
+      <w:proofErr w:type="spellEnd"/>
+      <w:r>
+        <w:rPr>
+          <w:lang w:val="it-IT"/>
+        </w:rPr>
+        <w:t>), dovranno apparire in questo capitolo.</w:t>
       </w:r>
     </w:p>
     <w:p>
       <w:pPr>
         <w:pStyle w:val="Titolo2"/>
       </w:pPr>
-      <w:bookmarkStart w:id="10" w:name="_Toc94790451"/>
+      <w:bookmarkStart w:id="20" w:name="_Toc94790451"/>
+      <w:bookmarkStart w:id="21" w:name="_Toc241226300"/>
       <w:r>
         <w:t>Analisi dei mezzi</w:t>
       </w:r>
-      <w:bookmarkEnd w:id="10"/>
+      <w:bookmarkEnd w:id="20"/>
+      <w:bookmarkEnd w:id="21"/>
     </w:p>
     <w:p>
       <w:pPr>
@@ -8398,13 +9298,15 @@
       <w:pPr>
         <w:pStyle w:val="Titolo3"/>
       </w:pPr>
-      <w:bookmarkStart w:id="11" w:name="_Toc413411419"/>
-      <w:bookmarkStart w:id="12" w:name="_Toc94790452"/>
+      <w:bookmarkStart w:id="22" w:name="_Toc413411419"/>
+      <w:bookmarkStart w:id="23" w:name="_Toc94790452"/>
+      <w:bookmarkStart w:id="24" w:name="_Toc241226301"/>
       <w:r>
         <w:t>Software</w:t>
       </w:r>
-      <w:bookmarkEnd w:id="11"/>
-      <w:bookmarkEnd w:id="12"/>
+      <w:bookmarkEnd w:id="22"/>
+      <w:bookmarkEnd w:id="23"/>
+      <w:bookmarkEnd w:id="24"/>
     </w:p>
     <w:p>
       <w:pPr>
@@ -8441,13 +9343,15 @@
       <w:pPr>
         <w:pStyle w:val="Titolo3"/>
       </w:pPr>
-      <w:bookmarkStart w:id="13" w:name="_Toc413411420"/>
-      <w:bookmarkStart w:id="14" w:name="_Toc94790453"/>
+      <w:bookmarkStart w:id="25" w:name="_Toc413411420"/>
+      <w:bookmarkStart w:id="26" w:name="_Toc94790453"/>
+      <w:bookmarkStart w:id="27" w:name="_Toc241226302"/>
       <w:r>
         <w:t>Hardware</w:t>
       </w:r>
-      <w:bookmarkEnd w:id="13"/>
-      <w:bookmarkEnd w:id="14"/>
+      <w:bookmarkEnd w:id="25"/>
+      <w:bookmarkEnd w:id="26"/>
+      <w:bookmarkEnd w:id="27"/>
     </w:p>
     <w:p>
       <w:pPr>
@@ -8485,13 +9389,15 @@
       <w:pPr>
         <w:pStyle w:val="Titolo1"/>
       </w:pPr>
-      <w:bookmarkStart w:id="15" w:name="_Toc429059808"/>
-      <w:bookmarkStart w:id="16" w:name="_Toc94790454"/>
+      <w:bookmarkStart w:id="28" w:name="_Toc429059808"/>
+      <w:bookmarkStart w:id="29" w:name="_Toc94790454"/>
+      <w:bookmarkStart w:id="30" w:name="_Toc241226303"/>
       <w:r>
         <w:t>Progettazione</w:t>
       </w:r>
-      <w:bookmarkEnd w:id="15"/>
-      <w:bookmarkEnd w:id="16"/>
+      <w:bookmarkEnd w:id="28"/>
+      <w:bookmarkEnd w:id="29"/>
+      <w:bookmarkEnd w:id="30"/>
     </w:p>
     <w:p>
       <w:pPr>
@@ -8517,13 +9423,15 @@
       <w:pPr>
         <w:pStyle w:val="Titolo2"/>
       </w:pPr>
-      <w:bookmarkStart w:id="17" w:name="_Toc429059809"/>
-      <w:bookmarkStart w:id="18" w:name="_Toc94790455"/>
+      <w:bookmarkStart w:id="31" w:name="_Toc429059809"/>
+      <w:bookmarkStart w:id="32" w:name="_Toc94790455"/>
+      <w:bookmarkStart w:id="33" w:name="_Toc241226304"/>
       <w:r>
         <w:t>Design dell’architettura del sistema</w:t>
       </w:r>
-      <w:bookmarkEnd w:id="17"/>
-      <w:bookmarkEnd w:id="18"/>
+      <w:bookmarkEnd w:id="31"/>
+      <w:bookmarkEnd w:id="32"/>
+      <w:bookmarkEnd w:id="33"/>
     </w:p>
     <w:p>
       <w:pPr>
@@ -8598,6 +9506,7 @@
         <w:rPr>
           <w:lang w:val="it-IT"/>
         </w:rPr>
+        <w:lastRenderedPageBreak/>
         <w:t>I</w:t>
       </w:r>
       <w:r>
@@ -8646,8 +9555,16 @@
         <w:rPr>
           <w:lang w:val="it-IT"/>
         </w:rPr>
-        <w:t>Eventuale sitemap</w:t>
-      </w:r>
+        <w:t xml:space="preserve">Eventuale </w:t>
+      </w:r>
+      <w:proofErr w:type="spellStart"/>
+      <w:r>
+        <w:rPr>
+          <w:lang w:val="it-IT"/>
+        </w:rPr>
+        <w:t>sitemap</w:t>
+      </w:r>
+      <w:proofErr w:type="spellEnd"/>
     </w:p>
     <w:p>
       <w:pPr>
@@ -8660,16 +9577,18 @@
       <w:pPr>
         <w:pStyle w:val="Titolo2"/>
       </w:pPr>
-      <w:bookmarkStart w:id="19" w:name="_Toc429059810"/>
-      <w:bookmarkStart w:id="20" w:name="_Toc94790456"/>
+      <w:bookmarkStart w:id="34" w:name="_Toc429059810"/>
+      <w:bookmarkStart w:id="35" w:name="_Toc94790456"/>
+      <w:bookmarkStart w:id="36" w:name="_Toc241226305"/>
       <w:r>
         <w:t>Design dei dati</w:t>
       </w:r>
       <w:r>
         <w:t xml:space="preserve"> e database</w:t>
       </w:r>
-      <w:bookmarkEnd w:id="19"/>
-      <w:bookmarkEnd w:id="20"/>
+      <w:bookmarkEnd w:id="34"/>
+      <w:bookmarkEnd w:id="35"/>
+      <w:bookmarkEnd w:id="36"/>
     </w:p>
     <w:p>
       <w:pPr>
@@ -8720,13 +9639,15 @@
       <w:pPr>
         <w:pStyle w:val="Titolo2"/>
       </w:pPr>
-      <w:bookmarkStart w:id="21" w:name="_Toc429059811"/>
-      <w:bookmarkStart w:id="22" w:name="_Toc94790457"/>
+      <w:bookmarkStart w:id="37" w:name="_Toc429059811"/>
+      <w:bookmarkStart w:id="38" w:name="_Toc94790457"/>
+      <w:bookmarkStart w:id="39" w:name="_Toc241226306"/>
       <w:r>
         <w:t>Design delle interfacce</w:t>
       </w:r>
-      <w:bookmarkEnd w:id="21"/>
-      <w:bookmarkEnd w:id="22"/>
+      <w:bookmarkEnd w:id="37"/>
+      <w:bookmarkEnd w:id="38"/>
+      <w:bookmarkEnd w:id="39"/>
     </w:p>
     <w:p>
       <w:pPr>
@@ -8744,20 +9665,36 @@
         <w:rPr>
           <w:lang w:val="it-IT"/>
         </w:rPr>
-        <w:t>vate durante la fase di analisi e realizzata tramite mockups.</w:t>
+        <w:t xml:space="preserve">vate durante la fase di analisi e realizzata tramite </w:t>
+      </w:r>
+      <w:proofErr w:type="spellStart"/>
+      <w:r>
+        <w:rPr>
+          <w:lang w:val="it-IT"/>
+        </w:rPr>
+        <w:t>mockups</w:t>
+      </w:r>
+      <w:proofErr w:type="spellEnd"/>
+      <w:r>
+        <w:rPr>
+          <w:lang w:val="it-IT"/>
+        </w:rPr>
+        <w:t>.</w:t>
       </w:r>
     </w:p>
     <w:p>
       <w:pPr>
         <w:pStyle w:val="Titolo2"/>
       </w:pPr>
-      <w:bookmarkStart w:id="23" w:name="_Toc429059812"/>
-      <w:bookmarkStart w:id="24" w:name="_Toc94790458"/>
+      <w:bookmarkStart w:id="40" w:name="_Toc429059812"/>
+      <w:bookmarkStart w:id="41" w:name="_Toc94790458"/>
+      <w:bookmarkStart w:id="42" w:name="_Toc241226307"/>
       <w:r>
         <w:t>Design procedurale</w:t>
       </w:r>
-      <w:bookmarkEnd w:id="23"/>
-      <w:bookmarkEnd w:id="24"/>
+      <w:bookmarkEnd w:id="40"/>
+      <w:bookmarkEnd w:id="41"/>
+      <w:bookmarkEnd w:id="42"/>
     </w:p>
     <w:p>
       <w:pPr>
@@ -8849,8 +9786,16 @@
         <w:rPr>
           <w:lang w:val="it-IT"/>
         </w:rPr>
-        <w:t>Tabelle di routing</w:t>
-      </w:r>
+        <w:t xml:space="preserve">Tabelle di </w:t>
+      </w:r>
+      <w:proofErr w:type="spellStart"/>
+      <w:r>
+        <w:rPr>
+          <w:lang w:val="it-IT"/>
+        </w:rPr>
+        <w:t>routing</w:t>
+      </w:r>
+      <w:proofErr w:type="spellEnd"/>
     </w:p>
     <w:p>
       <w:pPr>
@@ -8925,14 +9870,16 @@
           <w:bottom w:val="single" w:sz="4" w:space="1" w:color="auto"/>
         </w:pBdr>
       </w:pPr>
-      <w:bookmarkStart w:id="25" w:name="_Toc461179222"/>
-      <w:bookmarkStart w:id="26" w:name="_Toc94790459"/>
+      <w:bookmarkStart w:id="43" w:name="_Toc461179222"/>
+      <w:bookmarkStart w:id="44" w:name="_Toc94790459"/>
+      <w:bookmarkStart w:id="45" w:name="_Toc241226308"/>
       <w:r>
         <w:lastRenderedPageBreak/>
         <w:t>Implementazione</w:t>
       </w:r>
-      <w:bookmarkEnd w:id="25"/>
-      <w:bookmarkEnd w:id="26"/>
+      <w:bookmarkEnd w:id="43"/>
+      <w:bookmarkEnd w:id="44"/>
+      <w:bookmarkEnd w:id="45"/>
     </w:p>
     <w:p>
       <w:r>
@@ -8995,28 +9942,32 @@
           <w:lang w:val="it-IT"/>
         </w:rPr>
       </w:pPr>
-      <w:bookmarkStart w:id="27" w:name="_Toc461179223"/>
-      <w:bookmarkStart w:id="28" w:name="_Toc94790460"/>
+      <w:bookmarkStart w:id="46" w:name="_Toc461179223"/>
+      <w:bookmarkStart w:id="47" w:name="_Toc94790460"/>
+      <w:bookmarkStart w:id="48" w:name="_Toc241226309"/>
       <w:r>
         <w:rPr>
           <w:lang w:val="it-IT"/>
         </w:rPr>
         <w:t>Test</w:t>
       </w:r>
-      <w:bookmarkEnd w:id="27"/>
-      <w:bookmarkEnd w:id="28"/>
+      <w:bookmarkEnd w:id="46"/>
+      <w:bookmarkEnd w:id="47"/>
+      <w:bookmarkEnd w:id="48"/>
     </w:p>
     <w:p>
       <w:pPr>
         <w:pStyle w:val="Titolo2"/>
       </w:pPr>
-      <w:bookmarkStart w:id="29" w:name="_Toc461179224"/>
-      <w:bookmarkStart w:id="30" w:name="_Toc94790461"/>
+      <w:bookmarkStart w:id="49" w:name="_Toc461179224"/>
+      <w:bookmarkStart w:id="50" w:name="_Toc94790461"/>
+      <w:bookmarkStart w:id="51" w:name="_Toc241226310"/>
       <w:r>
         <w:t>Protocollo di test</w:t>
       </w:r>
-      <w:bookmarkEnd w:id="29"/>
-      <w:bookmarkEnd w:id="30"/>
+      <w:bookmarkEnd w:id="49"/>
+      <w:bookmarkEnd w:id="50"/>
+      <w:bookmarkEnd w:id="51"/>
     </w:p>
     <w:p>
       <w:pPr>
@@ -9046,7 +9997,7 @@
       </w:pPr>
     </w:p>
     <w:p>
-      <w:bookmarkStart w:id="31" w:name="_Toc461179225"/>
+      <w:bookmarkStart w:id="52" w:name="_Toc461179225"/>
     </w:p>
     <w:tbl>
       <w:tblPr>
@@ -9105,6 +10056,7 @@
                 <w:lang w:val="en-GB" w:eastAsia="en-US"/>
               </w:rPr>
             </w:pPr>
+            <w:proofErr w:type="spellStart"/>
             <w:r>
               <w:rPr>
                 <w:b/>
@@ -9114,6 +10066,7 @@
               </w:rPr>
               <w:t>Riferimento</w:t>
             </w:r>
+            <w:proofErr w:type="spellEnd"/>
             <w:r>
               <w:rPr>
                 <w:sz w:val="18"/>
@@ -9217,13 +10170,63 @@
                 <w:szCs w:val="18"/>
               </w:rPr>
             </w:pPr>
-            <w:r>
-              <w:rPr>
-                <w:sz w:val="18"/>
-                <w:szCs w:val="18"/>
-              </w:rPr>
-              <w:t>Verifica isolamento tra gruppi</w:t>
-            </w:r>
+            <w:proofErr w:type="spellStart"/>
+            <w:r>
+              <w:rPr>
+                <w:sz w:val="18"/>
+                <w:szCs w:val="18"/>
+              </w:rPr>
+              <w:t>Verifica</w:t>
+            </w:r>
+            <w:proofErr w:type="spellEnd"/>
+            <w:r>
+              <w:rPr>
+                <w:sz w:val="18"/>
+                <w:szCs w:val="18"/>
+              </w:rPr>
+              <w:t xml:space="preserve"> </w:t>
+            </w:r>
+            <w:proofErr w:type="spellStart"/>
+            <w:r>
+              <w:rPr>
+                <w:sz w:val="18"/>
+                <w:szCs w:val="18"/>
+              </w:rPr>
+              <w:t>isolamento</w:t>
+            </w:r>
+            <w:proofErr w:type="spellEnd"/>
+            <w:r>
+              <w:rPr>
+                <w:sz w:val="18"/>
+                <w:szCs w:val="18"/>
+              </w:rPr>
+              <w:t xml:space="preserve"> </w:t>
+            </w:r>
+            <w:proofErr w:type="spellStart"/>
+            <w:r>
+              <w:rPr>
+                <w:sz w:val="18"/>
+                <w:szCs w:val="18"/>
+              </w:rPr>
+              <w:t>tra</w:t>
+            </w:r>
+            <w:proofErr w:type="spellEnd"/>
+            <w:r>
+              <w:rPr>
+                <w:sz w:val="18"/>
+                <w:szCs w:val="18"/>
+              </w:rPr>
+              <w:t xml:space="preserve"> </w:t>
+            </w:r>
+            <w:proofErr w:type="spellStart"/>
+            <w:r>
+              <w:rPr>
+                <w:sz w:val="18"/>
+                <w:szCs w:val="18"/>
+              </w:rPr>
+              <w:t>gruppi</w:t>
+            </w:r>
+            <w:proofErr w:type="spellEnd"/>
           </w:p>
         </w:tc>
       </w:tr>
@@ -9245,6 +10248,7 @@
                 <w:szCs w:val="18"/>
               </w:rPr>
             </w:pPr>
+            <w:proofErr w:type="spellStart"/>
             <w:r>
               <w:rPr>
                 <w:b/>
@@ -9253,6 +10257,7 @@
               </w:rPr>
               <w:t>Descrizione</w:t>
             </w:r>
+            <w:proofErr w:type="spellEnd"/>
             <w:r>
               <w:rPr>
                 <w:b/>
@@ -9279,13 +10284,335 @@
                 <w:szCs w:val="18"/>
               </w:rPr>
             </w:pPr>
-            <w:r>
-              <w:rPr>
-                <w:sz w:val="18"/>
-                <w:szCs w:val="18"/>
-              </w:rPr>
-              <w:t>Bisogna verificare che i permessi sulle cartelle e i file della condivisa sono corretti e che i diversi gruppi non possano interferire senza permesso con gli altri</w:t>
-            </w:r>
+            <w:proofErr w:type="spellStart"/>
+            <w:r>
+              <w:rPr>
+                <w:sz w:val="18"/>
+                <w:szCs w:val="18"/>
+              </w:rPr>
+              <w:t>Bisogna</w:t>
+            </w:r>
+            <w:proofErr w:type="spellEnd"/>
+            <w:r>
+              <w:rPr>
+                <w:sz w:val="18"/>
+                <w:szCs w:val="18"/>
+              </w:rPr>
+              <w:t xml:space="preserve"> </w:t>
+            </w:r>
+            <w:proofErr w:type="spellStart"/>
+            <w:r>
+              <w:rPr>
+                <w:sz w:val="18"/>
+                <w:szCs w:val="18"/>
+              </w:rPr>
+              <w:t>verificare</w:t>
+            </w:r>
+            <w:proofErr w:type="spellEnd"/>
+            <w:r>
+              <w:rPr>
+                <w:sz w:val="18"/>
+                <w:szCs w:val="18"/>
+              </w:rPr>
+              <w:t xml:space="preserve"> </w:t>
+            </w:r>
+            <w:proofErr w:type="spellStart"/>
+            <w:r>
+              <w:rPr>
+                <w:sz w:val="18"/>
+                <w:szCs w:val="18"/>
+              </w:rPr>
+              <w:t>che</w:t>
+            </w:r>
+            <w:proofErr w:type="spellEnd"/>
+            <w:r>
+              <w:rPr>
+                <w:sz w:val="18"/>
+                <w:szCs w:val="18"/>
+              </w:rPr>
+              <w:t xml:space="preserve"> </w:t>
+            </w:r>
+            <w:proofErr w:type="spellStart"/>
+            <w:r>
+              <w:rPr>
+                <w:sz w:val="18"/>
+                <w:szCs w:val="18"/>
+              </w:rPr>
+              <w:t>i</w:t>
+            </w:r>
+            <w:proofErr w:type="spellEnd"/>
+            <w:r>
+              <w:rPr>
+                <w:sz w:val="18"/>
+                <w:szCs w:val="18"/>
+              </w:rPr>
+              <w:t xml:space="preserve"> </w:t>
+            </w:r>
+            <w:proofErr w:type="spellStart"/>
+            <w:r>
+              <w:rPr>
+                <w:sz w:val="18"/>
+                <w:szCs w:val="18"/>
+              </w:rPr>
+              <w:t>permessi</w:t>
+            </w:r>
+            <w:proofErr w:type="spellEnd"/>
+            <w:r>
+              <w:rPr>
+                <w:sz w:val="18"/>
+                <w:szCs w:val="18"/>
+              </w:rPr>
+              <w:t xml:space="preserve"> </w:t>
+            </w:r>
+            <w:proofErr w:type="spellStart"/>
+            <w:r>
+              <w:rPr>
+                <w:sz w:val="18"/>
+                <w:szCs w:val="18"/>
+              </w:rPr>
+              <w:t>sulle</w:t>
+            </w:r>
+            <w:proofErr w:type="spellEnd"/>
+            <w:r>
+              <w:rPr>
+                <w:sz w:val="18"/>
+                <w:szCs w:val="18"/>
+              </w:rPr>
+              <w:t xml:space="preserve"> </w:t>
+            </w:r>
+            <w:proofErr w:type="spellStart"/>
+            <w:r>
+              <w:rPr>
+                <w:sz w:val="18"/>
+                <w:szCs w:val="18"/>
+              </w:rPr>
+              <w:t>cartelle</w:t>
+            </w:r>
+            <w:proofErr w:type="spellEnd"/>
+            <w:r>
+              <w:rPr>
+                <w:sz w:val="18"/>
+                <w:szCs w:val="18"/>
+              </w:rPr>
+              <w:t xml:space="preserve"> e </w:t>
+            </w:r>
+            <w:proofErr w:type="spellStart"/>
+            <w:r>
+              <w:rPr>
+                <w:sz w:val="18"/>
+                <w:szCs w:val="18"/>
+              </w:rPr>
+              <w:t>i</w:t>
+            </w:r>
+            <w:proofErr w:type="spellEnd"/>
+            <w:r>
+              <w:rPr>
+                <w:sz w:val="18"/>
+                <w:szCs w:val="18"/>
+              </w:rPr>
+              <w:t xml:space="preserve"> file </w:t>
+            </w:r>
+            <w:proofErr w:type="spellStart"/>
+            <w:r>
+              <w:rPr>
+                <w:sz w:val="18"/>
+                <w:szCs w:val="18"/>
+              </w:rPr>
+              <w:t>della</w:t>
+            </w:r>
+            <w:proofErr w:type="spellEnd"/>
+            <w:r>
+              <w:rPr>
+                <w:sz w:val="18"/>
+                <w:szCs w:val="18"/>
+              </w:rPr>
+              <w:t xml:space="preserve"> </w:t>
+            </w:r>
+            <w:proofErr w:type="spellStart"/>
+            <w:r>
+              <w:rPr>
+                <w:sz w:val="18"/>
+                <w:szCs w:val="18"/>
+              </w:rPr>
+              <w:t>condivisa</w:t>
+            </w:r>
+            <w:proofErr w:type="spellEnd"/>
+            <w:r>
+              <w:rPr>
+                <w:sz w:val="18"/>
+                <w:szCs w:val="18"/>
+              </w:rPr>
+              <w:t xml:space="preserve"> </w:t>
+            </w:r>
+            <w:proofErr w:type="spellStart"/>
+            <w:r>
+              <w:rPr>
+                <w:sz w:val="18"/>
+                <w:szCs w:val="18"/>
+              </w:rPr>
+              <w:t>sono</w:t>
+            </w:r>
+            <w:proofErr w:type="spellEnd"/>
+            <w:r>
+              <w:rPr>
+                <w:sz w:val="18"/>
+                <w:szCs w:val="18"/>
+              </w:rPr>
+              <w:t xml:space="preserve"> </w:t>
+            </w:r>
+            <w:proofErr w:type="spellStart"/>
+            <w:r>
+              <w:rPr>
+                <w:sz w:val="18"/>
+                <w:szCs w:val="18"/>
+              </w:rPr>
+              <w:t>corretti</w:t>
+            </w:r>
+            <w:proofErr w:type="spellEnd"/>
+            <w:r>
+              <w:rPr>
+                <w:sz w:val="18"/>
+                <w:szCs w:val="18"/>
+              </w:rPr>
+              <w:t xml:space="preserve"> e </w:t>
+            </w:r>
+            <w:proofErr w:type="spellStart"/>
+            <w:r>
+              <w:rPr>
+                <w:sz w:val="18"/>
+                <w:szCs w:val="18"/>
+              </w:rPr>
+              <w:t>che</w:t>
+            </w:r>
+            <w:proofErr w:type="spellEnd"/>
+            <w:r>
+              <w:rPr>
+                <w:sz w:val="18"/>
+                <w:szCs w:val="18"/>
+              </w:rPr>
+              <w:t xml:space="preserve"> </w:t>
+            </w:r>
+            <w:proofErr w:type="spellStart"/>
+            <w:r>
+              <w:rPr>
+                <w:sz w:val="18"/>
+                <w:szCs w:val="18"/>
+              </w:rPr>
+              <w:t>i</w:t>
+            </w:r>
+            <w:proofErr w:type="spellEnd"/>
+            <w:r>
+              <w:rPr>
+                <w:sz w:val="18"/>
+                <w:szCs w:val="18"/>
+              </w:rPr>
+              <w:t xml:space="preserve"> </w:t>
+            </w:r>
+            <w:proofErr w:type="spellStart"/>
+            <w:r>
+              <w:rPr>
+                <w:sz w:val="18"/>
+                <w:szCs w:val="18"/>
+              </w:rPr>
+              <w:t>diversi</w:t>
+            </w:r>
+            <w:proofErr w:type="spellEnd"/>
+            <w:r>
+              <w:rPr>
+                <w:sz w:val="18"/>
+                <w:szCs w:val="18"/>
+              </w:rPr>
+              <w:t xml:space="preserve"> </w:t>
+            </w:r>
+            <w:proofErr w:type="spellStart"/>
+            <w:r>
+              <w:rPr>
+                <w:sz w:val="18"/>
+                <w:szCs w:val="18"/>
+              </w:rPr>
+              <w:t>gruppi</w:t>
+            </w:r>
+            <w:proofErr w:type="spellEnd"/>
+            <w:r>
+              <w:rPr>
+                <w:sz w:val="18"/>
+                <w:szCs w:val="18"/>
+              </w:rPr>
+              <w:t xml:space="preserve"> non </w:t>
+            </w:r>
+            <w:proofErr w:type="spellStart"/>
+            <w:r>
+              <w:rPr>
+                <w:sz w:val="18"/>
+                <w:szCs w:val="18"/>
+              </w:rPr>
+              <w:t>possano</w:t>
+            </w:r>
+            <w:proofErr w:type="spellEnd"/>
+            <w:r>
+              <w:rPr>
+                <w:sz w:val="18"/>
+                <w:szCs w:val="18"/>
+              </w:rPr>
+              <w:t xml:space="preserve"> </w:t>
+            </w:r>
+            <w:proofErr w:type="spellStart"/>
+            <w:r>
+              <w:rPr>
+                <w:sz w:val="18"/>
+                <w:szCs w:val="18"/>
+              </w:rPr>
+              <w:t>interferire</w:t>
+            </w:r>
+            <w:proofErr w:type="spellEnd"/>
+            <w:r>
+              <w:rPr>
+                <w:sz w:val="18"/>
+                <w:szCs w:val="18"/>
+              </w:rPr>
+              <w:t xml:space="preserve"> senza </w:t>
+            </w:r>
+            <w:proofErr w:type="spellStart"/>
+            <w:r>
+              <w:rPr>
+                <w:sz w:val="18"/>
+                <w:szCs w:val="18"/>
+              </w:rPr>
+              <w:t>permesso</w:t>
+            </w:r>
+            <w:proofErr w:type="spellEnd"/>
+            <w:r>
+              <w:rPr>
+                <w:sz w:val="18"/>
+                <w:szCs w:val="18"/>
+              </w:rPr>
+              <w:t xml:space="preserve"> con </w:t>
+            </w:r>
+            <w:proofErr w:type="spellStart"/>
+            <w:r>
+              <w:rPr>
+                <w:sz w:val="18"/>
+                <w:szCs w:val="18"/>
+              </w:rPr>
+              <w:t>gli</w:t>
+            </w:r>
+            <w:proofErr w:type="spellEnd"/>
+            <w:r>
+              <w:rPr>
+                <w:sz w:val="18"/>
+                <w:szCs w:val="18"/>
+              </w:rPr>
+              <w:t xml:space="preserve"> </w:t>
+            </w:r>
+            <w:proofErr w:type="spellStart"/>
+            <w:r>
+              <w:rPr>
+                <w:sz w:val="18"/>
+                <w:szCs w:val="18"/>
+              </w:rPr>
+              <w:t>altri</w:t>
+            </w:r>
+            <w:proofErr w:type="spellEnd"/>
           </w:p>
         </w:tc>
       </w:tr>
@@ -9307,6 +10634,7 @@
                 <w:szCs w:val="18"/>
               </w:rPr>
             </w:pPr>
+            <w:proofErr w:type="spellStart"/>
             <w:r>
               <w:rPr>
                 <w:b/>
@@ -9315,6 +10643,7 @@
               </w:rPr>
               <w:t>Prerequisiti</w:t>
             </w:r>
+            <w:proofErr w:type="spellEnd"/>
             <w:r>
               <w:rPr>
                 <w:b/>
@@ -9341,12 +10670,101 @@
                 <w:szCs w:val="18"/>
               </w:rPr>
             </w:pPr>
-            <w:r>
-              <w:rPr>
-                <w:sz w:val="18"/>
-                <w:szCs w:val="18"/>
-              </w:rPr>
-              <w:t>Cartelle condivise create con tutti i permessi e diritti impostati.</w:t>
+            <w:proofErr w:type="spellStart"/>
+            <w:r>
+              <w:rPr>
+                <w:sz w:val="18"/>
+                <w:szCs w:val="18"/>
+              </w:rPr>
+              <w:t>Cartelle</w:t>
+            </w:r>
+            <w:proofErr w:type="spellEnd"/>
+            <w:r>
+              <w:rPr>
+                <w:sz w:val="18"/>
+                <w:szCs w:val="18"/>
+              </w:rPr>
+              <w:t xml:space="preserve"> </w:t>
+            </w:r>
+            <w:proofErr w:type="spellStart"/>
+            <w:r>
+              <w:rPr>
+                <w:sz w:val="18"/>
+                <w:szCs w:val="18"/>
+              </w:rPr>
+              <w:t>condivise</w:t>
+            </w:r>
+            <w:proofErr w:type="spellEnd"/>
+            <w:r>
+              <w:rPr>
+                <w:sz w:val="18"/>
+                <w:szCs w:val="18"/>
+              </w:rPr>
+              <w:t xml:space="preserve"> create con tutti </w:t>
+            </w:r>
+            <w:proofErr w:type="spellStart"/>
+            <w:r>
+              <w:rPr>
+                <w:sz w:val="18"/>
+                <w:szCs w:val="18"/>
+              </w:rPr>
+              <w:t>i</w:t>
+            </w:r>
+            <w:proofErr w:type="spellEnd"/>
+            <w:r>
+              <w:rPr>
+                <w:sz w:val="18"/>
+                <w:szCs w:val="18"/>
+              </w:rPr>
+              <w:t xml:space="preserve"> </w:t>
+            </w:r>
+            <w:proofErr w:type="spellStart"/>
+            <w:r>
+              <w:rPr>
+                <w:sz w:val="18"/>
+                <w:szCs w:val="18"/>
+              </w:rPr>
+              <w:t>permessi</w:t>
+            </w:r>
+            <w:proofErr w:type="spellEnd"/>
+            <w:r>
+              <w:rPr>
+                <w:sz w:val="18"/>
+                <w:szCs w:val="18"/>
+              </w:rPr>
+              <w:t xml:space="preserve"> e </w:t>
+            </w:r>
+            <w:proofErr w:type="spellStart"/>
+            <w:r>
+              <w:rPr>
+                <w:sz w:val="18"/>
+                <w:szCs w:val="18"/>
+              </w:rPr>
+              <w:t>diritti</w:t>
+            </w:r>
+            <w:proofErr w:type="spellEnd"/>
+            <w:r>
+              <w:rPr>
+                <w:sz w:val="18"/>
+                <w:szCs w:val="18"/>
+              </w:rPr>
+              <w:t xml:space="preserve"> </w:t>
+            </w:r>
+            <w:proofErr w:type="spellStart"/>
+            <w:r>
+              <w:rPr>
+                <w:sz w:val="18"/>
+                <w:szCs w:val="18"/>
+              </w:rPr>
+              <w:t>impostati</w:t>
+            </w:r>
+            <w:proofErr w:type="spellEnd"/>
+            <w:r>
+              <w:rPr>
+                <w:sz w:val="18"/>
+                <w:szCs w:val="18"/>
+              </w:rPr>
+              <w:t>.</w:t>
             </w:r>
           </w:p>
         </w:tc>
@@ -9369,6 +10787,7 @@
                 <w:szCs w:val="18"/>
               </w:rPr>
             </w:pPr>
+            <w:proofErr w:type="spellStart"/>
             <w:r>
               <w:rPr>
                 <w:b/>
@@ -9377,6 +10796,7 @@
               </w:rPr>
               <w:t>Procedura</w:t>
             </w:r>
+            <w:proofErr w:type="spellEnd"/>
             <w:r>
               <w:rPr>
                 <w:b/>
@@ -9403,12 +10823,245 @@
                 <w:szCs w:val="18"/>
               </w:rPr>
             </w:pPr>
-            <w:r>
-              <w:rPr>
-                <w:sz w:val="18"/>
-                <w:szCs w:val="18"/>
-              </w:rPr>
-              <w:t>Accedere con un account di un determinato gruppo, verificare di poter modificare, eliminare e visualizzare i propri dati, poi provare con i file di un altro gruppo.</w:t>
+            <w:proofErr w:type="spellStart"/>
+            <w:r>
+              <w:rPr>
+                <w:sz w:val="18"/>
+                <w:szCs w:val="18"/>
+              </w:rPr>
+              <w:t>Accedere</w:t>
+            </w:r>
+            <w:proofErr w:type="spellEnd"/>
+            <w:r>
+              <w:rPr>
+                <w:sz w:val="18"/>
+                <w:szCs w:val="18"/>
+              </w:rPr>
+              <w:t xml:space="preserve"> con un account di un </w:t>
+            </w:r>
+            <w:proofErr w:type="spellStart"/>
+            <w:r>
+              <w:rPr>
+                <w:sz w:val="18"/>
+                <w:szCs w:val="18"/>
+              </w:rPr>
+              <w:t>determinato</w:t>
+            </w:r>
+            <w:proofErr w:type="spellEnd"/>
+            <w:r>
+              <w:rPr>
+                <w:sz w:val="18"/>
+                <w:szCs w:val="18"/>
+              </w:rPr>
+              <w:t xml:space="preserve"> </w:t>
+            </w:r>
+            <w:proofErr w:type="spellStart"/>
+            <w:r>
+              <w:rPr>
+                <w:sz w:val="18"/>
+                <w:szCs w:val="18"/>
+              </w:rPr>
+              <w:t>gruppo</w:t>
+            </w:r>
+            <w:proofErr w:type="spellEnd"/>
+            <w:r>
+              <w:rPr>
+                <w:sz w:val="18"/>
+                <w:szCs w:val="18"/>
+              </w:rPr>
+              <w:t xml:space="preserve">, </w:t>
+            </w:r>
+            <w:proofErr w:type="spellStart"/>
+            <w:r>
+              <w:rPr>
+                <w:sz w:val="18"/>
+                <w:szCs w:val="18"/>
+              </w:rPr>
+              <w:t>verificare</w:t>
+            </w:r>
+            <w:proofErr w:type="spellEnd"/>
+            <w:r>
+              <w:rPr>
+                <w:sz w:val="18"/>
+                <w:szCs w:val="18"/>
+              </w:rPr>
+              <w:t xml:space="preserve"> di </w:t>
+            </w:r>
+            <w:proofErr w:type="spellStart"/>
+            <w:r>
+              <w:rPr>
+                <w:sz w:val="18"/>
+                <w:szCs w:val="18"/>
+              </w:rPr>
+              <w:t>poter</w:t>
+            </w:r>
+            <w:proofErr w:type="spellEnd"/>
+            <w:r>
+              <w:rPr>
+                <w:sz w:val="18"/>
+                <w:szCs w:val="18"/>
+              </w:rPr>
+              <w:t xml:space="preserve"> </w:t>
+            </w:r>
+            <w:proofErr w:type="spellStart"/>
+            <w:r>
+              <w:rPr>
+                <w:sz w:val="18"/>
+                <w:szCs w:val="18"/>
+              </w:rPr>
+              <w:t>modificare</w:t>
+            </w:r>
+            <w:proofErr w:type="spellEnd"/>
+            <w:r>
+              <w:rPr>
+                <w:sz w:val="18"/>
+                <w:szCs w:val="18"/>
+              </w:rPr>
+              <w:t xml:space="preserve">, </w:t>
+            </w:r>
+            <w:proofErr w:type="spellStart"/>
+            <w:r>
+              <w:rPr>
+                <w:sz w:val="18"/>
+                <w:szCs w:val="18"/>
+              </w:rPr>
+              <w:t>eliminare</w:t>
+            </w:r>
+            <w:proofErr w:type="spellEnd"/>
+            <w:r>
+              <w:rPr>
+                <w:sz w:val="18"/>
+                <w:szCs w:val="18"/>
+              </w:rPr>
+              <w:t xml:space="preserve"> e </w:t>
+            </w:r>
+            <w:proofErr w:type="spellStart"/>
+            <w:r>
+              <w:rPr>
+                <w:sz w:val="18"/>
+                <w:szCs w:val="18"/>
+              </w:rPr>
+              <w:t>visualizzare</w:t>
+            </w:r>
+            <w:proofErr w:type="spellEnd"/>
+            <w:r>
+              <w:rPr>
+                <w:sz w:val="18"/>
+                <w:szCs w:val="18"/>
+              </w:rPr>
+              <w:t xml:space="preserve"> </w:t>
+            </w:r>
+            <w:proofErr w:type="spellStart"/>
+            <w:r>
+              <w:rPr>
+                <w:sz w:val="18"/>
+                <w:szCs w:val="18"/>
+              </w:rPr>
+              <w:t>i</w:t>
+            </w:r>
+            <w:proofErr w:type="spellEnd"/>
+            <w:r>
+              <w:rPr>
+                <w:sz w:val="18"/>
+                <w:szCs w:val="18"/>
+              </w:rPr>
+              <w:t xml:space="preserve"> </w:t>
+            </w:r>
+            <w:proofErr w:type="spellStart"/>
+            <w:r>
+              <w:rPr>
+                <w:sz w:val="18"/>
+                <w:szCs w:val="18"/>
+              </w:rPr>
+              <w:t>propri</w:t>
+            </w:r>
+            <w:proofErr w:type="spellEnd"/>
+            <w:r>
+              <w:rPr>
+                <w:sz w:val="18"/>
+                <w:szCs w:val="18"/>
+              </w:rPr>
+              <w:t xml:space="preserve"> </w:t>
+            </w:r>
+            <w:proofErr w:type="spellStart"/>
+            <w:r>
+              <w:rPr>
+                <w:sz w:val="18"/>
+                <w:szCs w:val="18"/>
+              </w:rPr>
+              <w:t>dati</w:t>
+            </w:r>
+            <w:proofErr w:type="spellEnd"/>
+            <w:r>
+              <w:rPr>
+                <w:sz w:val="18"/>
+                <w:szCs w:val="18"/>
+              </w:rPr>
+              <w:t xml:space="preserve">, poi </w:t>
+            </w:r>
+            <w:proofErr w:type="spellStart"/>
+            <w:r>
+              <w:rPr>
+                <w:sz w:val="18"/>
+                <w:szCs w:val="18"/>
+              </w:rPr>
+              <w:t>provare</w:t>
+            </w:r>
+            <w:proofErr w:type="spellEnd"/>
+            <w:r>
+              <w:rPr>
+                <w:sz w:val="18"/>
+                <w:szCs w:val="18"/>
+              </w:rPr>
+              <w:t xml:space="preserve"> con </w:t>
+            </w:r>
+            <w:proofErr w:type="spellStart"/>
+            <w:r>
+              <w:rPr>
+                <w:sz w:val="18"/>
+                <w:szCs w:val="18"/>
+              </w:rPr>
+              <w:t>i</w:t>
+            </w:r>
+            <w:proofErr w:type="spellEnd"/>
+            <w:r>
+              <w:rPr>
+                <w:sz w:val="18"/>
+                <w:szCs w:val="18"/>
+              </w:rPr>
+              <w:t xml:space="preserve"> file di un </w:t>
+            </w:r>
+            <w:proofErr w:type="spellStart"/>
+            <w:r>
+              <w:rPr>
+                <w:sz w:val="18"/>
+                <w:szCs w:val="18"/>
+              </w:rPr>
+              <w:t>altro</w:t>
+            </w:r>
+            <w:proofErr w:type="spellEnd"/>
+            <w:r>
+              <w:rPr>
+                <w:sz w:val="18"/>
+                <w:szCs w:val="18"/>
+              </w:rPr>
+              <w:t xml:space="preserve"> </w:t>
+            </w:r>
+            <w:proofErr w:type="spellStart"/>
+            <w:r>
+              <w:rPr>
+                <w:sz w:val="18"/>
+                <w:szCs w:val="18"/>
+              </w:rPr>
+              <w:t>gruppo</w:t>
+            </w:r>
+            <w:proofErr w:type="spellEnd"/>
+            <w:r>
+              <w:rPr>
+                <w:sz w:val="18"/>
+                <w:szCs w:val="18"/>
+              </w:rPr>
+              <w:t>.</w:t>
             </w:r>
           </w:p>
         </w:tc>
@@ -9431,14 +11084,34 @@
                 <w:szCs w:val="18"/>
               </w:rPr>
             </w:pPr>
-            <w:r>
-              <w:rPr>
-                <w:b/>
-                <w:sz w:val="18"/>
-                <w:szCs w:val="18"/>
-              </w:rPr>
-              <w:t>Risultati attesi</w:t>
-            </w:r>
+            <w:proofErr w:type="spellStart"/>
+            <w:r>
+              <w:rPr>
+                <w:b/>
+                <w:sz w:val="18"/>
+                <w:szCs w:val="18"/>
+              </w:rPr>
+              <w:t>Risultati</w:t>
+            </w:r>
+            <w:proofErr w:type="spellEnd"/>
+            <w:r>
+              <w:rPr>
+                <w:b/>
+                <w:sz w:val="18"/>
+                <w:szCs w:val="18"/>
+              </w:rPr>
+              <w:t xml:space="preserve"> </w:t>
+            </w:r>
+            <w:proofErr w:type="spellStart"/>
+            <w:r>
+              <w:rPr>
+                <w:b/>
+                <w:sz w:val="18"/>
+                <w:szCs w:val="18"/>
+              </w:rPr>
+              <w:t>attesi</w:t>
+            </w:r>
+            <w:proofErr w:type="spellEnd"/>
             <w:r>
               <w:rPr>
                 <w:b/>
@@ -9470,8 +11143,193 @@
                 <w:sz w:val="18"/>
                 <w:szCs w:val="18"/>
               </w:rPr>
-              <w:t>I membri di un gruppo non riescono a modificare o eliminare file e cartelle di un altro gruppo, oppure direttamente l’accesso è vietato</w:t>
-            </w:r>
+              <w:t xml:space="preserve">I </w:t>
+            </w:r>
+            <w:proofErr w:type="spellStart"/>
+            <w:r>
+              <w:rPr>
+                <w:sz w:val="18"/>
+                <w:szCs w:val="18"/>
+              </w:rPr>
+              <w:t>membri</w:t>
+            </w:r>
+            <w:proofErr w:type="spellEnd"/>
+            <w:r>
+              <w:rPr>
+                <w:sz w:val="18"/>
+                <w:szCs w:val="18"/>
+              </w:rPr>
+              <w:t xml:space="preserve"> di un </w:t>
+            </w:r>
+            <w:proofErr w:type="spellStart"/>
+            <w:r>
+              <w:rPr>
+                <w:sz w:val="18"/>
+                <w:szCs w:val="18"/>
+              </w:rPr>
+              <w:t>gruppo</w:t>
+            </w:r>
+            <w:proofErr w:type="spellEnd"/>
+            <w:r>
+              <w:rPr>
+                <w:sz w:val="18"/>
+                <w:szCs w:val="18"/>
+              </w:rPr>
+              <w:t xml:space="preserve"> non </w:t>
+            </w:r>
+            <w:proofErr w:type="spellStart"/>
+            <w:r>
+              <w:rPr>
+                <w:sz w:val="18"/>
+                <w:szCs w:val="18"/>
+              </w:rPr>
+              <w:t>riescono</w:t>
+            </w:r>
+            <w:proofErr w:type="spellEnd"/>
+            <w:r>
+              <w:rPr>
+                <w:sz w:val="18"/>
+                <w:szCs w:val="18"/>
+              </w:rPr>
+              <w:t xml:space="preserve"> a </w:t>
+            </w:r>
+            <w:proofErr w:type="spellStart"/>
+            <w:r>
+              <w:rPr>
+                <w:sz w:val="18"/>
+                <w:szCs w:val="18"/>
+              </w:rPr>
+              <w:t>modificare</w:t>
+            </w:r>
+            <w:proofErr w:type="spellEnd"/>
+            <w:r>
+              <w:rPr>
+                <w:sz w:val="18"/>
+                <w:szCs w:val="18"/>
+              </w:rPr>
+              <w:t xml:space="preserve"> o </w:t>
+            </w:r>
+            <w:proofErr w:type="spellStart"/>
+            <w:r>
+              <w:rPr>
+                <w:sz w:val="18"/>
+                <w:szCs w:val="18"/>
+              </w:rPr>
+              <w:t>eliminare</w:t>
+            </w:r>
+            <w:proofErr w:type="spellEnd"/>
+            <w:r>
+              <w:rPr>
+                <w:sz w:val="18"/>
+                <w:szCs w:val="18"/>
+              </w:rPr>
+              <w:t xml:space="preserve"> file e </w:t>
+            </w:r>
+            <w:proofErr w:type="spellStart"/>
+            <w:r>
+              <w:rPr>
+                <w:sz w:val="18"/>
+                <w:szCs w:val="18"/>
+              </w:rPr>
+              <w:t>cartelle</w:t>
+            </w:r>
+            <w:proofErr w:type="spellEnd"/>
+            <w:r>
+              <w:rPr>
+                <w:sz w:val="18"/>
+                <w:szCs w:val="18"/>
+              </w:rPr>
+              <w:t xml:space="preserve"> di un </w:t>
+            </w:r>
+            <w:proofErr w:type="spellStart"/>
+            <w:r>
+              <w:rPr>
+                <w:sz w:val="18"/>
+                <w:szCs w:val="18"/>
+              </w:rPr>
+              <w:t>altro</w:t>
+            </w:r>
+            <w:proofErr w:type="spellEnd"/>
+            <w:r>
+              <w:rPr>
+                <w:sz w:val="18"/>
+                <w:szCs w:val="18"/>
+              </w:rPr>
+              <w:t xml:space="preserve"> </w:t>
+            </w:r>
+            <w:proofErr w:type="spellStart"/>
+            <w:r>
+              <w:rPr>
+                <w:sz w:val="18"/>
+                <w:szCs w:val="18"/>
+              </w:rPr>
+              <w:t>gruppo</w:t>
+            </w:r>
+            <w:proofErr w:type="spellEnd"/>
+            <w:r>
+              <w:rPr>
+                <w:sz w:val="18"/>
+                <w:szCs w:val="18"/>
+              </w:rPr>
+              <w:t xml:space="preserve">, </w:t>
+            </w:r>
+            <w:proofErr w:type="spellStart"/>
+            <w:r>
+              <w:rPr>
+                <w:sz w:val="18"/>
+                <w:szCs w:val="18"/>
+              </w:rPr>
+              <w:t>oppure</w:t>
+            </w:r>
+            <w:proofErr w:type="spellEnd"/>
+            <w:r>
+              <w:rPr>
+                <w:sz w:val="18"/>
+                <w:szCs w:val="18"/>
+              </w:rPr>
+              <w:t xml:space="preserve"> </w:t>
+            </w:r>
+            <w:proofErr w:type="spellStart"/>
+            <w:r>
+              <w:rPr>
+                <w:sz w:val="18"/>
+                <w:szCs w:val="18"/>
+              </w:rPr>
+              <w:t>direttamente</w:t>
+            </w:r>
+            <w:proofErr w:type="spellEnd"/>
+            <w:r>
+              <w:rPr>
+                <w:sz w:val="18"/>
+                <w:szCs w:val="18"/>
+              </w:rPr>
+              <w:t xml:space="preserve"> </w:t>
+            </w:r>
+            <w:proofErr w:type="spellStart"/>
+            <w:r>
+              <w:rPr>
+                <w:sz w:val="18"/>
+                <w:szCs w:val="18"/>
+              </w:rPr>
+              <w:t>l’accesso</w:t>
+            </w:r>
+            <w:proofErr w:type="spellEnd"/>
+            <w:r>
+              <w:rPr>
+                <w:sz w:val="18"/>
+                <w:szCs w:val="18"/>
+              </w:rPr>
+              <w:t xml:space="preserve"> è </w:t>
+            </w:r>
+            <w:proofErr w:type="spellStart"/>
+            <w:r>
+              <w:rPr>
+                <w:sz w:val="18"/>
+                <w:szCs w:val="18"/>
+              </w:rPr>
+              <w:t>vietato</w:t>
+            </w:r>
+            <w:proofErr w:type="spellEnd"/>
             <w:r>
               <w:rPr>
                 <w:sz w:val="18"/>
@@ -9542,6 +11400,7 @@
                 <w:lang w:val="en-GB" w:eastAsia="en-US"/>
               </w:rPr>
             </w:pPr>
+            <w:proofErr w:type="spellStart"/>
             <w:r>
               <w:rPr>
                 <w:b/>
@@ -9551,6 +11410,7 @@
               </w:rPr>
               <w:t>Riferimento</w:t>
             </w:r>
+            <w:proofErr w:type="spellEnd"/>
             <w:r>
               <w:rPr>
                 <w:sz w:val="18"/>
@@ -9668,13 +11528,63 @@
                 <w:szCs w:val="18"/>
               </w:rPr>
             </w:pPr>
-            <w:r>
-              <w:rPr>
-                <w:sz w:val="18"/>
-                <w:szCs w:val="18"/>
-              </w:rPr>
-              <w:t>Verifica ridondanza e tolleranza guasti</w:t>
-            </w:r>
+            <w:proofErr w:type="spellStart"/>
+            <w:r>
+              <w:rPr>
+                <w:sz w:val="18"/>
+                <w:szCs w:val="18"/>
+              </w:rPr>
+              <w:t>Verifica</w:t>
+            </w:r>
+            <w:proofErr w:type="spellEnd"/>
+            <w:r>
+              <w:rPr>
+                <w:sz w:val="18"/>
+                <w:szCs w:val="18"/>
+              </w:rPr>
+              <w:t xml:space="preserve"> </w:t>
+            </w:r>
+            <w:proofErr w:type="spellStart"/>
+            <w:r>
+              <w:rPr>
+                <w:sz w:val="18"/>
+                <w:szCs w:val="18"/>
+              </w:rPr>
+              <w:t>ridondanza</w:t>
+            </w:r>
+            <w:proofErr w:type="spellEnd"/>
+            <w:r>
+              <w:rPr>
+                <w:sz w:val="18"/>
+                <w:szCs w:val="18"/>
+              </w:rPr>
+              <w:t xml:space="preserve"> e </w:t>
+            </w:r>
+            <w:proofErr w:type="spellStart"/>
+            <w:r>
+              <w:rPr>
+                <w:sz w:val="18"/>
+                <w:szCs w:val="18"/>
+              </w:rPr>
+              <w:t>tolleranza</w:t>
+            </w:r>
+            <w:proofErr w:type="spellEnd"/>
+            <w:r>
+              <w:rPr>
+                <w:sz w:val="18"/>
+                <w:szCs w:val="18"/>
+              </w:rPr>
+              <w:t xml:space="preserve"> </w:t>
+            </w:r>
+            <w:proofErr w:type="spellStart"/>
+            <w:r>
+              <w:rPr>
+                <w:sz w:val="18"/>
+                <w:szCs w:val="18"/>
+              </w:rPr>
+              <w:t>guasti</w:t>
+            </w:r>
+            <w:proofErr w:type="spellEnd"/>
           </w:p>
         </w:tc>
       </w:tr>
@@ -9696,6 +11606,7 @@
                 <w:szCs w:val="18"/>
               </w:rPr>
             </w:pPr>
+            <w:proofErr w:type="spellStart"/>
             <w:r>
               <w:rPr>
                 <w:b/>
@@ -9704,6 +11615,7 @@
               </w:rPr>
               <w:t>Descrizione</w:t>
             </w:r>
+            <w:proofErr w:type="spellEnd"/>
             <w:r>
               <w:rPr>
                 <w:b/>
@@ -9730,13 +11642,127 @@
                 <w:szCs w:val="18"/>
               </w:rPr>
             </w:pPr>
-            <w:r>
-              <w:rPr>
-                <w:sz w:val="18"/>
-                <w:szCs w:val="18"/>
-              </w:rPr>
-              <w:t>Verificare che il sistema scelto e come impostato sia funzionale e funzionante</w:t>
-            </w:r>
+            <w:proofErr w:type="spellStart"/>
+            <w:r>
+              <w:rPr>
+                <w:sz w:val="18"/>
+                <w:szCs w:val="18"/>
+              </w:rPr>
+              <w:t>Verificare</w:t>
+            </w:r>
+            <w:proofErr w:type="spellEnd"/>
+            <w:r>
+              <w:rPr>
+                <w:sz w:val="18"/>
+                <w:szCs w:val="18"/>
+              </w:rPr>
+              <w:t xml:space="preserve"> </w:t>
+            </w:r>
+            <w:proofErr w:type="spellStart"/>
+            <w:r>
+              <w:rPr>
+                <w:sz w:val="18"/>
+                <w:szCs w:val="18"/>
+              </w:rPr>
+              <w:t>che</w:t>
+            </w:r>
+            <w:proofErr w:type="spellEnd"/>
+            <w:r>
+              <w:rPr>
+                <w:sz w:val="18"/>
+                <w:szCs w:val="18"/>
+              </w:rPr>
+              <w:t xml:space="preserve"> il </w:t>
+            </w:r>
+            <w:proofErr w:type="spellStart"/>
+            <w:r>
+              <w:rPr>
+                <w:sz w:val="18"/>
+                <w:szCs w:val="18"/>
+              </w:rPr>
+              <w:t>sistema</w:t>
+            </w:r>
+            <w:proofErr w:type="spellEnd"/>
+            <w:r>
+              <w:rPr>
+                <w:sz w:val="18"/>
+                <w:szCs w:val="18"/>
+              </w:rPr>
+              <w:t xml:space="preserve"> </w:t>
+            </w:r>
+            <w:proofErr w:type="spellStart"/>
+            <w:r>
+              <w:rPr>
+                <w:sz w:val="18"/>
+                <w:szCs w:val="18"/>
+              </w:rPr>
+              <w:t>scelto</w:t>
+            </w:r>
+            <w:proofErr w:type="spellEnd"/>
+            <w:r>
+              <w:rPr>
+                <w:sz w:val="18"/>
+                <w:szCs w:val="18"/>
+              </w:rPr>
+              <w:t xml:space="preserve"> e come </w:t>
+            </w:r>
+            <w:proofErr w:type="spellStart"/>
+            <w:r>
+              <w:rPr>
+                <w:sz w:val="18"/>
+                <w:szCs w:val="18"/>
+              </w:rPr>
+              <w:t>impostato</w:t>
+            </w:r>
+            <w:proofErr w:type="spellEnd"/>
+            <w:r>
+              <w:rPr>
+                <w:sz w:val="18"/>
+                <w:szCs w:val="18"/>
+              </w:rPr>
+              <w:t xml:space="preserve"> </w:t>
+            </w:r>
+            <w:proofErr w:type="spellStart"/>
+            <w:r>
+              <w:rPr>
+                <w:sz w:val="18"/>
+                <w:szCs w:val="18"/>
+              </w:rPr>
+              <w:t>sia</w:t>
+            </w:r>
+            <w:proofErr w:type="spellEnd"/>
+            <w:r>
+              <w:rPr>
+                <w:sz w:val="18"/>
+                <w:szCs w:val="18"/>
+              </w:rPr>
+              <w:t xml:space="preserve"> </w:t>
+            </w:r>
+            <w:proofErr w:type="spellStart"/>
+            <w:r>
+              <w:rPr>
+                <w:sz w:val="18"/>
+                <w:szCs w:val="18"/>
+              </w:rPr>
+              <w:t>funzionale</w:t>
+            </w:r>
+            <w:proofErr w:type="spellEnd"/>
+            <w:r>
+              <w:rPr>
+                <w:sz w:val="18"/>
+                <w:szCs w:val="18"/>
+              </w:rPr>
+              <w:t xml:space="preserve"> e </w:t>
+            </w:r>
+            <w:proofErr w:type="spellStart"/>
+            <w:r>
+              <w:rPr>
+                <w:sz w:val="18"/>
+                <w:szCs w:val="18"/>
+              </w:rPr>
+              <w:t>funzionante</w:t>
+            </w:r>
+            <w:proofErr w:type="spellEnd"/>
           </w:p>
         </w:tc>
       </w:tr>
@@ -9758,6 +11784,7 @@
                 <w:szCs w:val="18"/>
               </w:rPr>
             </w:pPr>
+            <w:proofErr w:type="spellStart"/>
             <w:r>
               <w:rPr>
                 <w:b/>
@@ -9766,6 +11793,7 @@
               </w:rPr>
               <w:t>Prerequisiti</w:t>
             </w:r>
+            <w:proofErr w:type="spellEnd"/>
             <w:r>
               <w:rPr>
                 <w:b/>
@@ -9797,7 +11825,23 @@
                 <w:sz w:val="18"/>
                 <w:szCs w:val="18"/>
               </w:rPr>
-              <w:t>Uno schema RAID di dischi.</w:t>
+              <w:t xml:space="preserve">Uno schema RAID di </w:t>
+            </w:r>
+            <w:proofErr w:type="spellStart"/>
+            <w:r>
+              <w:rPr>
+                <w:sz w:val="18"/>
+                <w:szCs w:val="18"/>
+              </w:rPr>
+              <w:t>dischi</w:t>
+            </w:r>
+            <w:proofErr w:type="spellEnd"/>
+            <w:r>
+              <w:rPr>
+                <w:sz w:val="18"/>
+                <w:szCs w:val="18"/>
+              </w:rPr>
+              <w:t>.</w:t>
             </w:r>
           </w:p>
         </w:tc>
@@ -9820,6 +11864,7 @@
                 <w:szCs w:val="18"/>
               </w:rPr>
             </w:pPr>
+            <w:proofErr w:type="spellStart"/>
             <w:r>
               <w:rPr>
                 <w:b/>
@@ -9828,6 +11873,7 @@
               </w:rPr>
               <w:t>Procedura</w:t>
             </w:r>
+            <w:proofErr w:type="spellEnd"/>
             <w:r>
               <w:rPr>
                 <w:b/>
@@ -9854,12 +11900,213 @@
                 <w:szCs w:val="18"/>
               </w:rPr>
             </w:pPr>
-            <w:r>
-              <w:rPr>
-                <w:sz w:val="18"/>
-                <w:szCs w:val="18"/>
-              </w:rPr>
-              <w:t>Disattivare uno dei dischi e verificare se tutti i dati sono reperibili, la velocità di salvataggio o ripristino dei dati.</w:t>
+            <w:proofErr w:type="spellStart"/>
+            <w:r>
+              <w:rPr>
+                <w:sz w:val="18"/>
+                <w:szCs w:val="18"/>
+              </w:rPr>
+              <w:t>Disattivare</w:t>
+            </w:r>
+            <w:proofErr w:type="spellEnd"/>
+            <w:r>
+              <w:rPr>
+                <w:sz w:val="18"/>
+                <w:szCs w:val="18"/>
+              </w:rPr>
+              <w:t xml:space="preserve"> uno </w:t>
+            </w:r>
+            <w:proofErr w:type="spellStart"/>
+            <w:r>
+              <w:rPr>
+                <w:sz w:val="18"/>
+                <w:szCs w:val="18"/>
+              </w:rPr>
+              <w:t>dei</w:t>
+            </w:r>
+            <w:proofErr w:type="spellEnd"/>
+            <w:r>
+              <w:rPr>
+                <w:sz w:val="18"/>
+                <w:szCs w:val="18"/>
+              </w:rPr>
+              <w:t xml:space="preserve"> </w:t>
+            </w:r>
+            <w:proofErr w:type="spellStart"/>
+            <w:r>
+              <w:rPr>
+                <w:sz w:val="18"/>
+                <w:szCs w:val="18"/>
+              </w:rPr>
+              <w:t>dischi</w:t>
+            </w:r>
+            <w:proofErr w:type="spellEnd"/>
+            <w:r>
+              <w:rPr>
+                <w:sz w:val="18"/>
+                <w:szCs w:val="18"/>
+              </w:rPr>
+              <w:t xml:space="preserve"> e </w:t>
+            </w:r>
+            <w:proofErr w:type="spellStart"/>
+            <w:r>
+              <w:rPr>
+                <w:sz w:val="18"/>
+                <w:szCs w:val="18"/>
+              </w:rPr>
+              <w:t>verificare</w:t>
+            </w:r>
+            <w:proofErr w:type="spellEnd"/>
+            <w:r>
+              <w:rPr>
+                <w:sz w:val="18"/>
+                <w:szCs w:val="18"/>
+              </w:rPr>
+              <w:t xml:space="preserve"> se tutti </w:t>
+            </w:r>
+            <w:proofErr w:type="spellStart"/>
+            <w:r>
+              <w:rPr>
+                <w:sz w:val="18"/>
+                <w:szCs w:val="18"/>
+              </w:rPr>
+              <w:t>i</w:t>
+            </w:r>
+            <w:proofErr w:type="spellEnd"/>
+            <w:r>
+              <w:rPr>
+                <w:sz w:val="18"/>
+                <w:szCs w:val="18"/>
+              </w:rPr>
+              <w:t xml:space="preserve"> </w:t>
+            </w:r>
+            <w:proofErr w:type="spellStart"/>
+            <w:r>
+              <w:rPr>
+                <w:sz w:val="18"/>
+                <w:szCs w:val="18"/>
+              </w:rPr>
+              <w:t>dati</w:t>
+            </w:r>
+            <w:proofErr w:type="spellEnd"/>
+            <w:r>
+              <w:rPr>
+                <w:sz w:val="18"/>
+                <w:szCs w:val="18"/>
+              </w:rPr>
+              <w:t xml:space="preserve"> </w:t>
+            </w:r>
+            <w:proofErr w:type="spellStart"/>
+            <w:r>
+              <w:rPr>
+                <w:sz w:val="18"/>
+                <w:szCs w:val="18"/>
+              </w:rPr>
+              <w:t>sono</w:t>
+            </w:r>
+            <w:proofErr w:type="spellEnd"/>
+            <w:r>
+              <w:rPr>
+                <w:sz w:val="18"/>
+                <w:szCs w:val="18"/>
+              </w:rPr>
+              <w:t xml:space="preserve"> </w:t>
+            </w:r>
+            <w:proofErr w:type="spellStart"/>
+            <w:r>
+              <w:rPr>
+                <w:sz w:val="18"/>
+                <w:szCs w:val="18"/>
+              </w:rPr>
+              <w:t>reperibili</w:t>
+            </w:r>
+            <w:proofErr w:type="spellEnd"/>
+            <w:r>
+              <w:rPr>
+                <w:sz w:val="18"/>
+                <w:szCs w:val="18"/>
+              </w:rPr>
+              <w:t xml:space="preserve">, la </w:t>
+            </w:r>
+            <w:proofErr w:type="spellStart"/>
+            <w:r>
+              <w:rPr>
+                <w:sz w:val="18"/>
+                <w:szCs w:val="18"/>
+              </w:rPr>
+              <w:t>velocità</w:t>
+            </w:r>
+            <w:proofErr w:type="spellEnd"/>
+            <w:r>
+              <w:rPr>
+                <w:sz w:val="18"/>
+                <w:szCs w:val="18"/>
+              </w:rPr>
+              <w:t xml:space="preserve"> di </w:t>
+            </w:r>
+            <w:proofErr w:type="spellStart"/>
+            <w:r>
+              <w:rPr>
+                <w:sz w:val="18"/>
+                <w:szCs w:val="18"/>
+              </w:rPr>
+              <w:t>salvataggio</w:t>
+            </w:r>
+            <w:proofErr w:type="spellEnd"/>
+            <w:r>
+              <w:rPr>
+                <w:sz w:val="18"/>
+                <w:szCs w:val="18"/>
+              </w:rPr>
+              <w:t xml:space="preserve"> o </w:t>
+            </w:r>
+            <w:proofErr w:type="spellStart"/>
+            <w:r>
+              <w:rPr>
+                <w:sz w:val="18"/>
+                <w:szCs w:val="18"/>
+              </w:rPr>
+              <w:t>ripristino</w:t>
+            </w:r>
+            <w:proofErr w:type="spellEnd"/>
+            <w:r>
+              <w:rPr>
+                <w:sz w:val="18"/>
+                <w:szCs w:val="18"/>
+              </w:rPr>
+              <w:t xml:space="preserve"> </w:t>
+            </w:r>
+            <w:proofErr w:type="spellStart"/>
+            <w:r>
+              <w:rPr>
+                <w:sz w:val="18"/>
+                <w:szCs w:val="18"/>
+              </w:rPr>
+              <w:t>dei</w:t>
+            </w:r>
+            <w:proofErr w:type="spellEnd"/>
+            <w:r>
+              <w:rPr>
+                <w:sz w:val="18"/>
+                <w:szCs w:val="18"/>
+              </w:rPr>
+              <w:t xml:space="preserve"> </w:t>
+            </w:r>
+            <w:proofErr w:type="spellStart"/>
+            <w:r>
+              <w:rPr>
+                <w:sz w:val="18"/>
+                <w:szCs w:val="18"/>
+              </w:rPr>
+              <w:t>dati</w:t>
+            </w:r>
+            <w:proofErr w:type="spellEnd"/>
+            <w:r>
+              <w:rPr>
+                <w:sz w:val="18"/>
+                <w:szCs w:val="18"/>
+              </w:rPr>
+              <w:t>.</w:t>
             </w:r>
           </w:p>
         </w:tc>
@@ -9882,14 +12129,34 @@
                 <w:szCs w:val="18"/>
               </w:rPr>
             </w:pPr>
-            <w:r>
-              <w:rPr>
-                <w:b/>
-                <w:sz w:val="18"/>
-                <w:szCs w:val="18"/>
-              </w:rPr>
-              <w:t>Risultati attesi</w:t>
-            </w:r>
+            <w:proofErr w:type="spellStart"/>
+            <w:r>
+              <w:rPr>
+                <w:b/>
+                <w:sz w:val="18"/>
+                <w:szCs w:val="18"/>
+              </w:rPr>
+              <w:t>Risultati</w:t>
+            </w:r>
+            <w:proofErr w:type="spellEnd"/>
+            <w:r>
+              <w:rPr>
+                <w:b/>
+                <w:sz w:val="18"/>
+                <w:szCs w:val="18"/>
+              </w:rPr>
+              <w:t xml:space="preserve"> </w:t>
+            </w:r>
+            <w:proofErr w:type="spellStart"/>
+            <w:r>
+              <w:rPr>
+                <w:b/>
+                <w:sz w:val="18"/>
+                <w:szCs w:val="18"/>
+              </w:rPr>
+              <w:t>attesi</w:t>
+            </w:r>
+            <w:proofErr w:type="spellEnd"/>
             <w:r>
               <w:rPr>
                 <w:b/>
@@ -9921,7 +12188,151 @@
                 <w:sz w:val="18"/>
                 <w:szCs w:val="18"/>
               </w:rPr>
-              <w:t>In caso di guasto di un disco o eventualmente più di uno, tutto il sistema resti ancora funzionante.</w:t>
+              <w:t xml:space="preserve">In </w:t>
+            </w:r>
+            <w:proofErr w:type="spellStart"/>
+            <w:r>
+              <w:rPr>
+                <w:sz w:val="18"/>
+                <w:szCs w:val="18"/>
+              </w:rPr>
+              <w:t>caso</w:t>
+            </w:r>
+            <w:proofErr w:type="spellEnd"/>
+            <w:r>
+              <w:rPr>
+                <w:sz w:val="18"/>
+                <w:szCs w:val="18"/>
+              </w:rPr>
+              <w:t xml:space="preserve"> di </w:t>
+            </w:r>
+            <w:proofErr w:type="spellStart"/>
+            <w:r>
+              <w:rPr>
+                <w:sz w:val="18"/>
+                <w:szCs w:val="18"/>
+              </w:rPr>
+              <w:t>guasto</w:t>
+            </w:r>
+            <w:proofErr w:type="spellEnd"/>
+            <w:r>
+              <w:rPr>
+                <w:sz w:val="18"/>
+                <w:szCs w:val="18"/>
+              </w:rPr>
+              <w:t xml:space="preserve"> di un disco o </w:t>
+            </w:r>
+            <w:proofErr w:type="spellStart"/>
+            <w:r>
+              <w:rPr>
+                <w:sz w:val="18"/>
+                <w:szCs w:val="18"/>
+              </w:rPr>
+              <w:t>eventualmente</w:t>
+            </w:r>
+            <w:proofErr w:type="spellEnd"/>
+            <w:r>
+              <w:rPr>
+                <w:sz w:val="18"/>
+                <w:szCs w:val="18"/>
+              </w:rPr>
+              <w:t xml:space="preserve"> </w:t>
+            </w:r>
+            <w:proofErr w:type="spellStart"/>
+            <w:r>
+              <w:rPr>
+                <w:sz w:val="18"/>
+                <w:szCs w:val="18"/>
+              </w:rPr>
+              <w:t>più</w:t>
+            </w:r>
+            <w:proofErr w:type="spellEnd"/>
+            <w:r>
+              <w:rPr>
+                <w:sz w:val="18"/>
+                <w:szCs w:val="18"/>
+              </w:rPr>
+              <w:t xml:space="preserve"> di uno, </w:t>
+            </w:r>
+            <w:proofErr w:type="spellStart"/>
+            <w:r>
+              <w:rPr>
+                <w:sz w:val="18"/>
+                <w:szCs w:val="18"/>
+              </w:rPr>
+              <w:t>tutto</w:t>
+            </w:r>
+            <w:proofErr w:type="spellEnd"/>
+            <w:r>
+              <w:rPr>
+                <w:sz w:val="18"/>
+                <w:szCs w:val="18"/>
+              </w:rPr>
+              <w:t xml:space="preserve"> il </w:t>
+            </w:r>
+            <w:proofErr w:type="spellStart"/>
+            <w:r>
+              <w:rPr>
+                <w:sz w:val="18"/>
+                <w:szCs w:val="18"/>
+              </w:rPr>
+              <w:t>sistema</w:t>
+            </w:r>
+            <w:proofErr w:type="spellEnd"/>
+            <w:r>
+              <w:rPr>
+                <w:sz w:val="18"/>
+                <w:szCs w:val="18"/>
+              </w:rPr>
+              <w:t xml:space="preserve"> </w:t>
+            </w:r>
+            <w:proofErr w:type="spellStart"/>
+            <w:r>
+              <w:rPr>
+                <w:sz w:val="18"/>
+                <w:szCs w:val="18"/>
+              </w:rPr>
+              <w:t>resti</w:t>
+            </w:r>
+            <w:proofErr w:type="spellEnd"/>
+            <w:r>
+              <w:rPr>
+                <w:sz w:val="18"/>
+                <w:szCs w:val="18"/>
+              </w:rPr>
+              <w:t xml:space="preserve"> </w:t>
+            </w:r>
+            <w:proofErr w:type="spellStart"/>
+            <w:r>
+              <w:rPr>
+                <w:sz w:val="18"/>
+                <w:szCs w:val="18"/>
+              </w:rPr>
+              <w:t>ancora</w:t>
+            </w:r>
+            <w:proofErr w:type="spellEnd"/>
+            <w:r>
+              <w:rPr>
+                <w:sz w:val="18"/>
+                <w:szCs w:val="18"/>
+              </w:rPr>
+              <w:t xml:space="preserve"> </w:t>
+            </w:r>
+            <w:proofErr w:type="spellStart"/>
+            <w:r>
+              <w:rPr>
+                <w:sz w:val="18"/>
+                <w:szCs w:val="18"/>
+              </w:rPr>
+              <w:t>funzionante</w:t>
+            </w:r>
+            <w:proofErr w:type="spellEnd"/>
+            <w:r>
+              <w:rPr>
+                <w:sz w:val="18"/>
+                <w:szCs w:val="18"/>
+              </w:rPr>
+              <w:t>.</w:t>
             </w:r>
           </w:p>
         </w:tc>
@@ -9986,6 +12397,7 @@
                 <w:lang w:val="en-GB" w:eastAsia="en-US"/>
               </w:rPr>
             </w:pPr>
+            <w:proofErr w:type="spellStart"/>
             <w:r>
               <w:rPr>
                 <w:b/>
@@ -9995,6 +12407,7 @@
               </w:rPr>
               <w:t>Riferimento</w:t>
             </w:r>
+            <w:proofErr w:type="spellEnd"/>
             <w:r>
               <w:rPr>
                 <w:sz w:val="18"/>
@@ -10098,12 +12511,37 @@
                 <w:szCs w:val="18"/>
               </w:rPr>
             </w:pPr>
-            <w:r>
-              <w:rPr>
-                <w:sz w:val="18"/>
-                <w:szCs w:val="18"/>
-              </w:rPr>
-              <w:t>Verifica funzionamento backup</w:t>
+            <w:proofErr w:type="spellStart"/>
+            <w:r>
+              <w:rPr>
+                <w:sz w:val="18"/>
+                <w:szCs w:val="18"/>
+              </w:rPr>
+              <w:t>Verifica</w:t>
+            </w:r>
+            <w:proofErr w:type="spellEnd"/>
+            <w:r>
+              <w:rPr>
+                <w:sz w:val="18"/>
+                <w:szCs w:val="18"/>
+              </w:rPr>
+              <w:t xml:space="preserve"> </w:t>
+            </w:r>
+            <w:proofErr w:type="spellStart"/>
+            <w:r>
+              <w:rPr>
+                <w:sz w:val="18"/>
+                <w:szCs w:val="18"/>
+              </w:rPr>
+              <w:t>funzionamento</w:t>
+            </w:r>
+            <w:proofErr w:type="spellEnd"/>
+            <w:r>
+              <w:rPr>
+                <w:sz w:val="18"/>
+                <w:szCs w:val="18"/>
+              </w:rPr>
+              <w:t xml:space="preserve"> backup</w:t>
             </w:r>
           </w:p>
         </w:tc>
@@ -10126,6 +12564,7 @@
                 <w:szCs w:val="18"/>
               </w:rPr>
             </w:pPr>
+            <w:proofErr w:type="spellStart"/>
             <w:r>
               <w:rPr>
                 <w:b/>
@@ -10134,6 +12573,7 @@
               </w:rPr>
               <w:t>Descrizione</w:t>
             </w:r>
+            <w:proofErr w:type="spellEnd"/>
             <w:r>
               <w:rPr>
                 <w:b/>
@@ -10160,12 +12600,149 @@
                 <w:szCs w:val="18"/>
               </w:rPr>
             </w:pPr>
-            <w:r>
-              <w:rPr>
-                <w:sz w:val="18"/>
-                <w:szCs w:val="18"/>
-              </w:rPr>
-              <w:t>Assicurarsi che i backup pianificati e impostati funzionino e vengano eseguiti correttamente.</w:t>
+            <w:proofErr w:type="spellStart"/>
+            <w:r>
+              <w:rPr>
+                <w:sz w:val="18"/>
+                <w:szCs w:val="18"/>
+              </w:rPr>
+              <w:t>Assicurarsi</w:t>
+            </w:r>
+            <w:proofErr w:type="spellEnd"/>
+            <w:r>
+              <w:rPr>
+                <w:sz w:val="18"/>
+                <w:szCs w:val="18"/>
+              </w:rPr>
+              <w:t xml:space="preserve"> </w:t>
+            </w:r>
+            <w:proofErr w:type="spellStart"/>
+            <w:r>
+              <w:rPr>
+                <w:sz w:val="18"/>
+                <w:szCs w:val="18"/>
+              </w:rPr>
+              <w:t>che</w:t>
+            </w:r>
+            <w:proofErr w:type="spellEnd"/>
+            <w:r>
+              <w:rPr>
+                <w:sz w:val="18"/>
+                <w:szCs w:val="18"/>
+              </w:rPr>
+              <w:t xml:space="preserve"> </w:t>
+            </w:r>
+            <w:proofErr w:type="spellStart"/>
+            <w:r>
+              <w:rPr>
+                <w:sz w:val="18"/>
+                <w:szCs w:val="18"/>
+              </w:rPr>
+              <w:t>i</w:t>
+            </w:r>
+            <w:proofErr w:type="spellEnd"/>
+            <w:r>
+              <w:rPr>
+                <w:sz w:val="18"/>
+                <w:szCs w:val="18"/>
+              </w:rPr>
+              <w:t xml:space="preserve"> backup </w:t>
+            </w:r>
+            <w:proofErr w:type="spellStart"/>
+            <w:r>
+              <w:rPr>
+                <w:sz w:val="18"/>
+                <w:szCs w:val="18"/>
+              </w:rPr>
+              <w:t>pianificati</w:t>
+            </w:r>
+            <w:proofErr w:type="spellEnd"/>
+            <w:r>
+              <w:rPr>
+                <w:sz w:val="18"/>
+                <w:szCs w:val="18"/>
+              </w:rPr>
+              <w:t xml:space="preserve"> e </w:t>
+            </w:r>
+            <w:proofErr w:type="spellStart"/>
+            <w:r>
+              <w:rPr>
+                <w:sz w:val="18"/>
+                <w:szCs w:val="18"/>
+              </w:rPr>
+              <w:t>impostati</w:t>
+            </w:r>
+            <w:proofErr w:type="spellEnd"/>
+            <w:r>
+              <w:rPr>
+                <w:sz w:val="18"/>
+                <w:szCs w:val="18"/>
+              </w:rPr>
+              <w:t xml:space="preserve"> </w:t>
+            </w:r>
+            <w:proofErr w:type="spellStart"/>
+            <w:r>
+              <w:rPr>
+                <w:sz w:val="18"/>
+                <w:szCs w:val="18"/>
+              </w:rPr>
+              <w:t>funzionino</w:t>
+            </w:r>
+            <w:proofErr w:type="spellEnd"/>
+            <w:r>
+              <w:rPr>
+                <w:sz w:val="18"/>
+                <w:szCs w:val="18"/>
+              </w:rPr>
+              <w:t xml:space="preserve"> e </w:t>
+            </w:r>
+            <w:proofErr w:type="spellStart"/>
+            <w:r>
+              <w:rPr>
+                <w:sz w:val="18"/>
+                <w:szCs w:val="18"/>
+              </w:rPr>
+              <w:t>vengano</w:t>
+            </w:r>
+            <w:proofErr w:type="spellEnd"/>
+            <w:r>
+              <w:rPr>
+                <w:sz w:val="18"/>
+                <w:szCs w:val="18"/>
+              </w:rPr>
+              <w:t xml:space="preserve"> </w:t>
+            </w:r>
+            <w:proofErr w:type="spellStart"/>
+            <w:r>
+              <w:rPr>
+                <w:sz w:val="18"/>
+                <w:szCs w:val="18"/>
+              </w:rPr>
+              <w:t>eseguiti</w:t>
+            </w:r>
+            <w:proofErr w:type="spellEnd"/>
+            <w:r>
+              <w:rPr>
+                <w:sz w:val="18"/>
+                <w:szCs w:val="18"/>
+              </w:rPr>
+              <w:t xml:space="preserve"> </w:t>
+            </w:r>
+            <w:proofErr w:type="spellStart"/>
+            <w:r>
+              <w:rPr>
+                <w:sz w:val="18"/>
+                <w:szCs w:val="18"/>
+              </w:rPr>
+              <w:t>correttamente</w:t>
+            </w:r>
+            <w:proofErr w:type="spellEnd"/>
+            <w:r>
+              <w:rPr>
+                <w:sz w:val="18"/>
+                <w:szCs w:val="18"/>
+              </w:rPr>
+              <w:t>.</w:t>
             </w:r>
           </w:p>
         </w:tc>
@@ -10188,6 +12765,7 @@
                 <w:szCs w:val="18"/>
               </w:rPr>
             </w:pPr>
+            <w:proofErr w:type="spellStart"/>
             <w:r>
               <w:rPr>
                 <w:b/>
@@ -10197,6 +12775,7 @@
               <w:lastRenderedPageBreak/>
               <w:t>Prerequisiti</w:t>
             </w:r>
+            <w:proofErr w:type="spellEnd"/>
             <w:r>
               <w:rPr>
                 <w:b/>
@@ -10223,13 +12802,63 @@
                 <w:szCs w:val="18"/>
               </w:rPr>
             </w:pPr>
-            <w:r>
-              <w:rPr>
-                <w:sz w:val="18"/>
-                <w:szCs w:val="18"/>
-              </w:rPr>
-              <w:t>Rotazione di backup e backup automatici configurati e impostati</w:t>
-            </w:r>
+            <w:proofErr w:type="spellStart"/>
+            <w:r>
+              <w:rPr>
+                <w:sz w:val="18"/>
+                <w:szCs w:val="18"/>
+              </w:rPr>
+              <w:t>Rotazione</w:t>
+            </w:r>
+            <w:proofErr w:type="spellEnd"/>
+            <w:r>
+              <w:rPr>
+                <w:sz w:val="18"/>
+                <w:szCs w:val="18"/>
+              </w:rPr>
+              <w:t xml:space="preserve"> di backup e backup </w:t>
+            </w:r>
+            <w:proofErr w:type="spellStart"/>
+            <w:r>
+              <w:rPr>
+                <w:sz w:val="18"/>
+                <w:szCs w:val="18"/>
+              </w:rPr>
+              <w:t>automatici</w:t>
+            </w:r>
+            <w:proofErr w:type="spellEnd"/>
+            <w:r>
+              <w:rPr>
+                <w:sz w:val="18"/>
+                <w:szCs w:val="18"/>
+              </w:rPr>
+              <w:t xml:space="preserve"> </w:t>
+            </w:r>
+            <w:proofErr w:type="spellStart"/>
+            <w:r>
+              <w:rPr>
+                <w:sz w:val="18"/>
+                <w:szCs w:val="18"/>
+              </w:rPr>
+              <w:t>configurati</w:t>
+            </w:r>
+            <w:proofErr w:type="spellEnd"/>
+            <w:r>
+              <w:rPr>
+                <w:sz w:val="18"/>
+                <w:szCs w:val="18"/>
+              </w:rPr>
+              <w:t xml:space="preserve"> e </w:t>
+            </w:r>
+            <w:proofErr w:type="spellStart"/>
+            <w:r>
+              <w:rPr>
+                <w:sz w:val="18"/>
+                <w:szCs w:val="18"/>
+              </w:rPr>
+              <w:t>impostati</w:t>
+            </w:r>
+            <w:proofErr w:type="spellEnd"/>
           </w:p>
         </w:tc>
       </w:tr>
@@ -10251,6 +12880,7 @@
                 <w:szCs w:val="18"/>
               </w:rPr>
             </w:pPr>
+            <w:proofErr w:type="spellStart"/>
             <w:r>
               <w:rPr>
                 <w:b/>
@@ -10259,6 +12889,7 @@
               </w:rPr>
               <w:t>Procedura</w:t>
             </w:r>
+            <w:proofErr w:type="spellEnd"/>
             <w:r>
               <w:rPr>
                 <w:b/>
@@ -10285,12 +12916,133 @@
                 <w:szCs w:val="18"/>
               </w:rPr>
             </w:pPr>
-            <w:r>
-              <w:rPr>
-                <w:sz w:val="18"/>
-                <w:szCs w:val="18"/>
-              </w:rPr>
-              <w:t>Controllo dell’ordine dei backup, se coincide con quello volute, tentativo di ripristino dei dati.</w:t>
+            <w:proofErr w:type="spellStart"/>
+            <w:r>
+              <w:rPr>
+                <w:sz w:val="18"/>
+                <w:szCs w:val="18"/>
+              </w:rPr>
+              <w:t>Controllo</w:t>
+            </w:r>
+            <w:proofErr w:type="spellEnd"/>
+            <w:r>
+              <w:rPr>
+                <w:sz w:val="18"/>
+                <w:szCs w:val="18"/>
+              </w:rPr>
+              <w:t xml:space="preserve"> </w:t>
+            </w:r>
+            <w:proofErr w:type="spellStart"/>
+            <w:r>
+              <w:rPr>
+                <w:sz w:val="18"/>
+                <w:szCs w:val="18"/>
+              </w:rPr>
+              <w:t>dell’ordine</w:t>
+            </w:r>
+            <w:proofErr w:type="spellEnd"/>
+            <w:r>
+              <w:rPr>
+                <w:sz w:val="18"/>
+                <w:szCs w:val="18"/>
+              </w:rPr>
+              <w:t xml:space="preserve"> </w:t>
+            </w:r>
+            <w:proofErr w:type="spellStart"/>
+            <w:r>
+              <w:rPr>
+                <w:sz w:val="18"/>
+                <w:szCs w:val="18"/>
+              </w:rPr>
+              <w:t>dei</w:t>
+            </w:r>
+            <w:proofErr w:type="spellEnd"/>
+            <w:r>
+              <w:rPr>
+                <w:sz w:val="18"/>
+                <w:szCs w:val="18"/>
+              </w:rPr>
+              <w:t xml:space="preserve"> backup, se coincide con </w:t>
+            </w:r>
+            <w:proofErr w:type="spellStart"/>
+            <w:r>
+              <w:rPr>
+                <w:sz w:val="18"/>
+                <w:szCs w:val="18"/>
+              </w:rPr>
+              <w:t>quello</w:t>
+            </w:r>
+            <w:proofErr w:type="spellEnd"/>
+            <w:r>
+              <w:rPr>
+                <w:sz w:val="18"/>
+                <w:szCs w:val="18"/>
+              </w:rPr>
+              <w:t xml:space="preserve"> volute, </w:t>
+            </w:r>
+            <w:proofErr w:type="spellStart"/>
+            <w:r>
+              <w:rPr>
+                <w:sz w:val="18"/>
+                <w:szCs w:val="18"/>
+              </w:rPr>
+              <w:t>tentativo</w:t>
+            </w:r>
+            <w:proofErr w:type="spellEnd"/>
+            <w:r>
+              <w:rPr>
+                <w:sz w:val="18"/>
+                <w:szCs w:val="18"/>
+              </w:rPr>
+              <w:t xml:space="preserve"> di </w:t>
+            </w:r>
+            <w:proofErr w:type="spellStart"/>
+            <w:r>
+              <w:rPr>
+                <w:sz w:val="18"/>
+                <w:szCs w:val="18"/>
+              </w:rPr>
+              <w:t>ripristino</w:t>
+            </w:r>
+            <w:proofErr w:type="spellEnd"/>
+            <w:r>
+              <w:rPr>
+                <w:sz w:val="18"/>
+                <w:szCs w:val="18"/>
+              </w:rPr>
+              <w:t xml:space="preserve"> </w:t>
+            </w:r>
+            <w:proofErr w:type="spellStart"/>
+            <w:r>
+              <w:rPr>
+                <w:sz w:val="18"/>
+                <w:szCs w:val="18"/>
+              </w:rPr>
+              <w:t>dei</w:t>
+            </w:r>
+            <w:proofErr w:type="spellEnd"/>
+            <w:r>
+              <w:rPr>
+                <w:sz w:val="18"/>
+                <w:szCs w:val="18"/>
+              </w:rPr>
+              <w:t xml:space="preserve"> </w:t>
+            </w:r>
+            <w:proofErr w:type="spellStart"/>
+            <w:r>
+              <w:rPr>
+                <w:sz w:val="18"/>
+                <w:szCs w:val="18"/>
+              </w:rPr>
+              <w:t>dati</w:t>
+            </w:r>
+            <w:proofErr w:type="spellEnd"/>
+            <w:r>
+              <w:rPr>
+                <w:sz w:val="18"/>
+                <w:szCs w:val="18"/>
+              </w:rPr>
+              <w:t>.</w:t>
             </w:r>
           </w:p>
         </w:tc>
@@ -10313,14 +13065,34 @@
                 <w:szCs w:val="18"/>
               </w:rPr>
             </w:pPr>
-            <w:r>
-              <w:rPr>
-                <w:b/>
-                <w:sz w:val="18"/>
-                <w:szCs w:val="18"/>
-              </w:rPr>
-              <w:t>Risultati attesi</w:t>
-            </w:r>
+            <w:proofErr w:type="spellStart"/>
+            <w:r>
+              <w:rPr>
+                <w:b/>
+                <w:sz w:val="18"/>
+                <w:szCs w:val="18"/>
+              </w:rPr>
+              <w:t>Risultati</w:t>
+            </w:r>
+            <w:proofErr w:type="spellEnd"/>
+            <w:r>
+              <w:rPr>
+                <w:b/>
+                <w:sz w:val="18"/>
+                <w:szCs w:val="18"/>
+              </w:rPr>
+              <w:t xml:space="preserve"> </w:t>
+            </w:r>
+            <w:proofErr w:type="spellStart"/>
+            <w:r>
+              <w:rPr>
+                <w:b/>
+                <w:sz w:val="18"/>
+                <w:szCs w:val="18"/>
+              </w:rPr>
+              <w:t>attesi</w:t>
+            </w:r>
+            <w:proofErr w:type="spellEnd"/>
             <w:r>
               <w:rPr>
                 <w:b/>
@@ -10352,7 +13124,119 @@
                 <w:sz w:val="18"/>
                 <w:szCs w:val="18"/>
               </w:rPr>
-              <w:t>Schema di rotazione uguale a quello desiderato e Nessun errore durante i salvataggi.</w:t>
+              <w:t xml:space="preserve">Schema di </w:t>
+            </w:r>
+            <w:proofErr w:type="spellStart"/>
+            <w:r>
+              <w:rPr>
+                <w:sz w:val="18"/>
+                <w:szCs w:val="18"/>
+              </w:rPr>
+              <w:t>rotazione</w:t>
+            </w:r>
+            <w:proofErr w:type="spellEnd"/>
+            <w:r>
+              <w:rPr>
+                <w:sz w:val="18"/>
+                <w:szCs w:val="18"/>
+              </w:rPr>
+              <w:t xml:space="preserve"> </w:t>
+            </w:r>
+            <w:proofErr w:type="spellStart"/>
+            <w:r>
+              <w:rPr>
+                <w:sz w:val="18"/>
+                <w:szCs w:val="18"/>
+              </w:rPr>
+              <w:t>uguale</w:t>
+            </w:r>
+            <w:proofErr w:type="spellEnd"/>
+            <w:r>
+              <w:rPr>
+                <w:sz w:val="18"/>
+                <w:szCs w:val="18"/>
+              </w:rPr>
+              <w:t xml:space="preserve"> a </w:t>
+            </w:r>
+            <w:proofErr w:type="spellStart"/>
+            <w:r>
+              <w:rPr>
+                <w:sz w:val="18"/>
+                <w:szCs w:val="18"/>
+              </w:rPr>
+              <w:t>quello</w:t>
+            </w:r>
+            <w:proofErr w:type="spellEnd"/>
+            <w:r>
+              <w:rPr>
+                <w:sz w:val="18"/>
+                <w:szCs w:val="18"/>
+              </w:rPr>
+              <w:t xml:space="preserve"> </w:t>
+            </w:r>
+            <w:proofErr w:type="spellStart"/>
+            <w:r>
+              <w:rPr>
+                <w:sz w:val="18"/>
+                <w:szCs w:val="18"/>
+              </w:rPr>
+              <w:t>desiderato</w:t>
+            </w:r>
+            <w:proofErr w:type="spellEnd"/>
+            <w:r>
+              <w:rPr>
+                <w:sz w:val="18"/>
+                <w:szCs w:val="18"/>
+              </w:rPr>
+              <w:t xml:space="preserve"> e Nessun </w:t>
+            </w:r>
+            <w:proofErr w:type="spellStart"/>
+            <w:r>
+              <w:rPr>
+                <w:sz w:val="18"/>
+                <w:szCs w:val="18"/>
+              </w:rPr>
+              <w:t>errore</w:t>
+            </w:r>
+            <w:proofErr w:type="spellEnd"/>
+            <w:r>
+              <w:rPr>
+                <w:sz w:val="18"/>
+                <w:szCs w:val="18"/>
+              </w:rPr>
+              <w:t xml:space="preserve"> </w:t>
+            </w:r>
+            <w:proofErr w:type="spellStart"/>
+            <w:r>
+              <w:rPr>
+                <w:sz w:val="18"/>
+                <w:szCs w:val="18"/>
+              </w:rPr>
+              <w:t>durante</w:t>
+            </w:r>
+            <w:proofErr w:type="spellEnd"/>
+            <w:r>
+              <w:rPr>
+                <w:sz w:val="18"/>
+                <w:szCs w:val="18"/>
+              </w:rPr>
+              <w:t xml:space="preserve"> i </w:t>
+            </w:r>
+            <w:proofErr w:type="spellStart"/>
+            <w:r>
+              <w:rPr>
+                <w:sz w:val="18"/>
+                <w:szCs w:val="18"/>
+              </w:rPr>
+              <w:t>salvataggi</w:t>
+            </w:r>
+            <w:proofErr w:type="spellEnd"/>
+            <w:r>
+              <w:rPr>
+                <w:sz w:val="18"/>
+                <w:szCs w:val="18"/>
+              </w:rPr>
+              <w:t>.</w:t>
             </w:r>
           </w:p>
         </w:tc>
@@ -10417,6 +13301,7 @@
                 <w:lang w:val="en-GB" w:eastAsia="en-US"/>
               </w:rPr>
             </w:pPr>
+            <w:proofErr w:type="spellStart"/>
             <w:r>
               <w:rPr>
                 <w:b/>
@@ -10426,6 +13311,7 @@
               </w:rPr>
               <w:t>Riferimento</w:t>
             </w:r>
+            <w:proofErr w:type="spellEnd"/>
             <w:r>
               <w:rPr>
                 <w:sz w:val="18"/>
@@ -10529,12 +13415,21 @@
                 <w:szCs w:val="18"/>
               </w:rPr>
             </w:pPr>
-            <w:r>
-              <w:rPr>
-                <w:sz w:val="18"/>
-                <w:szCs w:val="18"/>
-              </w:rPr>
-              <w:t>Verifica rispetto RTO e RPO</w:t>
+            <w:proofErr w:type="spellStart"/>
+            <w:r>
+              <w:rPr>
+                <w:sz w:val="18"/>
+                <w:szCs w:val="18"/>
+              </w:rPr>
+              <w:t>Verifica</w:t>
+            </w:r>
+            <w:proofErr w:type="spellEnd"/>
+            <w:r>
+              <w:rPr>
+                <w:sz w:val="18"/>
+                <w:szCs w:val="18"/>
+              </w:rPr>
+              <w:t xml:space="preserve"> rispetto RTO e RPO</w:t>
             </w:r>
           </w:p>
         </w:tc>
@@ -10557,6 +13452,7 @@
                 <w:szCs w:val="18"/>
               </w:rPr>
             </w:pPr>
+            <w:proofErr w:type="spellStart"/>
             <w:r>
               <w:rPr>
                 <w:b/>
@@ -10565,6 +13461,7 @@
               </w:rPr>
               <w:t>Descrizione</w:t>
             </w:r>
+            <w:proofErr w:type="spellEnd"/>
             <w:r>
               <w:rPr>
                 <w:b/>
@@ -10591,12 +13488,309 @@
                 <w:szCs w:val="18"/>
               </w:rPr>
             </w:pPr>
-            <w:r>
-              <w:rPr>
-                <w:sz w:val="18"/>
-                <w:szCs w:val="18"/>
-              </w:rPr>
-              <w:t>Verificare che il ripristino dei dati avvenga correttamente, la quantità dei dati e il tempo in cui esso vengono ristabiliti sia all’interno dei requisiti pattuiti col cliente.</w:t>
+            <w:proofErr w:type="spellStart"/>
+            <w:r>
+              <w:rPr>
+                <w:sz w:val="18"/>
+                <w:szCs w:val="18"/>
+              </w:rPr>
+              <w:t>Verificare</w:t>
+            </w:r>
+            <w:proofErr w:type="spellEnd"/>
+            <w:r>
+              <w:rPr>
+                <w:sz w:val="18"/>
+                <w:szCs w:val="18"/>
+              </w:rPr>
+              <w:t xml:space="preserve"> </w:t>
+            </w:r>
+            <w:proofErr w:type="spellStart"/>
+            <w:r>
+              <w:rPr>
+                <w:sz w:val="18"/>
+                <w:szCs w:val="18"/>
+              </w:rPr>
+              <w:t>che</w:t>
+            </w:r>
+            <w:proofErr w:type="spellEnd"/>
+            <w:r>
+              <w:rPr>
+                <w:sz w:val="18"/>
+                <w:szCs w:val="18"/>
+              </w:rPr>
+              <w:t xml:space="preserve"> il </w:t>
+            </w:r>
+            <w:proofErr w:type="spellStart"/>
+            <w:r>
+              <w:rPr>
+                <w:sz w:val="18"/>
+                <w:szCs w:val="18"/>
+              </w:rPr>
+              <w:t>ripristino</w:t>
+            </w:r>
+            <w:proofErr w:type="spellEnd"/>
+            <w:r>
+              <w:rPr>
+                <w:sz w:val="18"/>
+                <w:szCs w:val="18"/>
+              </w:rPr>
+              <w:t xml:space="preserve"> </w:t>
+            </w:r>
+            <w:proofErr w:type="spellStart"/>
+            <w:r>
+              <w:rPr>
+                <w:sz w:val="18"/>
+                <w:szCs w:val="18"/>
+              </w:rPr>
+              <w:t>dei</w:t>
+            </w:r>
+            <w:proofErr w:type="spellEnd"/>
+            <w:r>
+              <w:rPr>
+                <w:sz w:val="18"/>
+                <w:szCs w:val="18"/>
+              </w:rPr>
+              <w:t xml:space="preserve"> </w:t>
+            </w:r>
+            <w:proofErr w:type="spellStart"/>
+            <w:r>
+              <w:rPr>
+                <w:sz w:val="18"/>
+                <w:szCs w:val="18"/>
+              </w:rPr>
+              <w:t>dati</w:t>
+            </w:r>
+            <w:proofErr w:type="spellEnd"/>
+            <w:r>
+              <w:rPr>
+                <w:sz w:val="18"/>
+                <w:szCs w:val="18"/>
+              </w:rPr>
+              <w:t xml:space="preserve"> </w:t>
+            </w:r>
+            <w:proofErr w:type="spellStart"/>
+            <w:r>
+              <w:rPr>
+                <w:sz w:val="18"/>
+                <w:szCs w:val="18"/>
+              </w:rPr>
+              <w:t>avvenga</w:t>
+            </w:r>
+            <w:proofErr w:type="spellEnd"/>
+            <w:r>
+              <w:rPr>
+                <w:sz w:val="18"/>
+                <w:szCs w:val="18"/>
+              </w:rPr>
+              <w:t xml:space="preserve"> </w:t>
+            </w:r>
+            <w:proofErr w:type="spellStart"/>
+            <w:r>
+              <w:rPr>
+                <w:sz w:val="18"/>
+                <w:szCs w:val="18"/>
+              </w:rPr>
+              <w:t>correttamente</w:t>
+            </w:r>
+            <w:proofErr w:type="spellEnd"/>
+            <w:r>
+              <w:rPr>
+                <w:sz w:val="18"/>
+                <w:szCs w:val="18"/>
+              </w:rPr>
+              <w:t xml:space="preserve">, la </w:t>
+            </w:r>
+            <w:proofErr w:type="spellStart"/>
+            <w:r>
+              <w:rPr>
+                <w:sz w:val="18"/>
+                <w:szCs w:val="18"/>
+              </w:rPr>
+              <w:t>quantità</w:t>
+            </w:r>
+            <w:proofErr w:type="spellEnd"/>
+            <w:r>
+              <w:rPr>
+                <w:sz w:val="18"/>
+                <w:szCs w:val="18"/>
+              </w:rPr>
+              <w:t xml:space="preserve"> </w:t>
+            </w:r>
+            <w:proofErr w:type="spellStart"/>
+            <w:r>
+              <w:rPr>
+                <w:sz w:val="18"/>
+                <w:szCs w:val="18"/>
+              </w:rPr>
+              <w:t>dei</w:t>
+            </w:r>
+            <w:proofErr w:type="spellEnd"/>
+            <w:r>
+              <w:rPr>
+                <w:sz w:val="18"/>
+                <w:szCs w:val="18"/>
+              </w:rPr>
+              <w:t xml:space="preserve"> </w:t>
+            </w:r>
+            <w:proofErr w:type="spellStart"/>
+            <w:r>
+              <w:rPr>
+                <w:sz w:val="18"/>
+                <w:szCs w:val="18"/>
+              </w:rPr>
+              <w:t>dati</w:t>
+            </w:r>
+            <w:proofErr w:type="spellEnd"/>
+            <w:r>
+              <w:rPr>
+                <w:sz w:val="18"/>
+                <w:szCs w:val="18"/>
+              </w:rPr>
+              <w:t xml:space="preserve"> e il tempo in cui </w:t>
+            </w:r>
+            <w:proofErr w:type="spellStart"/>
+            <w:r>
+              <w:rPr>
+                <w:sz w:val="18"/>
+                <w:szCs w:val="18"/>
+              </w:rPr>
+              <w:t>esso</w:t>
+            </w:r>
+            <w:proofErr w:type="spellEnd"/>
+            <w:r>
+              <w:rPr>
+                <w:sz w:val="18"/>
+                <w:szCs w:val="18"/>
+              </w:rPr>
+              <w:t xml:space="preserve"> </w:t>
+            </w:r>
+            <w:proofErr w:type="spellStart"/>
+            <w:r>
+              <w:rPr>
+                <w:sz w:val="18"/>
+                <w:szCs w:val="18"/>
+              </w:rPr>
+              <w:t>vengono</w:t>
+            </w:r>
+            <w:proofErr w:type="spellEnd"/>
+            <w:r>
+              <w:rPr>
+                <w:sz w:val="18"/>
+                <w:szCs w:val="18"/>
+              </w:rPr>
+              <w:t xml:space="preserve"> </w:t>
+            </w:r>
+            <w:proofErr w:type="spellStart"/>
+            <w:r>
+              <w:rPr>
+                <w:sz w:val="18"/>
+                <w:szCs w:val="18"/>
+              </w:rPr>
+              <w:t>ristabiliti</w:t>
+            </w:r>
+            <w:proofErr w:type="spellEnd"/>
+            <w:r>
+              <w:rPr>
+                <w:sz w:val="18"/>
+                <w:szCs w:val="18"/>
+              </w:rPr>
+              <w:t xml:space="preserve"> </w:t>
+            </w:r>
+            <w:proofErr w:type="spellStart"/>
+            <w:r>
+              <w:rPr>
+                <w:sz w:val="18"/>
+                <w:szCs w:val="18"/>
+              </w:rPr>
+              <w:t>sia</w:t>
+            </w:r>
+            <w:proofErr w:type="spellEnd"/>
+            <w:r>
+              <w:rPr>
+                <w:sz w:val="18"/>
+                <w:szCs w:val="18"/>
+              </w:rPr>
+              <w:t xml:space="preserve"> </w:t>
+            </w:r>
+            <w:proofErr w:type="spellStart"/>
+            <w:r>
+              <w:rPr>
+                <w:sz w:val="18"/>
+                <w:szCs w:val="18"/>
+              </w:rPr>
+              <w:t>all’interno</w:t>
+            </w:r>
+            <w:proofErr w:type="spellEnd"/>
+            <w:r>
+              <w:rPr>
+                <w:sz w:val="18"/>
+                <w:szCs w:val="18"/>
+              </w:rPr>
+              <w:t xml:space="preserve"> </w:t>
+            </w:r>
+            <w:proofErr w:type="spellStart"/>
+            <w:r>
+              <w:rPr>
+                <w:sz w:val="18"/>
+                <w:szCs w:val="18"/>
+              </w:rPr>
+              <w:t>dei</w:t>
+            </w:r>
+            <w:proofErr w:type="spellEnd"/>
+            <w:r>
+              <w:rPr>
+                <w:sz w:val="18"/>
+                <w:szCs w:val="18"/>
+              </w:rPr>
+              <w:t xml:space="preserve"> </w:t>
+            </w:r>
+            <w:proofErr w:type="spellStart"/>
+            <w:r>
+              <w:rPr>
+                <w:sz w:val="18"/>
+                <w:szCs w:val="18"/>
+              </w:rPr>
+              <w:t>requisiti</w:t>
+            </w:r>
+            <w:proofErr w:type="spellEnd"/>
+            <w:r>
+              <w:rPr>
+                <w:sz w:val="18"/>
+                <w:szCs w:val="18"/>
+              </w:rPr>
+              <w:t xml:space="preserve"> </w:t>
+            </w:r>
+            <w:proofErr w:type="spellStart"/>
+            <w:r>
+              <w:rPr>
+                <w:sz w:val="18"/>
+                <w:szCs w:val="18"/>
+              </w:rPr>
+              <w:t>pattuiti</w:t>
+            </w:r>
+            <w:proofErr w:type="spellEnd"/>
+            <w:r>
+              <w:rPr>
+                <w:sz w:val="18"/>
+                <w:szCs w:val="18"/>
+              </w:rPr>
+              <w:t xml:space="preserve"> col </w:t>
+            </w:r>
+            <w:proofErr w:type="spellStart"/>
+            <w:r>
+              <w:rPr>
+                <w:sz w:val="18"/>
+                <w:szCs w:val="18"/>
+              </w:rPr>
+              <w:t>cliente</w:t>
+            </w:r>
+            <w:proofErr w:type="spellEnd"/>
+            <w:r>
+              <w:rPr>
+                <w:sz w:val="18"/>
+                <w:szCs w:val="18"/>
+              </w:rPr>
+              <w:t>.</w:t>
             </w:r>
           </w:p>
         </w:tc>
@@ -10619,6 +13813,7 @@
                 <w:szCs w:val="18"/>
               </w:rPr>
             </w:pPr>
+            <w:proofErr w:type="spellStart"/>
             <w:r>
               <w:rPr>
                 <w:b/>
@@ -10627,6 +13822,7 @@
               </w:rPr>
               <w:t>Prerequisiti</w:t>
             </w:r>
+            <w:proofErr w:type="spellEnd"/>
             <w:r>
               <w:rPr>
                 <w:b/>
@@ -10658,7 +13854,87 @@
                 <w:sz w:val="18"/>
                 <w:szCs w:val="18"/>
               </w:rPr>
-              <w:t>RPO e RTO stabiliti, sistema di recupero dati funzionante.</w:t>
+              <w:t xml:space="preserve">RPO e RTO </w:t>
+            </w:r>
+            <w:proofErr w:type="spellStart"/>
+            <w:r>
+              <w:rPr>
+                <w:sz w:val="18"/>
+                <w:szCs w:val="18"/>
+              </w:rPr>
+              <w:t>stabiliti</w:t>
+            </w:r>
+            <w:proofErr w:type="spellEnd"/>
+            <w:r>
+              <w:rPr>
+                <w:sz w:val="18"/>
+                <w:szCs w:val="18"/>
+              </w:rPr>
+              <w:t xml:space="preserve">, </w:t>
+            </w:r>
+            <w:proofErr w:type="spellStart"/>
+            <w:r>
+              <w:rPr>
+                <w:sz w:val="18"/>
+                <w:szCs w:val="18"/>
+              </w:rPr>
+              <w:t>sistema</w:t>
+            </w:r>
+            <w:proofErr w:type="spellEnd"/>
+            <w:r>
+              <w:rPr>
+                <w:sz w:val="18"/>
+                <w:szCs w:val="18"/>
+              </w:rPr>
+              <w:t xml:space="preserve"> di </w:t>
+            </w:r>
+            <w:proofErr w:type="spellStart"/>
+            <w:r>
+              <w:rPr>
+                <w:sz w:val="18"/>
+                <w:szCs w:val="18"/>
+              </w:rPr>
+              <w:t>recupero</w:t>
+            </w:r>
+            <w:proofErr w:type="spellEnd"/>
+            <w:r>
+              <w:rPr>
+                <w:sz w:val="18"/>
+                <w:szCs w:val="18"/>
+              </w:rPr>
+              <w:t xml:space="preserve"> </w:t>
+            </w:r>
+            <w:proofErr w:type="spellStart"/>
+            <w:r>
+              <w:rPr>
+                <w:sz w:val="18"/>
+                <w:szCs w:val="18"/>
+              </w:rPr>
+              <w:t>dati</w:t>
+            </w:r>
+            <w:proofErr w:type="spellEnd"/>
+            <w:r>
+              <w:rPr>
+                <w:sz w:val="18"/>
+                <w:szCs w:val="18"/>
+              </w:rPr>
+              <w:t xml:space="preserve"> </w:t>
+            </w:r>
+            <w:proofErr w:type="spellStart"/>
+            <w:r>
+              <w:rPr>
+                <w:sz w:val="18"/>
+                <w:szCs w:val="18"/>
+              </w:rPr>
+              <w:t>funzionante</w:t>
+            </w:r>
+            <w:proofErr w:type="spellEnd"/>
+            <w:r>
+              <w:rPr>
+                <w:sz w:val="18"/>
+                <w:szCs w:val="18"/>
+              </w:rPr>
+              <w:t>.</w:t>
             </w:r>
           </w:p>
         </w:tc>
@@ -10681,6 +13957,7 @@
                 <w:szCs w:val="18"/>
               </w:rPr>
             </w:pPr>
+            <w:proofErr w:type="spellStart"/>
             <w:r>
               <w:rPr>
                 <w:b/>
@@ -10689,6 +13966,7 @@
               </w:rPr>
               <w:t>Procedura</w:t>
             </w:r>
+            <w:proofErr w:type="spellEnd"/>
             <w:r>
               <w:rPr>
                 <w:b/>
@@ -10715,12 +13993,325 @@
                 <w:szCs w:val="18"/>
               </w:rPr>
             </w:pPr>
-            <w:r>
-              <w:rPr>
-                <w:sz w:val="18"/>
-                <w:szCs w:val="18"/>
-              </w:rPr>
-              <w:t>Creare un guasto artificiale, una simulazione d’attacco o una eliminazione accidentale dei dati, successivamente eseguire il ripristino, monitorare il tempo necessario per fare ciò e la quantità di dati persi.</w:t>
+            <w:proofErr w:type="spellStart"/>
+            <w:r>
+              <w:rPr>
+                <w:sz w:val="18"/>
+                <w:szCs w:val="18"/>
+              </w:rPr>
+              <w:t>Creare</w:t>
+            </w:r>
+            <w:proofErr w:type="spellEnd"/>
+            <w:r>
+              <w:rPr>
+                <w:sz w:val="18"/>
+                <w:szCs w:val="18"/>
+              </w:rPr>
+              <w:t xml:space="preserve"> un </w:t>
+            </w:r>
+            <w:proofErr w:type="spellStart"/>
+            <w:r>
+              <w:rPr>
+                <w:sz w:val="18"/>
+                <w:szCs w:val="18"/>
+              </w:rPr>
+              <w:t>guasto</w:t>
+            </w:r>
+            <w:proofErr w:type="spellEnd"/>
+            <w:r>
+              <w:rPr>
+                <w:sz w:val="18"/>
+                <w:szCs w:val="18"/>
+              </w:rPr>
+              <w:t xml:space="preserve"> </w:t>
+            </w:r>
+            <w:proofErr w:type="spellStart"/>
+            <w:r>
+              <w:rPr>
+                <w:sz w:val="18"/>
+                <w:szCs w:val="18"/>
+              </w:rPr>
+              <w:t>artificiale</w:t>
+            </w:r>
+            <w:proofErr w:type="spellEnd"/>
+            <w:r>
+              <w:rPr>
+                <w:sz w:val="18"/>
+                <w:szCs w:val="18"/>
+              </w:rPr>
+              <w:t xml:space="preserve">, </w:t>
+            </w:r>
+            <w:proofErr w:type="spellStart"/>
+            <w:r>
+              <w:rPr>
+                <w:sz w:val="18"/>
+                <w:szCs w:val="18"/>
+              </w:rPr>
+              <w:t>una</w:t>
+            </w:r>
+            <w:proofErr w:type="spellEnd"/>
+            <w:r>
+              <w:rPr>
+                <w:sz w:val="18"/>
+                <w:szCs w:val="18"/>
+              </w:rPr>
+              <w:t xml:space="preserve"> </w:t>
+            </w:r>
+            <w:proofErr w:type="spellStart"/>
+            <w:r>
+              <w:rPr>
+                <w:sz w:val="18"/>
+                <w:szCs w:val="18"/>
+              </w:rPr>
+              <w:t>simulazione</w:t>
+            </w:r>
+            <w:proofErr w:type="spellEnd"/>
+            <w:r>
+              <w:rPr>
+                <w:sz w:val="18"/>
+                <w:szCs w:val="18"/>
+              </w:rPr>
+              <w:t xml:space="preserve"> </w:t>
+            </w:r>
+            <w:proofErr w:type="spellStart"/>
+            <w:r>
+              <w:rPr>
+                <w:sz w:val="18"/>
+                <w:szCs w:val="18"/>
+              </w:rPr>
+              <w:t>d’attacco</w:t>
+            </w:r>
+            <w:proofErr w:type="spellEnd"/>
+            <w:r>
+              <w:rPr>
+                <w:sz w:val="18"/>
+                <w:szCs w:val="18"/>
+              </w:rPr>
+              <w:t xml:space="preserve"> o </w:t>
+            </w:r>
+            <w:proofErr w:type="spellStart"/>
+            <w:r>
+              <w:rPr>
+                <w:sz w:val="18"/>
+                <w:szCs w:val="18"/>
+              </w:rPr>
+              <w:t>una</w:t>
+            </w:r>
+            <w:proofErr w:type="spellEnd"/>
+            <w:r>
+              <w:rPr>
+                <w:sz w:val="18"/>
+                <w:szCs w:val="18"/>
+              </w:rPr>
+              <w:t xml:space="preserve"> </w:t>
+            </w:r>
+            <w:proofErr w:type="spellStart"/>
+            <w:r>
+              <w:rPr>
+                <w:sz w:val="18"/>
+                <w:szCs w:val="18"/>
+              </w:rPr>
+              <w:t>eliminazione</w:t>
+            </w:r>
+            <w:proofErr w:type="spellEnd"/>
+            <w:r>
+              <w:rPr>
+                <w:sz w:val="18"/>
+                <w:szCs w:val="18"/>
+              </w:rPr>
+              <w:t xml:space="preserve"> </w:t>
+            </w:r>
+            <w:proofErr w:type="spellStart"/>
+            <w:r>
+              <w:rPr>
+                <w:sz w:val="18"/>
+                <w:szCs w:val="18"/>
+              </w:rPr>
+              <w:t>accidentale</w:t>
+            </w:r>
+            <w:proofErr w:type="spellEnd"/>
+            <w:r>
+              <w:rPr>
+                <w:sz w:val="18"/>
+                <w:szCs w:val="18"/>
+              </w:rPr>
+              <w:t xml:space="preserve"> </w:t>
+            </w:r>
+            <w:proofErr w:type="spellStart"/>
+            <w:r>
+              <w:rPr>
+                <w:sz w:val="18"/>
+                <w:szCs w:val="18"/>
+              </w:rPr>
+              <w:t>dei</w:t>
+            </w:r>
+            <w:proofErr w:type="spellEnd"/>
+            <w:r>
+              <w:rPr>
+                <w:sz w:val="18"/>
+                <w:szCs w:val="18"/>
+              </w:rPr>
+              <w:t xml:space="preserve"> </w:t>
+            </w:r>
+            <w:proofErr w:type="spellStart"/>
+            <w:r>
+              <w:rPr>
+                <w:sz w:val="18"/>
+                <w:szCs w:val="18"/>
+              </w:rPr>
+              <w:t>dati</w:t>
+            </w:r>
+            <w:proofErr w:type="spellEnd"/>
+            <w:r>
+              <w:rPr>
+                <w:sz w:val="18"/>
+                <w:szCs w:val="18"/>
+              </w:rPr>
+              <w:t xml:space="preserve">, </w:t>
+            </w:r>
+            <w:proofErr w:type="spellStart"/>
+            <w:r>
+              <w:rPr>
+                <w:sz w:val="18"/>
+                <w:szCs w:val="18"/>
+              </w:rPr>
+              <w:t>successivamente</w:t>
+            </w:r>
+            <w:proofErr w:type="spellEnd"/>
+            <w:r>
+              <w:rPr>
+                <w:sz w:val="18"/>
+                <w:szCs w:val="18"/>
+              </w:rPr>
+              <w:t xml:space="preserve"> </w:t>
+            </w:r>
+            <w:proofErr w:type="spellStart"/>
+            <w:r>
+              <w:rPr>
+                <w:sz w:val="18"/>
+                <w:szCs w:val="18"/>
+              </w:rPr>
+              <w:t>eseguire</w:t>
+            </w:r>
+            <w:proofErr w:type="spellEnd"/>
+            <w:r>
+              <w:rPr>
+                <w:sz w:val="18"/>
+                <w:szCs w:val="18"/>
+              </w:rPr>
+              <w:t xml:space="preserve"> il </w:t>
+            </w:r>
+            <w:proofErr w:type="spellStart"/>
+            <w:r>
+              <w:rPr>
+                <w:sz w:val="18"/>
+                <w:szCs w:val="18"/>
+              </w:rPr>
+              <w:t>ripristino</w:t>
+            </w:r>
+            <w:proofErr w:type="spellEnd"/>
+            <w:r>
+              <w:rPr>
+                <w:sz w:val="18"/>
+                <w:szCs w:val="18"/>
+              </w:rPr>
+              <w:t xml:space="preserve">, </w:t>
+            </w:r>
+            <w:proofErr w:type="spellStart"/>
+            <w:r>
+              <w:rPr>
+                <w:sz w:val="18"/>
+                <w:szCs w:val="18"/>
+              </w:rPr>
+              <w:t>monitorare</w:t>
+            </w:r>
+            <w:proofErr w:type="spellEnd"/>
+            <w:r>
+              <w:rPr>
+                <w:sz w:val="18"/>
+                <w:szCs w:val="18"/>
+              </w:rPr>
+              <w:t xml:space="preserve"> il tempo </w:t>
+            </w:r>
+            <w:proofErr w:type="spellStart"/>
+            <w:r>
+              <w:rPr>
+                <w:sz w:val="18"/>
+                <w:szCs w:val="18"/>
+              </w:rPr>
+              <w:t>necessario</w:t>
+            </w:r>
+            <w:proofErr w:type="spellEnd"/>
+            <w:r>
+              <w:rPr>
+                <w:sz w:val="18"/>
+                <w:szCs w:val="18"/>
+              </w:rPr>
+              <w:t xml:space="preserve"> per fare </w:t>
+            </w:r>
+            <w:proofErr w:type="spellStart"/>
+            <w:r>
+              <w:rPr>
+                <w:sz w:val="18"/>
+                <w:szCs w:val="18"/>
+              </w:rPr>
+              <w:t>ciò</w:t>
+            </w:r>
+            <w:proofErr w:type="spellEnd"/>
+            <w:r>
+              <w:rPr>
+                <w:sz w:val="18"/>
+                <w:szCs w:val="18"/>
+              </w:rPr>
+              <w:t xml:space="preserve"> e la </w:t>
+            </w:r>
+            <w:proofErr w:type="spellStart"/>
+            <w:r>
+              <w:rPr>
+                <w:sz w:val="18"/>
+                <w:szCs w:val="18"/>
+              </w:rPr>
+              <w:t>quantità</w:t>
+            </w:r>
+            <w:proofErr w:type="spellEnd"/>
+            <w:r>
+              <w:rPr>
+                <w:sz w:val="18"/>
+                <w:szCs w:val="18"/>
+              </w:rPr>
+              <w:t xml:space="preserve"> di </w:t>
+            </w:r>
+            <w:proofErr w:type="spellStart"/>
+            <w:r>
+              <w:rPr>
+                <w:sz w:val="18"/>
+                <w:szCs w:val="18"/>
+              </w:rPr>
+              <w:t>dati</w:t>
+            </w:r>
+            <w:proofErr w:type="spellEnd"/>
+            <w:r>
+              <w:rPr>
+                <w:sz w:val="18"/>
+                <w:szCs w:val="18"/>
+              </w:rPr>
+              <w:t xml:space="preserve"> </w:t>
+            </w:r>
+            <w:proofErr w:type="spellStart"/>
+            <w:r>
+              <w:rPr>
+                <w:sz w:val="18"/>
+                <w:szCs w:val="18"/>
+              </w:rPr>
+              <w:t>persi</w:t>
+            </w:r>
+            <w:proofErr w:type="spellEnd"/>
+            <w:r>
+              <w:rPr>
+                <w:sz w:val="18"/>
+                <w:szCs w:val="18"/>
+              </w:rPr>
+              <w:t>.</w:t>
             </w:r>
           </w:p>
         </w:tc>
@@ -10743,14 +14334,34 @@
                 <w:szCs w:val="18"/>
               </w:rPr>
             </w:pPr>
-            <w:r>
-              <w:rPr>
-                <w:b/>
-                <w:sz w:val="18"/>
-                <w:szCs w:val="18"/>
-              </w:rPr>
-              <w:t>Risultati attesi</w:t>
-            </w:r>
+            <w:proofErr w:type="spellStart"/>
+            <w:r>
+              <w:rPr>
+                <w:b/>
+                <w:sz w:val="18"/>
+                <w:szCs w:val="18"/>
+              </w:rPr>
+              <w:t>Risultati</w:t>
+            </w:r>
+            <w:proofErr w:type="spellEnd"/>
+            <w:r>
+              <w:rPr>
+                <w:b/>
+                <w:sz w:val="18"/>
+                <w:szCs w:val="18"/>
+              </w:rPr>
+              <w:t xml:space="preserve"> </w:t>
+            </w:r>
+            <w:proofErr w:type="spellStart"/>
+            <w:r>
+              <w:rPr>
+                <w:b/>
+                <w:sz w:val="18"/>
+                <w:szCs w:val="18"/>
+              </w:rPr>
+              <w:t>attesi</w:t>
+            </w:r>
+            <w:proofErr w:type="spellEnd"/>
             <w:r>
               <w:rPr>
                 <w:b/>
@@ -10782,7 +14393,151 @@
                 <w:sz w:val="18"/>
                 <w:szCs w:val="18"/>
               </w:rPr>
-              <w:t>Dati non correttamente ripristinati inferiore alla quantità stabilita e tempo anche esso inferiore.</w:t>
+              <w:t xml:space="preserve">Dati non </w:t>
+            </w:r>
+            <w:proofErr w:type="spellStart"/>
+            <w:r>
+              <w:rPr>
+                <w:sz w:val="18"/>
+                <w:szCs w:val="18"/>
+              </w:rPr>
+              <w:t>correttamente</w:t>
+            </w:r>
+            <w:proofErr w:type="spellEnd"/>
+            <w:r>
+              <w:rPr>
+                <w:sz w:val="18"/>
+                <w:szCs w:val="18"/>
+              </w:rPr>
+              <w:t xml:space="preserve"> </w:t>
+            </w:r>
+            <w:proofErr w:type="spellStart"/>
+            <w:r>
+              <w:rPr>
+                <w:sz w:val="18"/>
+                <w:szCs w:val="18"/>
+              </w:rPr>
+              <w:t>ripristinati</w:t>
+            </w:r>
+            <w:proofErr w:type="spellEnd"/>
+            <w:r>
+              <w:rPr>
+                <w:sz w:val="18"/>
+                <w:szCs w:val="18"/>
+              </w:rPr>
+              <w:t xml:space="preserve"> </w:t>
+            </w:r>
+            <w:proofErr w:type="spellStart"/>
+            <w:r>
+              <w:rPr>
+                <w:sz w:val="18"/>
+                <w:szCs w:val="18"/>
+              </w:rPr>
+              <w:t>inferiore</w:t>
+            </w:r>
+            <w:proofErr w:type="spellEnd"/>
+            <w:r>
+              <w:rPr>
+                <w:sz w:val="18"/>
+                <w:szCs w:val="18"/>
+              </w:rPr>
+              <w:t xml:space="preserve"> </w:t>
+            </w:r>
+            <w:proofErr w:type="spellStart"/>
+            <w:r>
+              <w:rPr>
+                <w:sz w:val="18"/>
+                <w:szCs w:val="18"/>
+              </w:rPr>
+              <w:t>alla</w:t>
+            </w:r>
+            <w:proofErr w:type="spellEnd"/>
+            <w:r>
+              <w:rPr>
+                <w:sz w:val="18"/>
+                <w:szCs w:val="18"/>
+              </w:rPr>
+              <w:t xml:space="preserve"> </w:t>
+            </w:r>
+            <w:proofErr w:type="spellStart"/>
+            <w:r>
+              <w:rPr>
+                <w:sz w:val="18"/>
+                <w:szCs w:val="18"/>
+              </w:rPr>
+              <w:t>quantità</w:t>
+            </w:r>
+            <w:proofErr w:type="spellEnd"/>
+            <w:r>
+              <w:rPr>
+                <w:sz w:val="18"/>
+                <w:szCs w:val="18"/>
+              </w:rPr>
+              <w:t xml:space="preserve"> </w:t>
+            </w:r>
+            <w:proofErr w:type="spellStart"/>
+            <w:r>
+              <w:rPr>
+                <w:sz w:val="18"/>
+                <w:szCs w:val="18"/>
+              </w:rPr>
+              <w:t>stabilita</w:t>
+            </w:r>
+            <w:proofErr w:type="spellEnd"/>
+            <w:r>
+              <w:rPr>
+                <w:sz w:val="18"/>
+                <w:szCs w:val="18"/>
+              </w:rPr>
+              <w:t xml:space="preserve"> e tempo </w:t>
+            </w:r>
+            <w:proofErr w:type="spellStart"/>
+            <w:r>
+              <w:rPr>
+                <w:sz w:val="18"/>
+                <w:szCs w:val="18"/>
+              </w:rPr>
+              <w:t>anche</w:t>
+            </w:r>
+            <w:proofErr w:type="spellEnd"/>
+            <w:r>
+              <w:rPr>
+                <w:sz w:val="18"/>
+                <w:szCs w:val="18"/>
+              </w:rPr>
+              <w:t xml:space="preserve"> </w:t>
+            </w:r>
+            <w:proofErr w:type="spellStart"/>
+            <w:r>
+              <w:rPr>
+                <w:sz w:val="18"/>
+                <w:szCs w:val="18"/>
+              </w:rPr>
+              <w:t>esso</w:t>
+            </w:r>
+            <w:proofErr w:type="spellEnd"/>
+            <w:r>
+              <w:rPr>
+                <w:sz w:val="18"/>
+                <w:szCs w:val="18"/>
+              </w:rPr>
+              <w:t xml:space="preserve"> </w:t>
+            </w:r>
+            <w:proofErr w:type="spellStart"/>
+            <w:r>
+              <w:rPr>
+                <w:sz w:val="18"/>
+                <w:szCs w:val="18"/>
+              </w:rPr>
+              <w:t>inferiore</w:t>
+            </w:r>
+            <w:proofErr w:type="spellEnd"/>
+            <w:r>
+              <w:rPr>
+                <w:sz w:val="18"/>
+                <w:szCs w:val="18"/>
+              </w:rPr>
+              <w:t>.</w:t>
             </w:r>
           </w:p>
         </w:tc>
@@ -10847,6 +14602,7 @@
                 <w:lang w:val="en-GB" w:eastAsia="en-US"/>
               </w:rPr>
             </w:pPr>
+            <w:proofErr w:type="spellStart"/>
             <w:r>
               <w:rPr>
                 <w:b/>
@@ -10856,6 +14612,7 @@
               </w:rPr>
               <w:t>Riferimento</w:t>
             </w:r>
+            <w:proofErr w:type="spellEnd"/>
             <w:r>
               <w:rPr>
                 <w:sz w:val="18"/>
@@ -10959,12 +14716,53 @@
                 <w:szCs w:val="18"/>
               </w:rPr>
             </w:pPr>
-            <w:r>
-              <w:rPr>
-                <w:sz w:val="18"/>
-                <w:szCs w:val="18"/>
-              </w:rPr>
-              <w:t>Verifica funzionamendo delle Virtual Machine</w:t>
+            <w:proofErr w:type="spellStart"/>
+            <w:r>
+              <w:rPr>
+                <w:sz w:val="18"/>
+                <w:szCs w:val="18"/>
+              </w:rPr>
+              <w:t>Verifica</w:t>
+            </w:r>
+            <w:proofErr w:type="spellEnd"/>
+            <w:r>
+              <w:rPr>
+                <w:sz w:val="18"/>
+                <w:szCs w:val="18"/>
+              </w:rPr>
+              <w:t xml:space="preserve"> </w:t>
+            </w:r>
+            <w:proofErr w:type="spellStart"/>
+            <w:r>
+              <w:rPr>
+                <w:sz w:val="18"/>
+                <w:szCs w:val="18"/>
+              </w:rPr>
+              <w:t>funzionamendo</w:t>
+            </w:r>
+            <w:proofErr w:type="spellEnd"/>
+            <w:r>
+              <w:rPr>
+                <w:sz w:val="18"/>
+                <w:szCs w:val="18"/>
+              </w:rPr>
+              <w:t xml:space="preserve"> </w:t>
+            </w:r>
+            <w:proofErr w:type="spellStart"/>
+            <w:r>
+              <w:rPr>
+                <w:sz w:val="18"/>
+                <w:szCs w:val="18"/>
+              </w:rPr>
+              <w:t>delle</w:t>
+            </w:r>
+            <w:proofErr w:type="spellEnd"/>
+            <w:r>
+              <w:rPr>
+                <w:sz w:val="18"/>
+                <w:szCs w:val="18"/>
+              </w:rPr>
+              <w:t xml:space="preserve"> Virtual Machine</w:t>
             </w:r>
           </w:p>
         </w:tc>
@@ -10987,6 +14785,7 @@
                 <w:szCs w:val="18"/>
               </w:rPr>
             </w:pPr>
+            <w:proofErr w:type="spellStart"/>
             <w:r>
               <w:rPr>
                 <w:b/>
@@ -10995,6 +14794,7 @@
               </w:rPr>
               <w:t>Descrizione</w:t>
             </w:r>
+            <w:proofErr w:type="spellEnd"/>
             <w:r>
               <w:rPr>
                 <w:b/>
@@ -11021,13 +14821,79 @@
                 <w:szCs w:val="18"/>
               </w:rPr>
             </w:pPr>
-            <w:r>
-              <w:rPr>
-                <w:sz w:val="18"/>
-                <w:szCs w:val="18"/>
-              </w:rPr>
-              <w:t>Controllare che tutte le VM impostate funzonino correttamente</w:t>
-            </w:r>
+            <w:proofErr w:type="spellStart"/>
+            <w:r>
+              <w:rPr>
+                <w:sz w:val="18"/>
+                <w:szCs w:val="18"/>
+              </w:rPr>
+              <w:t>Controllare</w:t>
+            </w:r>
+            <w:proofErr w:type="spellEnd"/>
+            <w:r>
+              <w:rPr>
+                <w:sz w:val="18"/>
+                <w:szCs w:val="18"/>
+              </w:rPr>
+              <w:t xml:space="preserve"> </w:t>
+            </w:r>
+            <w:proofErr w:type="spellStart"/>
+            <w:r>
+              <w:rPr>
+                <w:sz w:val="18"/>
+                <w:szCs w:val="18"/>
+              </w:rPr>
+              <w:t>che</w:t>
+            </w:r>
+            <w:proofErr w:type="spellEnd"/>
+            <w:r>
+              <w:rPr>
+                <w:sz w:val="18"/>
+                <w:szCs w:val="18"/>
+              </w:rPr>
+              <w:t xml:space="preserve"> tutte le VM </w:t>
+            </w:r>
+            <w:proofErr w:type="spellStart"/>
+            <w:r>
+              <w:rPr>
+                <w:sz w:val="18"/>
+                <w:szCs w:val="18"/>
+              </w:rPr>
+              <w:t>impostate</w:t>
+            </w:r>
+            <w:proofErr w:type="spellEnd"/>
+            <w:r>
+              <w:rPr>
+                <w:sz w:val="18"/>
+                <w:szCs w:val="18"/>
+              </w:rPr>
+              <w:t xml:space="preserve"> </w:t>
+            </w:r>
+            <w:proofErr w:type="spellStart"/>
+            <w:r>
+              <w:rPr>
+                <w:sz w:val="18"/>
+                <w:szCs w:val="18"/>
+              </w:rPr>
+              <w:t>funzonino</w:t>
+            </w:r>
+            <w:proofErr w:type="spellEnd"/>
+            <w:r>
+              <w:rPr>
+                <w:sz w:val="18"/>
+                <w:szCs w:val="18"/>
+              </w:rPr>
+              <w:t xml:space="preserve"> </w:t>
+            </w:r>
+            <w:proofErr w:type="spellStart"/>
+            <w:r>
+              <w:rPr>
+                <w:sz w:val="18"/>
+                <w:szCs w:val="18"/>
+              </w:rPr>
+              <w:t>correttamente</w:t>
+            </w:r>
+            <w:proofErr w:type="spellEnd"/>
           </w:p>
         </w:tc>
       </w:tr>
@@ -11049,6 +14915,7 @@
                 <w:szCs w:val="18"/>
               </w:rPr>
             </w:pPr>
+            <w:proofErr w:type="spellStart"/>
             <w:r>
               <w:rPr>
                 <w:b/>
@@ -11057,6 +14924,7 @@
               </w:rPr>
               <w:t>Prerequisiti</w:t>
             </w:r>
+            <w:proofErr w:type="spellEnd"/>
             <w:r>
               <w:rPr>
                 <w:b/>
@@ -11088,7 +14956,23 @@
                 <w:sz w:val="18"/>
                 <w:szCs w:val="18"/>
               </w:rPr>
-              <w:t>Tutte le virtual machine create.</w:t>
+              <w:t xml:space="preserve">Tutte le virtual machine </w:t>
+            </w:r>
+            <w:proofErr w:type="gramStart"/>
+            <w:r>
+              <w:rPr>
+                <w:sz w:val="18"/>
+                <w:szCs w:val="18"/>
+              </w:rPr>
+              <w:t>create</w:t>
+            </w:r>
+            <w:proofErr w:type="gramEnd"/>
+            <w:r>
+              <w:rPr>
+                <w:sz w:val="18"/>
+                <w:szCs w:val="18"/>
+              </w:rPr>
+              <w:t>.</w:t>
             </w:r>
           </w:p>
         </w:tc>
@@ -11111,6 +14995,7 @@
                 <w:szCs w:val="18"/>
               </w:rPr>
             </w:pPr>
+            <w:proofErr w:type="spellStart"/>
             <w:r>
               <w:rPr>
                 <w:b/>
@@ -11119,6 +15004,7 @@
               </w:rPr>
               <w:t>Procedura</w:t>
             </w:r>
+            <w:proofErr w:type="spellEnd"/>
             <w:r>
               <w:rPr>
                 <w:b/>
@@ -11145,19 +15031,213 @@
                 <w:szCs w:val="18"/>
               </w:rPr>
             </w:pPr>
-            <w:r>
-              <w:rPr>
-                <w:sz w:val="18"/>
-                <w:szCs w:val="18"/>
-              </w:rPr>
-              <w:t xml:space="preserve">Entrare sulle virtual machine una a una e verificare </w:t>
-            </w:r>
-            <w:r>
-              <w:rPr>
-                <w:sz w:val="18"/>
-                <w:szCs w:val="18"/>
-              </w:rPr>
-              <w:t>che i programmi corretti siano stati scaricati e funzionanti.</w:t>
+            <w:proofErr w:type="spellStart"/>
+            <w:r>
+              <w:rPr>
+                <w:sz w:val="18"/>
+                <w:szCs w:val="18"/>
+              </w:rPr>
+              <w:t>Entrare</w:t>
+            </w:r>
+            <w:proofErr w:type="spellEnd"/>
+            <w:r>
+              <w:rPr>
+                <w:sz w:val="18"/>
+                <w:szCs w:val="18"/>
+              </w:rPr>
+              <w:t xml:space="preserve"> </w:t>
+            </w:r>
+            <w:proofErr w:type="spellStart"/>
+            <w:r>
+              <w:rPr>
+                <w:sz w:val="18"/>
+                <w:szCs w:val="18"/>
+              </w:rPr>
+              <w:t>sulle</w:t>
+            </w:r>
+            <w:proofErr w:type="spellEnd"/>
+            <w:r>
+              <w:rPr>
+                <w:sz w:val="18"/>
+                <w:szCs w:val="18"/>
+              </w:rPr>
+              <w:t xml:space="preserve"> virtual machine </w:t>
+            </w:r>
+            <w:proofErr w:type="spellStart"/>
+            <w:r>
+              <w:rPr>
+                <w:sz w:val="18"/>
+                <w:szCs w:val="18"/>
+              </w:rPr>
+              <w:t>una</w:t>
+            </w:r>
+            <w:proofErr w:type="spellEnd"/>
+            <w:r>
+              <w:rPr>
+                <w:sz w:val="18"/>
+                <w:szCs w:val="18"/>
+              </w:rPr>
+              <w:t xml:space="preserve"> a </w:t>
+            </w:r>
+            <w:proofErr w:type="spellStart"/>
+            <w:r>
+              <w:rPr>
+                <w:sz w:val="18"/>
+                <w:szCs w:val="18"/>
+              </w:rPr>
+              <w:t>una</w:t>
+            </w:r>
+            <w:proofErr w:type="spellEnd"/>
+            <w:r>
+              <w:rPr>
+                <w:sz w:val="18"/>
+                <w:szCs w:val="18"/>
+              </w:rPr>
+              <w:t xml:space="preserve"> e </w:t>
+            </w:r>
+            <w:proofErr w:type="spellStart"/>
+            <w:r>
+              <w:rPr>
+                <w:sz w:val="18"/>
+                <w:szCs w:val="18"/>
+              </w:rPr>
+              <w:t>verificare</w:t>
+            </w:r>
+            <w:proofErr w:type="spellEnd"/>
+            <w:r>
+              <w:rPr>
+                <w:sz w:val="18"/>
+                <w:szCs w:val="18"/>
+              </w:rPr>
+              <w:t xml:space="preserve"> </w:t>
+            </w:r>
+            <w:proofErr w:type="spellStart"/>
+            <w:r>
+              <w:rPr>
+                <w:sz w:val="18"/>
+                <w:szCs w:val="18"/>
+              </w:rPr>
+              <w:t>che</w:t>
+            </w:r>
+            <w:proofErr w:type="spellEnd"/>
+            <w:r>
+              <w:rPr>
+                <w:sz w:val="18"/>
+                <w:szCs w:val="18"/>
+              </w:rPr>
+              <w:t xml:space="preserve"> </w:t>
+            </w:r>
+            <w:proofErr w:type="spellStart"/>
+            <w:r>
+              <w:rPr>
+                <w:sz w:val="18"/>
+                <w:szCs w:val="18"/>
+              </w:rPr>
+              <w:t>i</w:t>
+            </w:r>
+            <w:proofErr w:type="spellEnd"/>
+            <w:r>
+              <w:rPr>
+                <w:sz w:val="18"/>
+                <w:szCs w:val="18"/>
+              </w:rPr>
+              <w:t xml:space="preserve"> </w:t>
+            </w:r>
+            <w:proofErr w:type="spellStart"/>
+            <w:r>
+              <w:rPr>
+                <w:sz w:val="18"/>
+                <w:szCs w:val="18"/>
+              </w:rPr>
+              <w:t>programmi</w:t>
+            </w:r>
+            <w:proofErr w:type="spellEnd"/>
+            <w:r>
+              <w:rPr>
+                <w:sz w:val="18"/>
+                <w:szCs w:val="18"/>
+              </w:rPr>
+              <w:t xml:space="preserve"> </w:t>
+            </w:r>
+            <w:proofErr w:type="spellStart"/>
+            <w:r>
+              <w:rPr>
+                <w:sz w:val="18"/>
+                <w:szCs w:val="18"/>
+              </w:rPr>
+              <w:t>corretti</w:t>
+            </w:r>
+            <w:proofErr w:type="spellEnd"/>
+            <w:r>
+              <w:rPr>
+                <w:sz w:val="18"/>
+                <w:szCs w:val="18"/>
+              </w:rPr>
+              <w:t xml:space="preserve"> </w:t>
+            </w:r>
+            <w:proofErr w:type="spellStart"/>
+            <w:r>
+              <w:rPr>
+                <w:sz w:val="18"/>
+                <w:szCs w:val="18"/>
+              </w:rPr>
+              <w:t>siano</w:t>
+            </w:r>
+            <w:proofErr w:type="spellEnd"/>
+            <w:r>
+              <w:rPr>
+                <w:sz w:val="18"/>
+                <w:szCs w:val="18"/>
+              </w:rPr>
+              <w:t xml:space="preserve"> </w:t>
+            </w:r>
+            <w:proofErr w:type="spellStart"/>
+            <w:r>
+              <w:rPr>
+                <w:sz w:val="18"/>
+                <w:szCs w:val="18"/>
+              </w:rPr>
+              <w:t>stati</w:t>
+            </w:r>
+            <w:proofErr w:type="spellEnd"/>
+            <w:r>
+              <w:rPr>
+                <w:sz w:val="18"/>
+                <w:szCs w:val="18"/>
+              </w:rPr>
+              <w:t xml:space="preserve"> </w:t>
+            </w:r>
+            <w:proofErr w:type="spellStart"/>
+            <w:r>
+              <w:rPr>
+                <w:sz w:val="18"/>
+                <w:szCs w:val="18"/>
+              </w:rPr>
+              <w:t>scaricati</w:t>
+            </w:r>
+            <w:proofErr w:type="spellEnd"/>
+            <w:r>
+              <w:rPr>
+                <w:sz w:val="18"/>
+                <w:szCs w:val="18"/>
+              </w:rPr>
+              <w:t xml:space="preserve"> e </w:t>
+            </w:r>
+            <w:proofErr w:type="spellStart"/>
+            <w:r>
+              <w:rPr>
+                <w:sz w:val="18"/>
+                <w:szCs w:val="18"/>
+              </w:rPr>
+              <w:t>funzionanti</w:t>
+            </w:r>
+            <w:proofErr w:type="spellEnd"/>
+            <w:r>
+              <w:rPr>
+                <w:sz w:val="18"/>
+                <w:szCs w:val="18"/>
+              </w:rPr>
+              <w:t>.</w:t>
             </w:r>
           </w:p>
         </w:tc>
@@ -11180,14 +15260,34 @@
                 <w:szCs w:val="18"/>
               </w:rPr>
             </w:pPr>
-            <w:r>
-              <w:rPr>
-                <w:b/>
-                <w:sz w:val="18"/>
-                <w:szCs w:val="18"/>
-              </w:rPr>
-              <w:t>Risultati attesi</w:t>
-            </w:r>
+            <w:proofErr w:type="spellStart"/>
+            <w:r>
+              <w:rPr>
+                <w:b/>
+                <w:sz w:val="18"/>
+                <w:szCs w:val="18"/>
+              </w:rPr>
+              <w:t>Risultati</w:t>
+            </w:r>
+            <w:proofErr w:type="spellEnd"/>
+            <w:r>
+              <w:rPr>
+                <w:b/>
+                <w:sz w:val="18"/>
+                <w:szCs w:val="18"/>
+              </w:rPr>
+              <w:t xml:space="preserve"> </w:t>
+            </w:r>
+            <w:proofErr w:type="spellStart"/>
+            <w:r>
+              <w:rPr>
+                <w:b/>
+                <w:sz w:val="18"/>
+                <w:szCs w:val="18"/>
+              </w:rPr>
+              <w:t>attesi</w:t>
+            </w:r>
+            <w:proofErr w:type="spellEnd"/>
             <w:r>
               <w:rPr>
                 <w:b/>
@@ -11219,7 +15319,55 @@
                 <w:sz w:val="18"/>
                 <w:szCs w:val="18"/>
               </w:rPr>
-              <w:t>Che ogni VM sia funzionante.</w:t>
+              <w:t xml:space="preserve">Che </w:t>
+            </w:r>
+            <w:proofErr w:type="spellStart"/>
+            <w:r>
+              <w:rPr>
+                <w:sz w:val="18"/>
+                <w:szCs w:val="18"/>
+              </w:rPr>
+              <w:t>ogni</w:t>
+            </w:r>
+            <w:proofErr w:type="spellEnd"/>
+            <w:r>
+              <w:rPr>
+                <w:sz w:val="18"/>
+                <w:szCs w:val="18"/>
+              </w:rPr>
+              <w:t xml:space="preserve"> VM </w:t>
+            </w:r>
+            <w:proofErr w:type="spellStart"/>
+            <w:r>
+              <w:rPr>
+                <w:sz w:val="18"/>
+                <w:szCs w:val="18"/>
+              </w:rPr>
+              <w:t>sia</w:t>
+            </w:r>
+            <w:proofErr w:type="spellEnd"/>
+            <w:r>
+              <w:rPr>
+                <w:sz w:val="18"/>
+                <w:szCs w:val="18"/>
+              </w:rPr>
+              <w:t xml:space="preserve"> </w:t>
+            </w:r>
+            <w:proofErr w:type="spellStart"/>
+            <w:r>
+              <w:rPr>
+                <w:sz w:val="18"/>
+                <w:szCs w:val="18"/>
+              </w:rPr>
+              <w:t>funzionante</w:t>
+            </w:r>
+            <w:proofErr w:type="spellEnd"/>
+            <w:r>
+              <w:rPr>
+                <w:sz w:val="18"/>
+                <w:szCs w:val="18"/>
+              </w:rPr>
+              <w:t>.</w:t>
             </w:r>
           </w:p>
         </w:tc>
@@ -11284,6 +15432,7 @@
                 <w:lang w:val="en-GB" w:eastAsia="en-US"/>
               </w:rPr>
             </w:pPr>
+            <w:proofErr w:type="spellStart"/>
             <w:r>
               <w:rPr>
                 <w:b/>
@@ -11293,6 +15442,7 @@
               </w:rPr>
               <w:t>Riferimento</w:t>
             </w:r>
+            <w:proofErr w:type="spellEnd"/>
             <w:r>
               <w:rPr>
                 <w:sz w:val="18"/>
@@ -11396,12 +15546,53 @@
                 <w:szCs w:val="18"/>
               </w:rPr>
             </w:pPr>
-            <w:r>
-              <w:rPr>
-                <w:sz w:val="18"/>
-                <w:szCs w:val="18"/>
-              </w:rPr>
-              <w:t>Verifica del funzionamento della rete</w:t>
+            <w:proofErr w:type="spellStart"/>
+            <w:r>
+              <w:rPr>
+                <w:sz w:val="18"/>
+                <w:szCs w:val="18"/>
+              </w:rPr>
+              <w:t>Verifica</w:t>
+            </w:r>
+            <w:proofErr w:type="spellEnd"/>
+            <w:r>
+              <w:rPr>
+                <w:sz w:val="18"/>
+                <w:szCs w:val="18"/>
+              </w:rPr>
+              <w:t xml:space="preserve"> del </w:t>
+            </w:r>
+            <w:proofErr w:type="spellStart"/>
+            <w:r>
+              <w:rPr>
+                <w:sz w:val="18"/>
+                <w:szCs w:val="18"/>
+              </w:rPr>
+              <w:t>funzionamento</w:t>
+            </w:r>
+            <w:proofErr w:type="spellEnd"/>
+            <w:r>
+              <w:rPr>
+                <w:sz w:val="18"/>
+                <w:szCs w:val="18"/>
+              </w:rPr>
+              <w:t xml:space="preserve"> </w:t>
+            </w:r>
+            <w:proofErr w:type="spellStart"/>
+            <w:r>
+              <w:rPr>
+                <w:sz w:val="18"/>
+                <w:szCs w:val="18"/>
+              </w:rPr>
+              <w:t>della</w:t>
+            </w:r>
+            <w:proofErr w:type="spellEnd"/>
+            <w:r>
+              <w:rPr>
+                <w:sz w:val="18"/>
+                <w:szCs w:val="18"/>
+              </w:rPr>
+              <w:t xml:space="preserve"> rete</w:t>
             </w:r>
           </w:p>
         </w:tc>
@@ -11424,6 +15615,7 @@
                 <w:szCs w:val="18"/>
               </w:rPr>
             </w:pPr>
+            <w:proofErr w:type="spellStart"/>
             <w:r>
               <w:rPr>
                 <w:b/>
@@ -11432,6 +15624,7 @@
               </w:rPr>
               <w:t>Descrizione</w:t>
             </w:r>
+            <w:proofErr w:type="spellEnd"/>
             <w:r>
               <w:rPr>
                 <w:b/>
@@ -11458,13 +15651,95 @@
                 <w:szCs w:val="18"/>
               </w:rPr>
             </w:pPr>
-            <w:r>
-              <w:rPr>
-                <w:sz w:val="18"/>
-                <w:szCs w:val="18"/>
-              </w:rPr>
-              <w:t>Controllare il corretto funzionamento dei component della rete e la loro comunicazione</w:t>
-            </w:r>
+            <w:proofErr w:type="spellStart"/>
+            <w:r>
+              <w:rPr>
+                <w:sz w:val="18"/>
+                <w:szCs w:val="18"/>
+              </w:rPr>
+              <w:t>Controllare</w:t>
+            </w:r>
+            <w:proofErr w:type="spellEnd"/>
+            <w:r>
+              <w:rPr>
+                <w:sz w:val="18"/>
+                <w:szCs w:val="18"/>
+              </w:rPr>
+              <w:t xml:space="preserve"> il </w:t>
+            </w:r>
+            <w:proofErr w:type="spellStart"/>
+            <w:r>
+              <w:rPr>
+                <w:sz w:val="18"/>
+                <w:szCs w:val="18"/>
+              </w:rPr>
+              <w:t>corretto</w:t>
+            </w:r>
+            <w:proofErr w:type="spellEnd"/>
+            <w:r>
+              <w:rPr>
+                <w:sz w:val="18"/>
+                <w:szCs w:val="18"/>
+              </w:rPr>
+              <w:t xml:space="preserve"> </w:t>
+            </w:r>
+            <w:proofErr w:type="spellStart"/>
+            <w:r>
+              <w:rPr>
+                <w:sz w:val="18"/>
+                <w:szCs w:val="18"/>
+              </w:rPr>
+              <w:t>funzionamento</w:t>
+            </w:r>
+            <w:proofErr w:type="spellEnd"/>
+            <w:r>
+              <w:rPr>
+                <w:sz w:val="18"/>
+                <w:szCs w:val="18"/>
+              </w:rPr>
+              <w:t xml:space="preserve"> </w:t>
+            </w:r>
+            <w:proofErr w:type="spellStart"/>
+            <w:r>
+              <w:rPr>
+                <w:sz w:val="18"/>
+                <w:szCs w:val="18"/>
+              </w:rPr>
+              <w:t>dei</w:t>
+            </w:r>
+            <w:proofErr w:type="spellEnd"/>
+            <w:r>
+              <w:rPr>
+                <w:sz w:val="18"/>
+                <w:szCs w:val="18"/>
+              </w:rPr>
+              <w:t xml:space="preserve"> component </w:t>
+            </w:r>
+            <w:proofErr w:type="spellStart"/>
+            <w:r>
+              <w:rPr>
+                <w:sz w:val="18"/>
+                <w:szCs w:val="18"/>
+              </w:rPr>
+              <w:t>della</w:t>
+            </w:r>
+            <w:proofErr w:type="spellEnd"/>
+            <w:r>
+              <w:rPr>
+                <w:sz w:val="18"/>
+                <w:szCs w:val="18"/>
+              </w:rPr>
+              <w:t xml:space="preserve"> rete e la loro </w:t>
+            </w:r>
+            <w:proofErr w:type="spellStart"/>
+            <w:r>
+              <w:rPr>
+                <w:sz w:val="18"/>
+                <w:szCs w:val="18"/>
+              </w:rPr>
+              <w:t>comunicazione</w:t>
+            </w:r>
+            <w:proofErr w:type="spellEnd"/>
           </w:p>
         </w:tc>
       </w:tr>
@@ -11486,6 +15761,7 @@
                 <w:szCs w:val="18"/>
               </w:rPr>
             </w:pPr>
+            <w:proofErr w:type="spellStart"/>
             <w:r>
               <w:rPr>
                 <w:b/>
@@ -11494,6 +15770,7 @@
               </w:rPr>
               <w:t>Prerequisiti</w:t>
             </w:r>
+            <w:proofErr w:type="spellEnd"/>
             <w:r>
               <w:rPr>
                 <w:b/>
@@ -11541,6 +15818,7 @@
                 <w:szCs w:val="18"/>
               </w:rPr>
             </w:pPr>
+            <w:proofErr w:type="spellStart"/>
             <w:r>
               <w:rPr>
                 <w:b/>
@@ -11549,6 +15827,7 @@
               </w:rPr>
               <w:t>Procedura</w:t>
             </w:r>
+            <w:proofErr w:type="spellEnd"/>
             <w:r>
               <w:rPr>
                 <w:b/>
@@ -11580,7 +15859,183 @@
                 <w:sz w:val="18"/>
                 <w:szCs w:val="18"/>
               </w:rPr>
-              <w:t>Da ogni componente virtuale della rete, effettuare dei ping per assicurarsi che la comunicazione funzioni correttamente.</w:t>
+              <w:t xml:space="preserve">Da </w:t>
+            </w:r>
+            <w:proofErr w:type="spellStart"/>
+            <w:r>
+              <w:rPr>
+                <w:sz w:val="18"/>
+                <w:szCs w:val="18"/>
+              </w:rPr>
+              <w:t>ogni</w:t>
+            </w:r>
+            <w:proofErr w:type="spellEnd"/>
+            <w:r>
+              <w:rPr>
+                <w:sz w:val="18"/>
+                <w:szCs w:val="18"/>
+              </w:rPr>
+              <w:t xml:space="preserve"> </w:t>
+            </w:r>
+            <w:proofErr w:type="spellStart"/>
+            <w:r>
+              <w:rPr>
+                <w:sz w:val="18"/>
+                <w:szCs w:val="18"/>
+              </w:rPr>
+              <w:t>componente</w:t>
+            </w:r>
+            <w:proofErr w:type="spellEnd"/>
+            <w:r>
+              <w:rPr>
+                <w:sz w:val="18"/>
+                <w:szCs w:val="18"/>
+              </w:rPr>
+              <w:t xml:space="preserve"> </w:t>
+            </w:r>
+            <w:proofErr w:type="spellStart"/>
+            <w:r>
+              <w:rPr>
+                <w:sz w:val="18"/>
+                <w:szCs w:val="18"/>
+              </w:rPr>
+              <w:t>virtuale</w:t>
+            </w:r>
+            <w:proofErr w:type="spellEnd"/>
+            <w:r>
+              <w:rPr>
+                <w:sz w:val="18"/>
+                <w:szCs w:val="18"/>
+              </w:rPr>
+              <w:t xml:space="preserve"> </w:t>
+            </w:r>
+            <w:proofErr w:type="spellStart"/>
+            <w:r>
+              <w:rPr>
+                <w:sz w:val="18"/>
+                <w:szCs w:val="18"/>
+              </w:rPr>
+              <w:t>della</w:t>
+            </w:r>
+            <w:proofErr w:type="spellEnd"/>
+            <w:r>
+              <w:rPr>
+                <w:sz w:val="18"/>
+                <w:szCs w:val="18"/>
+              </w:rPr>
+              <w:t xml:space="preserve"> rete, </w:t>
+            </w:r>
+            <w:proofErr w:type="spellStart"/>
+            <w:r>
+              <w:rPr>
+                <w:sz w:val="18"/>
+                <w:szCs w:val="18"/>
+              </w:rPr>
+              <w:t>effettuare</w:t>
+            </w:r>
+            <w:proofErr w:type="spellEnd"/>
+            <w:r>
+              <w:rPr>
+                <w:sz w:val="18"/>
+                <w:szCs w:val="18"/>
+              </w:rPr>
+              <w:t xml:space="preserve"> </w:t>
+            </w:r>
+            <w:proofErr w:type="spellStart"/>
+            <w:r>
+              <w:rPr>
+                <w:sz w:val="18"/>
+                <w:szCs w:val="18"/>
+              </w:rPr>
+              <w:t>dei</w:t>
+            </w:r>
+            <w:proofErr w:type="spellEnd"/>
+            <w:r>
+              <w:rPr>
+                <w:sz w:val="18"/>
+                <w:szCs w:val="18"/>
+              </w:rPr>
+              <w:t xml:space="preserve"> ping per </w:t>
+            </w:r>
+            <w:proofErr w:type="spellStart"/>
+            <w:r>
+              <w:rPr>
+                <w:sz w:val="18"/>
+                <w:szCs w:val="18"/>
+              </w:rPr>
+              <w:t>assicurarsi</w:t>
+            </w:r>
+            <w:proofErr w:type="spellEnd"/>
+            <w:r>
+              <w:rPr>
+                <w:sz w:val="18"/>
+                <w:szCs w:val="18"/>
+              </w:rPr>
+              <w:t xml:space="preserve"> </w:t>
+            </w:r>
+            <w:proofErr w:type="spellStart"/>
+            <w:r>
+              <w:rPr>
+                <w:sz w:val="18"/>
+                <w:szCs w:val="18"/>
+              </w:rPr>
+              <w:t>che</w:t>
+            </w:r>
+            <w:proofErr w:type="spellEnd"/>
+            <w:r>
+              <w:rPr>
+                <w:sz w:val="18"/>
+                <w:szCs w:val="18"/>
+              </w:rPr>
+              <w:t xml:space="preserve"> la </w:t>
+            </w:r>
+            <w:proofErr w:type="spellStart"/>
+            <w:r>
+              <w:rPr>
+                <w:sz w:val="18"/>
+                <w:szCs w:val="18"/>
+              </w:rPr>
+              <w:t>comunicazione</w:t>
+            </w:r>
+            <w:proofErr w:type="spellEnd"/>
+            <w:r>
+              <w:rPr>
+                <w:sz w:val="18"/>
+                <w:szCs w:val="18"/>
+              </w:rPr>
+              <w:t xml:space="preserve"> </w:t>
+            </w:r>
+            <w:proofErr w:type="spellStart"/>
+            <w:r>
+              <w:rPr>
+                <w:sz w:val="18"/>
+                <w:szCs w:val="18"/>
+              </w:rPr>
+              <w:t>funzioni</w:t>
+            </w:r>
+            <w:proofErr w:type="spellEnd"/>
+            <w:r>
+              <w:rPr>
+                <w:sz w:val="18"/>
+                <w:szCs w:val="18"/>
+              </w:rPr>
+              <w:t xml:space="preserve"> </w:t>
+            </w:r>
+            <w:proofErr w:type="spellStart"/>
+            <w:r>
+              <w:rPr>
+                <w:sz w:val="18"/>
+                <w:szCs w:val="18"/>
+              </w:rPr>
+              <w:t>correttamente</w:t>
+            </w:r>
+            <w:proofErr w:type="spellEnd"/>
+            <w:r>
+              <w:rPr>
+                <w:sz w:val="18"/>
+                <w:szCs w:val="18"/>
+              </w:rPr>
+              <w:t>.</w:t>
             </w:r>
           </w:p>
         </w:tc>
@@ -11603,14 +16058,34 @@
                 <w:szCs w:val="18"/>
               </w:rPr>
             </w:pPr>
-            <w:r>
-              <w:rPr>
-                <w:b/>
-                <w:sz w:val="18"/>
-                <w:szCs w:val="18"/>
-              </w:rPr>
-              <w:t>Risultati attesi</w:t>
-            </w:r>
+            <w:proofErr w:type="spellStart"/>
+            <w:r>
+              <w:rPr>
+                <w:b/>
+                <w:sz w:val="18"/>
+                <w:szCs w:val="18"/>
+              </w:rPr>
+              <w:t>Risultati</w:t>
+            </w:r>
+            <w:proofErr w:type="spellEnd"/>
+            <w:r>
+              <w:rPr>
+                <w:b/>
+                <w:sz w:val="18"/>
+                <w:szCs w:val="18"/>
+              </w:rPr>
+              <w:t xml:space="preserve"> </w:t>
+            </w:r>
+            <w:proofErr w:type="spellStart"/>
+            <w:r>
+              <w:rPr>
+                <w:b/>
+                <w:sz w:val="18"/>
+                <w:szCs w:val="18"/>
+              </w:rPr>
+              <w:t>attesi</w:t>
+            </w:r>
+            <w:proofErr w:type="spellEnd"/>
             <w:r>
               <w:rPr>
                 <w:b/>
@@ -11714,6 +16189,7 @@
                 <w:lang w:val="en-GB" w:eastAsia="en-US"/>
               </w:rPr>
             </w:pPr>
+            <w:proofErr w:type="spellStart"/>
             <w:r>
               <w:rPr>
                 <w:b/>
@@ -11723,6 +16199,7 @@
               </w:rPr>
               <w:t>Riferimento</w:t>
             </w:r>
+            <w:proofErr w:type="spellEnd"/>
             <w:r>
               <w:rPr>
                 <w:sz w:val="18"/>
@@ -11826,13 +16303,47 @@
                 <w:szCs w:val="18"/>
               </w:rPr>
             </w:pPr>
-            <w:r>
-              <w:rPr>
-                <w:sz w:val="18"/>
-                <w:szCs w:val="18"/>
-              </w:rPr>
-              <w:t>Utenti e accessi funzionanti</w:t>
-            </w:r>
+            <w:proofErr w:type="spellStart"/>
+            <w:r>
+              <w:rPr>
+                <w:sz w:val="18"/>
+                <w:szCs w:val="18"/>
+              </w:rPr>
+              <w:t>Utenti</w:t>
+            </w:r>
+            <w:proofErr w:type="spellEnd"/>
+            <w:r>
+              <w:rPr>
+                <w:sz w:val="18"/>
+                <w:szCs w:val="18"/>
+              </w:rPr>
+              <w:t xml:space="preserve"> e </w:t>
+            </w:r>
+            <w:proofErr w:type="spellStart"/>
+            <w:r>
+              <w:rPr>
+                <w:sz w:val="18"/>
+                <w:szCs w:val="18"/>
+              </w:rPr>
+              <w:t>accessi</w:t>
+            </w:r>
+            <w:proofErr w:type="spellEnd"/>
+            <w:r>
+              <w:rPr>
+                <w:sz w:val="18"/>
+                <w:szCs w:val="18"/>
+              </w:rPr>
+              <w:t xml:space="preserve"> </w:t>
+            </w:r>
+            <w:proofErr w:type="spellStart"/>
+            <w:r>
+              <w:rPr>
+                <w:sz w:val="18"/>
+                <w:szCs w:val="18"/>
+              </w:rPr>
+              <w:t>funzionanti</w:t>
+            </w:r>
+            <w:proofErr w:type="spellEnd"/>
           </w:p>
         </w:tc>
       </w:tr>
@@ -11854,6 +16365,7 @@
                 <w:szCs w:val="18"/>
               </w:rPr>
             </w:pPr>
+            <w:proofErr w:type="spellStart"/>
             <w:r>
               <w:rPr>
                 <w:b/>
@@ -11862,6 +16374,7 @@
               </w:rPr>
               <w:t>Descrizione</w:t>
             </w:r>
+            <w:proofErr w:type="spellEnd"/>
             <w:r>
               <w:rPr>
                 <w:b/>
@@ -11888,13 +16401,191 @@
                 <w:szCs w:val="18"/>
               </w:rPr>
             </w:pPr>
-            <w:r>
-              <w:rPr>
-                <w:sz w:val="18"/>
-                <w:szCs w:val="18"/>
-              </w:rPr>
-              <w:t>Bisogna verificare che tutti gli utenti abbiano un accesso funzionante, e riesca ad accedere alle risorse corrette</w:t>
-            </w:r>
+            <w:proofErr w:type="spellStart"/>
+            <w:r>
+              <w:rPr>
+                <w:sz w:val="18"/>
+                <w:szCs w:val="18"/>
+              </w:rPr>
+              <w:t>Bisogna</w:t>
+            </w:r>
+            <w:proofErr w:type="spellEnd"/>
+            <w:r>
+              <w:rPr>
+                <w:sz w:val="18"/>
+                <w:szCs w:val="18"/>
+              </w:rPr>
+              <w:t xml:space="preserve"> </w:t>
+            </w:r>
+            <w:proofErr w:type="spellStart"/>
+            <w:r>
+              <w:rPr>
+                <w:sz w:val="18"/>
+                <w:szCs w:val="18"/>
+              </w:rPr>
+              <w:t>verificare</w:t>
+            </w:r>
+            <w:proofErr w:type="spellEnd"/>
+            <w:r>
+              <w:rPr>
+                <w:sz w:val="18"/>
+                <w:szCs w:val="18"/>
+              </w:rPr>
+              <w:t xml:space="preserve"> </w:t>
+            </w:r>
+            <w:proofErr w:type="spellStart"/>
+            <w:r>
+              <w:rPr>
+                <w:sz w:val="18"/>
+                <w:szCs w:val="18"/>
+              </w:rPr>
+              <w:t>che</w:t>
+            </w:r>
+            <w:proofErr w:type="spellEnd"/>
+            <w:r>
+              <w:rPr>
+                <w:sz w:val="18"/>
+                <w:szCs w:val="18"/>
+              </w:rPr>
+              <w:t xml:space="preserve"> tutti </w:t>
+            </w:r>
+            <w:proofErr w:type="spellStart"/>
+            <w:r>
+              <w:rPr>
+                <w:sz w:val="18"/>
+                <w:szCs w:val="18"/>
+              </w:rPr>
+              <w:t>gli</w:t>
+            </w:r>
+            <w:proofErr w:type="spellEnd"/>
+            <w:r>
+              <w:rPr>
+                <w:sz w:val="18"/>
+                <w:szCs w:val="18"/>
+              </w:rPr>
+              <w:t xml:space="preserve"> </w:t>
+            </w:r>
+            <w:proofErr w:type="spellStart"/>
+            <w:r>
+              <w:rPr>
+                <w:sz w:val="18"/>
+                <w:szCs w:val="18"/>
+              </w:rPr>
+              <w:t>utenti</w:t>
+            </w:r>
+            <w:proofErr w:type="spellEnd"/>
+            <w:r>
+              <w:rPr>
+                <w:sz w:val="18"/>
+                <w:szCs w:val="18"/>
+              </w:rPr>
+              <w:t xml:space="preserve"> </w:t>
+            </w:r>
+            <w:proofErr w:type="spellStart"/>
+            <w:r>
+              <w:rPr>
+                <w:sz w:val="18"/>
+                <w:szCs w:val="18"/>
+              </w:rPr>
+              <w:t>abbiano</w:t>
+            </w:r>
+            <w:proofErr w:type="spellEnd"/>
+            <w:r>
+              <w:rPr>
+                <w:sz w:val="18"/>
+                <w:szCs w:val="18"/>
+              </w:rPr>
+              <w:t xml:space="preserve"> un accesso </w:t>
+            </w:r>
+            <w:proofErr w:type="spellStart"/>
+            <w:r>
+              <w:rPr>
+                <w:sz w:val="18"/>
+                <w:szCs w:val="18"/>
+              </w:rPr>
+              <w:t>funzionante</w:t>
+            </w:r>
+            <w:proofErr w:type="spellEnd"/>
+            <w:r>
+              <w:rPr>
+                <w:sz w:val="18"/>
+                <w:szCs w:val="18"/>
+              </w:rPr>
+              <w:t xml:space="preserve">, e </w:t>
+            </w:r>
+            <w:proofErr w:type="spellStart"/>
+            <w:r>
+              <w:rPr>
+                <w:sz w:val="18"/>
+                <w:szCs w:val="18"/>
+              </w:rPr>
+              <w:t>riesca</w:t>
+            </w:r>
+            <w:proofErr w:type="spellEnd"/>
+            <w:r>
+              <w:rPr>
+                <w:sz w:val="18"/>
+                <w:szCs w:val="18"/>
+              </w:rPr>
+              <w:t xml:space="preserve"> </w:t>
+            </w:r>
+            <w:proofErr w:type="spellStart"/>
+            <w:r>
+              <w:rPr>
+                <w:sz w:val="18"/>
+                <w:szCs w:val="18"/>
+              </w:rPr>
+              <w:t>ad</w:t>
+            </w:r>
+            <w:proofErr w:type="spellEnd"/>
+            <w:r>
+              <w:rPr>
+                <w:sz w:val="18"/>
+                <w:szCs w:val="18"/>
+              </w:rPr>
+              <w:t xml:space="preserve"> </w:t>
+            </w:r>
+            <w:proofErr w:type="spellStart"/>
+            <w:r>
+              <w:rPr>
+                <w:sz w:val="18"/>
+                <w:szCs w:val="18"/>
+              </w:rPr>
+              <w:t>accedere</w:t>
+            </w:r>
+            <w:proofErr w:type="spellEnd"/>
+            <w:r>
+              <w:rPr>
+                <w:sz w:val="18"/>
+                <w:szCs w:val="18"/>
+              </w:rPr>
+              <w:t xml:space="preserve"> alle </w:t>
+            </w:r>
+            <w:proofErr w:type="spellStart"/>
+            <w:r>
+              <w:rPr>
+                <w:sz w:val="18"/>
+                <w:szCs w:val="18"/>
+              </w:rPr>
+              <w:t>risorse</w:t>
+            </w:r>
+            <w:proofErr w:type="spellEnd"/>
+            <w:r>
+              <w:rPr>
+                <w:sz w:val="18"/>
+                <w:szCs w:val="18"/>
+              </w:rPr>
+              <w:t xml:space="preserve"> </w:t>
+            </w:r>
+            <w:proofErr w:type="spellStart"/>
+            <w:r>
+              <w:rPr>
+                <w:sz w:val="18"/>
+                <w:szCs w:val="18"/>
+              </w:rPr>
+              <w:t>corrette</w:t>
+            </w:r>
+            <w:proofErr w:type="spellEnd"/>
           </w:p>
         </w:tc>
       </w:tr>
@@ -11916,6 +16607,7 @@
                 <w:szCs w:val="18"/>
               </w:rPr>
             </w:pPr>
+            <w:proofErr w:type="spellStart"/>
             <w:r>
               <w:rPr>
                 <w:b/>
@@ -11924,6 +16616,7 @@
               </w:rPr>
               <w:t>Prerequisiti</w:t>
             </w:r>
+            <w:proofErr w:type="spellEnd"/>
             <w:r>
               <w:rPr>
                 <w:b/>
@@ -11971,6 +16664,7 @@
                 <w:szCs w:val="18"/>
               </w:rPr>
             </w:pPr>
+            <w:proofErr w:type="spellStart"/>
             <w:r>
               <w:rPr>
                 <w:b/>
@@ -11979,6 +16673,7 @@
               </w:rPr>
               <w:t>Procedura</w:t>
             </w:r>
+            <w:proofErr w:type="spellEnd"/>
             <w:r>
               <w:rPr>
                 <w:b/>
@@ -12005,13 +16700,207 @@
                 <w:szCs w:val="18"/>
               </w:rPr>
             </w:pPr>
-            <w:r>
-              <w:rPr>
-                <w:sz w:val="18"/>
-                <w:szCs w:val="18"/>
-              </w:rPr>
-              <w:t>Effettuare l’accesso su ogni utente creato e verifcare se l’accesso alle proprie risorse della condivisa è permesso</w:t>
-            </w:r>
+            <w:proofErr w:type="spellStart"/>
+            <w:r>
+              <w:rPr>
+                <w:sz w:val="18"/>
+                <w:szCs w:val="18"/>
+              </w:rPr>
+              <w:t>Effettuare</w:t>
+            </w:r>
+            <w:proofErr w:type="spellEnd"/>
+            <w:r>
+              <w:rPr>
+                <w:sz w:val="18"/>
+                <w:szCs w:val="18"/>
+              </w:rPr>
+              <w:t xml:space="preserve"> </w:t>
+            </w:r>
+            <w:proofErr w:type="spellStart"/>
+            <w:r>
+              <w:rPr>
+                <w:sz w:val="18"/>
+                <w:szCs w:val="18"/>
+              </w:rPr>
+              <w:t>l’accesso</w:t>
+            </w:r>
+            <w:proofErr w:type="spellEnd"/>
+            <w:r>
+              <w:rPr>
+                <w:sz w:val="18"/>
+                <w:szCs w:val="18"/>
+              </w:rPr>
+              <w:t xml:space="preserve"> </w:t>
+            </w:r>
+            <w:proofErr w:type="spellStart"/>
+            <w:r>
+              <w:rPr>
+                <w:sz w:val="18"/>
+                <w:szCs w:val="18"/>
+              </w:rPr>
+              <w:t>su</w:t>
+            </w:r>
+            <w:proofErr w:type="spellEnd"/>
+            <w:r>
+              <w:rPr>
+                <w:sz w:val="18"/>
+                <w:szCs w:val="18"/>
+              </w:rPr>
+              <w:t xml:space="preserve"> </w:t>
+            </w:r>
+            <w:proofErr w:type="spellStart"/>
+            <w:r>
+              <w:rPr>
+                <w:sz w:val="18"/>
+                <w:szCs w:val="18"/>
+              </w:rPr>
+              <w:t>ogni</w:t>
+            </w:r>
+            <w:proofErr w:type="spellEnd"/>
+            <w:r>
+              <w:rPr>
+                <w:sz w:val="18"/>
+                <w:szCs w:val="18"/>
+              </w:rPr>
+              <w:t xml:space="preserve"> </w:t>
+            </w:r>
+            <w:proofErr w:type="spellStart"/>
+            <w:r>
+              <w:rPr>
+                <w:sz w:val="18"/>
+                <w:szCs w:val="18"/>
+              </w:rPr>
+              <w:t>utente</w:t>
+            </w:r>
+            <w:proofErr w:type="spellEnd"/>
+            <w:r>
+              <w:rPr>
+                <w:sz w:val="18"/>
+                <w:szCs w:val="18"/>
+              </w:rPr>
+              <w:t xml:space="preserve"> </w:t>
+            </w:r>
+            <w:proofErr w:type="spellStart"/>
+            <w:r>
+              <w:rPr>
+                <w:sz w:val="18"/>
+                <w:szCs w:val="18"/>
+              </w:rPr>
+              <w:t>creato</w:t>
+            </w:r>
+            <w:proofErr w:type="spellEnd"/>
+            <w:r>
+              <w:rPr>
+                <w:sz w:val="18"/>
+                <w:szCs w:val="18"/>
+              </w:rPr>
+              <w:t xml:space="preserve"> e </w:t>
+            </w:r>
+            <w:proofErr w:type="spellStart"/>
+            <w:r>
+              <w:rPr>
+                <w:sz w:val="18"/>
+                <w:szCs w:val="18"/>
+              </w:rPr>
+              <w:t>verifcare</w:t>
+            </w:r>
+            <w:proofErr w:type="spellEnd"/>
+            <w:r>
+              <w:rPr>
+                <w:sz w:val="18"/>
+                <w:szCs w:val="18"/>
+              </w:rPr>
+              <w:t xml:space="preserve"> se </w:t>
+            </w:r>
+            <w:proofErr w:type="spellStart"/>
+            <w:r>
+              <w:rPr>
+                <w:sz w:val="18"/>
+                <w:szCs w:val="18"/>
+              </w:rPr>
+              <w:t>l’accesso</w:t>
+            </w:r>
+            <w:proofErr w:type="spellEnd"/>
+            <w:r>
+              <w:rPr>
+                <w:sz w:val="18"/>
+                <w:szCs w:val="18"/>
+              </w:rPr>
+              <w:t xml:space="preserve"> alle </w:t>
+            </w:r>
+            <w:proofErr w:type="spellStart"/>
+            <w:r>
+              <w:rPr>
+                <w:sz w:val="18"/>
+                <w:szCs w:val="18"/>
+              </w:rPr>
+              <w:t>proprie</w:t>
+            </w:r>
+            <w:proofErr w:type="spellEnd"/>
+            <w:r>
+              <w:rPr>
+                <w:sz w:val="18"/>
+                <w:szCs w:val="18"/>
+              </w:rPr>
+              <w:t xml:space="preserve"> </w:t>
+            </w:r>
+            <w:proofErr w:type="spellStart"/>
+            <w:r>
+              <w:rPr>
+                <w:sz w:val="18"/>
+                <w:szCs w:val="18"/>
+              </w:rPr>
+              <w:t>risorse</w:t>
+            </w:r>
+            <w:proofErr w:type="spellEnd"/>
+            <w:r>
+              <w:rPr>
+                <w:sz w:val="18"/>
+                <w:szCs w:val="18"/>
+              </w:rPr>
+              <w:t xml:space="preserve"> </w:t>
+            </w:r>
+            <w:proofErr w:type="spellStart"/>
+            <w:r>
+              <w:rPr>
+                <w:sz w:val="18"/>
+                <w:szCs w:val="18"/>
+              </w:rPr>
+              <w:t>della</w:t>
+            </w:r>
+            <w:proofErr w:type="spellEnd"/>
+            <w:r>
+              <w:rPr>
+                <w:sz w:val="18"/>
+                <w:szCs w:val="18"/>
+              </w:rPr>
+              <w:t xml:space="preserve"> </w:t>
+            </w:r>
+            <w:proofErr w:type="spellStart"/>
+            <w:r>
+              <w:rPr>
+                <w:sz w:val="18"/>
+                <w:szCs w:val="18"/>
+              </w:rPr>
+              <w:t>condivisa</w:t>
+            </w:r>
+            <w:proofErr w:type="spellEnd"/>
+            <w:r>
+              <w:rPr>
+                <w:sz w:val="18"/>
+                <w:szCs w:val="18"/>
+              </w:rPr>
+              <w:t xml:space="preserve"> è </w:t>
+            </w:r>
+            <w:proofErr w:type="spellStart"/>
+            <w:r>
+              <w:rPr>
+                <w:sz w:val="18"/>
+                <w:szCs w:val="18"/>
+              </w:rPr>
+              <w:t>permesso</w:t>
+            </w:r>
+            <w:proofErr w:type="spellEnd"/>
           </w:p>
         </w:tc>
       </w:tr>
@@ -12033,14 +16922,34 @@
                 <w:szCs w:val="18"/>
               </w:rPr>
             </w:pPr>
-            <w:r>
-              <w:rPr>
-                <w:b/>
-                <w:sz w:val="18"/>
-                <w:szCs w:val="18"/>
-              </w:rPr>
-              <w:t>Risultati attesi</w:t>
-            </w:r>
+            <w:proofErr w:type="spellStart"/>
+            <w:r>
+              <w:rPr>
+                <w:b/>
+                <w:sz w:val="18"/>
+                <w:szCs w:val="18"/>
+              </w:rPr>
+              <w:t>Risultati</w:t>
+            </w:r>
+            <w:proofErr w:type="spellEnd"/>
+            <w:r>
+              <w:rPr>
+                <w:b/>
+                <w:sz w:val="18"/>
+                <w:szCs w:val="18"/>
+              </w:rPr>
+              <w:t xml:space="preserve"> </w:t>
+            </w:r>
+            <w:proofErr w:type="spellStart"/>
+            <w:r>
+              <w:rPr>
+                <w:b/>
+                <w:sz w:val="18"/>
+                <w:szCs w:val="18"/>
+              </w:rPr>
+              <w:t>attesi</w:t>
+            </w:r>
+            <w:proofErr w:type="spellEnd"/>
             <w:r>
               <w:rPr>
                 <w:b/>
@@ -12072,8 +16981,97 @@
                 <w:sz w:val="18"/>
                 <w:szCs w:val="18"/>
               </w:rPr>
-              <w:t>Che ogni accesso funzioni e abbia gli accessi giusti</w:t>
-            </w:r>
+              <w:t xml:space="preserve">Che </w:t>
+            </w:r>
+            <w:proofErr w:type="spellStart"/>
+            <w:r>
+              <w:rPr>
+                <w:sz w:val="18"/>
+                <w:szCs w:val="18"/>
+              </w:rPr>
+              <w:t>ogni</w:t>
+            </w:r>
+            <w:proofErr w:type="spellEnd"/>
+            <w:r>
+              <w:rPr>
+                <w:sz w:val="18"/>
+                <w:szCs w:val="18"/>
+              </w:rPr>
+              <w:t xml:space="preserve"> accesso </w:t>
+            </w:r>
+            <w:proofErr w:type="spellStart"/>
+            <w:r>
+              <w:rPr>
+                <w:sz w:val="18"/>
+                <w:szCs w:val="18"/>
+              </w:rPr>
+              <w:t>funzioni</w:t>
+            </w:r>
+            <w:proofErr w:type="spellEnd"/>
+            <w:r>
+              <w:rPr>
+                <w:sz w:val="18"/>
+                <w:szCs w:val="18"/>
+              </w:rPr>
+              <w:t xml:space="preserve"> e </w:t>
+            </w:r>
+            <w:proofErr w:type="spellStart"/>
+            <w:r>
+              <w:rPr>
+                <w:sz w:val="18"/>
+                <w:szCs w:val="18"/>
+              </w:rPr>
+              <w:t>abbia</w:t>
+            </w:r>
+            <w:proofErr w:type="spellEnd"/>
+            <w:r>
+              <w:rPr>
+                <w:sz w:val="18"/>
+                <w:szCs w:val="18"/>
+              </w:rPr>
+              <w:t xml:space="preserve"> </w:t>
+            </w:r>
+            <w:proofErr w:type="spellStart"/>
+            <w:r>
+              <w:rPr>
+                <w:sz w:val="18"/>
+                <w:szCs w:val="18"/>
+              </w:rPr>
+              <w:t>gli</w:t>
+            </w:r>
+            <w:proofErr w:type="spellEnd"/>
+            <w:r>
+              <w:rPr>
+                <w:sz w:val="18"/>
+                <w:szCs w:val="18"/>
+              </w:rPr>
+              <w:t xml:space="preserve"> </w:t>
+            </w:r>
+            <w:proofErr w:type="spellStart"/>
+            <w:r>
+              <w:rPr>
+                <w:sz w:val="18"/>
+                <w:szCs w:val="18"/>
+              </w:rPr>
+              <w:t>accessi</w:t>
+            </w:r>
+            <w:proofErr w:type="spellEnd"/>
+            <w:r>
+              <w:rPr>
+                <w:sz w:val="18"/>
+                <w:szCs w:val="18"/>
+              </w:rPr>
+              <w:t xml:space="preserve"> </w:t>
+            </w:r>
+            <w:proofErr w:type="spellStart"/>
+            <w:r>
+              <w:rPr>
+                <w:sz w:val="18"/>
+                <w:szCs w:val="18"/>
+              </w:rPr>
+              <w:t>giusti</w:t>
+            </w:r>
+            <w:proofErr w:type="spellEnd"/>
           </w:p>
         </w:tc>
       </w:tr>
@@ -12159,6 +17157,7 @@
                 <w:lang w:val="en-GB" w:eastAsia="en-US"/>
               </w:rPr>
             </w:pPr>
+            <w:proofErr w:type="spellStart"/>
             <w:r>
               <w:rPr>
                 <w:b/>
@@ -12168,6 +17167,7 @@
               </w:rPr>
               <w:t>Riferimento</w:t>
             </w:r>
+            <w:proofErr w:type="spellEnd"/>
             <w:r>
               <w:rPr>
                 <w:sz w:val="18"/>
@@ -12292,6 +17292,7 @@
                 <w:szCs w:val="18"/>
               </w:rPr>
             </w:pPr>
+            <w:proofErr w:type="spellStart"/>
             <w:r>
               <w:rPr>
                 <w:b/>
@@ -12300,6 +17301,7 @@
               </w:rPr>
               <w:t>Descrizione</w:t>
             </w:r>
+            <w:proofErr w:type="spellEnd"/>
             <w:r>
               <w:rPr>
                 <w:b/>
@@ -12347,6 +17349,7 @@
                 <w:szCs w:val="18"/>
               </w:rPr>
             </w:pPr>
+            <w:proofErr w:type="spellStart"/>
             <w:r>
               <w:rPr>
                 <w:b/>
@@ -12355,6 +17358,7 @@
               </w:rPr>
               <w:t>Prerequisiti</w:t>
             </w:r>
+            <w:proofErr w:type="spellEnd"/>
             <w:r>
               <w:rPr>
                 <w:b/>
@@ -12402,6 +17406,7 @@
                 <w:szCs w:val="18"/>
               </w:rPr>
             </w:pPr>
+            <w:proofErr w:type="spellStart"/>
             <w:r>
               <w:rPr>
                 <w:b/>
@@ -12410,6 +17415,7 @@
               </w:rPr>
               <w:t>Procedura</w:t>
             </w:r>
+            <w:proofErr w:type="spellEnd"/>
             <w:r>
               <w:rPr>
                 <w:b/>
@@ -12457,14 +17463,34 @@
                 <w:szCs w:val="18"/>
               </w:rPr>
             </w:pPr>
-            <w:r>
-              <w:rPr>
-                <w:b/>
-                <w:sz w:val="18"/>
-                <w:szCs w:val="18"/>
-              </w:rPr>
-              <w:t>Risultati attesi</w:t>
-            </w:r>
+            <w:proofErr w:type="spellStart"/>
+            <w:r>
+              <w:rPr>
+                <w:b/>
+                <w:sz w:val="18"/>
+                <w:szCs w:val="18"/>
+              </w:rPr>
+              <w:t>Risultati</w:t>
+            </w:r>
+            <w:proofErr w:type="spellEnd"/>
+            <w:r>
+              <w:rPr>
+                <w:b/>
+                <w:sz w:val="18"/>
+                <w:szCs w:val="18"/>
+              </w:rPr>
+              <w:t xml:space="preserve"> </w:t>
+            </w:r>
+            <w:proofErr w:type="spellStart"/>
+            <w:r>
+              <w:rPr>
+                <w:b/>
+                <w:sz w:val="18"/>
+                <w:szCs w:val="18"/>
+              </w:rPr>
+              <w:t>attesi</w:t>
+            </w:r>
+            <w:proofErr w:type="spellEnd"/>
             <w:r>
               <w:rPr>
                 <w:b/>
@@ -12576,6 +17602,7 @@
                 <w:lang w:val="en-GB" w:eastAsia="en-US"/>
               </w:rPr>
             </w:pPr>
+            <w:proofErr w:type="spellStart"/>
             <w:r>
               <w:rPr>
                 <w:b/>
@@ -12585,6 +17612,7 @@
               </w:rPr>
               <w:t>Riferimento</w:t>
             </w:r>
+            <w:proofErr w:type="spellEnd"/>
             <w:r>
               <w:rPr>
                 <w:sz w:val="18"/>
@@ -12688,12 +17716,37 @@
                 <w:szCs w:val="18"/>
               </w:rPr>
             </w:pPr>
-            <w:r>
-              <w:rPr>
-                <w:sz w:val="18"/>
-                <w:szCs w:val="18"/>
-              </w:rPr>
-              <w:t>Controllare cifratura e accesso al NAT</w:t>
+            <w:proofErr w:type="spellStart"/>
+            <w:r>
+              <w:rPr>
+                <w:sz w:val="18"/>
+                <w:szCs w:val="18"/>
+              </w:rPr>
+              <w:t>Controllare</w:t>
+            </w:r>
+            <w:proofErr w:type="spellEnd"/>
+            <w:r>
+              <w:rPr>
+                <w:sz w:val="18"/>
+                <w:szCs w:val="18"/>
+              </w:rPr>
+              <w:t xml:space="preserve"> </w:t>
+            </w:r>
+            <w:proofErr w:type="spellStart"/>
+            <w:r>
+              <w:rPr>
+                <w:sz w:val="18"/>
+                <w:szCs w:val="18"/>
+              </w:rPr>
+              <w:t>cifratura</w:t>
+            </w:r>
+            <w:proofErr w:type="spellEnd"/>
+            <w:r>
+              <w:rPr>
+                <w:sz w:val="18"/>
+                <w:szCs w:val="18"/>
+              </w:rPr>
+              <w:t xml:space="preserve"> e accesso al NAT</w:t>
             </w:r>
           </w:p>
         </w:tc>
@@ -12716,6 +17769,7 @@
                 <w:szCs w:val="18"/>
               </w:rPr>
             </w:pPr>
+            <w:proofErr w:type="spellStart"/>
             <w:r>
               <w:rPr>
                 <w:b/>
@@ -12724,6 +17778,7 @@
               </w:rPr>
               <w:t>Descrizione</w:t>
             </w:r>
+            <w:proofErr w:type="spellEnd"/>
             <w:r>
               <w:rPr>
                 <w:b/>
@@ -12751,13 +17806,23 @@
                 <w:lang w:val="it-CH"/>
               </w:rPr>
             </w:pPr>
+            <w:proofErr w:type="spellStart"/>
             <w:r>
               <w:rPr>
                 <w:sz w:val="18"/>
                 <w:szCs w:val="18"/>
                 <w:lang w:val="it-CH"/>
               </w:rPr>
-              <w:t>Verifcare che solo chi è autorizzato può accedere al NAT e che vi sia la cifratura voluta</w:t>
+              <w:t>Verifcare</w:t>
+            </w:r>
+            <w:proofErr w:type="spellEnd"/>
+            <w:r>
+              <w:rPr>
+                <w:sz w:val="18"/>
+                <w:szCs w:val="18"/>
+                <w:lang w:val="it-CH"/>
+              </w:rPr>
+              <w:t xml:space="preserve"> che solo chi è autorizzato può accedere al NAT e che vi sia la cifratura voluta</w:t>
             </w:r>
           </w:p>
         </w:tc>
@@ -12780,6 +17845,7 @@
                 <w:szCs w:val="18"/>
               </w:rPr>
             </w:pPr>
+            <w:proofErr w:type="spellStart"/>
             <w:r>
               <w:rPr>
                 <w:b/>
@@ -12788,6 +17854,7 @@
               </w:rPr>
               <w:t>Prerequisiti</w:t>
             </w:r>
+            <w:proofErr w:type="spellEnd"/>
             <w:r>
               <w:rPr>
                 <w:b/>
@@ -12835,6 +17902,7 @@
                 <w:szCs w:val="18"/>
               </w:rPr>
             </w:pPr>
+            <w:proofErr w:type="spellStart"/>
             <w:r>
               <w:rPr>
                 <w:b/>
@@ -12843,6 +17911,7 @@
               </w:rPr>
               <w:t>Procedura</w:t>
             </w:r>
+            <w:proofErr w:type="spellEnd"/>
             <w:r>
               <w:rPr>
                 <w:b/>
@@ -12890,14 +17959,34 @@
                 <w:szCs w:val="18"/>
               </w:rPr>
             </w:pPr>
-            <w:r>
-              <w:rPr>
-                <w:b/>
-                <w:sz w:val="18"/>
-                <w:szCs w:val="18"/>
-              </w:rPr>
-              <w:t>Risultati attesi</w:t>
-            </w:r>
+            <w:proofErr w:type="spellStart"/>
+            <w:r>
+              <w:rPr>
+                <w:b/>
+                <w:sz w:val="18"/>
+                <w:szCs w:val="18"/>
+              </w:rPr>
+              <w:t>Risultati</w:t>
+            </w:r>
+            <w:proofErr w:type="spellEnd"/>
+            <w:r>
+              <w:rPr>
+                <w:b/>
+                <w:sz w:val="18"/>
+                <w:szCs w:val="18"/>
+              </w:rPr>
+              <w:t xml:space="preserve"> </w:t>
+            </w:r>
+            <w:proofErr w:type="spellStart"/>
+            <w:r>
+              <w:rPr>
+                <w:b/>
+                <w:sz w:val="18"/>
+                <w:szCs w:val="18"/>
+              </w:rPr>
+              <w:t>attesi</w:t>
+            </w:r>
+            <w:proofErr w:type="spellEnd"/>
             <w:r>
               <w:rPr>
                 <w:b/>
@@ -12940,12 +18029,14 @@
       <w:pPr>
         <w:pStyle w:val="Titolo2"/>
       </w:pPr>
-      <w:bookmarkStart w:id="32" w:name="_Toc94790462"/>
+      <w:bookmarkStart w:id="53" w:name="_Toc94790462"/>
+      <w:bookmarkStart w:id="54" w:name="_Toc241226311"/>
       <w:r>
         <w:t>Risultati test</w:t>
       </w:r>
-      <w:bookmarkEnd w:id="31"/>
-      <w:bookmarkEnd w:id="32"/>
+      <w:bookmarkEnd w:id="52"/>
+      <w:bookmarkEnd w:id="53"/>
+      <w:bookmarkEnd w:id="54"/>
     </w:p>
     <w:p>
       <w:pPr>
@@ -12964,16 +18055,18 @@
       <w:pPr>
         <w:pStyle w:val="Titolo2"/>
       </w:pPr>
-      <w:bookmarkStart w:id="33" w:name="_Toc461179226"/>
-      <w:bookmarkStart w:id="34" w:name="_Toc94790463"/>
+      <w:bookmarkStart w:id="55" w:name="_Toc461179226"/>
+      <w:bookmarkStart w:id="56" w:name="_Toc94790463"/>
+      <w:bookmarkStart w:id="57" w:name="_Toc241226312"/>
       <w:r>
         <w:t>Mancanze</w:t>
       </w:r>
       <w:r>
         <w:t>/limitazioni conosciute</w:t>
       </w:r>
-      <w:bookmarkEnd w:id="33"/>
-      <w:bookmarkEnd w:id="34"/>
+      <w:bookmarkEnd w:id="55"/>
+      <w:bookmarkEnd w:id="56"/>
+      <w:bookmarkEnd w:id="57"/>
     </w:p>
     <w:p>
       <w:pPr>
@@ -12995,16 +18088,18 @@
           <w:lang w:val="it-IT"/>
         </w:rPr>
       </w:pPr>
-      <w:bookmarkStart w:id="35" w:name="_Toc461179227"/>
-      <w:bookmarkStart w:id="36" w:name="_Toc94790464"/>
+      <w:bookmarkStart w:id="58" w:name="_Toc461179227"/>
+      <w:bookmarkStart w:id="59" w:name="_Toc94790464"/>
+      <w:bookmarkStart w:id="60" w:name="_Toc241226313"/>
       <w:r>
         <w:rPr>
           <w:lang w:val="it-IT"/>
         </w:rPr>
         <w:t>Consuntivo</w:t>
       </w:r>
-      <w:bookmarkEnd w:id="35"/>
-      <w:bookmarkEnd w:id="36"/>
+      <w:bookmarkEnd w:id="58"/>
+      <w:bookmarkEnd w:id="59"/>
+      <w:bookmarkEnd w:id="60"/>
     </w:p>
     <w:p>
       <w:pPr>
@@ -13028,7 +18123,14 @@
         <w:rPr>
           <w:lang w:val="it-IT"/>
         </w:rPr>
-        <w:t xml:space="preserve"> 1.7) (ad esempio Gan</w:t>
+        <w:t xml:space="preserve"> 1.7) (ad esempio </w:t>
+      </w:r>
+      <w:proofErr w:type="spellStart"/>
+      <w:r>
+        <w:rPr>
+          <w:lang w:val="it-IT"/>
+        </w:rPr>
+        <w:t>Gan</w:t>
       </w:r>
       <w:r>
         <w:rPr>
@@ -13040,7 +18142,14 @@
         <w:rPr>
           <w:lang w:val="it-IT"/>
         </w:rPr>
-        <w:t>t consuntivo).</w:t>
+        <w:t>t</w:t>
+      </w:r>
+      <w:proofErr w:type="spellEnd"/>
+      <w:r>
+        <w:rPr>
+          <w:lang w:val="it-IT"/>
+        </w:rPr>
+        <w:t xml:space="preserve"> consuntivo).</w:t>
       </w:r>
     </w:p>
     <w:p>
@@ -13050,16 +18159,18 @@
           <w:lang w:val="it-IT"/>
         </w:rPr>
       </w:pPr>
-      <w:bookmarkStart w:id="37" w:name="_Toc461179228"/>
-      <w:bookmarkStart w:id="38" w:name="_Toc94790465"/>
+      <w:bookmarkStart w:id="61" w:name="_Toc461179228"/>
+      <w:bookmarkStart w:id="62" w:name="_Toc94790465"/>
+      <w:bookmarkStart w:id="63" w:name="_Toc241226314"/>
       <w:r>
         <w:rPr>
           <w:lang w:val="it-IT"/>
         </w:rPr>
         <w:t>Conclusioni</w:t>
       </w:r>
-      <w:bookmarkEnd w:id="37"/>
-      <w:bookmarkEnd w:id="38"/>
+      <w:bookmarkEnd w:id="61"/>
+      <w:bookmarkEnd w:id="62"/>
+      <w:bookmarkEnd w:id="63"/>
     </w:p>
     <w:p>
       <w:pPr>
@@ -13150,13 +18261,15 @@
       <w:pPr>
         <w:pStyle w:val="Titolo2"/>
       </w:pPr>
-      <w:bookmarkStart w:id="39" w:name="_Toc461179229"/>
-      <w:bookmarkStart w:id="40" w:name="_Toc94790466"/>
+      <w:bookmarkStart w:id="64" w:name="_Toc461179229"/>
+      <w:bookmarkStart w:id="65" w:name="_Toc94790466"/>
+      <w:bookmarkStart w:id="66" w:name="_Toc241226315"/>
       <w:r>
         <w:t>Sviluppi futuri</w:t>
       </w:r>
-      <w:bookmarkEnd w:id="39"/>
-      <w:bookmarkEnd w:id="40"/>
+      <w:bookmarkEnd w:id="64"/>
+      <w:bookmarkEnd w:id="65"/>
+      <w:bookmarkEnd w:id="66"/>
     </w:p>
     <w:p>
       <w:pPr>
@@ -13175,13 +18288,15 @@
       <w:pPr>
         <w:pStyle w:val="Titolo2"/>
       </w:pPr>
-      <w:bookmarkStart w:id="41" w:name="_Toc461179230"/>
-      <w:bookmarkStart w:id="42" w:name="_Toc94790467"/>
+      <w:bookmarkStart w:id="67" w:name="_Toc461179230"/>
+      <w:bookmarkStart w:id="68" w:name="_Toc94790467"/>
+      <w:bookmarkStart w:id="69" w:name="_Toc241226316"/>
       <w:r>
         <w:t>Considerazioni personali</w:t>
       </w:r>
-      <w:bookmarkEnd w:id="41"/>
-      <w:bookmarkEnd w:id="42"/>
+      <w:bookmarkEnd w:id="67"/>
+      <w:bookmarkEnd w:id="68"/>
+      <w:bookmarkEnd w:id="69"/>
     </w:p>
     <w:p>
       <w:pPr>
@@ -13209,8 +18324,9 @@
           <w:lang w:val="it-IT"/>
         </w:rPr>
       </w:pPr>
-      <w:bookmarkStart w:id="43" w:name="_Toc94790468"/>
-      <w:bookmarkStart w:id="44" w:name="_Toc461179232"/>
+      <w:bookmarkStart w:id="70" w:name="_Toc94790468"/>
+      <w:bookmarkStart w:id="71" w:name="_Toc241226317"/>
+      <w:bookmarkStart w:id="72" w:name="_Toc461179232"/>
       <w:r>
         <w:rPr>
           <w:lang w:val="it-IT"/>
@@ -13218,7 +18334,8 @@
         <w:lastRenderedPageBreak/>
         <w:t>Glossario</w:t>
       </w:r>
-      <w:bookmarkEnd w:id="43"/>
+      <w:bookmarkEnd w:id="70"/>
+      <w:bookmarkEnd w:id="71"/>
     </w:p>
     <w:p>
       <w:pPr>
@@ -13338,6 +18455,7 @@
             <w:pPr>
               <w:jc w:val="both"/>
             </w:pPr>
+            <w:proofErr w:type="spellStart"/>
             <w:r>
               <w:rPr>
                 <w:b/>
@@ -13345,6 +18463,7 @@
               </w:rPr>
               <w:t>Asynchronous</w:t>
             </w:r>
+            <w:proofErr w:type="spellEnd"/>
             <w:r>
               <w:rPr>
                 <w:b/>
@@ -13390,13 +18509,31 @@
                 <w:bCs/>
               </w:rPr>
             </w:pPr>
+            <w:proofErr w:type="spellStart"/>
             <w:r>
               <w:rPr>
                 <w:b/>
                 <w:bCs/>
               </w:rPr>
-              <w:t>Cascading Style Sheets</w:t>
-            </w:r>
+              <w:t>Cascading</w:t>
+            </w:r>
+            <w:proofErr w:type="spellEnd"/>
+            <w:r>
+              <w:rPr>
+                <w:b/>
+                <w:bCs/>
+              </w:rPr>
+              <w:t xml:space="preserve"> Style </w:t>
+            </w:r>
+            <w:proofErr w:type="spellStart"/>
+            <w:r>
+              <w:rPr>
+                <w:b/>
+                <w:bCs/>
+              </w:rPr>
+              <w:t>Sheets</w:t>
+            </w:r>
+            <w:proofErr w:type="spellEnd"/>
             <w:r>
               <w:t>: linguaggio che per</w:t>
             </w:r>
@@ -13424,7 +18561,7 @@
           <w:lang w:val="it-IT"/>
         </w:rPr>
       </w:pPr>
-      <w:bookmarkStart w:id="45" w:name="_Toc94790469"/>
+      <w:bookmarkStart w:id="73" w:name="_Toc94790469"/>
       <w:r>
         <w:rPr>
           <w:lang w:val="it-IT"/>
@@ -13439,6 +18576,7 @@
           <w:lang w:val="it-IT"/>
         </w:rPr>
       </w:pPr>
+      <w:bookmarkStart w:id="74" w:name="_Toc241226318"/>
       <w:r>
         <w:rPr>
           <w:lang w:val="it-IT"/>
@@ -13446,18 +18584,21 @@
         <w:lastRenderedPageBreak/>
         <w:t>Bibliografia</w:t>
       </w:r>
-      <w:bookmarkEnd w:id="45"/>
+      <w:bookmarkEnd w:id="73"/>
+      <w:bookmarkEnd w:id="74"/>
     </w:p>
     <w:p>
       <w:pPr>
         <w:pStyle w:val="Titolo2"/>
       </w:pPr>
-      <w:bookmarkStart w:id="46" w:name="_Toc94790470"/>
+      <w:bookmarkStart w:id="75" w:name="_Toc94790470"/>
+      <w:bookmarkStart w:id="76" w:name="_Toc241226319"/>
       <w:r>
         <w:t>Bibliografia per articoli di riviste:</w:t>
       </w:r>
-      <w:bookmarkEnd w:id="44"/>
-      <w:bookmarkEnd w:id="46"/>
+      <w:bookmarkEnd w:id="72"/>
+      <w:bookmarkEnd w:id="75"/>
+      <w:bookmarkEnd w:id="76"/>
     </w:p>
     <w:p>
       <w:pPr>
@@ -13566,13 +18707,15 @@
       <w:pPr>
         <w:pStyle w:val="Titolo2"/>
       </w:pPr>
-      <w:bookmarkStart w:id="47" w:name="_Toc461179233"/>
-      <w:bookmarkStart w:id="48" w:name="_Toc94790471"/>
+      <w:bookmarkStart w:id="77" w:name="_Toc461179233"/>
+      <w:bookmarkStart w:id="78" w:name="_Toc94790471"/>
+      <w:bookmarkStart w:id="79" w:name="_Toc241226320"/>
       <w:r>
         <w:t>Bibliografia per libri</w:t>
       </w:r>
-      <w:bookmarkEnd w:id="47"/>
-      <w:bookmarkEnd w:id="48"/>
+      <w:bookmarkEnd w:id="77"/>
+      <w:bookmarkEnd w:id="78"/>
+      <w:bookmarkEnd w:id="79"/>
     </w:p>
     <w:p>
       <w:pPr>
@@ -13618,11 +18761,19 @@
           <w:lang w:val="it-IT"/>
         </w:rPr>
       </w:pPr>
-      <w:r>
-        <w:rPr>
-          <w:lang w:val="it-IT"/>
-        </w:rPr>
-        <w:t>ev. Numero di edizione,</w:t>
+      <w:proofErr w:type="spellStart"/>
+      <w:r>
+        <w:rPr>
+          <w:lang w:val="it-IT"/>
+        </w:rPr>
+        <w:t>ev</w:t>
+      </w:r>
+      <w:proofErr w:type="spellEnd"/>
+      <w:r>
+        <w:rPr>
+          <w:lang w:val="it-IT"/>
+        </w:rPr>
+        <w:t>. Numero di edizione,</w:t>
       </w:r>
     </w:p>
     <w:p>
@@ -13689,18 +18840,20 @@
           <w:lang w:val="it-IT"/>
         </w:rPr>
       </w:pPr>
-      <w:bookmarkStart w:id="49" w:name="_Toc461179234"/>
+      <w:bookmarkStart w:id="80" w:name="_Toc461179234"/>
     </w:p>
     <w:p>
       <w:pPr>
         <w:pStyle w:val="Titolo2"/>
       </w:pPr>
-      <w:bookmarkStart w:id="50" w:name="_Toc94790472"/>
+      <w:bookmarkStart w:id="81" w:name="_Toc94790472"/>
+      <w:bookmarkStart w:id="82" w:name="_Toc241226321"/>
       <w:r>
         <w:t>Sitografia</w:t>
       </w:r>
-      <w:bookmarkEnd w:id="49"/>
-      <w:bookmarkEnd w:id="50"/>
+      <w:bookmarkEnd w:id="80"/>
+      <w:bookmarkEnd w:id="81"/>
+      <w:bookmarkEnd w:id="82"/>
     </w:p>
     <w:p>
       <w:pPr>
@@ -13722,7 +18875,21 @@
         <w:rPr>
           <w:lang w:val="it-IT"/>
         </w:rPr>
-        <w:t xml:space="preserve"> (se troppo lungo solo dominio, evt completo nel diario)</w:t>
+        <w:t xml:space="preserve"> (se troppo lungo solo dominio, </w:t>
+      </w:r>
+      <w:proofErr w:type="spellStart"/>
+      <w:r>
+        <w:rPr>
+          <w:lang w:val="it-IT"/>
+        </w:rPr>
+        <w:t>evt</w:t>
+      </w:r>
+      <w:proofErr w:type="spellEnd"/>
+      <w:r>
+        <w:rPr>
+          <w:lang w:val="it-IT"/>
+        </w:rPr>
+        <w:t xml:space="preserve"> completo nel diario)</w:t>
       </w:r>
       <w:r>
         <w:rPr>
@@ -13844,16 +19011,18 @@
           <w:lang w:val="it-IT"/>
         </w:rPr>
       </w:pPr>
-      <w:bookmarkStart w:id="51" w:name="_Toc461179235"/>
-      <w:bookmarkStart w:id="52" w:name="_Toc94790473"/>
+      <w:bookmarkStart w:id="83" w:name="_Toc461179235"/>
+      <w:bookmarkStart w:id="84" w:name="_Toc94790473"/>
+      <w:bookmarkStart w:id="85" w:name="_Toc241226322"/>
       <w:r>
         <w:rPr>
           <w:lang w:val="it-IT"/>
         </w:rPr>
         <w:t>Allegati</w:t>
       </w:r>
-      <w:bookmarkEnd w:id="51"/>
-      <w:bookmarkEnd w:id="52"/>
+      <w:bookmarkEnd w:id="83"/>
+      <w:bookmarkEnd w:id="84"/>
+      <w:bookmarkEnd w:id="85"/>
     </w:p>
     <w:p>
       <w:pPr>
@@ -13985,7 +19154,14 @@
         <w:rPr>
           <w:lang w:val="it-IT"/>
         </w:rPr>
-        <w:t>Mandato e/o Qd</w:t>
+        <w:t xml:space="preserve">Mandato e/o </w:t>
+      </w:r>
+      <w:proofErr w:type="spellStart"/>
+      <w:r>
+        <w:rPr>
+          <w:lang w:val="it-IT"/>
+        </w:rPr>
+        <w:t>Qd</w:t>
       </w:r>
       <w:r>
         <w:rPr>
@@ -13993,6 +19169,7 @@
         </w:rPr>
         <w:t>C</w:t>
       </w:r>
+      <w:proofErr w:type="spellEnd"/>
     </w:p>
     <w:p>
       <w:pPr>
@@ -14026,10 +19203,10 @@
       </w:pPr>
     </w:p>
     <w:sectPr>
-      <w:headerReference w:type="default" r:id="rId9"/>
-      <w:footerReference w:type="default" r:id="rId10"/>
-      <w:headerReference w:type="first" r:id="rId11"/>
-      <w:footerReference w:type="first" r:id="rId12"/>
+      <w:headerReference w:type="default" r:id="rId10"/>
+      <w:footerReference w:type="default" r:id="rId11"/>
+      <w:headerReference w:type="first" r:id="rId12"/>
+      <w:footerReference w:type="first" r:id="rId13"/>
       <w:pgSz w:w="11906" w:h="16838"/>
       <w:pgMar w:top="1985" w:right="1134" w:bottom="1418" w:left="1134" w:header="567" w:footer="567" w:gutter="0"/>
       <w:pgNumType w:start="1"/>
@@ -14172,7 +19349,21 @@
             <w:rPr>
               <w:lang w:val="it-IT"/>
             </w:rPr>
-            <w:t>Progettazione sistema di Backup e Disaster Recovery</w:t>
+            <w:t xml:space="preserve">Progettazione sistema di Backup e </w:t>
+          </w:r>
+          <w:proofErr w:type="spellStart"/>
+          <w:r>
+            <w:rPr>
+              <w:lang w:val="it-IT"/>
+            </w:rPr>
+            <w:t>Disaster</w:t>
+          </w:r>
+          <w:proofErr w:type="spellEnd"/>
+          <w:r>
+            <w:rPr>
+              <w:lang w:val="it-IT"/>
+            </w:rPr>
+            <w:t xml:space="preserve"> Recovery</w:t>
           </w:r>
         </w:p>
       </w:tc>
@@ -18103,6 +23294,7 @@
   </w:style>
   <w:style w:type="character" w:styleId="Collegamentoipertestuale">
     <w:name w:val="Hyperlink"/>
+    <w:uiPriority w:val="99"/>
     <w:rPr>
       <w:color w:val="0000FF"/>
       <w:u w:val="single"/>
@@ -18382,6 +23574,34 @@
     <w:rPr>
       <w:rFonts w:ascii="Arial" w:hAnsi="Arial"/>
       <w:lang w:eastAsia="it-IT"/>
+    </w:rPr>
+  </w:style>
+  <w:style w:type="paragraph" w:styleId="Titolosommario">
+    <w:name w:val="TOC Heading"/>
+    <w:basedOn w:val="Titolo1"/>
+    <w:next w:val="Normale"/>
+    <w:uiPriority w:val="39"/>
+    <w:unhideWhenUsed/>
+    <w:qFormat/>
+    <w:rsid w:val="00B915B9"/>
+    <w:pPr>
+      <w:keepLines/>
+      <w:numPr>
+        <w:numId w:val="0"/>
+      </w:numPr>
+      <w:pBdr>
+        <w:bottom w:val="none" w:sz="0" w:space="0" w:color="auto"/>
+      </w:pBdr>
+      <w:spacing w:after="0" w:line="259" w:lineRule="auto"/>
+      <w:outlineLvl w:val="9"/>
+    </w:pPr>
+    <w:rPr>
+      <w:rFonts w:asciiTheme="majorHAnsi" w:eastAsiaTheme="majorEastAsia" w:hAnsiTheme="majorHAnsi" w:cstheme="majorBidi"/>
+      <w:b w:val="0"/>
+      <w:color w:val="2F5496" w:themeColor="accent1" w:themeShade="BF"/>
+      <w:sz w:val="32"/>
+      <w:szCs w:val="32"/>
+      <w:lang w:eastAsia="it-CH"/>
     </w:rPr>
   </w:style>
 </w:styles>
